--- a/T01.2_FavoriteRoute_API.docx
+++ b/T01.2_FavoriteRoute_API.docx
@@ -7227,7 +7227,7 @@
                 <w:bCs/>
                 <w:b/>
               </w:rPr>
-              <w:t xml:space="preserve">Миллисекунды.</w:t>
+              <w:t xml:space="preserve">Миллисекунды, значение ≥ 0.</w:t>
             </w:r>
             <w:r>
               <w:t xml:space="preserve"> </w:t>
@@ -11491,6 +11491,65 @@
               <w:rPr>
                 <w:rStyle w:val="VerbatimChar"/>
               </w:rPr>
+              <w:t xml:space="preserve">waitTime</w:t>
+            </w:r>
+            <w:r>
+              <w:t xml:space="preserve"> </w:t>
+            </w:r>
+            <w:r>
+              <w:t xml:space="preserve">отрицательное</w:t>
+            </w:r>
+          </w:p>
+        </w:tc>
+        <w:tc>
+          <w:tcPr/>
+          <w:p>
+            <w:pPr>
+              <w:pStyle w:val="Compact"/>
+              <w:jc w:val="left"/>
+            </w:pPr>
+            <w:r>
+              <w:t xml:space="preserve">Время ожидания не может быть отрицательным</w:t>
+            </w:r>
+          </w:p>
+        </w:tc>
+      </w:tr>
+      <w:tr>
+        <w:tc>
+          <w:tcPr/>
+          <w:p>
+            <w:pPr>
+              <w:pStyle w:val="Compact"/>
+              <w:jc w:val="left"/>
+            </w:pPr>
+            <w:r>
+              <w:t xml:space="preserve">400</w:t>
+            </w:r>
+          </w:p>
+        </w:tc>
+        <w:tc>
+          <w:tcPr/>
+          <w:p>
+            <w:pPr>
+              <w:pStyle w:val="Compact"/>
+              <w:jc w:val="left"/>
+            </w:pPr>
+            <w:r>
+              <w:t xml:space="preserve">VALIDATION_ERROR</w:t>
+            </w:r>
+          </w:p>
+        </w:tc>
+        <w:tc>
+          <w:tcPr/>
+          <w:p>
+            <w:pPr>
+              <w:pStyle w:val="Compact"/>
+              <w:jc w:val="left"/>
+            </w:pPr>
+            <w:r>
+              <w:rPr>
+                <w:rStyle w:val="VerbatimChar"/>
+              </w:rPr>
               <w:t xml:space="preserve">serviceClass</w:t>
             </w:r>
             <w:r>
@@ -27915,7 +27974,7 @@
               <w:t xml:space="preserve"> </w:t>
             </w:r>
             <w:r>
-              <w:t xml:space="preserve">предел 10 адресов,</w:t>
+              <w:t xml:space="preserve">предел 10 адресов — вместе с ним критерии приёмки и негативные тесты, построенные на «11 адресов»;</w:t>
             </w:r>
             <w:r>
               <w:t xml:space="preserve"> </w:t>
@@ -27927,7 +27986,7 @@
               <w:t xml:space="preserve">wait_times</w:t>
             </w:r>
             <w:r>
-              <w:t xml:space="preserve">, привязка к ТС, «корректировка недоступна», форматы выгрузки,</w:t>
+              <w:t xml:space="preserve">; привязка к ТС; «корректировка недоступна»; форматы выгрузки;</w:t>
             </w:r>
             <w:r>
               <w:t xml:space="preserve"> </w:t>

--- a/T01.2_FavoriteRoute_API.docx
+++ b/T01.2_FavoriteRoute_API.docx
@@ -26313,101 +26313,13 @@
           <w:bCs/>
           <w:b/>
         </w:rPr>
-        <w:t xml:space="preserve">Внимание: источник перечня тарифов не определён.</w:t>
-      </w:r>
-      <w:r>
-        <w:t xml:space="preserve"> </w:t>
-      </w:r>
-      <w:r>
-        <w:t xml:space="preserve">Исследование стенда 08.10.2026 показало, что ни один из трёх проверенных вызовов сервиса тарифов не отдаёт перечень действующих тарифов с ценами по классам:</w:t>
-      </w:r>
-      <w:r>
-        <w:t xml:space="preserve"> </w:t>
-      </w:r>
-      <w:r>
-        <w:rPr>
-          <w:rStyle w:val="VerbatimChar"/>
-        </w:rPr>
-        <w:t xml:space="preserve">search</w:t>
-      </w:r>
-      <w:r>
-        <w:t xml:space="preserve"> </w:t>
-      </w:r>
-      <w:r>
-        <w:t xml:space="preserve">не даёт класса и цены,</w:t>
-      </w:r>
-      <w:r>
-        <w:t xml:space="preserve"> </w:t>
-      </w:r>
-      <w:r>
-        <w:rPr>
-          <w:rStyle w:val="VerbatimChar"/>
-        </w:rPr>
-        <w:t xml:space="preserve">calculate</w:t>
-      </w:r>
-      <w:r>
-        <w:t xml:space="preserve"> </w:t>
-      </w:r>
-      <w:r>
-        <w:t xml:space="preserve">не вернул такси и не отдаёт список классов,</w:t>
-      </w:r>
-      <w:r>
-        <w:t xml:space="preserve"> </w:t>
-      </w:r>
-      <w:r>
-        <w:rPr>
-          <w:rStyle w:val="VerbatimChar"/>
-        </w:rPr>
-        <w:t xml:space="preserve">externalPrices</w:t>
-      </w:r>
-      <w:r>
-        <w:t xml:space="preserve"> </w:t>
-      </w:r>
-      <w:r>
-        <w:t xml:space="preserve">даёт класс и цену, но только по внешним агрегаторам и без человекочитаемого номера тарифа. Описание ниже задаёт</w:t>
-      </w:r>
-      <w:r>
-        <w:t xml:space="preserve"> </w:t>
-      </w:r>
-      <w:r>
-        <w:rPr>
-          <w:bCs/>
-          <w:b/>
-        </w:rPr>
-        <w:t xml:space="preserve">контракт ручки со стороны формы</w:t>
-      </w:r>
-      <w:r>
-        <w:t xml:space="preserve"> </w:t>
-      </w:r>
-      <w:r>
-        <w:t xml:space="preserve">и не предполагает, что он реализуем существующими вызовами. Чем его наполнять — вопрос заказчику 20 (внешние тарифы, корпоративные или оба) и вопрос архитектору 27 (механизм).</w:t>
-      </w:r>
-    </w:p>
-    <w:bookmarkStart w:id="60" w:name="X3582b80d66bb22f2f7ed08870c0f0a4eb94ec5c"/>
-    <w:p>
-      <w:pPr>
-        <w:pStyle w:val="Heading4"/>
-      </w:pPr>
-      <w:r>
-        <w:t xml:space="preserve">2.6.1 Swagger</w:t>
-      </w:r>
-    </w:p>
-    <w:p>
-      <w:pPr>
-        <w:pStyle w:val="FirstParagraph"/>
-      </w:pPr>
-      <w:r>
-        <w:t xml:space="preserve">Добавить после решения по вопросу архитектору 18.</w:t>
-      </w:r>
-    </w:p>
-    <w:bookmarkEnd w:id="60"/>
-    <w:bookmarkStart w:id="61" w:name="X5f98e0dc10e708d4f7be092cf5dc3a7b4a633fa"/>
-    <w:p>
-      <w:pPr>
-        <w:pStyle w:val="Heading4"/>
-      </w:pPr>
-      <w:r>
-        <w:t xml:space="preserve">2.6.2 Требования</w:t>
+        <w:t xml:space="preserve">Внимание: источник перечня тарифов определён только для такси через агрегаторов.</w:t>
+      </w:r>
+      <w:r>
+        <w:t xml:space="preserve"> </w:t>
+      </w:r>
+      <w:r>
+        <w:t xml:space="preserve">По исследованию стенда 08.10.2026 и разбору дампов:</w:t>
       </w:r>
     </w:p>
     <w:p>
@@ -26419,7 +26331,86 @@
         <w:pStyle w:val="Compact"/>
       </w:pPr>
       <w:r>
-        <w:t xml:space="preserve">Пользователь авторизован; организация пользователя определена по локальной цепочке. Запись не создаётся и не изменяется.</w:t>
+        <w:rPr>
+          <w:bCs/>
+          <w:b/>
+        </w:rPr>
+        <w:t xml:space="preserve">Такси через внешних агрегаторов — механизм есть.</w:t>
+      </w:r>
+      <w:r>
+        <w:t xml:space="preserve"> </w:t>
+      </w:r>
+      <w:r>
+        <w:t xml:space="preserve">Один вызов</w:t>
+      </w:r>
+      <w:r>
+        <w:t xml:space="preserve"> </w:t>
+      </w:r>
+      <w:r>
+        <w:rPr>
+          <w:rStyle w:val="VerbatimChar"/>
+        </w:rPr>
+        <w:t xml:space="preserve">externalPrices</w:t>
+      </w:r>
+      <w:r>
+        <w:t xml:space="preserve"> </w:t>
+      </w:r>
+      <w:r>
+        <w:t xml:space="preserve">возвращает все четыре класса с ценами. Препятствие в другом: запрос требует</w:t>
+      </w:r>
+      <w:r>
+        <w:t xml:space="preserve"> </w:t>
+      </w:r>
+      <w:r>
+        <w:rPr>
+          <w:rStyle w:val="VerbatimChar"/>
+        </w:rPr>
+        <w:t xml:space="preserve">author</w:t>
+      </w:r>
+      <w:r>
+        <w:t xml:space="preserve">,</w:t>
+      </w:r>
+      <w:r>
+        <w:t xml:space="preserve"> </w:t>
+      </w:r>
+      <w:r>
+        <w:rPr>
+          <w:rStyle w:val="VerbatimChar"/>
+        </w:rPr>
+        <w:t xml:space="preserve">passenger</w:t>
+      </w:r>
+      <w:r>
+        <w:t xml:space="preserve"> </w:t>
+      </w:r>
+      <w:r>
+        <w:t xml:space="preserve">с полным профилем,</w:t>
+      </w:r>
+      <w:r>
+        <w:t xml:space="preserve"> </w:t>
+      </w:r>
+      <w:r>
+        <w:rPr>
+          <w:rStyle w:val="VerbatimChar"/>
+        </w:rPr>
+        <w:t xml:space="preserve">purpose</w:t>
+      </w:r>
+      <w:r>
+        <w:t xml:space="preserve"> </w:t>
+      </w:r>
+      <w:r>
+        <w:t xml:space="preserve">и</w:t>
+      </w:r>
+      <w:r>
+        <w:t xml:space="preserve"> </w:t>
+      </w:r>
+      <w:r>
+        <w:rPr>
+          <w:rStyle w:val="VerbatimChar"/>
+        </w:rPr>
+        <w:t xml:space="preserve">expected.segments</w:t>
+      </w:r>
+      <w:r>
+        <w:t xml:space="preserve">, а у записи справочника нет ни пассажира, ни цели поездки; человекочитаемого номера тарифа агрегаторы не дают, хотя заказчик просил его хранить.</w:t>
       </w:r>
     </w:p>
     <w:p>
@@ -26431,118 +26422,152 @@
         <w:pStyle w:val="Compact"/>
       </w:pPr>
       <w:r>
-        <w:t xml:space="preserve">Провалидировать точки теми же правилами, что при создании: от 2 до 26, ожидание только на промежуточных точках, обязательны координаты.</w:t>
+        <w:rPr>
+          <w:bCs/>
+          <w:b/>
+        </w:rPr>
+        <w:t xml:space="preserve">Корпоративные тарифы — механизма нет.</w:t>
+      </w:r>
+      <w:r>
+        <w:t xml:space="preserve"> </w:t>
+      </w:r>
+      <w:r>
+        <w:rPr>
+          <w:rStyle w:val="VerbatimChar"/>
+        </w:rPr>
+        <w:t xml:space="preserve">search</w:t>
+      </w:r>
+      <w:r>
+        <w:t xml:space="preserve"> </w:t>
+      </w:r>
+      <w:r>
+        <w:t xml:space="preserve">не отдаёт класса и цены,</w:t>
+      </w:r>
+      <w:r>
+        <w:t xml:space="preserve"> </w:t>
+      </w:r>
+      <w:r>
+        <w:rPr>
+          <w:rStyle w:val="VerbatimChar"/>
+        </w:rPr>
+        <w:t xml:space="preserve">calculate</w:t>
+      </w:r>
+      <w:r>
+        <w:t xml:space="preserve"> </w:t>
+      </w:r>
+      <w:r>
+        <w:t xml:space="preserve">такси не обслуживает: в платформе такси идёт через агрегаторов.</w:t>
+      </w:r>
+    </w:p>
+    <w:p>
+      <w:pPr>
+        <w:pStyle w:val="BlockText"/>
+      </w:pPr>
+      <w:r>
+        <w:t xml:space="preserve">Описание ниже задаёт</w:t>
+      </w:r>
+      <w:r>
+        <w:t xml:space="preserve"> </w:t>
+      </w:r>
+      <w:r>
+        <w:rPr>
+          <w:bCs/>
+          <w:b/>
+        </w:rPr>
+        <w:t xml:space="preserve">контракт ручки со стороны формы</w:t>
+      </w:r>
+      <w:r>
+        <w:t xml:space="preserve">. Чем его наполнять — вопрос заказчику 20 (внешние тарифы, корпоративные или оба) и вопрос архитектору 27 (механизм для корпоративных).</w:t>
+      </w:r>
+    </w:p>
+    <w:bookmarkStart w:id="60" w:name="X3582b80d66bb22f2f7ed08870c0f0a4eb94ec5c"/>
+    <w:p>
+      <w:pPr>
+        <w:pStyle w:val="Heading4"/>
+      </w:pPr>
+      <w:r>
+        <w:t xml:space="preserve">2.6.1 Swagger</w:t>
+      </w:r>
+    </w:p>
+    <w:p>
+      <w:pPr>
+        <w:pStyle w:val="FirstParagraph"/>
+      </w:pPr>
+      <w:r>
+        <w:t xml:space="preserve">Добавить после решения по вопросу архитектору 18.</w:t>
+      </w:r>
+    </w:p>
+    <w:bookmarkEnd w:id="60"/>
+    <w:bookmarkStart w:id="61" w:name="X5f98e0dc10e708d4f7be092cf5dc3a7b4a633fa"/>
+    <w:p>
+      <w:pPr>
+        <w:pStyle w:val="Heading4"/>
+      </w:pPr>
+      <w:r>
+        <w:t xml:space="preserve">2.6.2 Требования</w:t>
       </w:r>
     </w:p>
     <w:p>
       <w:pPr>
         <w:numPr>
           <w:ilvl w:val="0"/>
-          <w:numId w:val="1009"/>
+          <w:numId w:val="1010"/>
         </w:numPr>
         <w:pStyle w:val="Compact"/>
       </w:pPr>
       <w:r>
-        <w:t xml:space="preserve">Построить маршрут:</w:t>
-      </w:r>
-      <w:r>
-        <w:t xml:space="preserve"> </w:t>
-      </w:r>
-      <w:r>
-        <w:rPr>
-          <w:rStyle w:val="VerbatimChar"/>
-        </w:rPr>
-        <w:t xml:space="preserve">POST /api/geo/route</w:t>
-      </w:r>
-      <w:r>
-        <w:t xml:space="preserve"> </w:t>
-      </w:r>
-      <w:r>
-        <w:t xml:space="preserve">— расстояние и время.</w:t>
+        <w:t xml:space="preserve">Пользователь авторизован; организация пользователя определена по локальной цепочке. Запись не создаётся и не изменяется.</w:t>
       </w:r>
     </w:p>
     <w:p>
       <w:pPr>
         <w:numPr>
           <w:ilvl w:val="0"/>
-          <w:numId w:val="1009"/>
+          <w:numId w:val="1010"/>
         </w:numPr>
         <w:pStyle w:val="Compact"/>
       </w:pPr>
       <w:r>
-        <w:t xml:space="preserve">Получить расчёт по</w:t>
-      </w:r>
-      <w:r>
-        <w:t xml:space="preserve"> </w:t>
-      </w:r>
-      <w:r>
-        <w:rPr>
-          <w:bCs/>
-          <w:b/>
-        </w:rPr>
-        <w:t xml:space="preserve">всем</w:t>
-      </w:r>
-      <w:r>
-        <w:t xml:space="preserve"> </w:t>
-      </w:r>
-      <w:r>
-        <w:t xml:space="preserve">действующим тарифам организации на текущую дату и текущую локацию (регион первой точки). Решение встречи 08.10.2026: «я бы хотела, чтобы он вернул все виды, ну, классы, которые тарифы реализованы, даже если два тарифа — такси-эконом, но с ценами, с расчётами. Пользователь будет сам выбирать».</w:t>
-      </w:r>
-      <w:r>
-        <w:t xml:space="preserve"> </w:t>
-      </w:r>
-      <w:r>
-        <w:rPr>
-          <w:bCs/>
-          <w:b/>
-        </w:rPr>
-        <w:t xml:space="preserve">Механизм получения перечня не определён</w:t>
-      </w:r>
-      <w:r>
-        <w:t xml:space="preserve"> </w:t>
-      </w:r>
-      <w:r>
-        <w:t xml:space="preserve">— вопросы заказчику 20 и архитектору 27.</w:t>
+        <w:t xml:space="preserve">Провалидировать точки теми же правилами, что при создании: от 2 до 26, ожидание только на промежуточных точках, обязательны координаты.</w:t>
       </w:r>
     </w:p>
     <w:p>
       <w:pPr>
         <w:numPr>
           <w:ilvl w:val="0"/>
-          <w:numId w:val="1009"/>
+          <w:numId w:val="1010"/>
         </w:numPr>
         <w:pStyle w:val="Compact"/>
       </w:pPr>
       <w:r>
-        <w:t xml:space="preserve">Вернуть расстояние, время, суммарное ожидание, полное время и</w:t>
-      </w:r>
-      <w:r>
-        <w:t xml:space="preserve"> </w:t>
-      </w:r>
-      <w:r>
-        <w:rPr>
-          <w:bCs/>
-          <w:b/>
-        </w:rPr>
-        <w:t xml:space="preserve">перечень доступных тарифов</w:t>
-      </w:r>
-      <w:r>
-        <w:t xml:space="preserve"> </w:t>
-      </w:r>
-      <w:r>
-        <w:t xml:space="preserve">с ценой и классом по каждому. Классы, по которым у организации нет действующего тарифа и договора, в перечень не попадают.</w:t>
+        <w:t xml:space="preserve">Построить маршрут:</w:t>
+      </w:r>
+      <w:r>
+        <w:t xml:space="preserve"> </w:t>
+      </w:r>
+      <w:r>
+        <w:rPr>
+          <w:rStyle w:val="VerbatimChar"/>
+        </w:rPr>
+        <w:t xml:space="preserve">POST /api/geo/route</w:t>
+      </w:r>
+      <w:r>
+        <w:t xml:space="preserve"> </w:t>
+      </w:r>
+      <w:r>
+        <w:t xml:space="preserve">— расстояние и время.</w:t>
       </w:r>
     </w:p>
     <w:p>
       <w:pPr>
         <w:numPr>
           <w:ilvl w:val="0"/>
-          <w:numId w:val="1009"/>
+          <w:numId w:val="1010"/>
         </w:numPr>
         <w:pStyle w:val="Compact"/>
       </w:pPr>
       <w:r>
-        <w:t xml:space="preserve">Расчёт выполняется на</w:t>
+        <w:t xml:space="preserve">Получить расчёт по</w:t>
       </w:r>
       <w:r>
         <w:t xml:space="preserve"> </w:t>
@@ -26552,17 +26577,89 @@
           <w:bCs/>
           <w:b/>
         </w:rPr>
-        <w:t xml:space="preserve">будний день</w:t>
-      </w:r>
-      <w:r>
-        <w:t xml:space="preserve">, без праздничных и выходных коэффициентов (решение 08.10.2026).</w:t>
+        <w:t xml:space="preserve">всем</w:t>
+      </w:r>
+      <w:r>
+        <w:t xml:space="preserve"> </w:t>
+      </w:r>
+      <w:r>
+        <w:t xml:space="preserve">действующим тарифам организации на текущую дату и текущую локацию (регион первой точки). Решение встречи 08.10.2026: «я бы хотела, чтобы он вернул все виды, ну, классы, которые тарифы реализованы, даже если два тарифа — такси-эконом, но с ценами, с расчётами. Пользователь будет сам выбирать».</w:t>
+      </w:r>
+      <w:r>
+        <w:t xml:space="preserve"> </w:t>
+      </w:r>
+      <w:r>
+        <w:rPr>
+          <w:bCs/>
+          <w:b/>
+        </w:rPr>
+        <w:t xml:space="preserve">Механизм получения перечня не определён</w:t>
+      </w:r>
+      <w:r>
+        <w:t xml:space="preserve"> </w:t>
+      </w:r>
+      <w:r>
+        <w:t xml:space="preserve">— вопросы заказчику 20 и архитектору 27.</w:t>
       </w:r>
     </w:p>
     <w:p>
       <w:pPr>
         <w:numPr>
           <w:ilvl w:val="0"/>
-          <w:numId w:val="1009"/>
+          <w:numId w:val="1010"/>
+        </w:numPr>
+        <w:pStyle w:val="Compact"/>
+      </w:pPr>
+      <w:r>
+        <w:t xml:space="preserve">Вернуть расстояние, время, суммарное ожидание, полное время и</w:t>
+      </w:r>
+      <w:r>
+        <w:t xml:space="preserve"> </w:t>
+      </w:r>
+      <w:r>
+        <w:rPr>
+          <w:bCs/>
+          <w:b/>
+        </w:rPr>
+        <w:t xml:space="preserve">перечень доступных тарифов</w:t>
+      </w:r>
+      <w:r>
+        <w:t xml:space="preserve"> </w:t>
+      </w:r>
+      <w:r>
+        <w:t xml:space="preserve">с ценой и классом по каждому. Классы, по которым у организации нет действующего тарифа и договора, в перечень не попадают.</w:t>
+      </w:r>
+    </w:p>
+    <w:p>
+      <w:pPr>
+        <w:numPr>
+          <w:ilvl w:val="0"/>
+          <w:numId w:val="1010"/>
+        </w:numPr>
+        <w:pStyle w:val="Compact"/>
+      </w:pPr>
+      <w:r>
+        <w:t xml:space="preserve">Расчёт выполняется на</w:t>
+      </w:r>
+      <w:r>
+        <w:t xml:space="preserve"> </w:t>
+      </w:r>
+      <w:r>
+        <w:rPr>
+          <w:bCs/>
+          <w:b/>
+        </w:rPr>
+        <w:t xml:space="preserve">будний день</w:t>
+      </w:r>
+      <w:r>
+        <w:t xml:space="preserve">, без праздничных и выходных коэффициентов (решение 08.10.2026).</w:t>
+      </w:r>
+    </w:p>
+    <w:p>
+      <w:pPr>
+        <w:numPr>
+          <w:ilvl w:val="0"/>
+          <w:numId w:val="1010"/>
         </w:numPr>
         <w:pStyle w:val="Compact"/>
       </w:pPr>
@@ -28657,7 +28754,7 @@
       <w:pPr>
         <w:numPr>
           <w:ilvl w:val="0"/>
-          <w:numId w:val="1010"/>
+          <w:numId w:val="1011"/>
         </w:numPr>
         <w:pStyle w:val="Compact"/>
       </w:pPr>
@@ -28669,7 +28766,7 @@
       <w:pPr>
         <w:numPr>
           <w:ilvl w:val="0"/>
-          <w:numId w:val="1010"/>
+          <w:numId w:val="1011"/>
         </w:numPr>
         <w:pStyle w:val="Compact"/>
       </w:pPr>
@@ -28681,7 +28778,7 @@
       <w:pPr>
         <w:numPr>
           <w:ilvl w:val="0"/>
-          <w:numId w:val="1010"/>
+          <w:numId w:val="1011"/>
         </w:numPr>
         <w:pStyle w:val="Compact"/>
       </w:pPr>
@@ -28705,7 +28802,7 @@
       <w:pPr>
         <w:numPr>
           <w:ilvl w:val="0"/>
-          <w:numId w:val="1010"/>
+          <w:numId w:val="1011"/>
         </w:numPr>
         <w:pStyle w:val="Compact"/>
       </w:pPr>
@@ -28717,7 +28814,7 @@
       <w:pPr>
         <w:numPr>
           <w:ilvl w:val="0"/>
-          <w:numId w:val="1010"/>
+          <w:numId w:val="1011"/>
         </w:numPr>
         <w:pStyle w:val="Compact"/>
       </w:pPr>
@@ -28729,7 +28826,7 @@
       <w:pPr>
         <w:numPr>
           <w:ilvl w:val="0"/>
-          <w:numId w:val="1010"/>
+          <w:numId w:val="1011"/>
         </w:numPr>
         <w:pStyle w:val="Compact"/>
       </w:pPr>
@@ -28741,7 +28838,7 @@
       <w:pPr>
         <w:numPr>
           <w:ilvl w:val="0"/>
-          <w:numId w:val="1010"/>
+          <w:numId w:val="1011"/>
         </w:numPr>
         <w:pStyle w:val="Compact"/>
       </w:pPr>
@@ -29163,16 +29260,183 @@
               <w:jc w:val="left"/>
             </w:pPr>
             <w:r>
-              <w:t xml:space="preserve">Автор, пассажир, желаемая дата, расстояние, время, точки, вид транспорта и класс → перечень</w:t>
-            </w:r>
-            <w:r>
-              <w:t xml:space="preserve"> </w:t>
-            </w:r>
-            <w:r>
-              <w:rPr>
-                <w:rStyle w:val="VerbatimChar"/>
-              </w:rPr>
-              <w:t xml:space="preserve">{provider, tariffId, taxiClass, price, eta, duration}</w:t>
+              <w:t xml:space="preserve">Обязательны</w:t>
+            </w:r>
+            <w:r>
+              <w:t xml:space="preserve"> </w:t>
+            </w:r>
+            <w:r>
+              <w:rPr>
+                <w:rStyle w:val="VerbatimChar"/>
+              </w:rPr>
+              <w:t xml:space="preserve">author</w:t>
+            </w:r>
+            <w:r>
+              <w:t xml:space="preserve"> </w:t>
+            </w:r>
+            <w:r>
+              <w:t xml:space="preserve">и</w:t>
+            </w:r>
+            <w:r>
+              <w:t xml:space="preserve"> </w:t>
+            </w:r>
+            <w:r>
+              <w:rPr>
+                <w:rStyle w:val="VerbatimChar"/>
+              </w:rPr>
+              <w:t xml:space="preserve">passenger</w:t>
+            </w:r>
+            <w:r>
+              <w:t xml:space="preserve"> </w:t>
+            </w:r>
+            <w:r>
+              <w:t xml:space="preserve">с полным профилем,</w:t>
+            </w:r>
+            <w:r>
+              <w:t xml:space="preserve"> </w:t>
+            </w:r>
+            <w:r>
+              <w:rPr>
+                <w:rStyle w:val="VerbatimChar"/>
+              </w:rPr>
+              <w:t xml:space="preserve">purpose</w:t>
+            </w:r>
+            <w:r>
+              <w:t xml:space="preserve">,</w:t>
+            </w:r>
+            <w:r>
+              <w:t xml:space="preserve"> </w:t>
+            </w:r>
+            <w:r>
+              <w:rPr>
+                <w:rStyle w:val="VerbatimChar"/>
+              </w:rPr>
+              <w:t xml:space="preserve">desiredDate</w:t>
+            </w:r>
+            <w:r>
+              <w:t xml:space="preserve">,</w:t>
+            </w:r>
+            <w:r>
+              <w:t xml:space="preserve"> </w:t>
+            </w:r>
+            <w:r>
+              <w:rPr>
+                <w:rStyle w:val="VerbatimChar"/>
+              </w:rPr>
+              <w:t xml:space="preserve">expected</w:t>
+            </w:r>
+            <w:r>
+              <w:t xml:space="preserve"> </w:t>
+            </w:r>
+            <w:r>
+              <w:t xml:space="preserve">с расстоянием, временем и</w:t>
+            </w:r>
+            <w:r>
+              <w:t xml:space="preserve"> </w:t>
+            </w:r>
+            <w:r>
+              <w:rPr>
+                <w:bCs/>
+                <w:b/>
+              </w:rPr>
+              <w:t xml:space="preserve">сегментами геометрии</w:t>
+            </w:r>
+            <w:r>
+              <w:t xml:space="preserve"> </w:t>
+            </w:r>
+            <w:r>
+              <w:t xml:space="preserve">из geo,</w:t>
+            </w:r>
+            <w:r>
+              <w:t xml:space="preserve"> </w:t>
+            </w:r>
+            <w:r>
+              <w:rPr>
+                <w:rStyle w:val="VerbatimChar"/>
+              </w:rPr>
+              <w:t xml:space="preserve">transportType</w:t>
+            </w:r>
+            <w:r>
+              <w:t xml:space="preserve">,</w:t>
+            </w:r>
+            <w:r>
+              <w:t xml:space="preserve"> </w:t>
+            </w:r>
+            <w:r>
+              <w:rPr>
+                <w:rStyle w:val="VerbatimChar"/>
+              </w:rPr>
+              <w:t xml:space="preserve">taxiClass</w:t>
+            </w:r>
+            <w:r>
+              <w:t xml:space="preserve">,</w:t>
+            </w:r>
+            <w:r>
+              <w:t xml:space="preserve"> </w:t>
+            </w:r>
+            <w:r>
+              <w:rPr>
+                <w:rStyle w:val="VerbatimChar"/>
+              </w:rPr>
+              <w:t xml:space="preserve">source</w:t>
+            </w:r>
+            <w:r>
+              <w:t xml:space="preserve">,</w:t>
+            </w:r>
+            <w:r>
+              <w:t xml:space="preserve"> </w:t>
+            </w:r>
+            <w:r>
+              <w:rPr>
+                <w:rStyle w:val="VerbatimChar"/>
+              </w:rPr>
+              <w:t xml:space="preserve">passengerCount</w:t>
+            </w:r>
+            <w:r>
+              <w:t xml:space="preserve">. Возвращает</w:t>
+            </w:r>
+            <w:r>
+              <w:t xml:space="preserve"> </w:t>
+            </w:r>
+            <w:r>
+              <w:rPr>
+                <w:rStyle w:val="VerbatimChar"/>
+              </w:rPr>
+              <w:t xml:space="preserve">{provider, tariffId, taxiClass, price, calcHash, eta, duration}</w:t>
+            </w:r>
+            <w:r>
+              <w:t xml:space="preserve"> </w:t>
+            </w:r>
+            <w:r>
+              <w:t xml:space="preserve">—</w:t>
+            </w:r>
+            <w:r>
+              <w:t xml:space="preserve"> </w:t>
+            </w:r>
+            <w:r>
+              <w:rPr>
+                <w:bCs/>
+                <w:b/>
+              </w:rPr>
+              <w:t xml:space="preserve">все четыре класса такси за один вызов</w:t>
+            </w:r>
+            <w:r>
+              <w:t xml:space="preserve">,</w:t>
+            </w:r>
+            <w:r>
+              <w:t xml:space="preserve"> </w:t>
+            </w:r>
+            <w:r>
+              <w:rPr>
+                <w:rStyle w:val="VerbatimChar"/>
+              </w:rPr>
+              <w:t xml:space="preserve">taxiClass</w:t>
+            </w:r>
+            <w:r>
+              <w:t xml:space="preserve"> </w:t>
+            </w:r>
+            <w:r>
+              <w:t xml:space="preserve">в запросе ответ не фильтрует</w:t>
             </w:r>
           </w:p>
         </w:tc>
@@ -29196,7 +29460,37 @@
               <w:t xml:space="preserve">YANDEX</w:t>
             </w:r>
             <w:r>
-              <w:t xml:space="preserve">; Ситимобил и Uber показаны в интерфейсе без цены. Под каким пользователем вызывать из сервиса маршрутов — вопрос архитектору 29</w:t>
+              <w:t xml:space="preserve">; Ситимобил и Uber показаны в интерфейсе без цены. Чем заполнять</w:t>
+            </w:r>
+            <w:r>
+              <w:t xml:space="preserve"> </w:t>
+            </w:r>
+            <w:r>
+              <w:rPr>
+                <w:rStyle w:val="VerbatimChar"/>
+              </w:rPr>
+              <w:t xml:space="preserve">passenger</w:t>
+            </w:r>
+            <w:r>
+              <w:t xml:space="preserve"> </w:t>
+            </w:r>
+            <w:r>
+              <w:t xml:space="preserve">и</w:t>
+            </w:r>
+            <w:r>
+              <w:t xml:space="preserve"> </w:t>
+            </w:r>
+            <w:r>
+              <w:rPr>
+                <w:rStyle w:val="VerbatimChar"/>
+              </w:rPr>
+              <w:t xml:space="preserve">purpose</w:t>
+            </w:r>
+            <w:r>
+              <w:t xml:space="preserve"> </w:t>
+            </w:r>
+            <w:r>
+              <w:t xml:space="preserve">для справочника и под каким пользователем вызывать — вопрос архитектору 29</w:t>
             </w:r>
           </w:p>
         </w:tc>
@@ -29555,7 +29849,7 @@
       <w:pPr>
         <w:numPr>
           <w:ilvl w:val="0"/>
-          <w:numId w:val="1011"/>
+          <w:numId w:val="1012"/>
         </w:numPr>
         <w:pStyle w:val="Compact"/>
       </w:pPr>
@@ -29577,7 +29871,7 @@
       <w:pPr>
         <w:numPr>
           <w:ilvl w:val="0"/>
-          <w:numId w:val="1011"/>
+          <w:numId w:val="1012"/>
         </w:numPr>
         <w:pStyle w:val="Compact"/>
       </w:pPr>
@@ -31703,7 +31997,17 @@
               <w:jc w:val="left"/>
             </w:pPr>
             <w:r>
-              <w:t xml:space="preserve">Проверка «действует ли тариф на дату заказа» для такси</w:t>
+              <w:t xml:space="preserve">Проверка «действует ли тариф на дату заказа» для такси и</w:t>
+            </w:r>
+            <w:r>
+              <w:t xml:space="preserve"> </w:t>
+            </w:r>
+            <w:r>
+              <w:rPr>
+                <w:bCs/>
+                <w:b/>
+              </w:rPr>
+              <w:t xml:space="preserve">как сопоставлять территорию тарифа с точкой маршрута</w:t>
             </w:r>
           </w:p>
         </w:tc>
@@ -31739,7 +32043,100 @@
               <w:t xml:space="preserve">hasActiveTariff</w:t>
             </w:r>
             <w:r>
-              <w:t xml:space="preserve">, расхождение</w:t>
+              <w:t xml:space="preserve"> </w:t>
+            </w:r>
+            <w:r>
+              <w:t xml:space="preserve">(1.5, 2.2). По стенду: строка региона в адресе и в тарифе не совпадает, у Москвы встречаются два разных</w:t>
+            </w:r>
+            <w:r>
+              <w:t xml:space="preserve"> </w:t>
+            </w:r>
+            <w:r>
+              <w:rPr>
+                <w:rStyle w:val="VerbatimChar"/>
+              </w:rPr>
+              <w:t xml:space="preserve">regionId</w:t>
+            </w:r>
+            <w:r>
+              <w:t xml:space="preserve">, территория тарифа множественная. Вероятный путь — геозона по координатам через</w:t>
+            </w:r>
+            <w:r>
+              <w:t xml:space="preserve"> </w:t>
+            </w:r>
+            <w:r>
+              <w:rPr>
+                <w:rStyle w:val="VerbatimChar"/>
+              </w:rPr>
+              <w:t xml:space="preserve">geo-zones</w:t>
+            </w:r>
+          </w:p>
+        </w:tc>
+      </w:tr>
+      <w:tr>
+        <w:tc>
+          <w:tcPr/>
+          <w:p>
+            <w:pPr>
+              <w:pStyle w:val="Compact"/>
+              <w:jc w:val="left"/>
+            </w:pPr>
+            <w:r>
+              <w:t xml:space="preserve">Архитектору 27</w:t>
+            </w:r>
+          </w:p>
+        </w:tc>
+        <w:tc>
+          <w:tcPr/>
+          <w:p>
+            <w:pPr>
+              <w:pStyle w:val="Compact"/>
+              <w:jc w:val="left"/>
+            </w:pPr>
+            <w:r>
+              <w:t xml:space="preserve">Каким механизмом получить перечень действующих</w:t>
+            </w:r>
+            <w:r>
+              <w:t xml:space="preserve"> </w:t>
+            </w:r>
+            <w:r>
+              <w:rPr>
+                <w:bCs/>
+                <w:b/>
+              </w:rPr>
+              <w:t xml:space="preserve">корпоративных</w:t>
+            </w:r>
+            <w:r>
+              <w:t xml:space="preserve"> </w:t>
+            </w:r>
+            <w:r>
+              <w:t xml:space="preserve">тарифов с ценами по классам</w:t>
+            </w:r>
+          </w:p>
+        </w:tc>
+        <w:tc>
+          <w:tcPr/>
+          <w:p>
+            <w:pPr>
+              <w:pStyle w:val="Compact"/>
+              <w:jc w:val="left"/>
+            </w:pPr>
+            <w:r>
+              <w:t xml:space="preserve">Весь раздел 2.6 и шаг 5 сценария создания. Для такси через агрегаторов перечень даёт</w:t>
+            </w:r>
+            <w:r>
+              <w:t xml:space="preserve"> </w:t>
+            </w:r>
+            <w:r>
+              <w:rPr>
+                <w:rStyle w:val="VerbatimChar"/>
+              </w:rPr>
+              <w:t xml:space="preserve">externalPrices</w:t>
+            </w:r>
+            <w:r>
+              <w:t xml:space="preserve"> </w:t>
+            </w:r>
+            <w:r>
+              <w:t xml:space="preserve">одним вызовом; для корпоративных тарифов механизма нет:</w:t>
             </w:r>
             <w:r>
               <w:t xml:space="preserve"> </w:t>
@@ -31754,57 +32151,7 @@
               <w:t xml:space="preserve"> </w:t>
             </w:r>
             <w:r>
-              <w:t xml:space="preserve">со штатным подбором (1.5, 2.2)</w:t>
-            </w:r>
-          </w:p>
-        </w:tc>
-      </w:tr>
-      <w:tr>
-        <w:tc>
-          <w:tcPr/>
-          <w:p>
-            <w:pPr>
-              <w:pStyle w:val="Compact"/>
-              <w:jc w:val="left"/>
-            </w:pPr>
-            <w:r>
-              <w:t xml:space="preserve">Архитектору 27</w:t>
-            </w:r>
-          </w:p>
-        </w:tc>
-        <w:tc>
-          <w:tcPr/>
-          <w:p>
-            <w:pPr>
-              <w:pStyle w:val="Compact"/>
-              <w:jc w:val="left"/>
-            </w:pPr>
-            <w:r>
-              <w:t xml:space="preserve">Каким механизмом получить перечень действующих тарифов с ценами по классам</w:t>
-            </w:r>
-          </w:p>
-        </w:tc>
-        <w:tc>
-          <w:tcPr/>
-          <w:p>
-            <w:pPr>
-              <w:pStyle w:val="Compact"/>
-              <w:jc w:val="left"/>
-            </w:pPr>
-            <w:r>
-              <w:t xml:space="preserve">Весь раздел 2.6 и шаг 5 сценария создания. Ни</w:t>
-            </w:r>
-            <w:r>
-              <w:t xml:space="preserve"> </w:t>
-            </w:r>
-            <w:r>
-              <w:rPr>
-                <w:rStyle w:val="VerbatimChar"/>
-              </w:rPr>
-              <w:t xml:space="preserve">search</w:t>
-            </w:r>
-            <w:r>
-              <w:t xml:space="preserve">, ни</w:t>
+              <w:t xml:space="preserve">без класса и цены,</w:t>
             </w:r>
             <w:r>
               <w:t xml:space="preserve"> </w:t>
@@ -31816,7 +32163,164 @@
               <w:t xml:space="preserve">calculate</w:t>
             </w:r>
             <w:r>
-              <w:t xml:space="preserve">, ни</w:t>
+              <w:t xml:space="preserve"> </w:t>
+            </w:r>
+            <w:r>
+              <w:t xml:space="preserve">такси не обслуживает</w:t>
+            </w:r>
+          </w:p>
+        </w:tc>
+      </w:tr>
+      <w:tr>
+        <w:tc>
+          <w:tcPr/>
+          <w:p>
+            <w:pPr>
+              <w:pStyle w:val="Compact"/>
+              <w:jc w:val="left"/>
+            </w:pPr>
+            <w:r>
+              <w:t xml:space="preserve">Архитектору 28</w:t>
+            </w:r>
+          </w:p>
+        </w:tc>
+        <w:tc>
+          <w:tcPr/>
+          <w:p>
+            <w:pPr>
+              <w:pStyle w:val="Compact"/>
+              <w:jc w:val="left"/>
+            </w:pPr>
+            <w:r>
+              <w:t xml:space="preserve">Тип и состав идентификатора тарифа в модели и в API</w:t>
+            </w:r>
+          </w:p>
+        </w:tc>
+        <w:tc>
+          <w:tcPr/>
+          <w:p>
+            <w:pPr>
+              <w:pStyle w:val="Compact"/>
+              <w:jc w:val="left"/>
+            </w:pPr>
+            <w:r>
+              <w:rPr>
+                <w:rStyle w:val="VerbatimChar"/>
+              </w:rPr>
+              <w:t xml:space="preserve">tariffId</w:t>
+            </w:r>
+            <w:r>
+              <w:t xml:space="preserve"> </w:t>
+            </w:r>
+            <w:r>
+              <w:t xml:space="preserve">(</w:t>
+            </w:r>
+            <w:r>
+              <w:rPr>
+                <w:rStyle w:val="VerbatimChar"/>
+              </w:rPr>
+              <w:t xml:space="preserve">uuid</w:t>
+            </w:r>
+            <w:r>
+              <w:t xml:space="preserve"> </w:t>
+            </w:r>
+            <w:r>
+              <w:t xml:space="preserve">против строкового кода), обязательность</w:t>
+            </w:r>
+            <w:r>
+              <w:t xml:space="preserve"> </w:t>
+            </w:r>
+            <w:r>
+              <w:rPr>
+                <w:rStyle w:val="VerbatimChar"/>
+              </w:rPr>
+              <w:t xml:space="preserve">tariffNumber</w:t>
+            </w:r>
+            <w:r>
+              <w:t xml:space="preserve">, нужно ли поле</w:t>
+            </w:r>
+            <w:r>
+              <w:t xml:space="preserve"> </w:t>
+            </w:r>
+            <w:r>
+              <w:rPr>
+                <w:rStyle w:val="VerbatimChar"/>
+              </w:rPr>
+              <w:t xml:space="preserve">provider</w:t>
+            </w:r>
+            <w:r>
+              <w:t xml:space="preserve"> </w:t>
+            </w:r>
+            <w:r>
+              <w:t xml:space="preserve">(2.1.3, 2.1.4, 2.6.4)</w:t>
+            </w:r>
+          </w:p>
+        </w:tc>
+      </w:tr>
+      <w:tr>
+        <w:tc>
+          <w:tcPr/>
+          <w:p>
+            <w:pPr>
+              <w:pStyle w:val="Compact"/>
+              <w:jc w:val="left"/>
+            </w:pPr>
+            <w:r>
+              <w:t xml:space="preserve">Архитектору 29</w:t>
+            </w:r>
+          </w:p>
+        </w:tc>
+        <w:tc>
+          <w:tcPr/>
+          <w:p>
+            <w:pPr>
+              <w:pStyle w:val="Compact"/>
+              <w:jc w:val="left"/>
+            </w:pPr>
+            <w:r>
+              <w:t xml:space="preserve">Чем заполнять обязательные</w:t>
+            </w:r>
+            <w:r>
+              <w:t xml:space="preserve"> </w:t>
+            </w:r>
+            <w:r>
+              <w:rPr>
+                <w:rStyle w:val="VerbatimChar"/>
+              </w:rPr>
+              <w:t xml:space="preserve">passenger</w:t>
+            </w:r>
+            <w:r>
+              <w:t xml:space="preserve">,</w:t>
+            </w:r>
+            <w:r>
+              <w:t xml:space="preserve"> </w:t>
+            </w:r>
+            <w:r>
+              <w:rPr>
+                <w:rStyle w:val="VerbatimChar"/>
+              </w:rPr>
+              <w:t xml:space="preserve">purpose</w:t>
+            </w:r>
+            <w:r>
+              <w:t xml:space="preserve"> </w:t>
+            </w:r>
+            <w:r>
+              <w:t xml:space="preserve">и</w:t>
+            </w:r>
+            <w:r>
+              <w:t xml:space="preserve"> </w:t>
+            </w:r>
+            <w:r>
+              <w:rPr>
+                <w:rStyle w:val="VerbatimChar"/>
+              </w:rPr>
+              <w:t xml:space="preserve">expected.segments</w:t>
+            </w:r>
+            <w:r>
+              <w:t xml:space="preserve"> </w:t>
+            </w:r>
+            <w:r>
+              <w:t xml:space="preserve">при вызове</w:t>
             </w:r>
             <w:r>
               <w:t xml:space="preserve"> </w:t>
@@ -31831,134 +32335,19 @@
               <w:t xml:space="preserve"> </w:t>
             </w:r>
             <w:r>
-              <w:t xml:space="preserve">требование не закрывают. Отдельно проверить, не вызвано ли отсутствие такси в</w:t>
-            </w:r>
-            <w:r>
-              <w:t xml:space="preserve"> </w:t>
-            </w:r>
-            <w:r>
-              <w:rPr>
-                <w:rStyle w:val="VerbatimChar"/>
-              </w:rPr>
-              <w:t xml:space="preserve">calculate</w:t>
-            </w:r>
-            <w:r>
-              <w:t xml:space="preserve"> </w:t>
-            </w:r>
-            <w:r>
-              <w:t xml:space="preserve">должностью тестового пользователя</w:t>
-            </w:r>
-          </w:p>
-        </w:tc>
-      </w:tr>
-      <w:tr>
-        <w:tc>
-          <w:tcPr/>
-          <w:p>
-            <w:pPr>
-              <w:pStyle w:val="Compact"/>
-              <w:jc w:val="left"/>
-            </w:pPr>
-            <w:r>
-              <w:t xml:space="preserve">Архитектору 28</w:t>
-            </w:r>
-          </w:p>
-        </w:tc>
-        <w:tc>
-          <w:tcPr/>
-          <w:p>
-            <w:pPr>
-              <w:pStyle w:val="Compact"/>
-              <w:jc w:val="left"/>
-            </w:pPr>
-            <w:r>
-              <w:t xml:space="preserve">Тип и состав идентификатора тарифа в модели и в API</w:t>
-            </w:r>
-          </w:p>
-        </w:tc>
-        <w:tc>
-          <w:tcPr/>
-          <w:p>
-            <w:pPr>
-              <w:pStyle w:val="Compact"/>
-              <w:jc w:val="left"/>
-            </w:pPr>
-            <w:r>
-              <w:rPr>
-                <w:rStyle w:val="VerbatimChar"/>
-              </w:rPr>
-              <w:t xml:space="preserve">tariffId</w:t>
-            </w:r>
-            <w:r>
-              <w:t xml:space="preserve"> </w:t>
-            </w:r>
-            <w:r>
-              <w:t xml:space="preserve">(</w:t>
-            </w:r>
-            <w:r>
-              <w:rPr>
-                <w:rStyle w:val="VerbatimChar"/>
-              </w:rPr>
-              <w:t xml:space="preserve">uuid</w:t>
-            </w:r>
-            <w:r>
-              <w:t xml:space="preserve"> </w:t>
-            </w:r>
-            <w:r>
-              <w:t xml:space="preserve">против строкового кода), обязательность</w:t>
-            </w:r>
-            <w:r>
-              <w:t xml:space="preserve"> </w:t>
-            </w:r>
-            <w:r>
-              <w:rPr>
-                <w:rStyle w:val="VerbatimChar"/>
-              </w:rPr>
-              <w:t xml:space="preserve">tariffNumber</w:t>
-            </w:r>
-            <w:r>
-              <w:t xml:space="preserve">, нужно ли поле</w:t>
-            </w:r>
-            <w:r>
-              <w:t xml:space="preserve"> </w:t>
-            </w:r>
-            <w:r>
-              <w:rPr>
-                <w:rStyle w:val="VerbatimChar"/>
-              </w:rPr>
-              <w:t xml:space="preserve">provider</w:t>
-            </w:r>
-            <w:r>
-              <w:t xml:space="preserve"> </w:t>
-            </w:r>
-            <w:r>
-              <w:t xml:space="preserve">(2.1.3, 2.1.4, 2.6.4)</w:t>
-            </w:r>
-          </w:p>
-        </w:tc>
-      </w:tr>
-      <w:tr>
-        <w:tc>
-          <w:tcPr/>
-          <w:p>
-            <w:pPr>
-              <w:pStyle w:val="Compact"/>
-              <w:jc w:val="left"/>
-            </w:pPr>
-            <w:r>
-              <w:t xml:space="preserve">Архитектору 29</w:t>
-            </w:r>
-          </w:p>
-        </w:tc>
-        <w:tc>
-          <w:tcPr/>
-          <w:p>
-            <w:pPr>
-              <w:pStyle w:val="Compact"/>
-              <w:jc w:val="left"/>
-            </w:pPr>
-            <w:r>
-              <w:t xml:space="preserve">Как считать</w:t>
+              <w:t xml:space="preserve">из сервиса маршрутов и под каким пользователем его вызывать</w:t>
+            </w:r>
+          </w:p>
+        </w:tc>
+        <w:tc>
+          <w:tcPr/>
+          <w:p>
+            <w:pPr>
+              <w:pStyle w:val="Compact"/>
+              <w:jc w:val="left"/>
+            </w:pPr>
+            <w:r>
+              <w:t xml:space="preserve">Значение</w:t>
             </w:r>
             <w:r>
               <w:t xml:space="preserve"> </w:t>
@@ -31973,49 +32362,34 @@
               <w:t xml:space="preserve"> </w:t>
             </w:r>
             <w:r>
-              <w:t xml:space="preserve">для внешних тарифов и под каким пользователем вызывать</w:t>
-            </w:r>
-            <w:r>
-              <w:t xml:space="preserve"> </w:t>
-            </w:r>
-            <w:r>
-              <w:rPr>
-                <w:rStyle w:val="VerbatimChar"/>
-              </w:rPr>
-              <w:t xml:space="preserve">externalPrices</w:t>
-            </w:r>
-            <w:r>
-              <w:t xml:space="preserve"> </w:t>
-            </w:r>
-            <w:r>
-              <w:t xml:space="preserve">из сервиса маршрутов</w:t>
-            </w:r>
-          </w:p>
-        </w:tc>
-        <w:tc>
-          <w:tcPr/>
-          <w:p>
-            <w:pPr>
-              <w:pStyle w:val="Compact"/>
-              <w:jc w:val="left"/>
-            </w:pPr>
-            <w:r>
-              <w:t xml:space="preserve">Значение</w:t>
-            </w:r>
-            <w:r>
-              <w:t xml:space="preserve"> </w:t>
-            </w:r>
-            <w:r>
-              <w:rPr>
-                <w:rStyle w:val="VerbatimChar"/>
-              </w:rPr>
-              <w:t xml:space="preserve">recommendedCost</w:t>
-            </w:r>
-            <w:r>
-              <w:t xml:space="preserve"> </w:t>
-            </w:r>
-            <w:r>
-              <w:t xml:space="preserve">в ответах (2.1.4, 2.6.4)</w:t>
+              <w:t xml:space="preserve">(2.1.4, 2.6.4). У записи справочника нет ни пассажира, ни цели поездки; сегменты геометрии нужно протащить из</w:t>
+            </w:r>
+            <w:r>
+              <w:t xml:space="preserve"> </w:t>
+            </w:r>
+            <w:r>
+              <w:rPr>
+                <w:rStyle w:val="VerbatimChar"/>
+              </w:rPr>
+              <w:t xml:space="preserve">geo/route</w:t>
+            </w:r>
+            <w:r>
+              <w:t xml:space="preserve">. Отдельно: в ответе есть поле</w:t>
+            </w:r>
+            <w:r>
+              <w:t xml:space="preserve"> </w:t>
+            </w:r>
+            <w:r>
+              <w:rPr>
+                <w:rStyle w:val="VerbatimChar"/>
+              </w:rPr>
+              <w:t xml:space="preserve">calcHash</w:t>
+            </w:r>
+            <w:r>
+              <w:t xml:space="preserve"> </w:t>
+            </w:r>
+            <w:r>
+              <w:t xml:space="preserve">— возможно, готовый механизм для варианта B вопроса архитектору 7</w:t>
             </w:r>
           </w:p>
         </w:tc>
@@ -35491,58 +35865,85 @@
               <w:jc w:val="left"/>
             </w:pPr>
             <w:r>
-              <w:t xml:space="preserve">Исследование тестового стенда, 08.10.2026</w:t>
-            </w:r>
-          </w:p>
-        </w:tc>
-        <w:tc>
-          <w:tcPr/>
-          <w:p>
-            <w:pPr>
-              <w:pStyle w:val="Compact"/>
-              <w:jc w:val="left"/>
-            </w:pPr>
-            <w:r>
-              <w:t xml:space="preserve">Что реально возвращают</w:t>
-            </w:r>
-            <w:r>
-              <w:t xml:space="preserve"> </w:t>
-            </w:r>
-            <w:r>
-              <w:rPr>
-                <w:rStyle w:val="VerbatimChar"/>
-              </w:rPr>
-              <w:t xml:space="preserve">POST /api/tariffs/search</w:t>
-            </w:r>
-            <w:r>
-              <w:t xml:space="preserve">,</w:t>
-            </w:r>
-            <w:r>
-              <w:t xml:space="preserve"> </w:t>
-            </w:r>
-            <w:r>
-              <w:rPr>
-                <w:rStyle w:val="VerbatimChar"/>
-              </w:rPr>
-              <w:t xml:space="preserve">POST /api/tariffs/calculate</w:t>
-            </w:r>
-            <w:r>
-              <w:t xml:space="preserve"> </w:t>
-            </w:r>
-            <w:r>
-              <w:t xml:space="preserve">и</w:t>
-            </w:r>
-            <w:r>
-              <w:t xml:space="preserve"> </w:t>
-            </w:r>
-            <w:r>
-              <w:rPr>
-                <w:rStyle w:val="VerbatimChar"/>
-              </w:rPr>
-              <w:t xml:space="preserve">POST /api/tariffs/externalPrices</w:t>
-            </w:r>
-            <w:r>
-              <w:t xml:space="preserve">; статический список классов такси; наличие нескольких договоров на один класс; отсутствие ночных тарифов и организации Манжерок на стенде. Отчёт — «Исследование стенда — тарифы для справочника 08.10.2026»</w:t>
+              <w:t xml:space="preserve">Исследование тестового стенда, 08.10.2026 — отчёт, дампы запросов и ответов, семь скриншотов</w:t>
+            </w:r>
+          </w:p>
+        </w:tc>
+        <w:tc>
+          <w:tcPr/>
+          <w:p>
+            <w:pPr>
+              <w:pStyle w:val="Compact"/>
+              <w:jc w:val="left"/>
+            </w:pPr>
+            <w:r>
+              <w:t xml:space="preserve">Что реально возвращают три метода тарифов; все четыре класса такси за один вызов</w:t>
+            </w:r>
+            <w:r>
+              <w:t xml:space="preserve"> </w:t>
+            </w:r>
+            <w:r>
+              <w:rPr>
+                <w:rStyle w:val="VerbatimChar"/>
+              </w:rPr>
+              <w:t xml:space="preserve">externalPrices</w:t>
+            </w:r>
+            <w:r>
+              <w:t xml:space="preserve">; разделение потоков такси и прочих видов транспорта; множественная территория тарифа и расхождение строк региона; два разных</w:t>
+            </w:r>
+            <w:r>
+              <w:t xml:space="preserve"> </w:t>
+            </w:r>
+            <w:r>
+              <w:rPr>
+                <w:rStyle w:val="VerbatimChar"/>
+              </w:rPr>
+              <w:t xml:space="preserve">regionId</w:t>
+            </w:r>
+            <w:r>
+              <w:t xml:space="preserve"> </w:t>
+            </w:r>
+            <w:r>
+              <w:t xml:space="preserve">у Москвы; состав обязательных полей</w:t>
+            </w:r>
+            <w:r>
+              <w:t xml:space="preserve"> </w:t>
+            </w:r>
+            <w:r>
+              <w:rPr>
+                <w:rStyle w:val="VerbatimChar"/>
+              </w:rPr>
+              <w:t xml:space="preserve">externalPrices</w:t>
+            </w:r>
+            <w:r>
+              <w:t xml:space="preserve"> </w:t>
+            </w:r>
+            <w:r>
+              <w:t xml:space="preserve">и поле</w:t>
+            </w:r>
+            <w:r>
+              <w:t xml:space="preserve"> </w:t>
+            </w:r>
+            <w:r>
+              <w:rPr>
+                <w:rStyle w:val="VerbatimChar"/>
+              </w:rPr>
+              <w:t xml:space="preserve">calcHash</w:t>
+            </w:r>
+            <w:r>
+              <w:t xml:space="preserve">; справочник</w:t>
+            </w:r>
+            <w:r>
+              <w:t xml:space="preserve"> </w:t>
+            </w:r>
+            <w:r>
+              <w:rPr>
+                <w:rStyle w:val="VerbatimChar"/>
+              </w:rPr>
+              <w:t xml:space="preserve">geo-zones</w:t>
+            </w:r>
+            <w:r>
+              <w:t xml:space="preserve">; разброс цен между договорами одного класса; равные единице временные коэффициенты; отсутствие ночных тарифов и организации Манжерок. Отчёт — «Исследование стенда — тарифы для справочника 08.10.2026»</w:t>
             </w:r>
           </w:p>
         </w:tc>
@@ -36362,34 +36763,7 @@
     </w:lvlOverride>
   </w:num>
   <w:num w:numId="1009">
-    <w:abstractNumId w:val="99411"/>
-    <w:lvlOverride w:ilvl="0">
-      <w:startOverride w:val="1"/>
-    </w:lvlOverride>
-    <w:lvlOverride w:ilvl="1">
-      <w:startOverride w:val="1"/>
-    </w:lvlOverride>
-    <w:lvlOverride w:ilvl="2">
-      <w:startOverride w:val="1"/>
-    </w:lvlOverride>
-    <w:lvlOverride w:ilvl="3">
-      <w:startOverride w:val="1"/>
-    </w:lvlOverride>
-    <w:lvlOverride w:ilvl="4">
-      <w:startOverride w:val="1"/>
-    </w:lvlOverride>
-    <w:lvlOverride w:ilvl="5">
-      <w:startOverride w:val="1"/>
-    </w:lvlOverride>
-    <w:lvlOverride w:ilvl="6">
-      <w:startOverride w:val="1"/>
-    </w:lvlOverride>
-    <w:lvlOverride w:ilvl="7">
-      <w:startOverride w:val="1"/>
-    </w:lvlOverride>
-    <w:lvlOverride w:ilvl="8">
-      <w:startOverride w:val="1"/>
-    </w:lvlOverride>
+    <w:abstractNumId w:val="991"/>
   </w:num>
   <w:num w:numId="1010">
     <w:abstractNumId w:val="99411"/>
@@ -36422,6 +36796,36 @@
     </w:lvlOverride>
   </w:num>
   <w:num w:numId="1011">
+    <w:abstractNumId w:val="99411"/>
+    <w:lvlOverride w:ilvl="0">
+      <w:startOverride w:val="1"/>
+    </w:lvlOverride>
+    <w:lvlOverride w:ilvl="1">
+      <w:startOverride w:val="1"/>
+    </w:lvlOverride>
+    <w:lvlOverride w:ilvl="2">
+      <w:startOverride w:val="1"/>
+    </w:lvlOverride>
+    <w:lvlOverride w:ilvl="3">
+      <w:startOverride w:val="1"/>
+    </w:lvlOverride>
+    <w:lvlOverride w:ilvl="4">
+      <w:startOverride w:val="1"/>
+    </w:lvlOverride>
+    <w:lvlOverride w:ilvl="5">
+      <w:startOverride w:val="1"/>
+    </w:lvlOverride>
+    <w:lvlOverride w:ilvl="6">
+      <w:startOverride w:val="1"/>
+    </w:lvlOverride>
+    <w:lvlOverride w:ilvl="7">
+      <w:startOverride w:val="1"/>
+    </w:lvlOverride>
+    <w:lvlOverride w:ilvl="8">
+      <w:startOverride w:val="1"/>
+    </w:lvlOverride>
+  </w:num>
+  <w:num w:numId="1012">
     <w:abstractNumId w:val="991"/>
   </w:num>
 </w:numbering>

--- a/T01.2_FavoriteRoute_API.docx
+++ b/T01.2_FavoriteRoute_API.docx
@@ -28,7 +28,7 @@
         </w:p>
       </w:sdtContent>
     </w:sdt>
-    <w:bookmarkStart w:id="77" w:name="api-справочника-избранных-маршрутов"/>
+    <w:bookmarkStart w:id="78" w:name="api-справочника-избранных-маршрутов"/>
     <w:p>
       <w:pPr>
         <w:pStyle w:val="Heading1"/>
@@ -42,7 +42,7 @@
         <w:pStyle w:val="FirstParagraph"/>
       </w:pPr>
       <w:r>
-        <w:t xml:space="preserve">T01.2 • Проект спецификации v0.10 от 8 октября 2026 года • TRANSPORT-45586 • Эпик TRANSPORT-45584</w:t>
+        <w:t xml:space="preserve">T01.2 • Проект спецификации v0.11 от 8 октября 2026 года • TRANSPORT-45586 • Эпик TRANSPORT-45584</w:t>
       </w:r>
     </w:p>
     <w:p>
@@ -61,7 +61,314 @@
         <w:t xml:space="preserve">Пути, DTO, формат страниц и ошибок ниже — проект для согласования. Они опираются на соглашения платформы, подтверждённые исходным кодом АС СберТранспорт, на решениях архитектора от 08.10.2026 и на обследовании кода, но готового API FavoriteRoute в платформе нет. Наличие проектного решения в этом документе не означает, что заказчик или архитектор его согласовал. Каждое неподтверждённое место помечено ссылкой на номер вопроса — «вопрос архитектору N» или «вопрос заказчику N» по сквозной нумерации редакции 8 списка вопросов архитектору и сводного списка вопросов заказчику.</w:t>
       </w:r>
     </w:p>
-    <w:bookmarkStart w:id="20" w:name="изменения-в-редакции-v010"/>
+    <w:bookmarkStart w:id="20" w:name="изменения-в-редакции-v011"/>
+    <w:p>
+      <w:pPr>
+        <w:pStyle w:val="Heading2"/>
+      </w:pPr>
+      <w:r>
+        <w:t xml:space="preserve">Изменения в редакции v0.11</w:t>
+      </w:r>
+    </w:p>
+    <w:p>
+      <w:pPr>
+        <w:pStyle w:val="FirstParagraph"/>
+      </w:pPr>
+      <w:r>
+        <w:t xml:space="preserve">Все открытые вопросы проверены по исходному коду платформы; результаты внесены в оба списка вопросов. Для спецификации существенны два.</w:t>
+      </w:r>
+    </w:p>
+    <w:p>
+      <w:pPr>
+        <w:pStyle w:val="BodyText"/>
+      </w:pPr>
+      <w:r>
+        <w:rPr>
+          <w:bCs/>
+          <w:b/>
+        </w:rPr>
+        <w:t xml:space="preserve">1. Сопоставление территории — решённая задача, и формулировка v0.10 была неточной.</w:t>
+      </w:r>
+      <w:r>
+        <w:t xml:space="preserve"> </w:t>
+      </w:r>
+      <w:r>
+        <w:t xml:space="preserve">В тарифном сервисе есть</w:t>
+      </w:r>
+      <w:r>
+        <w:t xml:space="preserve"> </w:t>
+      </w:r>
+      <w:r>
+        <w:rPr>
+          <w:rStyle w:val="VerbatimChar"/>
+        </w:rPr>
+        <w:t xml:space="preserve">RegionDataResolverImpl</w:t>
+      </w:r>
+      <w:r>
+        <w:t xml:space="preserve">: через gRPC к сервису</w:t>
+      </w:r>
+      <w:r>
+        <w:t xml:space="preserve"> </w:t>
+      </w:r>
+      <w:r>
+        <w:rPr>
+          <w:rStyle w:val="VerbatimChar"/>
+        </w:rPr>
+        <w:t xml:space="preserve">geo-zones</w:t>
+      </w:r>
+      <w:r>
+        <w:t xml:space="preserve"> </w:t>
+      </w:r>
+      <w:r>
+        <w:t xml:space="preserve">вызываются</w:t>
+      </w:r>
+      <w:r>
+        <w:t xml:space="preserve"> </w:t>
+      </w:r>
+      <w:r>
+        <w:rPr>
+          <w:rStyle w:val="VerbatimChar"/>
+        </w:rPr>
+        <w:t xml:space="preserve">region(Waypoint)</w:t>
+      </w:r>
+      <w:r>
+        <w:t xml:space="preserve"> </w:t>
+      </w:r>
+      <w:r>
+        <w:t xml:space="preserve">и</w:t>
+      </w:r>
+      <w:r>
+        <w:t xml:space="preserve"> </w:t>
+      </w:r>
+      <w:r>
+        <w:rPr>
+          <w:rStyle w:val="VerbatimChar"/>
+        </w:rPr>
+        <w:t xml:space="preserve">regionBranch(Waypoint)</w:t>
+      </w:r>
+      <w:r>
+        <w:t xml:space="preserve">, на выходе</w:t>
+      </w:r>
+      <w:r>
+        <w:t xml:space="preserve"> </w:t>
+      </w:r>
+      <w:r>
+        <w:rPr>
+          <w:rStyle w:val="VerbatimChar"/>
+        </w:rPr>
+        <w:t xml:space="preserve">Region{id, name, code, parentId, timeZone}</w:t>
+      </w:r>
+      <w:r>
+        <w:t xml:space="preserve">. Расчёт получает</w:t>
+      </w:r>
+      <w:r>
+        <w:t xml:space="preserve"> </w:t>
+      </w:r>
+      <w:r>
+        <w:rPr>
+          <w:bCs/>
+          <w:b/>
+        </w:rPr>
+        <w:t xml:space="preserve">ветку зон</w:t>
+      </w:r>
+      <w:r>
+        <w:t xml:space="preserve"> </w:t>
+      </w:r>
+      <w:r>
+        <w:t xml:space="preserve">и перебирает её, беря первое совпадение по паре «регион + транспорт»; у тарифа может быть несколько</w:t>
+      </w:r>
+      <w:r>
+        <w:t xml:space="preserve"> </w:t>
+      </w:r>
+      <w:r>
+        <w:rPr>
+          <w:rStyle w:val="VerbatimChar"/>
+        </w:rPr>
+        <w:t xml:space="preserve">regionId</w:t>
+      </w:r>
+      <w:r>
+        <w:t xml:space="preserve">. Поэтому строки регионов никто не сравнивает, и записанное в v0.10 опасение про «точное равенство строк» относится только к</w:t>
+      </w:r>
+      <w:r>
+        <w:t xml:space="preserve"> </w:t>
+      </w:r>
+      <w:r>
+        <w:rPr>
+          <w:rStyle w:val="VerbatimChar"/>
+        </w:rPr>
+        <w:t xml:space="preserve">POST search</w:t>
+      </w:r>
+      <w:r>
+        <w:t xml:space="preserve">, который фильтрует по конкретному</w:t>
+      </w:r>
+      <w:r>
+        <w:t xml:space="preserve"> </w:t>
+      </w:r>
+      <w:r>
+        <w:rPr>
+          <w:rStyle w:val="VerbatimChar"/>
+        </w:rPr>
+        <w:t xml:space="preserve">regionId</w:t>
+      </w:r>
+      <w:r>
+        <w:t xml:space="preserve"> </w:t>
+      </w:r>
+      <w:r>
+        <w:t xml:space="preserve">и ветку зон не учитывает.</w:t>
+      </w:r>
+    </w:p>
+    <w:p>
+      <w:pPr>
+        <w:pStyle w:val="BodyText"/>
+      </w:pPr>
+      <w:r>
+        <w:rPr>
+          <w:bCs/>
+          <w:b/>
+        </w:rPr>
+        <w:t xml:space="preserve">2. Ручной ввод координат ломает определение тарифа.</w:t>
+      </w:r>
+      <w:r>
+        <w:t xml:space="preserve"> </w:t>
+      </w:r>
+      <w:r>
+        <w:t xml:space="preserve">Резолвер принимает</w:t>
+      </w:r>
+      <w:r>
+        <w:t xml:space="preserve"> </w:t>
+      </w:r>
+      <w:r>
+        <w:rPr>
+          <w:bCs/>
+          <w:b/>
+        </w:rPr>
+        <w:t xml:space="preserve">текстовые части адреса</w:t>
+      </w:r>
+      <w:r>
+        <w:t xml:space="preserve"> </w:t>
+      </w:r>
+      <w:r>
+        <w:t xml:space="preserve">—</w:t>
+      </w:r>
+      <w:r>
+        <w:t xml:space="preserve"> </w:t>
+      </w:r>
+      <w:r>
+        <w:rPr>
+          <w:rStyle w:val="VerbatimChar"/>
+        </w:rPr>
+        <w:t xml:space="preserve">country</w:t>
+      </w:r>
+      <w:r>
+        <w:t xml:space="preserve">,</w:t>
+      </w:r>
+      <w:r>
+        <w:t xml:space="preserve"> </w:t>
+      </w:r>
+      <w:r>
+        <w:rPr>
+          <w:rStyle w:val="VerbatimChar"/>
+        </w:rPr>
+        <w:t xml:space="preserve">region</w:t>
+      </w:r>
+      <w:r>
+        <w:t xml:space="preserve">,</w:t>
+      </w:r>
+      <w:r>
+        <w:t xml:space="preserve"> </w:t>
+      </w:r>
+      <w:r>
+        <w:rPr>
+          <w:rStyle w:val="VerbatimChar"/>
+        </w:rPr>
+        <w:t xml:space="preserve">city</w:t>
+      </w:r>
+      <w:r>
+        <w:t xml:space="preserve">,</w:t>
+      </w:r>
+      <w:r>
+        <w:t xml:space="preserve"> </w:t>
+      </w:r>
+      <w:r>
+        <w:rPr>
+          <w:rStyle w:val="VerbatimChar"/>
+        </w:rPr>
+        <w:t xml:space="preserve">street</w:t>
+      </w:r>
+      <w:r>
+        <w:t xml:space="preserve">,</w:t>
+      </w:r>
+      <w:r>
+        <w:t xml:space="preserve"> </w:t>
+      </w:r>
+      <w:r>
+        <w:rPr>
+          <w:rStyle w:val="VerbatimChar"/>
+        </w:rPr>
+        <w:t xml:space="preserve">house</w:t>
+      </w:r>
+      <w:r>
+        <w:t xml:space="preserve">,</w:t>
+      </w:r>
+      <w:r>
+        <w:t xml:space="preserve"> </w:t>
+      </w:r>
+      <w:r>
+        <w:rPr>
+          <w:rStyle w:val="VerbatimChar"/>
+        </w:rPr>
+        <w:t xml:space="preserve">structure</w:t>
+      </w:r>
+      <w:r>
+        <w:t xml:space="preserve">,</w:t>
+      </w:r>
+      <w:r>
+        <w:t xml:space="preserve"> </w:t>
+      </w:r>
+      <w:r>
+        <w:rPr>
+          <w:rStyle w:val="VerbatimChar"/>
+        </w:rPr>
+        <w:t xml:space="preserve">building</w:t>
+      </w:r>
+      <w:r>
+        <w:t xml:space="preserve">,</w:t>
+      </w:r>
+      <w:r>
+        <w:t xml:space="preserve"> </w:t>
+      </w:r>
+      <w:r>
+        <w:rPr>
+          <w:rStyle w:val="VerbatimChar"/>
+        </w:rPr>
+        <w:t xml:space="preserve">district</w:t>
+      </w:r>
+      <w:r>
+        <w:t xml:space="preserve">, — а не координаты. У точки, заданной только координатами (решение заказчика 08.10), региона не будет, тариф не найдётся и маршрут не сохранится, поскольку рекомендуемая цена обязательна. Нужно решение: определять адрес по координатам через geo перед резолвом, требовать минимальный набор адресных полей и при ручном вводе, или расширять контракт</w:t>
+      </w:r>
+      <w:r>
+        <w:t xml:space="preserve"> </w:t>
+      </w:r>
+      <w:r>
+        <w:rPr>
+          <w:rStyle w:val="VerbatimChar"/>
+        </w:rPr>
+        <w:t xml:space="preserve">geo-zones</w:t>
+      </w:r>
+      <w:r>
+        <w:t xml:space="preserve">. Вынесено в вопрос архитектору 26.</w:t>
+      </w:r>
+    </w:p>
+    <w:p>
+      <w:pPr>
+        <w:pStyle w:val="BodyText"/>
+      </w:pPr>
+      <w:r>
+        <w:t xml:space="preserve">Прочее, подтверждённое кодом и не менявшее текста: неизвестные поля в теле запроса игнорируются по умолчанию Spring Boot (вопрос 16, вариант A); идемпотентности в платформе нет (19); в поиске заявок нет фильтра по избранному маршруту (20); импорт из таблиц в тарифах реализован на общей библиотеке с построчной валидацией (22); локальные копии организаций ведут шестнадцать сервисов по четырём топикам (24); у тарифа такси собственных дат нет, у трансфера есть (26).</w:t>
+      </w:r>
+    </w:p>
+    <w:bookmarkEnd w:id="20"/>
+    <w:bookmarkStart w:id="21" w:name="изменения-в-редакции-v010"/>
     <w:p>
       <w:pPr>
         <w:pStyle w:val="Heading2"/>
@@ -1061,8 +1368,8 @@
         <w:t xml:space="preserve">Для такси через внешних агрегаторов контракт раздела 2.6 реализуем почти напрямую. Для корпоративных тарифов механизма по-прежнему нет. Вопрос заказчику 20 («какие тарифы в перечне») становится ещё более узловым: от него зависит, нужна ли разработка вообще.</w:t>
       </w:r>
     </w:p>
-    <w:bookmarkEnd w:id="20"/>
-    <w:bookmarkStart w:id="21" w:name="изменения-в-редакции-v09"/>
+    <w:bookmarkEnd w:id="21"/>
+    <w:bookmarkStart w:id="22" w:name="изменения-в-редакции-v09"/>
     <w:p>
       <w:pPr>
         <w:pStyle w:val="Heading2"/>
@@ -2070,8 +2377,8 @@
         <w:t xml:space="preserve">списки вопросов в этой редакции не правились, вопросы архитектору 27–29 и заказчику 20 в них ещё не внесены.</w:t>
       </w:r>
     </w:p>
-    <w:bookmarkEnd w:id="21"/>
-    <w:bookmarkStart w:id="22" w:name="изменения-в-редакции-v08"/>
+    <w:bookmarkEnd w:id="22"/>
+    <w:bookmarkStart w:id="23" w:name="изменения-в-редакции-v08"/>
     <w:p>
       <w:pPr>
         <w:pStyle w:val="Heading2"/>
@@ -3033,8 +3340,8 @@
         <w:t xml:space="preserve">.</w:t>
       </w:r>
     </w:p>
-    <w:bookmarkEnd w:id="22"/>
-    <w:bookmarkStart w:id="29" w:name="X9af67c4b03888872d06274b02fae62443cd003e"/>
+    <w:bookmarkEnd w:id="23"/>
+    <w:bookmarkStart w:id="30" w:name="X9af67c4b03888872d06274b02fae62443cd003e"/>
     <w:p>
       <w:pPr>
         <w:pStyle w:val="Heading2"/>
@@ -3043,7 +3350,7 @@
         <w:t xml:space="preserve">1 Назначение и границы</w:t>
       </w:r>
     </w:p>
-    <w:bookmarkStart w:id="23" w:name="X70aef7260fd6a11cd5a7b049ad3277307289fe6"/>
+    <w:bookmarkStart w:id="24" w:name="X70aef7260fd6a11cd5a7b049ad3277307289fe6"/>
     <w:p>
       <w:pPr>
         <w:pStyle w:val="Heading3"/>
@@ -3083,8 +3390,8 @@
         <w:t xml:space="preserve">(связка роль ↔ метод + URL в БД). Формулировка БТ про роль «Управляющий справочниками» (BR-04) этим решением закрыта и требует правки в БТ; роль с таким названием в коде платформы не найдена, поэтому какая именно роль даёт право — вопрос архитектору 14.</w:t>
       </w:r>
     </w:p>
-    <w:bookmarkEnd w:id="23"/>
-    <w:bookmarkStart w:id="24" w:name="X94211e7f0f3c48f723fc7edea350688f53f479b"/>
+    <w:bookmarkEnd w:id="24"/>
+    <w:bookmarkStart w:id="25" w:name="X94211e7f0f3c48f723fc7edea350688f53f479b"/>
     <w:p>
       <w:pPr>
         <w:pStyle w:val="Heading3"/>
@@ -3298,8 +3605,8 @@
         </w:tc>
       </w:tr>
     </w:tbl>
-    <w:bookmarkEnd w:id="24"/>
-    <w:bookmarkStart w:id="25" w:name="Xade83067d0855e42c92039655eeaafec4197ce7"/>
+    <w:bookmarkEnd w:id="25"/>
+    <w:bookmarkStart w:id="26" w:name="Xade83067d0855e42c92039655eeaafec4197ce7"/>
     <w:p>
       <w:pPr>
         <w:pStyle w:val="Heading3"/>
@@ -3392,8 +3699,8 @@
         <w:t xml:space="preserve">Серверная валидация бизнес-правил независимо от ограничений интерфейса.</w:t>
       </w:r>
     </w:p>
-    <w:bookmarkEnd w:id="25"/>
-    <w:bookmarkStart w:id="26" w:name="X8515b58d163b0b97e32888a6427456a62691813"/>
+    <w:bookmarkEnd w:id="26"/>
+    <w:bookmarkStart w:id="27" w:name="X8515b58d163b0b97e32888a6427456a62691813"/>
     <w:p>
       <w:pPr>
         <w:pStyle w:val="Heading3"/>
@@ -3852,8 +4159,8 @@
         <w:t xml:space="preserve">, фронты). Соотнесение уже написанного кода с принятой границей — вне объёма этого документа.</w:t>
       </w:r>
     </w:p>
-    <w:bookmarkEnd w:id="26"/>
-    <w:bookmarkStart w:id="27" w:name="X4ebf87f65eb73b24f67e50f943a9e0d74237e15"/>
+    <w:bookmarkEnd w:id="27"/>
+    <w:bookmarkStart w:id="28" w:name="X4ebf87f65eb73b24f67e50f943a9e0d74237e15"/>
     <w:p>
       <w:pPr>
         <w:pStyle w:val="Heading3"/>
@@ -5549,80 +5856,50 @@
               <w:jc w:val="left"/>
             </w:pPr>
             <w:r>
-              <w:t xml:space="preserve">В адресе точки</w:t>
-            </w:r>
-            <w:r>
-              <w:t xml:space="preserve"> </w:t>
-            </w:r>
-            <w:r>
-              <w:rPr>
-                <w:rStyle w:val="VerbatimChar"/>
-              </w:rPr>
-              <w:t xml:space="preserve">region: "Москва"</w:t>
-            </w:r>
-            <w:r>
-              <w:t xml:space="preserve">, в тарифе —</w:t>
-            </w:r>
-            <w:r>
-              <w:t xml:space="preserve"> </w:t>
-            </w:r>
-            <w:r>
-              <w:rPr>
-                <w:rStyle w:val="VerbatimChar"/>
-              </w:rPr>
-              <w:t xml:space="preserve">"Москва и Московская область"</w:t>
-            </w:r>
-            <w:r>
-              <w:t xml:space="preserve">:</w:t>
-            </w:r>
-            <w:r>
-              <w:t xml:space="preserve"> </w:t>
-            </w:r>
-            <w:r>
               <w:rPr>
                 <w:bCs/>
                 <w:b/>
               </w:rPr>
-              <w:t xml:space="preserve">по названию не совпадут никогда</w:t>
-            </w:r>
-            <w:r>
-              <w:t xml:space="preserve">. У одной и той же Москвы в ответе</w:t>
-            </w:r>
-            <w:r>
-              <w:t xml:space="preserve"> </w:t>
-            </w:r>
-            <w:r>
-              <w:rPr>
-                <w:rStyle w:val="VerbatimChar"/>
-              </w:rPr>
-              <w:t xml:space="preserve">search</w:t>
-            </w:r>
-            <w:r>
-              <w:t xml:space="preserve"> </w:t>
-            </w:r>
-            <w:r>
-              <w:t xml:space="preserve">встречаются два разных</w:t>
-            </w:r>
-            <w:r>
-              <w:t xml:space="preserve"> </w:t>
-            </w:r>
-            <w:r>
-              <w:rPr>
-                <w:rStyle w:val="VerbatimChar"/>
-              </w:rPr>
-              <w:t xml:space="preserve">regionId</w:t>
-            </w:r>
-            <w:r>
-              <w:t xml:space="preserve"> </w:t>
-            </w:r>
-            <w:r>
-              <w:t xml:space="preserve">(</w:t>
-            </w:r>
-            <w:r>
-              <w:rPr>
-                <w:rStyle w:val="VerbatimChar"/>
-              </w:rPr>
-              <w:t xml:space="preserve">da9682d8…</w:t>
+              <w:t xml:space="preserve">Механизм есть:</w:t>
+            </w:r>
+            <w:r>
+              <w:t xml:space="preserve"> </w:t>
+            </w:r>
+            <w:r>
+              <w:rPr>
+                <w:rStyle w:val="VerbatimChar"/>
+              </w:rPr>
+              <w:t xml:space="preserve">RegionDataResolverImpl</w:t>
+            </w:r>
+            <w:r>
+              <w:t xml:space="preserve"> </w:t>
+            </w:r>
+            <w:r>
+              <w:t xml:space="preserve">в тарифном сервисе вызывает gRPC</w:t>
+            </w:r>
+            <w:r>
+              <w:t xml:space="preserve"> </w:t>
+            </w:r>
+            <w:r>
+              <w:rPr>
+                <w:rStyle w:val="VerbatimChar"/>
+              </w:rPr>
+              <w:t xml:space="preserve">geo-zones</w:t>
+            </w:r>
+            <w:r>
+              <w:t xml:space="preserve"> </w:t>
+            </w:r>
+            <w:r>
+              <w:t xml:space="preserve">—</w:t>
+            </w:r>
+            <w:r>
+              <w:t xml:space="preserve"> </w:t>
+            </w:r>
+            <w:r>
+              <w:rPr>
+                <w:rStyle w:val="VerbatimChar"/>
+              </w:rPr>
+              <w:t xml:space="preserve">region(Waypoint)</w:t>
             </w:r>
             <w:r>
               <w:t xml:space="preserve"> </w:t>
@@ -5637,72 +5914,25 @@
               <w:rPr>
                 <w:rStyle w:val="VerbatimChar"/>
               </w:rPr>
-              <w:t xml:space="preserve">c526065a…</w:t>
-            </w:r>
-            <w:r>
-              <w:t xml:space="preserve">). В корпоративном кабинете грузится справочник</w:t>
-            </w:r>
-            <w:r>
-              <w:t xml:space="preserve"> </w:t>
-            </w:r>
-            <w:r>
-              <w:rPr>
-                <w:rStyle w:val="VerbatimChar"/>
-              </w:rPr>
-              <w:t xml:space="preserve">geo-zones/</w:t>
-            </w:r>
-          </w:p>
-        </w:tc>
-        <w:tc>
-          <w:tcPr/>
-          <w:p>
-            <w:pPr>
-              <w:pStyle w:val="Compact"/>
-              <w:jc w:val="left"/>
-            </w:pPr>
-            <w:r>
-              <w:t xml:space="preserve">Сопоставлять по строке региона нельзя; вероятный путь — определение геозоны по координатам первой точки через</w:t>
-            </w:r>
-            <w:r>
-              <w:t xml:space="preserve"> </w:t>
-            </w:r>
-            <w:r>
-              <w:rPr>
-                <w:rStyle w:val="VerbatimChar"/>
-              </w:rPr>
-              <w:t xml:space="preserve">geo-zones</w:t>
-            </w:r>
-            <w:r>
-              <w:t xml:space="preserve"> </w:t>
-            </w:r>
-            <w:r>
-              <w:t xml:space="preserve">— вопрос архитектору 26</w:t>
-            </w:r>
-          </w:p>
-        </w:tc>
-      </w:tr>
-      <w:tr>
-        <w:tc>
-          <w:tcPr/>
-          <w:p>
-            <w:pPr>
-              <w:pStyle w:val="Compact"/>
-              <w:jc w:val="left"/>
-            </w:pPr>
-            <w:r>
-              <w:t xml:space="preserve">Выбор тарифа</w:t>
-            </w:r>
-          </w:p>
-        </w:tc>
-        <w:tc>
-          <w:tcPr/>
-          <w:p>
-            <w:pPr>
-              <w:pStyle w:val="Compact"/>
-              <w:jc w:val="left"/>
-            </w:pPr>
-            <w:r>
-              <w:t xml:space="preserve">Решение заказчика 08.10.2026:</w:t>
+              <w:t xml:space="preserve">regionBranch(Waypoint)</w:t>
+            </w:r>
+            <w:r>
+              <w:t xml:space="preserve">, получает</w:t>
+            </w:r>
+            <w:r>
+              <w:t xml:space="preserve"> </w:t>
+            </w:r>
+            <w:r>
+              <w:rPr>
+                <w:rStyle w:val="VerbatimChar"/>
+              </w:rPr>
+              <w:t xml:space="preserve">Region{id, name, code, parentId, timeZone}</w:t>
+            </w:r>
+            <w:r>
+              <w:t xml:space="preserve"> </w:t>
+            </w:r>
+            <w:r>
+              <w:t xml:space="preserve">и перебирает ветку зон, беря первое совпадение по паре «регион + транспорт». Строки регионов не сравниваются. На вход резолвер принимает</w:t>
             </w:r>
             <w:r>
               <w:t xml:space="preserve"> </w:t>
@@ -5712,34 +5942,78 @@
                 <w:bCs/>
                 <w:b/>
               </w:rPr>
-              <w:t xml:space="preserve">выбирает пользователь</w:t>
-            </w:r>
-            <w:r>
-              <w:t xml:space="preserve"> </w:t>
-            </w:r>
-            <w:r>
-              <w:t xml:space="preserve">из перечня действующих тарифов с ценами; сервер не подбирает и тариф договора с наибольшей суммой не навязывает</w:t>
-            </w:r>
-          </w:p>
-        </w:tc>
-        <w:tc>
-          <w:tcPr/>
-          <w:p>
-            <w:pPr>
-              <w:pStyle w:val="Compact"/>
-              <w:jc w:val="left"/>
-            </w:pPr>
-            <w:r>
-              <w:rPr>
-                <w:rStyle w:val="VerbatimChar"/>
-              </w:rPr>
-              <w:t xml:space="preserve">tariffId</w:t>
-            </w:r>
-            <w:r>
-              <w:t xml:space="preserve"> </w:t>
-            </w:r>
-            <w:r>
-              <w:t xml:space="preserve">приходит в запросе создания; сервер проверяет его.</w:t>
+              <w:t xml:space="preserve">текстовые части адреса</w:t>
+            </w:r>
+            <w:r>
+              <w:t xml:space="preserve">, не координаты</w:t>
+            </w:r>
+          </w:p>
+        </w:tc>
+        <w:tc>
+          <w:tcPr/>
+          <w:p>
+            <w:pPr>
+              <w:pStyle w:val="Compact"/>
+              <w:jc w:val="left"/>
+            </w:pPr>
+            <w:r>
+              <w:t xml:space="preserve">Сопоставление территории изобретать не нужно. Но при ручном вводе координат без адреса регион не определится — вопрос архитектору 26. Ограничение</w:t>
+            </w:r>
+            <w:r>
+              <w:t xml:space="preserve"> </w:t>
+            </w:r>
+            <w:r>
+              <w:rPr>
+                <w:rStyle w:val="VerbatimChar"/>
+              </w:rPr>
+              <w:t xml:space="preserve">POST search</w:t>
+            </w:r>
+            <w:r>
+              <w:t xml:space="preserve"> </w:t>
+            </w:r>
+            <w:r>
+              <w:t xml:space="preserve">(фильтр по конкретному</w:t>
+            </w:r>
+            <w:r>
+              <w:t xml:space="preserve"> </w:t>
+            </w:r>
+            <w:r>
+              <w:rPr>
+                <w:rStyle w:val="VerbatimChar"/>
+              </w:rPr>
+              <w:t xml:space="preserve">regionId</w:t>
+            </w:r>
+            <w:r>
+              <w:t xml:space="preserve"> </w:t>
+            </w:r>
+            <w:r>
+              <w:t xml:space="preserve">без учёта ветки) остаётся</w:t>
+            </w:r>
+          </w:p>
+        </w:tc>
+      </w:tr>
+      <w:tr>
+        <w:tc>
+          <w:tcPr/>
+          <w:p>
+            <w:pPr>
+              <w:pStyle w:val="Compact"/>
+              <w:jc w:val="left"/>
+            </w:pPr>
+            <w:r>
+              <w:t xml:space="preserve">Выбор тарифа</w:t>
+            </w:r>
+          </w:p>
+        </w:tc>
+        <w:tc>
+          <w:tcPr/>
+          <w:p>
+            <w:pPr>
+              <w:pStyle w:val="Compact"/>
+              <w:jc w:val="left"/>
+            </w:pPr>
+            <w:r>
+              <w:t xml:space="preserve">Решение заказчика 08.10.2026:</w:t>
             </w:r>
             <w:r>
               <w:t xml:space="preserve"> </w:t>
@@ -5749,114 +6023,34 @@
                 <w:bCs/>
                 <w:b/>
               </w:rPr>
-              <w:t xml:space="preserve">Откуда брать перечень — не определено:</w:t>
-            </w:r>
-            <w:r>
-              <w:t xml:space="preserve"> </w:t>
-            </w:r>
-            <w:r>
-              <w:t xml:space="preserve">см. три строки ниже</w:t>
-            </w:r>
-          </w:p>
-        </w:tc>
-      </w:tr>
-      <w:tr>
-        <w:tc>
-          <w:tcPr/>
-          <w:p>
-            <w:pPr>
-              <w:pStyle w:val="Compact"/>
-              <w:jc w:val="left"/>
-            </w:pPr>
-            <w:r>
-              <w:rPr>
-                <w:rStyle w:val="VerbatimChar"/>
-              </w:rPr>
-              <w:t xml:space="preserve">POST /api/tariffs/search</w:t>
-            </w:r>
-          </w:p>
-        </w:tc>
-        <w:tc>
-          <w:tcPr/>
-          <w:p>
-            <w:pPr>
-              <w:pStyle w:val="Compact"/>
-              <w:jc w:val="left"/>
-            </w:pPr>
-            <w:r>
-              <w:t xml:space="preserve">Проверено на стенде: отдаёт</w:t>
-            </w:r>
-            <w:r>
-              <w:t xml:space="preserve"> </w:t>
-            </w:r>
-            <w:r>
-              <w:rPr>
-                <w:rStyle w:val="VerbatimChar"/>
-              </w:rPr>
-              <w:t xml:space="preserve">id</w:t>
-            </w:r>
-            <w:r>
-              <w:t xml:space="preserve">,</w:t>
-            </w:r>
-            <w:r>
-              <w:t xml:space="preserve"> </w:t>
-            </w:r>
-            <w:r>
-              <w:rPr>
-                <w:rStyle w:val="VerbatimChar"/>
-              </w:rPr>
-              <w:t xml:space="preserve">humanReadableId</w:t>
-            </w:r>
-            <w:r>
-              <w:t xml:space="preserve">, регион и</w:t>
-            </w:r>
-            <w:r>
-              <w:t xml:space="preserve"> </w:t>
-            </w:r>
-            <w:r>
-              <w:rPr>
-                <w:rStyle w:val="VerbatimChar"/>
-              </w:rPr>
-              <w:t xml:space="preserve">regionId</w:t>
-            </w:r>
-            <w:r>
-              <w:t xml:space="preserve">,</w:t>
-            </w:r>
-            <w:r>
-              <w:t xml:space="preserve"> </w:t>
-            </w:r>
-            <w:r>
-              <w:rPr>
-                <w:rStyle w:val="VerbatimChar"/>
-              </w:rPr>
-              <w:t xml:space="preserve">transportType</w:t>
-            </w:r>
-            <w:r>
-              <w:t xml:space="preserve">,</w:t>
-            </w:r>
-            <w:r>
-              <w:t xml:space="preserve"> </w:t>
-            </w:r>
-            <w:r>
-              <w:rPr>
-                <w:rStyle w:val="VerbatimChar"/>
-              </w:rPr>
-              <w:t xml:space="preserve">serviceType</w:t>
-            </w:r>
-            <w:r>
-              <w:t xml:space="preserve">,</w:t>
-            </w:r>
-            <w:r>
-              <w:t xml:space="preserve"> </w:t>
-            </w:r>
-            <w:r>
-              <w:rPr>
-                <w:rStyle w:val="VerbatimChar"/>
-              </w:rPr>
-              <w:t xml:space="preserve">active</w:t>
-            </w:r>
-            <w:r>
-              <w:t xml:space="preserve">, организацию, договор и контрагента.</w:t>
+              <w:t xml:space="preserve">выбирает пользователь</w:t>
+            </w:r>
+            <w:r>
+              <w:t xml:space="preserve"> </w:t>
+            </w:r>
+            <w:r>
+              <w:t xml:space="preserve">из перечня действующих тарифов с ценами; сервер не подбирает и тариф договора с наибольшей суммой не навязывает</w:t>
+            </w:r>
+          </w:p>
+        </w:tc>
+        <w:tc>
+          <w:tcPr/>
+          <w:p>
+            <w:pPr>
+              <w:pStyle w:val="Compact"/>
+              <w:jc w:val="left"/>
+            </w:pPr>
+            <w:r>
+              <w:rPr>
+                <w:rStyle w:val="VerbatimChar"/>
+              </w:rPr>
+              <w:t xml:space="preserve">tariffId</w:t>
+            </w:r>
+            <w:r>
+              <w:t xml:space="preserve"> </w:t>
+            </w:r>
+            <w:r>
+              <w:t xml:space="preserve">приходит в запросе создания; сервер проверяет его.</w:t>
             </w:r>
             <w:r>
               <w:t xml:space="preserve"> </w:t>
@@ -5866,54 +6060,51 @@
                 <w:bCs/>
                 <w:b/>
               </w:rPr>
-              <w:t xml:space="preserve">Нет класса, цены, периода действия и признаков трансфера</w:t>
-            </w:r>
-          </w:p>
-        </w:tc>
-        <w:tc>
-          <w:tcPr/>
-          <w:p>
-            <w:pPr>
-              <w:pStyle w:val="Compact"/>
-              <w:jc w:val="left"/>
-            </w:pPr>
-            <w:r>
-              <w:t xml:space="preserve">Для перечня тарифов с ценами по классам не подходит</w:t>
-            </w:r>
-          </w:p>
-        </w:tc>
-      </w:tr>
-      <w:tr>
-        <w:tc>
-          <w:tcPr/>
-          <w:p>
-            <w:pPr>
-              <w:pStyle w:val="Compact"/>
-              <w:jc w:val="left"/>
-            </w:pPr>
-            <w:r>
-              <w:rPr>
-                <w:rStyle w:val="VerbatimChar"/>
-              </w:rPr>
-              <w:t xml:space="preserve">POST /api/tariffs/calculate</w:t>
-            </w:r>
-          </w:p>
-        </w:tc>
-        <w:tc>
-          <w:tcPr/>
-          <w:p>
-            <w:pPr>
-              <w:pStyle w:val="Compact"/>
-              <w:jc w:val="left"/>
-            </w:pPr>
-            <w:r>
-              <w:t xml:space="preserve">Проверено на стенде: вернул по одному тарифу на вид транспорта (</w:t>
-            </w:r>
-            <w:r>
-              <w:rPr>
-                <w:rStyle w:val="VerbatimChar"/>
-              </w:rPr>
-              <w:t xml:space="preserve">PERSONAL</w:t>
+              <w:t xml:space="preserve">Откуда брать перечень — не определено:</w:t>
+            </w:r>
+            <w:r>
+              <w:t xml:space="preserve"> </w:t>
+            </w:r>
+            <w:r>
+              <w:t xml:space="preserve">см. три строки ниже</w:t>
+            </w:r>
+          </w:p>
+        </w:tc>
+      </w:tr>
+      <w:tr>
+        <w:tc>
+          <w:tcPr/>
+          <w:p>
+            <w:pPr>
+              <w:pStyle w:val="Compact"/>
+              <w:jc w:val="left"/>
+            </w:pPr>
+            <w:r>
+              <w:rPr>
+                <w:rStyle w:val="VerbatimChar"/>
+              </w:rPr>
+              <w:t xml:space="preserve">POST /api/tariffs/search</w:t>
+            </w:r>
+          </w:p>
+        </w:tc>
+        <w:tc>
+          <w:tcPr/>
+          <w:p>
+            <w:pPr>
+              <w:pStyle w:val="Compact"/>
+              <w:jc w:val="left"/>
+            </w:pPr>
+            <w:r>
+              <w:t xml:space="preserve">Проверено на стенде: отдаёт</w:t>
+            </w:r>
+            <w:r>
+              <w:t xml:space="preserve"> </w:t>
+            </w:r>
+            <w:r>
+              <w:rPr>
+                <w:rStyle w:val="VerbatimChar"/>
+              </w:rPr>
+              <w:t xml:space="preserve">id</w:t>
             </w:r>
             <w:r>
               <w:t xml:space="preserve">,</w:t>
@@ -5925,7 +6116,19 @@
               <w:rPr>
                 <w:rStyle w:val="VerbatimChar"/>
               </w:rPr>
-              <w:t xml:space="preserve">PUBLIC</w:t>
+              <w:t xml:space="preserve">humanReadableId</w:t>
+            </w:r>
+            <w:r>
+              <w:t xml:space="preserve">, регион и</w:t>
+            </w:r>
+            <w:r>
+              <w:t xml:space="preserve"> </w:t>
+            </w:r>
+            <w:r>
+              <w:rPr>
+                <w:rStyle w:val="VerbatimChar"/>
+              </w:rPr>
+              <w:t xml:space="preserve">regionId</w:t>
             </w:r>
             <w:r>
               <w:t xml:space="preserve">,</w:t>
@@ -5937,108 +6140,135 @@
               <w:rPr>
                 <w:rStyle w:val="VerbatimChar"/>
               </w:rPr>
-              <w:t xml:space="preserve">GROUP_TRANSFER</w:t>
-            </w:r>
-            <w:r>
-              <w:t xml:space="preserve">), по одному классу,</w:t>
-            </w:r>
-            <w:r>
-              <w:t xml:space="preserve"> </w:t>
-            </w:r>
-            <w:r>
-              <w:rPr>
-                <w:rStyle w:val="VerbatimChar"/>
+              <w:t xml:space="preserve">transportType</w:t>
+            </w:r>
+            <w:r>
+              <w:t xml:space="preserve">,</w:t>
+            </w:r>
+            <w:r>
+              <w:t xml:space="preserve"> </w:t>
+            </w:r>
+            <w:r>
+              <w:rPr>
+                <w:rStyle w:val="VerbatimChar"/>
+              </w:rPr>
+              <w:t xml:space="preserve">serviceType</w:t>
+            </w:r>
+            <w:r>
+              <w:t xml:space="preserve">,</w:t>
+            </w:r>
+            <w:r>
+              <w:t xml:space="preserve"> </w:t>
+            </w:r>
+            <w:r>
+              <w:rPr>
+                <w:rStyle w:val="VerbatimChar"/>
+              </w:rPr>
+              <w:t xml:space="preserve">active</w:t>
+            </w:r>
+            <w:r>
+              <w:t xml:space="preserve">, организацию, договор и контрагента.</w:t>
+            </w:r>
+            <w:r>
+              <w:t xml:space="preserve"> </w:t>
+            </w:r>
+            <w:r>
+              <w:rPr>
                 <w:bCs/>
                 <w:b/>
               </w:rPr>
-              <w:t xml:space="preserve">TAXI</w:t>
-            </w:r>
-            <w:r>
-              <w:rPr>
+              <w:t xml:space="preserve">Нет класса, цены, периода действия и признаков трансфера</w:t>
+            </w:r>
+          </w:p>
+        </w:tc>
+        <w:tc>
+          <w:tcPr/>
+          <w:p>
+            <w:pPr>
+              <w:pStyle w:val="Compact"/>
+              <w:jc w:val="left"/>
+            </w:pPr>
+            <w:r>
+              <w:t xml:space="preserve">Для перечня тарифов с ценами по классам не подходит</w:t>
+            </w:r>
+          </w:p>
+        </w:tc>
+      </w:tr>
+      <w:tr>
+        <w:tc>
+          <w:tcPr/>
+          <w:p>
+            <w:pPr>
+              <w:pStyle w:val="Compact"/>
+              <w:jc w:val="left"/>
+            </w:pPr>
+            <w:r>
+              <w:rPr>
+                <w:rStyle w:val="VerbatimChar"/>
+              </w:rPr>
+              <w:t xml:space="preserve">POST /api/tariffs/calculate</w:t>
+            </w:r>
+          </w:p>
+        </w:tc>
+        <w:tc>
+          <w:tcPr/>
+          <w:p>
+            <w:pPr>
+              <w:pStyle w:val="Compact"/>
+              <w:jc w:val="left"/>
+            </w:pPr>
+            <w:r>
+              <w:t xml:space="preserve">Проверено на стенде: вернул по одному тарифу на вид транспорта (</w:t>
+            </w:r>
+            <w:r>
+              <w:rPr>
+                <w:rStyle w:val="VerbatimChar"/>
+              </w:rPr>
+              <w:t xml:space="preserve">PERSONAL</w:t>
+            </w:r>
+            <w:r>
+              <w:t xml:space="preserve">,</w:t>
+            </w:r>
+            <w:r>
+              <w:t xml:space="preserve"> </w:t>
+            </w:r>
+            <w:r>
+              <w:rPr>
+                <w:rStyle w:val="VerbatimChar"/>
+              </w:rPr>
+              <w:t xml:space="preserve">PUBLIC</w:t>
+            </w:r>
+            <w:r>
+              <w:t xml:space="preserve">,</w:t>
+            </w:r>
+            <w:r>
+              <w:t xml:space="preserve"> </w:t>
+            </w:r>
+            <w:r>
+              <w:rPr>
+                <w:rStyle w:val="VerbatimChar"/>
+              </w:rPr>
+              <w:t xml:space="preserve">GROUP_TRANSFER</w:t>
+            </w:r>
+            <w:r>
+              <w:t xml:space="preserve">), по одному классу,</w:t>
+            </w:r>
+            <w:r>
+              <w:t xml:space="preserve"> </w:t>
+            </w:r>
+            <w:r>
+              <w:rPr>
+                <w:rStyle w:val="VerbatimChar"/>
                 <w:bCs/>
                 <w:b/>
               </w:rPr>
-              <w:t xml:space="preserve"> </w:t>
+              <w:t xml:space="preserve">TAXI</w:t>
             </w:r>
             <w:r>
               <w:rPr>
                 <w:bCs/>
                 <w:b/>
               </w:rPr>
-              <w:t xml:space="preserve">в ответе отсутствует</w:t>
-            </w:r>
-            <w:r>
-              <w:t xml:space="preserve">. По скриншотам клиентского интерфейса видно, что такси считается не здесь, а через</w:t>
-            </w:r>
-            <w:r>
-              <w:t xml:space="preserve"> </w:t>
-            </w:r>
-            <w:r>
-              <w:rPr>
-                <w:rStyle w:val="VerbatimChar"/>
-              </w:rPr>
-              <w:t xml:space="preserve">externalPrices</w:t>
-            </w:r>
-            <w:r>
-              <w:t xml:space="preserve">:</w:t>
-            </w:r>
-            <w:r>
-              <w:t xml:space="preserve"> </w:t>
-            </w:r>
-            <w:r>
-              <w:rPr>
-                <w:rStyle w:val="VerbatimChar"/>
-              </w:rPr>
-              <w:t xml:space="preserve">calculate</w:t>
-            </w:r>
-            <w:r>
-              <w:t xml:space="preserve"> </w:t>
-            </w:r>
-            <w:r>
-              <w:t xml:space="preserve">обслуживает «Личный», «Общественный» и «Трансфер»</w:t>
-            </w:r>
-          </w:p>
-        </w:tc>
-        <w:tc>
-          <w:tcPr/>
-          <w:p>
-            <w:pPr>
-              <w:pStyle w:val="Compact"/>
-              <w:jc w:val="left"/>
-            </w:pPr>
-            <w:r>
-              <w:t xml:space="preserve">Для перечня классов такси не применяется по устройству потока, а не из-за фильтра по должности</w:t>
-            </w:r>
-          </w:p>
-        </w:tc>
-      </w:tr>
-      <w:tr>
-        <w:tc>
-          <w:tcPr/>
-          <w:p>
-            <w:pPr>
-              <w:pStyle w:val="Compact"/>
-              <w:jc w:val="left"/>
-            </w:pPr>
-            <w:r>
-              <w:rPr>
-                <w:rStyle w:val="VerbatimChar"/>
-              </w:rPr>
-              <w:t xml:space="preserve">POST /api/tariffs/externalPrices</w:t>
-            </w:r>
-          </w:p>
-        </w:tc>
-        <w:tc>
-          <w:tcPr/>
-          <w:p>
-            <w:pPr>
-              <w:pStyle w:val="Compact"/>
-              <w:jc w:val="left"/>
-            </w:pPr>
-            <w:r>
-              <w:t xml:space="preserve">Проверено на стенде:</w:t>
-            </w:r>
-            <w:r>
               <w:t xml:space="preserve"> </w:t>
             </w:r>
             <w:r>
@@ -6046,106 +6276,78 @@
                 <w:bCs/>
                 <w:b/>
               </w:rPr>
-              <w:t xml:space="preserve">один вызов возвращает все четыре класса такси</w:t>
-            </w:r>
-            <w:r>
-              <w:t xml:space="preserve"> </w:t>
-            </w:r>
-            <w:r>
-              <w:t xml:space="preserve">(</w:t>
-            </w:r>
-            <w:r>
-              <w:rPr>
-                <w:rStyle w:val="VerbatimChar"/>
-              </w:rPr>
-              <w:t xml:space="preserve">ECONOMY</w:t>
-            </w:r>
-            <w:r>
-              <w:t xml:space="preserve">,</w:t>
-            </w:r>
-            <w:r>
-              <w:t xml:space="preserve"> </w:t>
-            </w:r>
-            <w:r>
-              <w:rPr>
-                <w:rStyle w:val="VerbatimChar"/>
-              </w:rPr>
-              <w:t xml:space="preserve">COMFORT</w:t>
-            </w:r>
-            <w:r>
-              <w:t xml:space="preserve">,</w:t>
-            </w:r>
-            <w:r>
-              <w:t xml:space="preserve"> </w:t>
-            </w:r>
-            <w:r>
-              <w:rPr>
-                <w:rStyle w:val="VerbatimChar"/>
-              </w:rPr>
-              <w:t xml:space="preserve">BUSINESS</w:t>
-            </w:r>
-            <w:r>
-              <w:t xml:space="preserve">,</w:t>
-            </w:r>
-            <w:r>
-              <w:t xml:space="preserve"> </w:t>
-            </w:r>
-            <w:r>
-              <w:rPr>
-                <w:rStyle w:val="VerbatimChar"/>
-              </w:rPr>
-              <w:t xml:space="preserve">COMFORT_PLUS</w:t>
-            </w:r>
-            <w:r>
-              <w:t xml:space="preserve">) с ценами;</w:t>
-            </w:r>
-            <w:r>
-              <w:t xml:space="preserve"> </w:t>
-            </w:r>
-            <w:r>
-              <w:rPr>
-                <w:rStyle w:val="VerbatimChar"/>
-              </w:rPr>
-              <w:t xml:space="preserve">taxiClass</w:t>
-            </w:r>
-            <w:r>
-              <w:t xml:space="preserve"> </w:t>
-            </w:r>
-            <w:r>
-              <w:t xml:space="preserve">в запросе ответ не фильтрует, интерфейс лишь выбирает запись под активной вкладкой. Поля ответа:</w:t>
-            </w:r>
-            <w:r>
-              <w:t xml:space="preserve"> </w:t>
-            </w:r>
-            <w:r>
-              <w:rPr>
-                <w:rStyle w:val="VerbatimChar"/>
-              </w:rPr>
-              <w:t xml:space="preserve">provider</w:t>
-            </w:r>
-            <w:r>
-              <w:t xml:space="preserve"> </w:t>
-            </w:r>
-            <w:r>
-              <w:t xml:space="preserve">(</w:t>
-            </w:r>
-            <w:r>
-              <w:rPr>
-                <w:rStyle w:val="VerbatimChar"/>
-              </w:rPr>
-              <w:t xml:space="preserve">YANDEX</w:t>
-            </w:r>
-            <w:r>
-              <w:t xml:space="preserve">),</w:t>
-            </w:r>
-            <w:r>
-              <w:t xml:space="preserve"> </w:t>
-            </w:r>
-            <w:r>
-              <w:rPr>
-                <w:rStyle w:val="VerbatimChar"/>
-              </w:rPr>
-              <w:t xml:space="preserve">tariffId</w:t>
+              <w:t xml:space="preserve">в ответе отсутствует</w:t>
+            </w:r>
+            <w:r>
+              <w:t xml:space="preserve">. По скриншотам клиентского интерфейса видно, что такси считается не здесь, а через</w:t>
+            </w:r>
+            <w:r>
+              <w:t xml:space="preserve"> </w:t>
+            </w:r>
+            <w:r>
+              <w:rPr>
+                <w:rStyle w:val="VerbatimChar"/>
+              </w:rPr>
+              <w:t xml:space="preserve">externalPrices</w:t>
+            </w:r>
+            <w:r>
+              <w:t xml:space="preserve">:</w:t>
+            </w:r>
+            <w:r>
+              <w:t xml:space="preserve"> </w:t>
+            </w:r>
+            <w:r>
+              <w:rPr>
+                <w:rStyle w:val="VerbatimChar"/>
+              </w:rPr>
+              <w:t xml:space="preserve">calculate</w:t>
+            </w:r>
+            <w:r>
+              <w:t xml:space="preserve"> </w:t>
+            </w:r>
+            <w:r>
+              <w:t xml:space="preserve">обслуживает «Личный», «Общественный» и «Трансфер»</w:t>
+            </w:r>
+          </w:p>
+        </w:tc>
+        <w:tc>
+          <w:tcPr/>
+          <w:p>
+            <w:pPr>
+              <w:pStyle w:val="Compact"/>
+              <w:jc w:val="left"/>
+            </w:pPr>
+            <w:r>
+              <w:t xml:space="preserve">Для перечня классов такси не применяется по устройству потока, а не из-за фильтра по должности</w:t>
+            </w:r>
+          </w:p>
+        </w:tc>
+      </w:tr>
+      <w:tr>
+        <w:tc>
+          <w:tcPr/>
+          <w:p>
+            <w:pPr>
+              <w:pStyle w:val="Compact"/>
+              <w:jc w:val="left"/>
+            </w:pPr>
+            <w:r>
+              <w:rPr>
+                <w:rStyle w:val="VerbatimChar"/>
+              </w:rPr>
+              <w:t xml:space="preserve">POST /api/tariffs/externalPrices</w:t>
+            </w:r>
+          </w:p>
+        </w:tc>
+        <w:tc>
+          <w:tcPr/>
+          <w:p>
+            <w:pPr>
+              <w:pStyle w:val="Compact"/>
+              <w:jc w:val="left"/>
+            </w:pPr>
+            <w:r>
+              <w:t xml:space="preserve">Проверено на стенде:</w:t>
             </w:r>
             <w:r>
               <w:t xml:space="preserve"> </w:t>
@@ -6155,7 +6357,7 @@
                 <w:bCs/>
                 <w:b/>
               </w:rPr>
-              <w:t xml:space="preserve">строкой</w:t>
+              <w:t xml:space="preserve">один вызов возвращает все четыре класса такси</w:t>
             </w:r>
             <w:r>
               <w:t xml:space="preserve"> </w:t>
@@ -6167,7 +6369,7 @@
               <w:rPr>
                 <w:rStyle w:val="VerbatimChar"/>
               </w:rPr>
-              <w:t xml:space="preserve">econom</w:t>
+              <w:t xml:space="preserve">ECONOMY</w:t>
             </w:r>
             <w:r>
               <w:t xml:space="preserve">,</w:t>
@@ -6179,7 +6381,7 @@
               <w:rPr>
                 <w:rStyle w:val="VerbatimChar"/>
               </w:rPr>
-              <w:t xml:space="preserve">business</w:t>
+              <w:t xml:space="preserve">COMFORT</w:t>
             </w:r>
             <w:r>
               <w:t xml:space="preserve">,</w:t>
@@ -6191,7 +6393,7 @@
               <w:rPr>
                 <w:rStyle w:val="VerbatimChar"/>
               </w:rPr>
-              <w:t xml:space="preserve">vip</w:t>
+              <w:t xml:space="preserve">BUSINESS</w:t>
             </w:r>
             <w:r>
               <w:t xml:space="preserve">,</w:t>
@@ -6203,7 +6405,46 @@
               <w:rPr>
                 <w:rStyle w:val="VerbatimChar"/>
               </w:rPr>
-              <w:t xml:space="preserve">comfortplus</w:t>
+              <w:t xml:space="preserve">COMFORT_PLUS</w:t>
+            </w:r>
+            <w:r>
+              <w:t xml:space="preserve">) с ценами;</w:t>
+            </w:r>
+            <w:r>
+              <w:t xml:space="preserve"> </w:t>
+            </w:r>
+            <w:r>
+              <w:rPr>
+                <w:rStyle w:val="VerbatimChar"/>
+              </w:rPr>
+              <w:t xml:space="preserve">taxiClass</w:t>
+            </w:r>
+            <w:r>
+              <w:t xml:space="preserve"> </w:t>
+            </w:r>
+            <w:r>
+              <w:t xml:space="preserve">в запросе ответ не фильтрует, интерфейс лишь выбирает запись под активной вкладкой. Поля ответа:</w:t>
+            </w:r>
+            <w:r>
+              <w:t xml:space="preserve"> </w:t>
+            </w:r>
+            <w:r>
+              <w:rPr>
+                <w:rStyle w:val="VerbatimChar"/>
+              </w:rPr>
+              <w:t xml:space="preserve">provider</w:t>
+            </w:r>
+            <w:r>
+              <w:t xml:space="preserve"> </w:t>
+            </w:r>
+            <w:r>
+              <w:t xml:space="preserve">(</w:t>
+            </w:r>
+            <w:r>
+              <w:rPr>
+                <w:rStyle w:val="VerbatimChar"/>
+              </w:rPr>
+              <w:t xml:space="preserve">YANDEX</w:t>
             </w:r>
             <w:r>
               <w:t xml:space="preserve">),</w:t>
@@ -6215,67 +6456,7 @@
               <w:rPr>
                 <w:rStyle w:val="VerbatimChar"/>
               </w:rPr>
-              <w:t xml:space="preserve">taxiClass</w:t>
-            </w:r>
-            <w:r>
-              <w:t xml:space="preserve">,</w:t>
-            </w:r>
-            <w:r>
-              <w:t xml:space="preserve"> </w:t>
-            </w:r>
-            <w:r>
-              <w:rPr>
-                <w:rStyle w:val="VerbatimChar"/>
-              </w:rPr>
-              <w:t xml:space="preserve">price</w:t>
-            </w:r>
-            <w:r>
-              <w:t xml:space="preserve"> </w:t>
-            </w:r>
-            <w:r>
-              <w:t xml:space="preserve">в рублях целым числом,</w:t>
-            </w:r>
-            <w:r>
-              <w:t xml:space="preserve"> </w:t>
-            </w:r>
-            <w:r>
-              <w:rPr>
-                <w:rStyle w:val="VerbatimChar"/>
-              </w:rPr>
-              <w:t xml:space="preserve">calcHash</w:t>
-            </w:r>
-            <w:r>
-              <w:t xml:space="preserve">,</w:t>
-            </w:r>
-            <w:r>
-              <w:t xml:space="preserve"> </w:t>
-            </w:r>
-            <w:r>
-              <w:rPr>
-                <w:rStyle w:val="VerbatimChar"/>
-              </w:rPr>
-              <w:t xml:space="preserve">eta</w:t>
-            </w:r>
-            <w:r>
-              <w:t xml:space="preserve"> </w:t>
-            </w:r>
-            <w:r>
-              <w:t xml:space="preserve">и</w:t>
-            </w:r>
-            <w:r>
-              <w:t xml:space="preserve"> </w:t>
-            </w:r>
-            <w:r>
-              <w:rPr>
-                <w:rStyle w:val="VerbatimChar"/>
-              </w:rPr>
-              <w:t xml:space="preserve">duration</w:t>
-            </w:r>
-            <w:r>
-              <w:t xml:space="preserve"> </w:t>
-            </w:r>
-            <w:r>
-              <w:t xml:space="preserve">в секундах.</w:t>
+              <w:t xml:space="preserve">tariffId</w:t>
             </w:r>
             <w:r>
               <w:t xml:space="preserve"> </w:t>
@@ -6285,28 +6466,19 @@
                 <w:bCs/>
                 <w:b/>
               </w:rPr>
-              <w:t xml:space="preserve">Корпоративных перевозчиков и человекочитаемого номера тарифа нет</w:t>
-            </w:r>
-          </w:p>
-        </w:tc>
-        <w:tc>
-          <w:tcPr/>
-          <w:p>
-            <w:pPr>
-              <w:pStyle w:val="Compact"/>
-              <w:jc w:val="left"/>
-            </w:pPr>
-            <w:r>
-              <w:t xml:space="preserve">Для такси через агрегаторов перечень классов с ценами получается одним вызовом — контракт 2.6 почти реализуем. В запросе обязательны</w:t>
-            </w:r>
-            <w:r>
-              <w:t xml:space="preserve"> </w:t>
-            </w:r>
-            <w:r>
-              <w:rPr>
-                <w:rStyle w:val="VerbatimChar"/>
-              </w:rPr>
-              <w:t xml:space="preserve">author</w:t>
+              <w:t xml:space="preserve">строкой</w:t>
+            </w:r>
+            <w:r>
+              <w:t xml:space="preserve"> </w:t>
+            </w:r>
+            <w:r>
+              <w:t xml:space="preserve">(</w:t>
+            </w:r>
+            <w:r>
+              <w:rPr>
+                <w:rStyle w:val="VerbatimChar"/>
+              </w:rPr>
+              <w:t xml:space="preserve">econom</w:t>
             </w:r>
             <w:r>
               <w:t xml:space="preserve">,</w:t>
@@ -6318,7 +6490,7 @@
               <w:rPr>
                 <w:rStyle w:val="VerbatimChar"/>
               </w:rPr>
-              <w:t xml:space="preserve">passenger</w:t>
+              <w:t xml:space="preserve">business</w:t>
             </w:r>
             <w:r>
               <w:t xml:space="preserve">,</w:t>
@@ -6330,7 +6502,70 @@
               <w:rPr>
                 <w:rStyle w:val="VerbatimChar"/>
               </w:rPr>
-              <w:t xml:space="preserve">purpose</w:t>
+              <w:t xml:space="preserve">vip</w:t>
+            </w:r>
+            <w:r>
+              <w:t xml:space="preserve">,</w:t>
+            </w:r>
+            <w:r>
+              <w:t xml:space="preserve"> </w:t>
+            </w:r>
+            <w:r>
+              <w:rPr>
+                <w:rStyle w:val="VerbatimChar"/>
+              </w:rPr>
+              <w:t xml:space="preserve">comfortplus</w:t>
+            </w:r>
+            <w:r>
+              <w:t xml:space="preserve">),</w:t>
+            </w:r>
+            <w:r>
+              <w:t xml:space="preserve"> </w:t>
+            </w:r>
+            <w:r>
+              <w:rPr>
+                <w:rStyle w:val="VerbatimChar"/>
+              </w:rPr>
+              <w:t xml:space="preserve">taxiClass</w:t>
+            </w:r>
+            <w:r>
+              <w:t xml:space="preserve">,</w:t>
+            </w:r>
+            <w:r>
+              <w:t xml:space="preserve"> </w:t>
+            </w:r>
+            <w:r>
+              <w:rPr>
+                <w:rStyle w:val="VerbatimChar"/>
+              </w:rPr>
+              <w:t xml:space="preserve">price</w:t>
+            </w:r>
+            <w:r>
+              <w:t xml:space="preserve"> </w:t>
+            </w:r>
+            <w:r>
+              <w:t xml:space="preserve">в рублях целым числом,</w:t>
+            </w:r>
+            <w:r>
+              <w:t xml:space="preserve"> </w:t>
+            </w:r>
+            <w:r>
+              <w:rPr>
+                <w:rStyle w:val="VerbatimChar"/>
+              </w:rPr>
+              <w:t xml:space="preserve">calcHash</w:t>
+            </w:r>
+            <w:r>
+              <w:t xml:space="preserve">,</w:t>
+            </w:r>
+            <w:r>
+              <w:t xml:space="preserve"> </w:t>
+            </w:r>
+            <w:r>
+              <w:rPr>
+                <w:rStyle w:val="VerbatimChar"/>
+              </w:rPr>
+              <w:t xml:space="preserve">eta</w:t>
             </w:r>
             <w:r>
               <w:t xml:space="preserve"> </w:t>
@@ -6345,36 +6580,13 @@
               <w:rPr>
                 <w:rStyle w:val="VerbatimChar"/>
               </w:rPr>
-              <w:t xml:space="preserve">expected.segments</w:t>
-            </w:r>
-            <w:r>
-              <w:t xml:space="preserve">, которых у записи справочника нет — вопрос архитектору 29</w:t>
-            </w:r>
-          </w:p>
-        </w:tc>
-      </w:tr>
-      <w:tr>
-        <w:tc>
-          <w:tcPr/>
-          <w:p>
-            <w:pPr>
-              <w:pStyle w:val="Compact"/>
-              <w:jc w:val="left"/>
-            </w:pPr>
-            <w:r>
-              <w:t xml:space="preserve">Ситимобил и Uber</w:t>
-            </w:r>
-          </w:p>
-        </w:tc>
-        <w:tc>
-          <w:tcPr/>
-          <w:p>
-            <w:pPr>
-              <w:pStyle w:val="Compact"/>
-              <w:jc w:val="left"/>
-            </w:pPr>
-            <w:r>
-              <w:t xml:space="preserve">В интерфейсе показаны как провайдеры с оценкой подачи, но</w:t>
+              <w:t xml:space="preserve">duration</w:t>
+            </w:r>
+            <w:r>
+              <w:t xml:space="preserve"> </w:t>
+            </w:r>
+            <w:r>
+              <w:t xml:space="preserve">в секундах.</w:t>
             </w:r>
             <w:r>
               <w:t xml:space="preserve"> </w:t>
@@ -6384,148 +6596,96 @@
                 <w:bCs/>
                 <w:b/>
               </w:rPr>
-              <w:t xml:space="preserve">без цены</w:t>
-            </w:r>
-            <w:r>
-              <w:t xml:space="preserve">: в ответе</w:t>
-            </w:r>
-            <w:r>
-              <w:t xml:space="preserve"> </w:t>
-            </w:r>
-            <w:r>
-              <w:rPr>
-                <w:rStyle w:val="VerbatimChar"/>
-              </w:rPr>
-              <w:t xml:space="preserve">externalPrices</w:t>
-            </w:r>
-            <w:r>
-              <w:t xml:space="preserve"> </w:t>
-            </w:r>
-            <w:r>
-              <w:t xml:space="preserve">только</w:t>
-            </w:r>
-            <w:r>
-              <w:t xml:space="preserve"> </w:t>
-            </w:r>
-            <w:r>
-              <w:rPr>
-                <w:rStyle w:val="VerbatimChar"/>
-              </w:rPr>
-              <w:t xml:space="preserve">YANDEX</w:t>
-            </w:r>
-          </w:p>
-        </w:tc>
-        <w:tc>
-          <w:tcPr/>
-          <w:p>
-            <w:pPr>
-              <w:pStyle w:val="Compact"/>
-              <w:jc w:val="left"/>
-            </w:pPr>
-            <w:r>
-              <w:t xml:space="preserve">Перечень провайдеров в ответе может быть неполным</w:t>
-            </w:r>
-          </w:p>
-        </w:tc>
-      </w:tr>
-      <w:tr>
-        <w:tc>
-          <w:tcPr/>
-          <w:p>
-            <w:pPr>
-              <w:pStyle w:val="Compact"/>
-              <w:jc w:val="left"/>
-            </w:pPr>
-            <w:r>
-              <w:t xml:space="preserve">Список классов такси</w:t>
-            </w:r>
-          </w:p>
-        </w:tc>
-        <w:tc>
-          <w:tcPr/>
-          <w:p>
-            <w:pPr>
-              <w:pStyle w:val="Compact"/>
-              <w:jc w:val="left"/>
-            </w:pPr>
-            <w:r>
-              <w:t xml:space="preserve">Отдельного запроса нет: список статический в интерфейсе</w:t>
-            </w:r>
-          </w:p>
-        </w:tc>
-        <w:tc>
-          <w:tcPr/>
-          <w:p>
-            <w:pPr>
-              <w:pStyle w:val="Compact"/>
-              <w:jc w:val="left"/>
-            </w:pPr>
-            <w:r>
-              <w:t xml:space="preserve">Сервис маршрутов должен знать перечень классов сам, не запрашивая его</w:t>
-            </w:r>
-          </w:p>
-        </w:tc>
-      </w:tr>
-      <w:tr>
-        <w:tc>
-          <w:tcPr/>
-          <w:p>
-            <w:pPr>
-              <w:pStyle w:val="Compact"/>
-              <w:jc w:val="left"/>
-            </w:pPr>
-            <w:r>
-              <w:t xml:space="preserve">Доступные классы</w:t>
-            </w:r>
-          </w:p>
-        </w:tc>
-        <w:tc>
-          <w:tcPr/>
-          <w:p>
-            <w:pPr>
-              <w:pStyle w:val="Compact"/>
-              <w:jc w:val="left"/>
-            </w:pPr>
-            <w:r>
-              <w:t xml:space="preserve">Доступны только классы, по которым у организации есть действующий тариф и договор — «так же, как на клиенте»</w:t>
-            </w:r>
-          </w:p>
-        </w:tc>
-        <w:tc>
-          <w:tcPr/>
-          <w:p>
-            <w:pPr>
-              <w:pStyle w:val="Compact"/>
-              <w:jc w:val="left"/>
-            </w:pPr>
-            <w:r>
-              <w:t xml:space="preserve">Класс без действующего тарифа выбрать нельзя: отказ «Заведите тариф». Проверенного вызова, который отдаёт перечень классов с ценами для корпоративных тарифов, нет (вопрос архитектору 27)</w:t>
-            </w:r>
-          </w:p>
-        </w:tc>
-      </w:tr>
-      <w:tr>
-        <w:tc>
-          <w:tcPr/>
-          <w:p>
-            <w:pPr>
-              <w:pStyle w:val="Compact"/>
-              <w:jc w:val="left"/>
-            </w:pPr>
-            <w:r>
-              <w:t xml:space="preserve">Выбор договора</w:t>
-            </w:r>
-          </w:p>
-        </w:tc>
-        <w:tc>
-          <w:tcPr/>
-          <w:p>
-            <w:pPr>
-              <w:pStyle w:val="Compact"/>
-              <w:jc w:val="left"/>
-            </w:pPr>
-            <w:r>
-              <w:t xml:space="preserve">Штатный расчёт выбирает договор</w:t>
+              <w:t xml:space="preserve">Корпоративных перевозчиков и человекочитаемого номера тарифа нет</w:t>
+            </w:r>
+          </w:p>
+        </w:tc>
+        <w:tc>
+          <w:tcPr/>
+          <w:p>
+            <w:pPr>
+              <w:pStyle w:val="Compact"/>
+              <w:jc w:val="left"/>
+            </w:pPr>
+            <w:r>
+              <w:t xml:space="preserve">Для такси через агрегаторов перечень классов с ценами получается одним вызовом — контракт 2.6 почти реализуем. В запросе обязательны</w:t>
+            </w:r>
+            <w:r>
+              <w:t xml:space="preserve"> </w:t>
+            </w:r>
+            <w:r>
+              <w:rPr>
+                <w:rStyle w:val="VerbatimChar"/>
+              </w:rPr>
+              <w:t xml:space="preserve">author</w:t>
+            </w:r>
+            <w:r>
+              <w:t xml:space="preserve">,</w:t>
+            </w:r>
+            <w:r>
+              <w:t xml:space="preserve"> </w:t>
+            </w:r>
+            <w:r>
+              <w:rPr>
+                <w:rStyle w:val="VerbatimChar"/>
+              </w:rPr>
+              <w:t xml:space="preserve">passenger</w:t>
+            </w:r>
+            <w:r>
+              <w:t xml:space="preserve">,</w:t>
+            </w:r>
+            <w:r>
+              <w:t xml:space="preserve"> </w:t>
+            </w:r>
+            <w:r>
+              <w:rPr>
+                <w:rStyle w:val="VerbatimChar"/>
+              </w:rPr>
+              <w:t xml:space="preserve">purpose</w:t>
+            </w:r>
+            <w:r>
+              <w:t xml:space="preserve"> </w:t>
+            </w:r>
+            <w:r>
+              <w:t xml:space="preserve">и</w:t>
+            </w:r>
+            <w:r>
+              <w:t xml:space="preserve"> </w:t>
+            </w:r>
+            <w:r>
+              <w:rPr>
+                <w:rStyle w:val="VerbatimChar"/>
+              </w:rPr>
+              <w:t xml:space="preserve">expected.segments</w:t>
+            </w:r>
+            <w:r>
+              <w:t xml:space="preserve">, которых у записи справочника нет — вопрос архитектору 29</w:t>
+            </w:r>
+          </w:p>
+        </w:tc>
+      </w:tr>
+      <w:tr>
+        <w:tc>
+          <w:tcPr/>
+          <w:p>
+            <w:pPr>
+              <w:pStyle w:val="Compact"/>
+              <w:jc w:val="left"/>
+            </w:pPr>
+            <w:r>
+              <w:t xml:space="preserve">Ситимобил и Uber</w:t>
+            </w:r>
+          </w:p>
+        </w:tc>
+        <w:tc>
+          <w:tcPr/>
+          <w:p>
+            <w:pPr>
+              <w:pStyle w:val="Compact"/>
+              <w:jc w:val="left"/>
+            </w:pPr>
+            <w:r>
+              <w:t xml:space="preserve">В интерфейсе показаны как провайдеры с оценкой подачи, но</w:t>
             </w:r>
             <w:r>
               <w:t xml:space="preserve"> </w:t>
@@ -6535,57 +6695,148 @@
                 <w:bCs/>
                 <w:b/>
               </w:rPr>
-              <w:t xml:space="preserve">случайно</w:t>
-            </w:r>
-            <w:r>
-              <w:t xml:space="preserve">, с вероятностью по сумме договора (</w:t>
-            </w:r>
-            <w:r>
-              <w:rPr>
-                <w:rStyle w:val="VerbatimChar"/>
-              </w:rPr>
-              <w:t xml:space="preserve">CalculateServiceImpl.java:1200-1239</w:t>
-            </w:r>
-            <w:r>
-              <w:t xml:space="preserve">). Тариф подразделения вытесняет тариф организации, договор входит в ключ тарифа. На стенде подтверждено: в Москве по классу Эконом два тарифа от разных контрагентов</w:t>
-            </w:r>
-          </w:p>
-        </w:tc>
-        <w:tc>
-          <w:tcPr/>
-          <w:p>
-            <w:pPr>
-              <w:pStyle w:val="Compact"/>
-              <w:jc w:val="left"/>
-            </w:pPr>
-            <w:r>
-              <w:t xml:space="preserve">На справочник не влияет, пока выбор делает пользователь. Нужно ли показывать оба и выбирать договор вручную — вопрос заказчику 20</w:t>
-            </w:r>
-          </w:p>
-        </w:tc>
-      </w:tr>
-      <w:tr>
-        <w:tc>
-          <w:tcPr/>
-          <w:p>
-            <w:pPr>
-              <w:pStyle w:val="Compact"/>
-              <w:jc w:val="left"/>
-            </w:pPr>
-            <w:r>
-              <w:t xml:space="preserve">Даты тарифа</w:t>
-            </w:r>
-          </w:p>
-        </w:tc>
-        <w:tc>
-          <w:tcPr/>
-          <w:p>
-            <w:pPr>
-              <w:pStyle w:val="Compact"/>
-              <w:jc w:val="left"/>
-            </w:pPr>
-            <w:r>
-              <w:t xml:space="preserve">У тарифа</w:t>
+              <w:t xml:space="preserve">без цены</w:t>
+            </w:r>
+            <w:r>
+              <w:t xml:space="preserve">: в ответе</w:t>
+            </w:r>
+            <w:r>
+              <w:t xml:space="preserve"> </w:t>
+            </w:r>
+            <w:r>
+              <w:rPr>
+                <w:rStyle w:val="VerbatimChar"/>
+              </w:rPr>
+              <w:t xml:space="preserve">externalPrices</w:t>
+            </w:r>
+            <w:r>
+              <w:t xml:space="preserve"> </w:t>
+            </w:r>
+            <w:r>
+              <w:t xml:space="preserve">только</w:t>
+            </w:r>
+            <w:r>
+              <w:t xml:space="preserve"> </w:t>
+            </w:r>
+            <w:r>
+              <w:rPr>
+                <w:rStyle w:val="VerbatimChar"/>
+              </w:rPr>
+              <w:t xml:space="preserve">YANDEX</w:t>
+            </w:r>
+          </w:p>
+        </w:tc>
+        <w:tc>
+          <w:tcPr/>
+          <w:p>
+            <w:pPr>
+              <w:pStyle w:val="Compact"/>
+              <w:jc w:val="left"/>
+            </w:pPr>
+            <w:r>
+              <w:t xml:space="preserve">Перечень провайдеров в ответе может быть неполным</w:t>
+            </w:r>
+          </w:p>
+        </w:tc>
+      </w:tr>
+      <w:tr>
+        <w:tc>
+          <w:tcPr/>
+          <w:p>
+            <w:pPr>
+              <w:pStyle w:val="Compact"/>
+              <w:jc w:val="left"/>
+            </w:pPr>
+            <w:r>
+              <w:t xml:space="preserve">Список классов такси</w:t>
+            </w:r>
+          </w:p>
+        </w:tc>
+        <w:tc>
+          <w:tcPr/>
+          <w:p>
+            <w:pPr>
+              <w:pStyle w:val="Compact"/>
+              <w:jc w:val="left"/>
+            </w:pPr>
+            <w:r>
+              <w:t xml:space="preserve">Отдельного запроса нет: список статический в интерфейсе</w:t>
+            </w:r>
+          </w:p>
+        </w:tc>
+        <w:tc>
+          <w:tcPr/>
+          <w:p>
+            <w:pPr>
+              <w:pStyle w:val="Compact"/>
+              <w:jc w:val="left"/>
+            </w:pPr>
+            <w:r>
+              <w:t xml:space="preserve">Сервис маршрутов должен знать перечень классов сам, не запрашивая его</w:t>
+            </w:r>
+          </w:p>
+        </w:tc>
+      </w:tr>
+      <w:tr>
+        <w:tc>
+          <w:tcPr/>
+          <w:p>
+            <w:pPr>
+              <w:pStyle w:val="Compact"/>
+              <w:jc w:val="left"/>
+            </w:pPr>
+            <w:r>
+              <w:t xml:space="preserve">Доступные классы</w:t>
+            </w:r>
+          </w:p>
+        </w:tc>
+        <w:tc>
+          <w:tcPr/>
+          <w:p>
+            <w:pPr>
+              <w:pStyle w:val="Compact"/>
+              <w:jc w:val="left"/>
+            </w:pPr>
+            <w:r>
+              <w:t xml:space="preserve">Доступны только классы, по которым у организации есть действующий тариф и договор — «так же, как на клиенте»</w:t>
+            </w:r>
+          </w:p>
+        </w:tc>
+        <w:tc>
+          <w:tcPr/>
+          <w:p>
+            <w:pPr>
+              <w:pStyle w:val="Compact"/>
+              <w:jc w:val="left"/>
+            </w:pPr>
+            <w:r>
+              <w:t xml:space="preserve">Класс без действующего тарифа выбрать нельзя: отказ «Заведите тариф». Проверенного вызова, который отдаёт перечень классов с ценами для корпоративных тарифов, нет (вопрос архитектору 27)</w:t>
+            </w:r>
+          </w:p>
+        </w:tc>
+      </w:tr>
+      <w:tr>
+        <w:tc>
+          <w:tcPr/>
+          <w:p>
+            <w:pPr>
+              <w:pStyle w:val="Compact"/>
+              <w:jc w:val="left"/>
+            </w:pPr>
+            <w:r>
+              <w:t xml:space="preserve">Выбор договора</w:t>
+            </w:r>
+          </w:p>
+        </w:tc>
+        <w:tc>
+          <w:tcPr/>
+          <w:p>
+            <w:pPr>
+              <w:pStyle w:val="Compact"/>
+              <w:jc w:val="left"/>
+            </w:pPr>
+            <w:r>
+              <w:t xml:space="preserve">Штатный расчёт выбирает договор</w:t>
             </w:r>
             <w:r>
               <w:t xml:space="preserve"> </w:t>
@@ -6595,46 +6846,57 @@
                 <w:bCs/>
                 <w:b/>
               </w:rPr>
-              <w:t xml:space="preserve">такси собственных дат нет</w:t>
-            </w:r>
-            <w:r>
-              <w:t xml:space="preserve"> </w:t>
-            </w:r>
-            <w:r>
-              <w:t xml:space="preserve">— только признак активности и даты договора. Даты тарифа (</w:t>
-            </w:r>
-            <w:r>
-              <w:rPr>
-                <w:rStyle w:val="VerbatimChar"/>
-              </w:rPr>
-              <w:t xml:space="preserve">tariffStartDate</w:t>
-            </w:r>
-            <w:r>
-              <w:t xml:space="preserve">,</w:t>
-            </w:r>
-            <w:r>
-              <w:t xml:space="preserve"> </w:t>
-            </w:r>
-            <w:r>
-              <w:rPr>
-                <w:rStyle w:val="VerbatimChar"/>
-              </w:rPr>
-              <w:t xml:space="preserve">tariffEndDate</w:t>
-            </w:r>
-            <w:r>
-              <w:t xml:space="preserve">) есть только у группового трансфера, границы включительно</w:t>
-            </w:r>
-          </w:p>
-        </w:tc>
-        <w:tc>
-          <w:tcPr/>
-          <w:p>
-            <w:pPr>
-              <w:pStyle w:val="Compact"/>
-              <w:jc w:val="left"/>
-            </w:pPr>
-            <w:r>
-              <w:t xml:space="preserve">Список доступных тарифов строится на</w:t>
+              <w:t xml:space="preserve">случайно</w:t>
+            </w:r>
+            <w:r>
+              <w:t xml:space="preserve">, с вероятностью по сумме договора (</w:t>
+            </w:r>
+            <w:r>
+              <w:rPr>
+                <w:rStyle w:val="VerbatimChar"/>
+              </w:rPr>
+              <w:t xml:space="preserve">CalculateServiceImpl.java:1200-1239</w:t>
+            </w:r>
+            <w:r>
+              <w:t xml:space="preserve">). Тариф подразделения вытесняет тариф организации, договор входит в ключ тарифа. На стенде подтверждено: в Москве по классу Эконом два тарифа от разных контрагентов</w:t>
+            </w:r>
+          </w:p>
+        </w:tc>
+        <w:tc>
+          <w:tcPr/>
+          <w:p>
+            <w:pPr>
+              <w:pStyle w:val="Compact"/>
+              <w:jc w:val="left"/>
+            </w:pPr>
+            <w:r>
+              <w:t xml:space="preserve">На справочник не влияет, пока выбор делает пользователь. Нужно ли показывать оба и выбирать договор вручную — вопрос заказчику 20</w:t>
+            </w:r>
+          </w:p>
+        </w:tc>
+      </w:tr>
+      <w:tr>
+        <w:tc>
+          <w:tcPr/>
+          <w:p>
+            <w:pPr>
+              <w:pStyle w:val="Compact"/>
+              <w:jc w:val="left"/>
+            </w:pPr>
+            <w:r>
+              <w:t xml:space="preserve">Даты тарифа</w:t>
+            </w:r>
+          </w:p>
+        </w:tc>
+        <w:tc>
+          <w:tcPr/>
+          <w:p>
+            <w:pPr>
+              <w:pStyle w:val="Compact"/>
+              <w:jc w:val="left"/>
+            </w:pPr>
+            <w:r>
+              <w:t xml:space="preserve">У тарифа</w:t>
             </w:r>
             <w:r>
               <w:t xml:space="preserve"> </w:t>
@@ -6644,39 +6906,46 @@
                 <w:bCs/>
                 <w:b/>
               </w:rPr>
-              <w:t xml:space="preserve">текущую</w:t>
-            </w:r>
-            <w:r>
-              <w:t xml:space="preserve"> </w:t>
-            </w:r>
-            <w:r>
-              <w:t xml:space="preserve">дату; «будет действовать на дату поездки» для такси проверить нельзя — вопрос архитектору 26</w:t>
-            </w:r>
-          </w:p>
-        </w:tc>
-      </w:tr>
-      <w:tr>
-        <w:tc>
-          <w:tcPr/>
-          <w:p>
-            <w:pPr>
-              <w:pStyle w:val="Compact"/>
-              <w:jc w:val="left"/>
-            </w:pPr>
-            <w:r>
-              <w:t xml:space="preserve">Состав точки</w:t>
-            </w:r>
-          </w:p>
-        </w:tc>
-        <w:tc>
-          <w:tcPr/>
-          <w:p>
-            <w:pPr>
-              <w:pStyle w:val="Compact"/>
-              <w:jc w:val="left"/>
-            </w:pPr>
-            <w:r>
-              <w:t xml:space="preserve">В обыкновенной заявке у точки обязательны</w:t>
+              <w:t xml:space="preserve">такси собственных дат нет</w:t>
+            </w:r>
+            <w:r>
+              <w:t xml:space="preserve"> </w:t>
+            </w:r>
+            <w:r>
+              <w:t xml:space="preserve">— только признак активности и даты договора. Даты тарифа (</w:t>
+            </w:r>
+            <w:r>
+              <w:rPr>
+                <w:rStyle w:val="VerbatimChar"/>
+              </w:rPr>
+              <w:t xml:space="preserve">tariffStartDate</w:t>
+            </w:r>
+            <w:r>
+              <w:t xml:space="preserve">,</w:t>
+            </w:r>
+            <w:r>
+              <w:t xml:space="preserve"> </w:t>
+            </w:r>
+            <w:r>
+              <w:rPr>
+                <w:rStyle w:val="VerbatimChar"/>
+              </w:rPr>
+              <w:t xml:space="preserve">tariffEndDate</w:t>
+            </w:r>
+            <w:r>
+              <w:t xml:space="preserve">) есть только у группового трансфера, границы включительно</w:t>
+            </w:r>
+          </w:p>
+        </w:tc>
+        <w:tc>
+          <w:tcPr/>
+          <w:p>
+            <w:pPr>
+              <w:pStyle w:val="Compact"/>
+              <w:jc w:val="left"/>
+            </w:pPr>
+            <w:r>
+              <w:t xml:space="preserve">Список доступных тарифов строится на</w:t>
             </w:r>
             <w:r>
               <w:t xml:space="preserve"> </w:t>
@@ -6686,6 +6955,48 @@
                 <w:bCs/>
                 <w:b/>
               </w:rPr>
+              <w:t xml:space="preserve">текущую</w:t>
+            </w:r>
+            <w:r>
+              <w:t xml:space="preserve"> </w:t>
+            </w:r>
+            <w:r>
+              <w:t xml:space="preserve">дату; «будет действовать на дату поездки» для такси проверить нельзя — вопрос архитектору 26</w:t>
+            </w:r>
+          </w:p>
+        </w:tc>
+      </w:tr>
+      <w:tr>
+        <w:tc>
+          <w:tcPr/>
+          <w:p>
+            <w:pPr>
+              <w:pStyle w:val="Compact"/>
+              <w:jc w:val="left"/>
+            </w:pPr>
+            <w:r>
+              <w:t xml:space="preserve">Состав точки</w:t>
+            </w:r>
+          </w:p>
+        </w:tc>
+        <w:tc>
+          <w:tcPr/>
+          <w:p>
+            <w:pPr>
+              <w:pStyle w:val="Compact"/>
+              <w:jc w:val="left"/>
+            </w:pPr>
+            <w:r>
+              <w:t xml:space="preserve">В обыкновенной заявке у точки обязательны</w:t>
+            </w:r>
+            <w:r>
+              <w:t xml:space="preserve"> </w:t>
+            </w:r>
+            <w:r>
+              <w:rPr>
+                <w:bCs/>
+                <w:b/>
+              </w:rPr>
               <w:t xml:space="preserve">только координаты</w:t>
             </w:r>
             <w:r>
@@ -6997,8 +7308,8 @@
         </w:tc>
       </w:tr>
     </w:tbl>
-    <w:bookmarkEnd w:id="27"/>
-    <w:bookmarkStart w:id="28" w:name="Xb053169d7eccd79dc045006c726f2e25c7d663b"/>
+    <w:bookmarkEnd w:id="28"/>
+    <w:bookmarkStart w:id="29" w:name="Xb053169d7eccd79dc045006c726f2e25c7d663b"/>
     <w:p>
       <w:pPr>
         <w:pStyle w:val="Heading3"/>
@@ -7469,9 +7780,9 @@
         </w:pict>
       </w:r>
     </w:p>
-    <w:bookmarkEnd w:id="28"/>
     <w:bookmarkEnd w:id="29"/>
-    <w:bookmarkStart w:id="70" w:name="Xe94806606260bc16dd3fcf015a4452751d5ebde"/>
+    <w:bookmarkEnd w:id="30"/>
+    <w:bookmarkStart w:id="71" w:name="Xe94806606260bc16dd3fcf015a4452751d5ebde"/>
     <w:p>
       <w:pPr>
         <w:pStyle w:val="Heading2"/>
@@ -8188,7 +8499,7 @@
         </w:pict>
       </w:r>
     </w:p>
-    <w:bookmarkStart w:id="35" w:name="Xa83b86f420511ceb47a577d775fb96d017bd4c3"/>
+    <w:bookmarkStart w:id="36" w:name="Xa83b86f420511ceb47a577d775fb96d017bd4c3"/>
     <w:p>
       <w:pPr>
         <w:pStyle w:val="Heading3"/>
@@ -8206,7 +8517,7 @@
         <w:t xml:space="preserve">POST /api/favorite-routes</w:t>
       </w:r>
     </w:p>
-    <w:bookmarkStart w:id="30" w:name="X7d4c9c43b0030f078ac70b80b7add40d1d57ee8"/>
+    <w:bookmarkStart w:id="31" w:name="X7d4c9c43b0030f078ac70b80b7add40d1d57ee8"/>
     <w:p>
       <w:pPr>
         <w:pStyle w:val="Heading4"/>
@@ -8223,8 +8534,8 @@
         <w:t xml:space="preserve">Добавить после утверждения контракта (вопрос архитектору 13).</w:t>
       </w:r>
     </w:p>
-    <w:bookmarkEnd w:id="30"/>
-    <w:bookmarkStart w:id="31" w:name="Xe184dd943b994bc326a4c256db896e493709add"/>
+    <w:bookmarkEnd w:id="31"/>
+    <w:bookmarkStart w:id="32" w:name="Xe184dd943b994bc326a4c256db896e493709add"/>
     <w:p>
       <w:pPr>
         <w:pStyle w:val="Heading4"/>
@@ -8600,8 +8911,8 @@
         <w:t xml:space="preserve">Вернуть сохранённую карточку с кодом 201.</w:t>
       </w:r>
     </w:p>
-    <w:bookmarkEnd w:id="31"/>
-    <w:bookmarkStart w:id="32" w:name="Xb7f5006e4f1d0544fd082a2b18e3c9606d248c0"/>
+    <w:bookmarkEnd w:id="32"/>
+    <w:bookmarkStart w:id="33" w:name="Xb7f5006e4f1d0544fd082a2b18e3c9606d248c0"/>
     <w:p>
       <w:pPr>
         <w:pStyle w:val="Heading4"/>
@@ -10987,7 +11298,25 @@
         <w:pStyle w:val="BodyText"/>
       </w:pPr>
       <w:r>
-        <w:t xml:space="preserve">Координаты можно вводить вручную, для объектов, которых нет в адресном сервисе (решение 08.10.2026). Практика взята из оформления обыкновенной заявки, где у точки обязательны только координаты. Технический предел</w:t>
+        <w:t xml:space="preserve">Координаты можно вводить вручную, для объектов, которых нет в адресном сервисе (решение 08.10.2026). Практика взята из оформления обыкновенной заявки, где у точки обязательны только координаты.</w:t>
+      </w:r>
+    </w:p>
+    <w:p>
+      <w:pPr>
+        <w:pStyle w:val="BlockText"/>
+      </w:pPr>
+      <w:r>
+        <w:rPr>
+          <w:bCs/>
+          <w:b/>
+        </w:rPr>
+        <w:t xml:space="preserve">Ограничение, выявленное проверкой кода.</w:t>
+      </w:r>
+      <w:r>
+        <w:t xml:space="preserve"> </w:t>
+      </w:r>
+      <w:r>
+        <w:t xml:space="preserve">Тариф маршрута определяется по территории первой точки, а территория вычисляется резолвером</w:t>
       </w:r>
       <w:r>
         <w:t xml:space="preserve"> </w:t>
@@ -10996,6 +11325,34 @@
         <w:rPr>
           <w:rStyle w:val="VerbatimChar"/>
         </w:rPr>
+        <w:t xml:space="preserve">geo-zones</w:t>
+      </w:r>
+      <w:r>
+        <w:t xml:space="preserve"> </w:t>
+      </w:r>
+      <w:r>
+        <w:t xml:space="preserve">по</w:t>
+      </w:r>
+      <w:r>
+        <w:t xml:space="preserve"> </w:t>
+      </w:r>
+      <w:r>
+        <w:rPr>
+          <w:bCs/>
+          <w:b/>
+        </w:rPr>
+        <w:t xml:space="preserve">текстовым частям адреса</w:t>
+      </w:r>
+      <w:r>
+        <w:t xml:space="preserve">, не по координатам. Поэтому у первой точки, заданной только координатами, территория не определится, тариф не найдётся и маршрут не сохранится. На промежуточных и конечной точках это ограничение не действует. Решение — вопрос архитектору 26. Технический предел</w:t>
+      </w:r>
+      <w:r>
+        <w:t xml:space="preserve"> </w:t>
+      </w:r>
+      <w:r>
+        <w:rPr>
+          <w:rStyle w:val="VerbatimChar"/>
+        </w:rPr>
         <w:t xml:space="preserve">numeric(6,1)</w:t>
       </w:r>
       <w:r>
@@ -11020,8 +11377,8 @@
         <w:t xml:space="preserve">— 99 999,9 минут; при отсутствии верхней границы ожидания и 26 точках это предел суммы, а не бизнес-ограничение.</w:t>
       </w:r>
     </w:p>
-    <w:bookmarkEnd w:id="32"/>
-    <w:bookmarkStart w:id="33" w:name="Xdb09a2b8f6751e1329dfb0ffac85ecb204aa44a"/>
+    <w:bookmarkEnd w:id="33"/>
+    <w:bookmarkStart w:id="34" w:name="Xdb09a2b8f6751e1329dfb0ffac85ecb204aa44a"/>
     <w:p>
       <w:pPr>
         <w:pStyle w:val="Heading4"/>
@@ -15085,8 +15442,8 @@
         <w:t xml:space="preserve">— миллисекунды.</w:t>
       </w:r>
     </w:p>
-    <w:bookmarkEnd w:id="33"/>
-    <w:bookmarkStart w:id="34" w:name="Xaa1f2064c2034989f8a259b29935e32aec994e6"/>
+    <w:bookmarkEnd w:id="34"/>
+    <w:bookmarkStart w:id="35" w:name="Xaa1f2064c2034989f8a259b29935e32aec994e6"/>
     <w:p>
       <w:pPr>
         <w:pStyle w:val="Heading4"/>
@@ -16344,9 +16701,9 @@
         </w:pict>
       </w:r>
     </w:p>
-    <w:bookmarkEnd w:id="34"/>
     <w:bookmarkEnd w:id="35"/>
-    <w:bookmarkStart w:id="41" w:name="Xdfd5338af04e9e120294e479a9fbde03fae5f98"/>
+    <w:bookmarkEnd w:id="36"/>
+    <w:bookmarkStart w:id="42" w:name="Xdfd5338af04e9e120294e479a9fbde03fae5f98"/>
     <w:p>
       <w:pPr>
         <w:pStyle w:val="Heading3"/>
@@ -16364,7 +16721,7 @@
         <w:t xml:space="preserve">GET /api/favorite-routes</w:t>
       </w:r>
     </w:p>
-    <w:bookmarkStart w:id="36" w:name="X1a9dac6c2681c79cd18cb82848d84539749f1ff"/>
+    <w:bookmarkStart w:id="37" w:name="X1a9dac6c2681c79cd18cb82848d84539749f1ff"/>
     <w:p>
       <w:pPr>
         <w:pStyle w:val="Heading4"/>
@@ -16381,8 +16738,8 @@
         <w:t xml:space="preserve">Добавить после утверждения контракта (вопрос архитектору 13).</w:t>
       </w:r>
     </w:p>
-    <w:bookmarkEnd w:id="36"/>
-    <w:bookmarkStart w:id="37" w:name="X54b75c847403478e1962db161adeafc8d5350d8"/>
+    <w:bookmarkEnd w:id="37"/>
+    <w:bookmarkStart w:id="38" w:name="X54b75c847403478e1962db161adeafc8d5350d8"/>
     <w:p>
       <w:pPr>
         <w:pStyle w:val="Heading4"/>
@@ -16499,8 +16856,8 @@
         <w:t xml:space="preserve">Сформировать страницу ответа в соответствии с описанием ниже.</w:t>
       </w:r>
     </w:p>
-    <w:bookmarkEnd w:id="37"/>
-    <w:bookmarkStart w:id="38" w:name="X2466dbdf52066b260dd2894a0f3a88041095822"/>
+    <w:bookmarkEnd w:id="38"/>
+    <w:bookmarkStart w:id="39" w:name="X2466dbdf52066b260dd2894a0f3a88041095822"/>
     <w:p>
       <w:pPr>
         <w:pStyle w:val="Heading4"/>
@@ -17698,8 +18055,8 @@
         </w:tc>
       </w:tr>
     </w:tbl>
-    <w:bookmarkEnd w:id="38"/>
-    <w:bookmarkStart w:id="39" w:name="X13bd7f2d06afe7d638b687b76ef95b2ce8a389c"/>
+    <w:bookmarkEnd w:id="39"/>
+    <w:bookmarkStart w:id="40" w:name="X13bd7f2d06afe7d638b687b76ef95b2ce8a389c"/>
     <w:p>
       <w:pPr>
         <w:pStyle w:val="Heading4"/>
@@ -20320,8 +20677,8 @@
         <w:t xml:space="preserve">}</w:t>
       </w:r>
     </w:p>
-    <w:bookmarkEnd w:id="39"/>
-    <w:bookmarkStart w:id="40" w:name="X09860d3a887dcff64bf7ce084ebd8eacbea73a0"/>
+    <w:bookmarkEnd w:id="40"/>
+    <w:bookmarkStart w:id="41" w:name="X09860d3a887dcff64bf7ce084ebd8eacbea73a0"/>
     <w:p>
       <w:pPr>
         <w:pStyle w:val="Heading4"/>
@@ -20688,9 +21045,9 @@
         </w:pict>
       </w:r>
     </w:p>
-    <w:bookmarkEnd w:id="40"/>
     <w:bookmarkEnd w:id="41"/>
-    <w:bookmarkStart w:id="47" w:name="X1dd098ff82eaaf7b6d3727ca3829b8a4ca45a85"/>
+    <w:bookmarkEnd w:id="42"/>
+    <w:bookmarkStart w:id="48" w:name="X1dd098ff82eaaf7b6d3727ca3829b8a4ca45a85"/>
     <w:p>
       <w:pPr>
         <w:pStyle w:val="Heading3"/>
@@ -20708,7 +21065,7 @@
         <w:t xml:space="preserve">GET /api/favorite-routes/{id}</w:t>
       </w:r>
     </w:p>
-    <w:bookmarkStart w:id="42" w:name="Xfd691d65d567906047a9902fbab467132ac153e"/>
+    <w:bookmarkStart w:id="43" w:name="Xfd691d65d567906047a9902fbab467132ac153e"/>
     <w:p>
       <w:pPr>
         <w:pStyle w:val="Heading4"/>
@@ -20725,8 +21082,8 @@
         <w:t xml:space="preserve">Добавить после утверждения контракта (вопрос архитектору 13).</w:t>
       </w:r>
     </w:p>
-    <w:bookmarkEnd w:id="42"/>
-    <w:bookmarkStart w:id="43" w:name="X09f7192428650ca95fe3074f17e71180974b685"/>
+    <w:bookmarkEnd w:id="43"/>
+    <w:bookmarkStart w:id="44" w:name="X09f7192428650ca95fe3074f17e71180974b685"/>
     <w:p>
       <w:pPr>
         <w:pStyle w:val="Heading4"/>
@@ -20840,8 +21197,8 @@
         <w:t xml:space="preserve">Вручную деактивированная запись доступна для чтения — история сохраняется.</w:t>
       </w:r>
     </w:p>
-    <w:bookmarkEnd w:id="43"/>
-    <w:bookmarkStart w:id="44" w:name="Xd108df039a37b9f5aa4fea66590a5721daddef7"/>
+    <w:bookmarkEnd w:id="44"/>
+    <w:bookmarkStart w:id="45" w:name="Xd108df039a37b9f5aa4fea66590a5721daddef7"/>
     <w:p>
       <w:pPr>
         <w:pStyle w:val="Heading4"/>
@@ -21051,8 +21408,8 @@
         </w:tc>
       </w:tr>
     </w:tbl>
-    <w:bookmarkEnd w:id="44"/>
-    <w:bookmarkStart w:id="45" w:name="X0b258eb548c21a78df6d15949ba16e379b79b7a"/>
+    <w:bookmarkEnd w:id="45"/>
+    <w:bookmarkStart w:id="46" w:name="X0b258eb548c21a78df6d15949ba16e379b79b7a"/>
     <w:p>
       <w:pPr>
         <w:pStyle w:val="Heading4"/>
@@ -23198,8 +23555,8 @@
         <w:t xml:space="preserve">}</w:t>
       </w:r>
     </w:p>
-    <w:bookmarkEnd w:id="45"/>
-    <w:bookmarkStart w:id="46" w:name="X42685a326f80dc7f11ec67d31cfa56459efec0d"/>
+    <w:bookmarkEnd w:id="46"/>
+    <w:bookmarkStart w:id="47" w:name="X42685a326f80dc7f11ec67d31cfa56459efec0d"/>
     <w:p>
       <w:pPr>
         <w:pStyle w:val="Heading4"/>
@@ -23501,9 +23858,9 @@
         </w:pict>
       </w:r>
     </w:p>
-    <w:bookmarkEnd w:id="46"/>
     <w:bookmarkEnd w:id="47"/>
-    <w:bookmarkStart w:id="53" w:name="X882f74148a8c769c2744417dd784aed4f7cf394"/>
+    <w:bookmarkEnd w:id="48"/>
+    <w:bookmarkStart w:id="54" w:name="X882f74148a8c769c2744417dd784aed4f7cf394"/>
     <w:p>
       <w:pPr>
         <w:pStyle w:val="Heading3"/>
@@ -23521,7 +23878,7 @@
         <w:t xml:space="preserve">PUT /api/favorite-routes/{id}</w:t>
       </w:r>
     </w:p>
-    <w:bookmarkStart w:id="48" w:name="X6bd27b6aeba15e5f89b25b3df1e551e98678cf3"/>
+    <w:bookmarkStart w:id="49" w:name="X6bd27b6aeba15e5f89b25b3df1e551e98678cf3"/>
     <w:p>
       <w:pPr>
         <w:pStyle w:val="Heading4"/>
@@ -23538,8 +23895,8 @@
         <w:t xml:space="preserve">Добавить после утверждения контракта (вопросы архитектору 13 и 15).</w:t>
       </w:r>
     </w:p>
-    <w:bookmarkEnd w:id="48"/>
-    <w:bookmarkStart w:id="49" w:name="X3e253fb8e72700f20b64df7b9db33b866d1a268"/>
+    <w:bookmarkEnd w:id="49"/>
+    <w:bookmarkStart w:id="50" w:name="X3e253fb8e72700f20b64df7b9db33b866d1a268"/>
     <w:p>
       <w:pPr>
         <w:pStyle w:val="Heading4"/>
@@ -23806,8 +24163,8 @@
         <w:t xml:space="preserve">Запрет редактирования при активных заявках из запрета деактивации не следует и самостоятельно не вводится — вопрос заказчику 18.</w:t>
       </w:r>
     </w:p>
-    <w:bookmarkEnd w:id="49"/>
-    <w:bookmarkStart w:id="50" w:name="X182b83deb69af6290431b698df4b7ceb511adfd"/>
+    <w:bookmarkEnd w:id="50"/>
+    <w:bookmarkStart w:id="51" w:name="X182b83deb69af6290431b698df4b7ceb511adfd"/>
     <w:p>
       <w:pPr>
         <w:pStyle w:val="Heading4"/>
@@ -24313,8 +24670,8 @@
         <w:t xml:space="preserve">передаётся: при изменении значимых параметров пользователь выбирает тариф заново.</w:t>
       </w:r>
     </w:p>
-    <w:bookmarkEnd w:id="50"/>
-    <w:bookmarkStart w:id="51" w:name="X552d7b99357f29594a249fb0392a278544fecd6"/>
+    <w:bookmarkEnd w:id="51"/>
+    <w:bookmarkStart w:id="52" w:name="X552d7b99357f29594a249fb0392a278544fecd6"/>
     <w:p>
       <w:pPr>
         <w:pStyle w:val="Heading4"/>
@@ -24579,8 +24936,8 @@
         <w:t xml:space="preserve">}</w:t>
       </w:r>
     </w:p>
-    <w:bookmarkEnd w:id="51"/>
-    <w:bookmarkStart w:id="52" w:name="X3c63c337204196b8916f1e319ac3cdb892ed572"/>
+    <w:bookmarkEnd w:id="52"/>
+    <w:bookmarkStart w:id="53" w:name="X3c63c337204196b8916f1e319ac3cdb892ed572"/>
     <w:p>
       <w:pPr>
         <w:pStyle w:val="Heading4"/>
@@ -25161,9 +25518,9 @@
         </w:pict>
       </w:r>
     </w:p>
-    <w:bookmarkEnd w:id="52"/>
     <w:bookmarkEnd w:id="53"/>
-    <w:bookmarkStart w:id="59" w:name="X48a7f95a8a420557018aa161ab83a860d2a1442"/>
+    <w:bookmarkEnd w:id="54"/>
+    <w:bookmarkStart w:id="60" w:name="X48a7f95a8a420557018aa161ab83a860d2a1442"/>
     <w:p>
       <w:pPr>
         <w:pStyle w:val="Heading3"/>
@@ -25181,7 +25538,7 @@
         <w:t xml:space="preserve">DELETE /api/favorite-routes/{id}?version=n</w:t>
       </w:r>
     </w:p>
-    <w:bookmarkStart w:id="54" w:name="X421ec16b9e3ce394a2ba3a9ea91dacba386d36b"/>
+    <w:bookmarkStart w:id="55" w:name="X421ec16b9e3ce394a2ba3a9ea91dacba386d36b"/>
     <w:p>
       <w:pPr>
         <w:pStyle w:val="Heading4"/>
@@ -25198,8 +25555,8 @@
         <w:t xml:space="preserve">Добавить после утверждения контракта (вопросы архитектору 13 и 15).</w:t>
       </w:r>
     </w:p>
-    <w:bookmarkEnd w:id="54"/>
-    <w:bookmarkStart w:id="55" w:name="X51713843188e7c5f747f7dc935646670b479dc7"/>
+    <w:bookmarkEnd w:id="55"/>
+    <w:bookmarkStart w:id="56" w:name="X51713843188e7c5f747f7dc935646670b479dc7"/>
     <w:p>
       <w:pPr>
         <w:pStyle w:val="Heading4"/>
@@ -25477,8 +25834,8 @@
         <w:t xml:space="preserve">API поиска заявок по признаку избранного маршрута в платформе нет — поля в заявке ещё нет; контракт создаётся в T04.1.</w:t>
       </w:r>
     </w:p>
-    <w:bookmarkEnd w:id="55"/>
-    <w:bookmarkStart w:id="56" w:name="Xacdba4a581eb3fbd20f1b072e77a94eeabe41f1"/>
+    <w:bookmarkEnd w:id="56"/>
+    <w:bookmarkStart w:id="57" w:name="Xacdba4a581eb3fbd20f1b072e77a94eeabe41f1"/>
     <w:p>
       <w:pPr>
         <w:pStyle w:val="Heading4"/>
@@ -25780,8 +26137,8 @@
         </w:tc>
       </w:tr>
     </w:tbl>
-    <w:bookmarkEnd w:id="56"/>
-    <w:bookmarkStart w:id="57" w:name="Xb2737d321c4995c6f55b2e13c8f4249d4aeee15"/>
+    <w:bookmarkEnd w:id="57"/>
+    <w:bookmarkStart w:id="58" w:name="Xb2737d321c4995c6f55b2e13c8f4249d4aeee15"/>
     <w:p>
       <w:pPr>
         <w:pStyle w:val="Heading4"/>
@@ -25798,8 +26155,8 @@
         <w:t xml:space="preserve">Код 204, тело отсутствует.</w:t>
       </w:r>
     </w:p>
-    <w:bookmarkEnd w:id="57"/>
-    <w:bookmarkStart w:id="58" w:name="Xab6279e0b117c7fb888f3dc8eb0f5dd06424b76"/>
+    <w:bookmarkEnd w:id="58"/>
+    <w:bookmarkStart w:id="59" w:name="Xab6279e0b117c7fb888f3dc8eb0f5dd06424b76"/>
     <w:p>
       <w:pPr>
         <w:pStyle w:val="Heading4"/>
@@ -26250,9 +26607,9 @@
         </w:pict>
       </w:r>
     </w:p>
-    <w:bookmarkEnd w:id="58"/>
     <w:bookmarkEnd w:id="59"/>
-    <w:bookmarkStart w:id="65" w:name="X2de78c3e4f8fc279036e28a0003209b5c5d7536"/>
+    <w:bookmarkEnd w:id="60"/>
+    <w:bookmarkStart w:id="66" w:name="X2de78c3e4f8fc279036e28a0003209b5c5d7536"/>
     <w:p>
       <w:pPr>
         <w:pStyle w:val="Heading3"/>
@@ -26480,7 +26837,7 @@
         <w:t xml:space="preserve">. Чем его наполнять — вопрос заказчику 20 (внешние тарифы, корпоративные или оба) и вопрос архитектору 27 (механизм для корпоративных).</w:t>
       </w:r>
     </w:p>
-    <w:bookmarkStart w:id="60" w:name="X3582b80d66bb22f2f7ed08870c0f0a4eb94ec5c"/>
+    <w:bookmarkStart w:id="61" w:name="X3582b80d66bb22f2f7ed08870c0f0a4eb94ec5c"/>
     <w:p>
       <w:pPr>
         <w:pStyle w:val="Heading4"/>
@@ -26497,8 +26854,8 @@
         <w:t xml:space="preserve">Добавить после решения по вопросу архитектору 18.</w:t>
       </w:r>
     </w:p>
-    <w:bookmarkEnd w:id="60"/>
-    <w:bookmarkStart w:id="61" w:name="X5f98e0dc10e708d4f7be092cf5dc3a7b4a633fa"/>
+    <w:bookmarkEnd w:id="61"/>
+    <w:bookmarkStart w:id="62" w:name="X5f98e0dc10e708d4f7be092cf5dc3a7b4a633fa"/>
     <w:p>
       <w:pPr>
         <w:pStyle w:val="Heading4"/>
@@ -26667,8 +27024,8 @@
         <w:t xml:space="preserve">Значения носят справочный характер: при сохранении сервер считает заново по выбранному тарифу и возвращает сохранённые. Если они отличаются от показанных, форма показывает именно сохранённые (вопрос архитектору 18).</w:t>
       </w:r>
     </w:p>
-    <w:bookmarkEnd w:id="61"/>
-    <w:bookmarkStart w:id="62" w:name="X5ceb1fc656a719d790fc77a2f30eb0b0aa665b1"/>
+    <w:bookmarkEnd w:id="62"/>
+    <w:bookmarkStart w:id="63" w:name="X5ceb1fc656a719d790fc77a2f30eb0b0aa665b1"/>
     <w:p>
       <w:pPr>
         <w:pStyle w:val="Heading4"/>
@@ -27002,8 +27359,8 @@
         <w:t xml:space="preserve">в запросе не передаются: класс и тариф выбираются из ответа.</w:t>
       </w:r>
     </w:p>
-    <w:bookmarkEnd w:id="62"/>
-    <w:bookmarkStart w:id="63" w:name="Xc692125ebe164e8b77ccbbbce68320098d6a73f"/>
+    <w:bookmarkEnd w:id="63"/>
+    <w:bookmarkStart w:id="64" w:name="Xc692125ebe164e8b77ccbbbce68320098d6a73f"/>
     <w:p>
       <w:pPr>
         <w:pStyle w:val="Heading4"/>
@@ -28318,8 +28675,8 @@
         <w:t xml:space="preserve">}</w:t>
       </w:r>
     </w:p>
-    <w:bookmarkEnd w:id="63"/>
-    <w:bookmarkStart w:id="64" w:name="X8e923a7b99aa692783616f538820d55c9d4d2d3"/>
+    <w:bookmarkEnd w:id="64"/>
+    <w:bookmarkStart w:id="65" w:name="X8e923a7b99aa692783616f538820d55c9d4d2d3"/>
     <w:p>
       <w:pPr>
         <w:pStyle w:val="Heading4"/>
@@ -28677,9 +29034,9 @@
         </w:pict>
       </w:r>
     </w:p>
-    <w:bookmarkEnd w:id="64"/>
     <w:bookmarkEnd w:id="65"/>
-    <w:bookmarkStart w:id="68" w:name="X24e10e32103ecde88459585b6ac9655d4c441de"/>
+    <w:bookmarkEnd w:id="66"/>
+    <w:bookmarkStart w:id="69" w:name="X24e10e32103ecde88459585b6ac9655d4c441de"/>
     <w:p>
       <w:pPr>
         <w:pStyle w:val="Heading3"/>
@@ -28741,7 +29098,7 @@
         <w:t xml:space="preserve">.</w:t>
       </w:r>
     </w:p>
-    <w:bookmarkStart w:id="66" w:name="X1d75a7d569449b6c56a6fb19e1b613d40932e66"/>
+    <w:bookmarkStart w:id="67" w:name="X1d75a7d569449b6c56a6fb19e1b613d40932e66"/>
     <w:p>
       <w:pPr>
         <w:pStyle w:val="Heading4"/>
@@ -28846,8 +29203,8 @@
         <w:t xml:space="preserve">Обработка синхронная; при 26 точках в строке время расчёта может быть значительным (вопрос архитектору 22 и замер времени расчёта (T01.4)).</w:t>
       </w:r>
     </w:p>
-    <w:bookmarkEnd w:id="66"/>
-    <w:bookmarkStart w:id="67" w:name="X9b5b0c5695d8d3c37cc717c0782899b6685273d"/>
+    <w:bookmarkEnd w:id="67"/>
+    <w:bookmarkStart w:id="68" w:name="X9b5b0c5695d8d3c37cc717c0782899b6685273d"/>
     <w:p>
       <w:pPr>
         <w:pStyle w:val="Heading4"/>
@@ -28880,9 +29237,9 @@
         </w:pict>
       </w:r>
     </w:p>
-    <w:bookmarkEnd w:id="67"/>
     <w:bookmarkEnd w:id="68"/>
-    <w:bookmarkStart w:id="69" w:name="X61cce29f39a25bcff8dd94996869a56759906c4"/>
+    <w:bookmarkEnd w:id="69"/>
+    <w:bookmarkStart w:id="70" w:name="X61cce29f39a25bcff8dd94996869a56759906c4"/>
     <w:p>
       <w:pPr>
         <w:pStyle w:val="Heading3"/>
@@ -29817,9 +30174,9 @@
         </w:pict>
       </w:r>
     </w:p>
-    <w:bookmarkEnd w:id="69"/>
     <w:bookmarkEnd w:id="70"/>
-    <w:bookmarkStart w:id="75" w:name="X403a7efc7a506bf1f114ae996c2cf1c2f0c4a17"/>
+    <w:bookmarkEnd w:id="71"/>
+    <w:bookmarkStart w:id="76" w:name="X403a7efc7a506bf1f114ae996c2cf1c2f0c4a17"/>
     <w:p>
       <w:pPr>
         <w:pStyle w:val="Heading2"/>
@@ -29828,7 +30185,7 @@
         <w:t xml:space="preserve">3 Статус вопросов</w:t>
       </w:r>
     </w:p>
-    <w:bookmarkStart w:id="71" w:name="X41f075fbbbe3db6f6a9bf879a4c76fb04c856d1"/>
+    <w:bookmarkStart w:id="72" w:name="X41f075fbbbe3db6f6a9bf879a4c76fb04c856d1"/>
     <w:p>
       <w:pPr>
         <w:pStyle w:val="Heading3"/>
@@ -30733,8 +31090,8 @@
         </w:tc>
       </w:tr>
     </w:tbl>
-    <w:bookmarkEnd w:id="71"/>
-    <w:bookmarkStart w:id="72" w:name="Xcf8d1747d9e86796724f8ca4fc05f04debdd60e"/>
+    <w:bookmarkEnd w:id="72"/>
+    <w:bookmarkStart w:id="73" w:name="Xcf8d1747d9e86796724f8ca4fc05f04debdd60e"/>
     <w:p>
       <w:pPr>
         <w:pStyle w:val="Heading3"/>
@@ -32832,8 +33189,8 @@
         </w:tc>
       </w:tr>
     </w:tbl>
-    <w:bookmarkEnd w:id="72"/>
-    <w:bookmarkStart w:id="73" w:name="X3bb8070c5db968466831c3fa70c7872f89e5b60"/>
+    <w:bookmarkEnd w:id="73"/>
+    <w:bookmarkStart w:id="74" w:name="X3bb8070c5db968466831c3fa70c7872f89e5b60"/>
     <w:p>
       <w:pPr>
         <w:pStyle w:val="Heading3"/>
@@ -35079,8 +35436,8 @@
         </w:tc>
       </w:tr>
     </w:tbl>
-    <w:bookmarkEnd w:id="73"/>
-    <w:bookmarkStart w:id="74" w:name="X7295d9ccf4be96e86fd9ac91e8f179994f71c7f"/>
+    <w:bookmarkEnd w:id="74"/>
+    <w:bookmarkStart w:id="75" w:name="X7295d9ccf4be96e86fd9ac91e8f179994f71c7f"/>
     <w:p>
       <w:pPr>
         <w:pStyle w:val="Heading3"/>
@@ -35353,9 +35710,9 @@
         </w:pict>
       </w:r>
     </w:p>
-    <w:bookmarkEnd w:id="74"/>
     <w:bookmarkEnd w:id="75"/>
-    <w:bookmarkStart w:id="76" w:name="X020af9ec4840b877196177a97f124823e5720dc"/>
+    <w:bookmarkEnd w:id="76"/>
+    <w:bookmarkStart w:id="77" w:name="X020af9ec4840b877196177a97f124823e5720dc"/>
     <w:p>
       <w:pPr>
         <w:pStyle w:val="Heading2"/>
@@ -36250,8 +36607,8 @@
         <w:t xml:space="preserve">и поля времени в пути в T01.1 нет» и «имя поля номера — решение протокола 17.09»: первые два неверны по актуальной редакции T01.1, третье не подтверждается текстом протокола.</w:t>
       </w:r>
     </w:p>
-    <w:bookmarkEnd w:id="76"/>
     <w:bookmarkEnd w:id="77"/>
+    <w:bookmarkEnd w:id="78"/>
     <w:sectPr/>
   </w:body>
 </w:document>

--- a/T01.2_FavoriteRoute_API.docx
+++ b/T01.2_FavoriteRoute_API.docx
@@ -28,7 +28,7 @@
         </w:p>
       </w:sdtContent>
     </w:sdt>
-    <w:bookmarkStart w:id="78" w:name="api-справочника-избранных-маршрутов"/>
+    <w:bookmarkStart w:id="79" w:name="api-справочника-избранных-маршрутов"/>
     <w:p>
       <w:pPr>
         <w:pStyle w:val="Heading1"/>
@@ -42,7 +42,7 @@
         <w:pStyle w:val="FirstParagraph"/>
       </w:pPr>
       <w:r>
-        <w:t xml:space="preserve">T01.2 • Проект спецификации v0.11 от 8 октября 2026 года • TRANSPORT-45586 • Эпик TRANSPORT-45584</w:t>
+        <w:t xml:space="preserve">T01.2 • Проект спецификации v0.12 от 8 октября 2026 года • TRANSPORT-45586 • Эпик TRANSPORT-45584</w:t>
       </w:r>
     </w:p>
     <w:p>
@@ -61,13 +61,13 @@
         <w:t xml:space="preserve">Пути, DTO, формат страниц и ошибок ниже — проект для согласования. Они опираются на соглашения платформы, подтверждённые исходным кодом АС СберТранспорт, на решениях архитектора от 08.10.2026 и на обследовании кода, но готового API FavoriteRoute в платформе нет. Наличие проектного решения в этом документе не означает, что заказчик или архитектор его согласовал. Каждое неподтверждённое место помечено ссылкой на номер вопроса — «вопрос архитектору N» или «вопрос заказчику N» по сквозной нумерации редакции 8 списка вопросов архитектору и сводного списка вопросов заказчику.</w:t>
       </w:r>
     </w:p>
-    <w:bookmarkStart w:id="20" w:name="изменения-в-редакции-v011"/>
+    <w:bookmarkStart w:id="20" w:name="изменения-в-редакции-v012"/>
     <w:p>
       <w:pPr>
         <w:pStyle w:val="Heading2"/>
       </w:pPr>
       <w:r>
-        <w:t xml:space="preserve">Изменения в редакции v0.11</w:t>
+        <w:t xml:space="preserve">Изменения в редакции v0.12</w:t>
       </w:r>
     </w:p>
     <w:p>
@@ -75,7 +75,7 @@
         <w:pStyle w:val="FirstParagraph"/>
       </w:pPr>
       <w:r>
-        <w:t xml:space="preserve">Все открытые вопросы проверены по исходному коду платформы; результаты внесены в оба списка вопросов. Для спецификации существенны два.</w:t>
+        <w:t xml:space="preserve">Проверка по коду сняла препятствие, записанное в редакции v0.10 со слов исследования стенда.</w:t>
       </w:r>
     </w:p>
     <w:p>
@@ -87,79 +87,13 @@
           <w:bCs/>
           <w:b/>
         </w:rPr>
-        <w:t xml:space="preserve">1. Сопоставление территории — решённая задача, и формулировка v0.10 была неточной.</w:t>
-      </w:r>
-      <w:r>
-        <w:t xml:space="preserve"> </w:t>
-      </w:r>
-      <w:r>
-        <w:t xml:space="preserve">В тарифном сервисе есть</w:t>
-      </w:r>
-      <w:r>
-        <w:t xml:space="preserve"> </w:t>
-      </w:r>
-      <w:r>
-        <w:rPr>
-          <w:rStyle w:val="VerbatimChar"/>
-        </w:rPr>
-        <w:t xml:space="preserve">RegionDataResolverImpl</w:t>
-      </w:r>
-      <w:r>
-        <w:t xml:space="preserve">: через gRPC к сервису</w:t>
-      </w:r>
-      <w:r>
-        <w:t xml:space="preserve"> </w:t>
-      </w:r>
-      <w:r>
-        <w:rPr>
-          <w:rStyle w:val="VerbatimChar"/>
-        </w:rPr>
-        <w:t xml:space="preserve">geo-zones</w:t>
-      </w:r>
-      <w:r>
-        <w:t xml:space="preserve"> </w:t>
-      </w:r>
-      <w:r>
-        <w:t xml:space="preserve">вызываются</w:t>
-      </w:r>
-      <w:r>
-        <w:t xml:space="preserve"> </w:t>
-      </w:r>
-      <w:r>
-        <w:rPr>
-          <w:rStyle w:val="VerbatimChar"/>
-        </w:rPr>
-        <w:t xml:space="preserve">region(Waypoint)</w:t>
-      </w:r>
-      <w:r>
-        <w:t xml:space="preserve"> </w:t>
-      </w:r>
-      <w:r>
-        <w:t xml:space="preserve">и</w:t>
-      </w:r>
-      <w:r>
-        <w:t xml:space="preserve"> </w:t>
-      </w:r>
-      <w:r>
-        <w:rPr>
-          <w:rStyle w:val="VerbatimChar"/>
-        </w:rPr>
-        <w:t xml:space="preserve">regionBranch(Waypoint)</w:t>
-      </w:r>
-      <w:r>
-        <w:t xml:space="preserve">, на выходе</w:t>
-      </w:r>
-      <w:r>
-        <w:t xml:space="preserve"> </w:t>
-      </w:r>
-      <w:r>
-        <w:rPr>
-          <w:rStyle w:val="VerbatimChar"/>
-        </w:rPr>
-        <w:t xml:space="preserve">Region{id, name, code, parentId, timeZone}</w:t>
-      </w:r>
-      <w:r>
-        <w:t xml:space="preserve">. Расчёт получает</w:t>
+        <w:t xml:space="preserve">Расчёт внешних цен требует от сервера только геометрию маршрута.</w:t>
+      </w:r>
+      <w:r>
+        <w:t xml:space="preserve"> </w:t>
+      </w:r>
+      <w:r>
+        <w:t xml:space="preserve">DTO запроса содержит</w:t>
       </w:r>
       <w:r>
         <w:t xml:space="preserve"> </w:t>
@@ -169,13 +103,7 @@
           <w:bCs/>
           <w:b/>
         </w:rPr>
-        <w:t xml:space="preserve">ветку зон</w:t>
-      </w:r>
-      <w:r>
-        <w:t xml:space="preserve"> </w:t>
-      </w:r>
-      <w:r>
-        <w:t xml:space="preserve">и перебирает её, беря первое совпадение по паре «регион + транспорт»; у тарифа может быть несколько</w:t>
+        <w:t xml:space="preserve">единственное поле</w:t>
       </w:r>
       <w:r>
         <w:t xml:space="preserve"> </w:t>
@@ -184,10 +112,13 @@
         <w:rPr>
           <w:rStyle w:val="VerbatimChar"/>
         </w:rPr>
-        <w:t xml:space="preserve">regionId</w:t>
-      </w:r>
-      <w:r>
-        <w:t xml:space="preserve">. Поэтому строки регионов никто не сравнивает, и записанное в v0.10 опасение про «точное равенство строк» относится только к</w:t>
+        <w:t xml:space="preserve">expected</w:t>
+      </w:r>
+      <w:r>
+        <w:t xml:space="preserve"> </w:t>
+      </w:r>
+      <w:r>
+        <w:t xml:space="preserve">с</w:t>
       </w:r>
       <w:r>
         <w:t xml:space="preserve"> </w:t>
@@ -196,10 +127,13 @@
         <w:rPr>
           <w:rStyle w:val="VerbatimChar"/>
         </w:rPr>
-        <w:t xml:space="preserve">POST search</w:t>
-      </w:r>
-      <w:r>
-        <w:t xml:space="preserve">, который фильтрует по конкретному</w:t>
+        <w:t xml:space="preserve">@NotNull @Valid</w:t>
+      </w:r>
+      <w:r>
+        <w:t xml:space="preserve"> </w:t>
+      </w:r>
+      <w:r>
+        <w:t xml:space="preserve">— расстояние, время, сегменты и точки. Поля</w:t>
       </w:r>
       <w:r>
         <w:t xml:space="preserve"> </w:t>
@@ -208,13 +142,98 @@
         <w:rPr>
           <w:rStyle w:val="VerbatimChar"/>
         </w:rPr>
-        <w:t xml:space="preserve">regionId</w:t>
-      </w:r>
-      <w:r>
-        <w:t xml:space="preserve"> </w:t>
-      </w:r>
-      <w:r>
-        <w:t xml:space="preserve">и ветку зон не учитывает.</w:t>
+        <w:t xml:space="preserve">author</w:t>
+      </w:r>
+      <w:r>
+        <w:t xml:space="preserve">,</w:t>
+      </w:r>
+      <w:r>
+        <w:t xml:space="preserve"> </w:t>
+      </w:r>
+      <w:r>
+        <w:rPr>
+          <w:rStyle w:val="VerbatimChar"/>
+        </w:rPr>
+        <w:t xml:space="preserve">passenger</w:t>
+      </w:r>
+      <w:r>
+        <w:t xml:space="preserve">,</w:t>
+      </w:r>
+      <w:r>
+        <w:t xml:space="preserve"> </w:t>
+      </w:r>
+      <w:r>
+        <w:rPr>
+          <w:rStyle w:val="VerbatimChar"/>
+        </w:rPr>
+        <w:t xml:space="preserve">purpose</w:t>
+      </w:r>
+      <w:r>
+        <w:t xml:space="preserve">,</w:t>
+      </w:r>
+      <w:r>
+        <w:t xml:space="preserve"> </w:t>
+      </w:r>
+      <w:r>
+        <w:rPr>
+          <w:rStyle w:val="VerbatimChar"/>
+        </w:rPr>
+        <w:t xml:space="preserve">taxiClass</w:t>
+      </w:r>
+      <w:r>
+        <w:t xml:space="preserve">,</w:t>
+      </w:r>
+      <w:r>
+        <w:t xml:space="preserve"> </w:t>
+      </w:r>
+      <w:r>
+        <w:rPr>
+          <w:rStyle w:val="VerbatimChar"/>
+        </w:rPr>
+        <w:t xml:space="preserve">transportType</w:t>
+      </w:r>
+      <w:r>
+        <w:t xml:space="preserve">,</w:t>
+      </w:r>
+      <w:r>
+        <w:t xml:space="preserve"> </w:t>
+      </w:r>
+      <w:r>
+        <w:rPr>
+          <w:rStyle w:val="VerbatimChar"/>
+        </w:rPr>
+        <w:t xml:space="preserve">source</w:t>
+      </w:r>
+      <w:r>
+        <w:t xml:space="preserve">,</w:t>
+      </w:r>
+      <w:r>
+        <w:t xml:space="preserve"> </w:t>
+      </w:r>
+      <w:r>
+        <w:rPr>
+          <w:rStyle w:val="VerbatimChar"/>
+        </w:rPr>
+        <w:t xml:space="preserve">passengerCount</w:t>
+      </w:r>
+      <w:r>
+        <w:t xml:space="preserve">, которые шлёт клиентский фронт, в контракте сервера отсутствуют и по умолчанию игнорируются.</w:t>
+      </w:r>
+      <w:r>
+        <w:t xml:space="preserve"> </w:t>
+      </w:r>
+      <w:r>
+        <w:rPr>
+          <w:bCs/>
+          <w:b/>
+        </w:rPr>
+        <w:t xml:space="preserve">Подставлять пассажира и цель поездки не придётся</w:t>
+      </w:r>
+      <w:r>
+        <w:t xml:space="preserve"> </w:t>
+      </w:r>
+      <w:r>
+        <w:t xml:space="preserve">— в v0.10 это было названо главным препятствием, и это неверно.</w:t>
       </w:r>
     </w:p>
     <w:p>
@@ -226,29 +245,13 @@
           <w:bCs/>
           <w:b/>
         </w:rPr>
-        <w:t xml:space="preserve">2. Ручной ввод координат ломает определение тарифа.</w:t>
-      </w:r>
-      <w:r>
-        <w:t xml:space="preserve"> </w:t>
-      </w:r>
-      <w:r>
-        <w:t xml:space="preserve">Резолвер принимает</w:t>
-      </w:r>
-      <w:r>
-        <w:t xml:space="preserve"> </w:t>
-      </w:r>
-      <w:r>
-        <w:rPr>
-          <w:bCs/>
-          <w:b/>
-        </w:rPr>
-        <w:t xml:space="preserve">текстовые части адреса</w:t>
-      </w:r>
-      <w:r>
-        <w:t xml:space="preserve"> </w:t>
-      </w:r>
-      <w:r>
-        <w:t xml:space="preserve">—</w:t>
+        <w:t xml:space="preserve">Метод живёт в сервисе заявок, а не в тарифном.</w:t>
+      </w:r>
+      <w:r>
+        <w:t xml:space="preserve"> </w:t>
+      </w:r>
+      <w:r>
+        <w:t xml:space="preserve">Это</w:t>
       </w:r>
       <w:r>
         <w:t xml:space="preserve"> </w:t>
@@ -257,10 +260,13 @@
         <w:rPr>
           <w:rStyle w:val="VerbatimChar"/>
         </w:rPr>
-        <w:t xml:space="preserve">country</w:t>
-      </w:r>
-      <w:r>
-        <w:t xml:space="preserve">,</w:t>
+        <w:t xml:space="preserve">POST externalPrices</w:t>
+      </w:r>
+      <w:r>
+        <w:t xml:space="preserve"> </w:t>
+      </w:r>
+      <w:r>
+        <w:t xml:space="preserve">в</w:t>
       </w:r>
       <w:r>
         <w:t xml:space="preserve"> </w:t>
@@ -269,10 +275,13 @@
         <w:rPr>
           <w:rStyle w:val="VerbatimChar"/>
         </w:rPr>
-        <w:t xml:space="preserve">region</w:t>
-      </w:r>
-      <w:r>
-        <w:t xml:space="preserve">,</w:t>
+        <w:t xml:space="preserve">RequestController</w:t>
+      </w:r>
+      <w:r>
+        <w:t xml:space="preserve"> </w:t>
+      </w:r>
+      <w:r>
+        <w:t xml:space="preserve">сервиса</w:t>
       </w:r>
       <w:r>
         <w:t xml:space="preserve"> </w:t>
@@ -281,10 +290,10 @@
         <w:rPr>
           <w:rStyle w:val="VerbatimChar"/>
         </w:rPr>
-        <w:t xml:space="preserve">city</w:t>
-      </w:r>
-      <w:r>
-        <w:t xml:space="preserve">,</w:t>
+        <w:t xml:space="preserve">passenger_request</w:t>
+      </w:r>
+      <w:r>
+        <w:t xml:space="preserve">; через шлюз —</w:t>
       </w:r>
       <w:r>
         <w:t xml:space="preserve"> </w:t>
@@ -293,10 +302,10 @@
         <w:rPr>
           <w:rStyle w:val="VerbatimChar"/>
         </w:rPr>
-        <w:t xml:space="preserve">street</w:t>
-      </w:r>
-      <w:r>
-        <w:t xml:space="preserve">,</w:t>
+        <w:t xml:space="preserve">/api/requests/externalPrices</w:t>
+      </w:r>
+      <w:r>
+        <w:t xml:space="preserve">. В отчёте об исследовании стенда он назван</w:t>
       </w:r>
       <w:r>
         <w:t xml:space="preserve"> </w:t>
@@ -305,58 +314,13 @@
         <w:rPr>
           <w:rStyle w:val="VerbatimChar"/>
         </w:rPr>
-        <w:t xml:space="preserve">house</w:t>
-      </w:r>
-      <w:r>
-        <w:t xml:space="preserve">,</w:t>
-      </w:r>
-      <w:r>
-        <w:t xml:space="preserve"> </w:t>
-      </w:r>
-      <w:r>
-        <w:rPr>
-          <w:rStyle w:val="VerbatimChar"/>
-        </w:rPr>
-        <w:t xml:space="preserve">structure</w:t>
-      </w:r>
-      <w:r>
-        <w:t xml:space="preserve">,</w:t>
-      </w:r>
-      <w:r>
-        <w:t xml:space="preserve"> </w:t>
-      </w:r>
-      <w:r>
-        <w:rPr>
-          <w:rStyle w:val="VerbatimChar"/>
-        </w:rPr>
-        <w:t xml:space="preserve">building</w:t>
-      </w:r>
-      <w:r>
-        <w:t xml:space="preserve">,</w:t>
-      </w:r>
-      <w:r>
-        <w:t xml:space="preserve"> </w:t>
-      </w:r>
-      <w:r>
-        <w:rPr>
-          <w:rStyle w:val="VerbatimChar"/>
-        </w:rPr>
-        <w:t xml:space="preserve">district</w:t>
-      </w:r>
-      <w:r>
-        <w:t xml:space="preserve">, — а не координаты. У точки, заданной только координатами (решение заказчика 08.10), региона не будет, тариф не найдётся и маршрут не сохранится, поскольку рекомендуемая цена обязательна. Нужно решение: определять адрес по координатам через geo перед резолвом, требовать минимальный набор адресных полей и при ручном вводе, или расширять контракт</w:t>
-      </w:r>
-      <w:r>
-        <w:t xml:space="preserve"> </w:t>
-      </w:r>
-      <w:r>
-        <w:rPr>
-          <w:rStyle w:val="VerbatimChar"/>
-        </w:rPr>
-        <w:t xml:space="preserve">geo-zones</w:t>
-      </w:r>
-      <w:r>
-        <w:t xml:space="preserve">. Вынесено в вопрос архитектору 26.</w:t>
+        <w:t xml:space="preserve">/api/tariffs/externalPrices</w:t>
+      </w:r>
+      <w:r>
+        <w:t xml:space="preserve"> </w:t>
+      </w:r>
+      <w:r>
+        <w:t xml:space="preserve">— неточность.</w:t>
       </w:r>
     </w:p>
     <w:p>
@@ -364,11 +328,336 @@
         <w:pStyle w:val="BodyText"/>
       </w:pPr>
       <w:r>
-        <w:t xml:space="preserve">Прочее, подтверждённое кодом и не менявшее текста: неизвестные поля в теле запроса игнорируются по умолчанию Spring Boot (вопрос 16, вариант A); идемпотентности в платформе нет (19); в поиске заявок нет фильтра по избранному маршруту (20); импорт из таблиц в тарифах реализован на общей библиотеке с построчной валидацией (22); локальные копии организаций ведут шестнадцать сервисов по четырём топикам (24); у тарифа такси собственных дат нет, у трансфера есть (26).</w:t>
+        <w:rPr>
+          <w:bCs/>
+          <w:b/>
+        </w:rPr>
+        <w:t xml:space="preserve">Провайдеры опрашиваются параллельно, ответы с нулевой ценой отбрасываются.</w:t>
+      </w:r>
+      <w:r>
+        <w:t xml:space="preserve"> </w:t>
+      </w:r>
+      <w:r>
+        <w:t xml:space="preserve">Отсюда и ответ на вопрос, почему Ситимобил и Uber видны в интерфейсе, но в ответе их нет: интерфейс рисует их из собственного статического списка.</w:t>
+      </w:r>
+    </w:p>
+    <w:p>
+      <w:pPr>
+        <w:pStyle w:val="BodyText"/>
+      </w:pPr>
+      <w:r>
+        <w:t xml:space="preserve">Остаётся решением: под каким пользователем вызывать метод из сервиса маршрутов и допустимо ли обращение сервиса маршрутов к сервису заявок (вопрос архитектору 29).</w:t>
       </w:r>
     </w:p>
     <w:bookmarkEnd w:id="20"/>
-    <w:bookmarkStart w:id="21" w:name="изменения-в-редакции-v010"/>
+    <w:bookmarkStart w:id="21" w:name="изменения-в-редакции-v011"/>
+    <w:p>
+      <w:pPr>
+        <w:pStyle w:val="Heading2"/>
+      </w:pPr>
+      <w:r>
+        <w:t xml:space="preserve">Изменения в редакции v0.11</w:t>
+      </w:r>
+    </w:p>
+    <w:p>
+      <w:pPr>
+        <w:pStyle w:val="FirstParagraph"/>
+      </w:pPr>
+      <w:r>
+        <w:t xml:space="preserve">Все открытые вопросы проверены по исходному коду платформы; результаты внесены в оба списка вопросов. Для спецификации существенны два.</w:t>
+      </w:r>
+    </w:p>
+    <w:p>
+      <w:pPr>
+        <w:pStyle w:val="BodyText"/>
+      </w:pPr>
+      <w:r>
+        <w:rPr>
+          <w:bCs/>
+          <w:b/>
+        </w:rPr>
+        <w:t xml:space="preserve">1. Сопоставление территории — решённая задача, и формулировка v0.10 была неточной.</w:t>
+      </w:r>
+      <w:r>
+        <w:t xml:space="preserve"> </w:t>
+      </w:r>
+      <w:r>
+        <w:t xml:space="preserve">В тарифном сервисе есть</w:t>
+      </w:r>
+      <w:r>
+        <w:t xml:space="preserve"> </w:t>
+      </w:r>
+      <w:r>
+        <w:rPr>
+          <w:rStyle w:val="VerbatimChar"/>
+        </w:rPr>
+        <w:t xml:space="preserve">RegionDataResolverImpl</w:t>
+      </w:r>
+      <w:r>
+        <w:t xml:space="preserve">: через gRPC к сервису</w:t>
+      </w:r>
+      <w:r>
+        <w:t xml:space="preserve"> </w:t>
+      </w:r>
+      <w:r>
+        <w:rPr>
+          <w:rStyle w:val="VerbatimChar"/>
+        </w:rPr>
+        <w:t xml:space="preserve">geo-zones</w:t>
+      </w:r>
+      <w:r>
+        <w:t xml:space="preserve"> </w:t>
+      </w:r>
+      <w:r>
+        <w:t xml:space="preserve">вызываются</w:t>
+      </w:r>
+      <w:r>
+        <w:t xml:space="preserve"> </w:t>
+      </w:r>
+      <w:r>
+        <w:rPr>
+          <w:rStyle w:val="VerbatimChar"/>
+        </w:rPr>
+        <w:t xml:space="preserve">region(Waypoint)</w:t>
+      </w:r>
+      <w:r>
+        <w:t xml:space="preserve"> </w:t>
+      </w:r>
+      <w:r>
+        <w:t xml:space="preserve">и</w:t>
+      </w:r>
+      <w:r>
+        <w:t xml:space="preserve"> </w:t>
+      </w:r>
+      <w:r>
+        <w:rPr>
+          <w:rStyle w:val="VerbatimChar"/>
+        </w:rPr>
+        <w:t xml:space="preserve">regionBranch(Waypoint)</w:t>
+      </w:r>
+      <w:r>
+        <w:t xml:space="preserve">, на выходе</w:t>
+      </w:r>
+      <w:r>
+        <w:t xml:space="preserve"> </w:t>
+      </w:r>
+      <w:r>
+        <w:rPr>
+          <w:rStyle w:val="VerbatimChar"/>
+        </w:rPr>
+        <w:t xml:space="preserve">Region{id, name, code, parentId, timeZone}</w:t>
+      </w:r>
+      <w:r>
+        <w:t xml:space="preserve">. Расчёт получает</w:t>
+      </w:r>
+      <w:r>
+        <w:t xml:space="preserve"> </w:t>
+      </w:r>
+      <w:r>
+        <w:rPr>
+          <w:bCs/>
+          <w:b/>
+        </w:rPr>
+        <w:t xml:space="preserve">ветку зон</w:t>
+      </w:r>
+      <w:r>
+        <w:t xml:space="preserve"> </w:t>
+      </w:r>
+      <w:r>
+        <w:t xml:space="preserve">и перебирает её, беря первое совпадение по паре «регион + транспорт»; у тарифа может быть несколько</w:t>
+      </w:r>
+      <w:r>
+        <w:t xml:space="preserve"> </w:t>
+      </w:r>
+      <w:r>
+        <w:rPr>
+          <w:rStyle w:val="VerbatimChar"/>
+        </w:rPr>
+        <w:t xml:space="preserve">regionId</w:t>
+      </w:r>
+      <w:r>
+        <w:t xml:space="preserve">. Поэтому строки регионов никто не сравнивает, и записанное в v0.10 опасение про «точное равенство строк» относится только к</w:t>
+      </w:r>
+      <w:r>
+        <w:t xml:space="preserve"> </w:t>
+      </w:r>
+      <w:r>
+        <w:rPr>
+          <w:rStyle w:val="VerbatimChar"/>
+        </w:rPr>
+        <w:t xml:space="preserve">POST search</w:t>
+      </w:r>
+      <w:r>
+        <w:t xml:space="preserve">, который фильтрует по конкретному</w:t>
+      </w:r>
+      <w:r>
+        <w:t xml:space="preserve"> </w:t>
+      </w:r>
+      <w:r>
+        <w:rPr>
+          <w:rStyle w:val="VerbatimChar"/>
+        </w:rPr>
+        <w:t xml:space="preserve">regionId</w:t>
+      </w:r>
+      <w:r>
+        <w:t xml:space="preserve"> </w:t>
+      </w:r>
+      <w:r>
+        <w:t xml:space="preserve">и ветку зон не учитывает.</w:t>
+      </w:r>
+    </w:p>
+    <w:p>
+      <w:pPr>
+        <w:pStyle w:val="BodyText"/>
+      </w:pPr>
+      <w:r>
+        <w:rPr>
+          <w:bCs/>
+          <w:b/>
+        </w:rPr>
+        <w:t xml:space="preserve">2. Ручной ввод координат ломает определение тарифа.</w:t>
+      </w:r>
+      <w:r>
+        <w:t xml:space="preserve"> </w:t>
+      </w:r>
+      <w:r>
+        <w:t xml:space="preserve">Резолвер принимает</w:t>
+      </w:r>
+      <w:r>
+        <w:t xml:space="preserve"> </w:t>
+      </w:r>
+      <w:r>
+        <w:rPr>
+          <w:bCs/>
+          <w:b/>
+        </w:rPr>
+        <w:t xml:space="preserve">текстовые части адреса</w:t>
+      </w:r>
+      <w:r>
+        <w:t xml:space="preserve"> </w:t>
+      </w:r>
+      <w:r>
+        <w:t xml:space="preserve">—</w:t>
+      </w:r>
+      <w:r>
+        <w:t xml:space="preserve"> </w:t>
+      </w:r>
+      <w:r>
+        <w:rPr>
+          <w:rStyle w:val="VerbatimChar"/>
+        </w:rPr>
+        <w:t xml:space="preserve">country</w:t>
+      </w:r>
+      <w:r>
+        <w:t xml:space="preserve">,</w:t>
+      </w:r>
+      <w:r>
+        <w:t xml:space="preserve"> </w:t>
+      </w:r>
+      <w:r>
+        <w:rPr>
+          <w:rStyle w:val="VerbatimChar"/>
+        </w:rPr>
+        <w:t xml:space="preserve">region</w:t>
+      </w:r>
+      <w:r>
+        <w:t xml:space="preserve">,</w:t>
+      </w:r>
+      <w:r>
+        <w:t xml:space="preserve"> </w:t>
+      </w:r>
+      <w:r>
+        <w:rPr>
+          <w:rStyle w:val="VerbatimChar"/>
+        </w:rPr>
+        <w:t xml:space="preserve">city</w:t>
+      </w:r>
+      <w:r>
+        <w:t xml:space="preserve">,</w:t>
+      </w:r>
+      <w:r>
+        <w:t xml:space="preserve"> </w:t>
+      </w:r>
+      <w:r>
+        <w:rPr>
+          <w:rStyle w:val="VerbatimChar"/>
+        </w:rPr>
+        <w:t xml:space="preserve">street</w:t>
+      </w:r>
+      <w:r>
+        <w:t xml:space="preserve">,</w:t>
+      </w:r>
+      <w:r>
+        <w:t xml:space="preserve"> </w:t>
+      </w:r>
+      <w:r>
+        <w:rPr>
+          <w:rStyle w:val="VerbatimChar"/>
+        </w:rPr>
+        <w:t xml:space="preserve">house</w:t>
+      </w:r>
+      <w:r>
+        <w:t xml:space="preserve">,</w:t>
+      </w:r>
+      <w:r>
+        <w:t xml:space="preserve"> </w:t>
+      </w:r>
+      <w:r>
+        <w:rPr>
+          <w:rStyle w:val="VerbatimChar"/>
+        </w:rPr>
+        <w:t xml:space="preserve">structure</w:t>
+      </w:r>
+      <w:r>
+        <w:t xml:space="preserve">,</w:t>
+      </w:r>
+      <w:r>
+        <w:t xml:space="preserve"> </w:t>
+      </w:r>
+      <w:r>
+        <w:rPr>
+          <w:rStyle w:val="VerbatimChar"/>
+        </w:rPr>
+        <w:t xml:space="preserve">building</w:t>
+      </w:r>
+      <w:r>
+        <w:t xml:space="preserve">,</w:t>
+      </w:r>
+      <w:r>
+        <w:t xml:space="preserve"> </w:t>
+      </w:r>
+      <w:r>
+        <w:rPr>
+          <w:rStyle w:val="VerbatimChar"/>
+        </w:rPr>
+        <w:t xml:space="preserve">district</w:t>
+      </w:r>
+      <w:r>
+        <w:t xml:space="preserve">, — а не координаты. У точки, заданной только координатами (решение заказчика 08.10), региона не будет, тариф не найдётся и маршрут не сохранится, поскольку рекомендуемая цена обязательна. Нужно решение: определять адрес по координатам через geo перед резолвом, требовать минимальный набор адресных полей и при ручном вводе, или расширять контракт</w:t>
+      </w:r>
+      <w:r>
+        <w:t xml:space="preserve"> </w:t>
+      </w:r>
+      <w:r>
+        <w:rPr>
+          <w:rStyle w:val="VerbatimChar"/>
+        </w:rPr>
+        <w:t xml:space="preserve">geo-zones</w:t>
+      </w:r>
+      <w:r>
+        <w:t xml:space="preserve">. Вынесено в вопрос архитектору 26.</w:t>
+      </w:r>
+    </w:p>
+    <w:p>
+      <w:pPr>
+        <w:pStyle w:val="BodyText"/>
+      </w:pPr>
+      <w:r>
+        <w:t xml:space="preserve">Прочее, подтверждённое кодом и не менявшее текста: неизвестные поля в теле запроса игнорируются по умолчанию Spring Boot (вопрос 16, вариант A); идемпотентности в платформе нет (19); в поиске заявок нет фильтра по избранному маршруту (20); импорт из таблиц в тарифах реализован на общей библиотеке с построчной валидацией (22); локальные копии организаций ведут шестнадцать сервисов по четырём топикам (24); у тарифа такси собственных дат нет, у трансфера есть (26).</w:t>
+      </w:r>
+    </w:p>
+    <w:bookmarkEnd w:id="21"/>
+    <w:bookmarkStart w:id="22" w:name="изменения-в-редакции-v010"/>
     <w:p>
       <w:pPr>
         <w:pStyle w:val="Heading2"/>
@@ -1368,8 +1657,8 @@
         <w:t xml:space="preserve">Для такси через внешних агрегаторов контракт раздела 2.6 реализуем почти напрямую. Для корпоративных тарифов механизма по-прежнему нет. Вопрос заказчику 20 («какие тарифы в перечне») становится ещё более узловым: от него зависит, нужна ли разработка вообще.</w:t>
       </w:r>
     </w:p>
-    <w:bookmarkEnd w:id="21"/>
-    <w:bookmarkStart w:id="22" w:name="изменения-в-редакции-v09"/>
+    <w:bookmarkEnd w:id="22"/>
+    <w:bookmarkStart w:id="23" w:name="изменения-в-редакции-v09"/>
     <w:p>
       <w:pPr>
         <w:pStyle w:val="Heading2"/>
@@ -2377,8 +2666,8 @@
         <w:t xml:space="preserve">списки вопросов в этой редакции не правились, вопросы архитектору 27–29 и заказчику 20 в них ещё не внесены.</w:t>
       </w:r>
     </w:p>
-    <w:bookmarkEnd w:id="22"/>
-    <w:bookmarkStart w:id="23" w:name="изменения-в-редакции-v08"/>
+    <w:bookmarkEnd w:id="23"/>
+    <w:bookmarkStart w:id="24" w:name="изменения-в-редакции-v08"/>
     <w:p>
       <w:pPr>
         <w:pStyle w:val="Heading2"/>
@@ -3340,8 +3629,8 @@
         <w:t xml:space="preserve">.</w:t>
       </w:r>
     </w:p>
-    <w:bookmarkEnd w:id="23"/>
-    <w:bookmarkStart w:id="30" w:name="X9af67c4b03888872d06274b02fae62443cd003e"/>
+    <w:bookmarkEnd w:id="24"/>
+    <w:bookmarkStart w:id="31" w:name="X9af67c4b03888872d06274b02fae62443cd003e"/>
     <w:p>
       <w:pPr>
         <w:pStyle w:val="Heading2"/>
@@ -3350,7 +3639,7 @@
         <w:t xml:space="preserve">1 Назначение и границы</w:t>
       </w:r>
     </w:p>
-    <w:bookmarkStart w:id="24" w:name="X70aef7260fd6a11cd5a7b049ad3277307289fe6"/>
+    <w:bookmarkStart w:id="25" w:name="X70aef7260fd6a11cd5a7b049ad3277307289fe6"/>
     <w:p>
       <w:pPr>
         <w:pStyle w:val="Heading3"/>
@@ -3390,8 +3679,8 @@
         <w:t xml:space="preserve">(связка роль ↔ метод + URL в БД). Формулировка БТ про роль «Управляющий справочниками» (BR-04) этим решением закрыта и требует правки в БТ; роль с таким названием в коде платформы не найдена, поэтому какая именно роль даёт право — вопрос архитектору 14.</w:t>
       </w:r>
     </w:p>
-    <w:bookmarkEnd w:id="24"/>
-    <w:bookmarkStart w:id="25" w:name="X94211e7f0f3c48f723fc7edea350688f53f479b"/>
+    <w:bookmarkEnd w:id="25"/>
+    <w:bookmarkStart w:id="26" w:name="X94211e7f0f3c48f723fc7edea350688f53f479b"/>
     <w:p>
       <w:pPr>
         <w:pStyle w:val="Heading3"/>
@@ -3605,8 +3894,8 @@
         </w:tc>
       </w:tr>
     </w:tbl>
-    <w:bookmarkEnd w:id="25"/>
-    <w:bookmarkStart w:id="26" w:name="Xade83067d0855e42c92039655eeaafec4197ce7"/>
+    <w:bookmarkEnd w:id="26"/>
+    <w:bookmarkStart w:id="27" w:name="Xade83067d0855e42c92039655eeaafec4197ce7"/>
     <w:p>
       <w:pPr>
         <w:pStyle w:val="Heading3"/>
@@ -3699,8 +3988,8 @@
         <w:t xml:space="preserve">Серверная валидация бизнес-правил независимо от ограничений интерфейса.</w:t>
       </w:r>
     </w:p>
-    <w:bookmarkEnd w:id="26"/>
-    <w:bookmarkStart w:id="27" w:name="X8515b58d163b0b97e32888a6427456a62691813"/>
+    <w:bookmarkEnd w:id="27"/>
+    <w:bookmarkStart w:id="28" w:name="X8515b58d163b0b97e32888a6427456a62691813"/>
     <w:p>
       <w:pPr>
         <w:pStyle w:val="Heading3"/>
@@ -4159,8 +4448,8 @@
         <w:t xml:space="preserve">, фронты). Соотнесение уже написанного кода с принятой границей — вне объёма этого документа.</w:t>
       </w:r>
     </w:p>
-    <w:bookmarkEnd w:id="27"/>
-    <w:bookmarkStart w:id="28" w:name="X4ebf87f65eb73b24f67e50f943a9e0d74237e15"/>
+    <w:bookmarkEnd w:id="28"/>
+    <w:bookmarkStart w:id="29" w:name="X4ebf87f65eb73b24f67e50f943a9e0d74237e15"/>
     <w:p>
       <w:pPr>
         <w:pStyle w:val="Heading3"/>
@@ -6335,19 +6624,19 @@
               <w:rPr>
                 <w:rStyle w:val="VerbatimChar"/>
               </w:rPr>
-              <w:t xml:space="preserve">POST /api/tariffs/externalPrices</w:t>
-            </w:r>
-          </w:p>
-        </w:tc>
-        <w:tc>
-          <w:tcPr/>
-          <w:p>
-            <w:pPr>
-              <w:pStyle w:val="Compact"/>
-              <w:jc w:val="left"/>
-            </w:pPr>
-            <w:r>
-              <w:t xml:space="preserve">Проверено на стенде:</w:t>
+              <w:t xml:space="preserve">POST /api/requests/externalPrices</w:t>
+            </w:r>
+          </w:p>
+        </w:tc>
+        <w:tc>
+          <w:tcPr/>
+          <w:p>
+            <w:pPr>
+              <w:pStyle w:val="Compact"/>
+              <w:jc w:val="left"/>
+            </w:pPr>
+            <w:r>
+              <w:t xml:space="preserve">Метод сервиса</w:t>
             </w:r>
             <w:r>
               <w:t xml:space="preserve"> </w:t>
@@ -6357,106 +6646,10 @@
                 <w:bCs/>
                 <w:b/>
               </w:rPr>
-              <w:t xml:space="preserve">один вызов возвращает все четыре класса такси</w:t>
-            </w:r>
-            <w:r>
-              <w:t xml:space="preserve"> </w:t>
-            </w:r>
-            <w:r>
-              <w:t xml:space="preserve">(</w:t>
-            </w:r>
-            <w:r>
-              <w:rPr>
-                <w:rStyle w:val="VerbatimChar"/>
-              </w:rPr>
-              <w:t xml:space="preserve">ECONOMY</w:t>
-            </w:r>
-            <w:r>
-              <w:t xml:space="preserve">,</w:t>
-            </w:r>
-            <w:r>
-              <w:t xml:space="preserve"> </w:t>
-            </w:r>
-            <w:r>
-              <w:rPr>
-                <w:rStyle w:val="VerbatimChar"/>
-              </w:rPr>
-              <w:t xml:space="preserve">COMFORT</w:t>
-            </w:r>
-            <w:r>
-              <w:t xml:space="preserve">,</w:t>
-            </w:r>
-            <w:r>
-              <w:t xml:space="preserve"> </w:t>
-            </w:r>
-            <w:r>
-              <w:rPr>
-                <w:rStyle w:val="VerbatimChar"/>
-              </w:rPr>
-              <w:t xml:space="preserve">BUSINESS</w:t>
-            </w:r>
-            <w:r>
-              <w:t xml:space="preserve">,</w:t>
-            </w:r>
-            <w:r>
-              <w:t xml:space="preserve"> </w:t>
-            </w:r>
-            <w:r>
-              <w:rPr>
-                <w:rStyle w:val="VerbatimChar"/>
-              </w:rPr>
-              <w:t xml:space="preserve">COMFORT_PLUS</w:t>
-            </w:r>
-            <w:r>
-              <w:t xml:space="preserve">) с ценами;</w:t>
-            </w:r>
-            <w:r>
-              <w:t xml:space="preserve"> </w:t>
-            </w:r>
-            <w:r>
-              <w:rPr>
-                <w:rStyle w:val="VerbatimChar"/>
-              </w:rPr>
-              <w:t xml:space="preserve">taxiClass</w:t>
-            </w:r>
-            <w:r>
-              <w:t xml:space="preserve"> </w:t>
-            </w:r>
-            <w:r>
-              <w:t xml:space="preserve">в запросе ответ не фильтрует, интерфейс лишь выбирает запись под активной вкладкой. Поля ответа:</w:t>
-            </w:r>
-            <w:r>
-              <w:t xml:space="preserve"> </w:t>
-            </w:r>
-            <w:r>
-              <w:rPr>
-                <w:rStyle w:val="VerbatimChar"/>
-              </w:rPr>
-              <w:t xml:space="preserve">provider</w:t>
-            </w:r>
-            <w:r>
-              <w:t xml:space="preserve"> </w:t>
-            </w:r>
-            <w:r>
-              <w:t xml:space="preserve">(</w:t>
-            </w:r>
-            <w:r>
-              <w:rPr>
-                <w:rStyle w:val="VerbatimChar"/>
-              </w:rPr>
-              <w:t xml:space="preserve">YANDEX</w:t>
-            </w:r>
-            <w:r>
-              <w:t xml:space="preserve">),</w:t>
-            </w:r>
-            <w:r>
-              <w:t xml:space="preserve"> </w:t>
-            </w:r>
-            <w:r>
-              <w:rPr>
-                <w:rStyle w:val="VerbatimChar"/>
-              </w:rPr>
-              <w:t xml:space="preserve">tariffId</w:t>
+              <w:t xml:space="preserve">заявок</w:t>
+            </w:r>
+            <w:r>
+              <w:t xml:space="preserve">, не тарифного. Проверено на стенде:</w:t>
             </w:r>
             <w:r>
               <w:t xml:space="preserve"> </w:t>
@@ -6466,7 +6659,7 @@
                 <w:bCs/>
                 <w:b/>
               </w:rPr>
-              <w:t xml:space="preserve">строкой</w:t>
+              <w:t xml:space="preserve">один вызов возвращает все четыре класса такси</w:t>
             </w:r>
             <w:r>
               <w:t xml:space="preserve"> </w:t>
@@ -6478,7 +6671,7 @@
               <w:rPr>
                 <w:rStyle w:val="VerbatimChar"/>
               </w:rPr>
-              <w:t xml:space="preserve">econom</w:t>
+              <w:t xml:space="preserve">ECONOMY</w:t>
             </w:r>
             <w:r>
               <w:t xml:space="preserve">,</w:t>
@@ -6490,7 +6683,7 @@
               <w:rPr>
                 <w:rStyle w:val="VerbatimChar"/>
               </w:rPr>
-              <w:t xml:space="preserve">business</w:t>
+              <w:t xml:space="preserve">COMFORT</w:t>
             </w:r>
             <w:r>
               <w:t xml:space="preserve">,</w:t>
@@ -6502,7 +6695,7 @@
               <w:rPr>
                 <w:rStyle w:val="VerbatimChar"/>
               </w:rPr>
-              <w:t xml:space="preserve">vip</w:t>
+              <w:t xml:space="preserve">BUSINESS</w:t>
             </w:r>
             <w:r>
               <w:t xml:space="preserve">,</w:t>
@@ -6514,7 +6707,46 @@
               <w:rPr>
                 <w:rStyle w:val="VerbatimChar"/>
               </w:rPr>
-              <w:t xml:space="preserve">comfortplus</w:t>
+              <w:t xml:space="preserve">COMFORT_PLUS</w:t>
+            </w:r>
+            <w:r>
+              <w:t xml:space="preserve">) с ценами;</w:t>
+            </w:r>
+            <w:r>
+              <w:t xml:space="preserve"> </w:t>
+            </w:r>
+            <w:r>
+              <w:rPr>
+                <w:rStyle w:val="VerbatimChar"/>
+              </w:rPr>
+              <w:t xml:space="preserve">taxiClass</w:t>
+            </w:r>
+            <w:r>
+              <w:t xml:space="preserve"> </w:t>
+            </w:r>
+            <w:r>
+              <w:t xml:space="preserve">в запросе ответ не фильтрует, интерфейс лишь выбирает запись под активной вкладкой. Поля ответа:</w:t>
+            </w:r>
+            <w:r>
+              <w:t xml:space="preserve"> </w:t>
+            </w:r>
+            <w:r>
+              <w:rPr>
+                <w:rStyle w:val="VerbatimChar"/>
+              </w:rPr>
+              <w:t xml:space="preserve">provider</w:t>
+            </w:r>
+            <w:r>
+              <w:t xml:space="preserve"> </w:t>
+            </w:r>
+            <w:r>
+              <w:t xml:space="preserve">(</w:t>
+            </w:r>
+            <w:r>
+              <w:rPr>
+                <w:rStyle w:val="VerbatimChar"/>
+              </w:rPr>
+              <w:t xml:space="preserve">YANDEX</w:t>
             </w:r>
             <w:r>
               <w:t xml:space="preserve">),</w:t>
@@ -6526,67 +6758,7 @@
               <w:rPr>
                 <w:rStyle w:val="VerbatimChar"/>
               </w:rPr>
-              <w:t xml:space="preserve">taxiClass</w:t>
-            </w:r>
-            <w:r>
-              <w:t xml:space="preserve">,</w:t>
-            </w:r>
-            <w:r>
-              <w:t xml:space="preserve"> </w:t>
-            </w:r>
-            <w:r>
-              <w:rPr>
-                <w:rStyle w:val="VerbatimChar"/>
-              </w:rPr>
-              <w:t xml:space="preserve">price</w:t>
-            </w:r>
-            <w:r>
-              <w:t xml:space="preserve"> </w:t>
-            </w:r>
-            <w:r>
-              <w:t xml:space="preserve">в рублях целым числом,</w:t>
-            </w:r>
-            <w:r>
-              <w:t xml:space="preserve"> </w:t>
-            </w:r>
-            <w:r>
-              <w:rPr>
-                <w:rStyle w:val="VerbatimChar"/>
-              </w:rPr>
-              <w:t xml:space="preserve">calcHash</w:t>
-            </w:r>
-            <w:r>
-              <w:t xml:space="preserve">,</w:t>
-            </w:r>
-            <w:r>
-              <w:t xml:space="preserve"> </w:t>
-            </w:r>
-            <w:r>
-              <w:rPr>
-                <w:rStyle w:val="VerbatimChar"/>
-              </w:rPr>
-              <w:t xml:space="preserve">eta</w:t>
-            </w:r>
-            <w:r>
-              <w:t xml:space="preserve"> </w:t>
-            </w:r>
-            <w:r>
-              <w:t xml:space="preserve">и</w:t>
-            </w:r>
-            <w:r>
-              <w:t xml:space="preserve"> </w:t>
-            </w:r>
-            <w:r>
-              <w:rPr>
-                <w:rStyle w:val="VerbatimChar"/>
-              </w:rPr>
-              <w:t xml:space="preserve">duration</w:t>
-            </w:r>
-            <w:r>
-              <w:t xml:space="preserve"> </w:t>
-            </w:r>
-            <w:r>
-              <w:t xml:space="preserve">в секундах.</w:t>
+              <w:t xml:space="preserve">tariffId</w:t>
             </w:r>
             <w:r>
               <w:t xml:space="preserve"> </w:t>
@@ -6596,28 +6768,19 @@
                 <w:bCs/>
                 <w:b/>
               </w:rPr>
-              <w:t xml:space="preserve">Корпоративных перевозчиков и человекочитаемого номера тарифа нет</w:t>
-            </w:r>
-          </w:p>
-        </w:tc>
-        <w:tc>
-          <w:tcPr/>
-          <w:p>
-            <w:pPr>
-              <w:pStyle w:val="Compact"/>
-              <w:jc w:val="left"/>
-            </w:pPr>
-            <w:r>
-              <w:t xml:space="preserve">Для такси через агрегаторов перечень классов с ценами получается одним вызовом — контракт 2.6 почти реализуем. В запросе обязательны</w:t>
-            </w:r>
-            <w:r>
-              <w:t xml:space="preserve"> </w:t>
-            </w:r>
-            <w:r>
-              <w:rPr>
-                <w:rStyle w:val="VerbatimChar"/>
-              </w:rPr>
-              <w:t xml:space="preserve">author</w:t>
+              <w:t xml:space="preserve">строкой</w:t>
+            </w:r>
+            <w:r>
+              <w:t xml:space="preserve"> </w:t>
+            </w:r>
+            <w:r>
+              <w:t xml:space="preserve">(</w:t>
+            </w:r>
+            <w:r>
+              <w:rPr>
+                <w:rStyle w:val="VerbatimChar"/>
+              </w:rPr>
+              <w:t xml:space="preserve">econom</w:t>
             </w:r>
             <w:r>
               <w:t xml:space="preserve">,</w:t>
@@ -6629,7 +6792,7 @@
               <w:rPr>
                 <w:rStyle w:val="VerbatimChar"/>
               </w:rPr>
-              <w:t xml:space="preserve">passenger</w:t>
+              <w:t xml:space="preserve">business</w:t>
             </w:r>
             <w:r>
               <w:t xml:space="preserve">,</w:t>
@@ -6641,7 +6804,70 @@
               <w:rPr>
                 <w:rStyle w:val="VerbatimChar"/>
               </w:rPr>
-              <w:t xml:space="preserve">purpose</w:t>
+              <w:t xml:space="preserve">vip</w:t>
+            </w:r>
+            <w:r>
+              <w:t xml:space="preserve">,</w:t>
+            </w:r>
+            <w:r>
+              <w:t xml:space="preserve"> </w:t>
+            </w:r>
+            <w:r>
+              <w:rPr>
+                <w:rStyle w:val="VerbatimChar"/>
+              </w:rPr>
+              <w:t xml:space="preserve">comfortplus</w:t>
+            </w:r>
+            <w:r>
+              <w:t xml:space="preserve">),</w:t>
+            </w:r>
+            <w:r>
+              <w:t xml:space="preserve"> </w:t>
+            </w:r>
+            <w:r>
+              <w:rPr>
+                <w:rStyle w:val="VerbatimChar"/>
+              </w:rPr>
+              <w:t xml:space="preserve">taxiClass</w:t>
+            </w:r>
+            <w:r>
+              <w:t xml:space="preserve">,</w:t>
+            </w:r>
+            <w:r>
+              <w:t xml:space="preserve"> </w:t>
+            </w:r>
+            <w:r>
+              <w:rPr>
+                <w:rStyle w:val="VerbatimChar"/>
+              </w:rPr>
+              <w:t xml:space="preserve">price</w:t>
+            </w:r>
+            <w:r>
+              <w:t xml:space="preserve"> </w:t>
+            </w:r>
+            <w:r>
+              <w:t xml:space="preserve">в рублях целым числом,</w:t>
+            </w:r>
+            <w:r>
+              <w:t xml:space="preserve"> </w:t>
+            </w:r>
+            <w:r>
+              <w:rPr>
+                <w:rStyle w:val="VerbatimChar"/>
+              </w:rPr>
+              <w:t xml:space="preserve">calcHash</w:t>
+            </w:r>
+            <w:r>
+              <w:t xml:space="preserve">,</w:t>
+            </w:r>
+            <w:r>
+              <w:t xml:space="preserve"> </w:t>
+            </w:r>
+            <w:r>
+              <w:rPr>
+                <w:rStyle w:val="VerbatimChar"/>
+              </w:rPr>
+              <w:t xml:space="preserve">eta</w:t>
             </w:r>
             <w:r>
               <w:t xml:space="preserve"> </w:t>
@@ -6656,36 +6882,13 @@
               <w:rPr>
                 <w:rStyle w:val="VerbatimChar"/>
               </w:rPr>
-              <w:t xml:space="preserve">expected.segments</w:t>
-            </w:r>
-            <w:r>
-              <w:t xml:space="preserve">, которых у записи справочника нет — вопрос архитектору 29</w:t>
-            </w:r>
-          </w:p>
-        </w:tc>
-      </w:tr>
-      <w:tr>
-        <w:tc>
-          <w:tcPr/>
-          <w:p>
-            <w:pPr>
-              <w:pStyle w:val="Compact"/>
-              <w:jc w:val="left"/>
-            </w:pPr>
-            <w:r>
-              <w:t xml:space="preserve">Ситимобил и Uber</w:t>
-            </w:r>
-          </w:p>
-        </w:tc>
-        <w:tc>
-          <w:tcPr/>
-          <w:p>
-            <w:pPr>
-              <w:pStyle w:val="Compact"/>
-              <w:jc w:val="left"/>
-            </w:pPr>
-            <w:r>
-              <w:t xml:space="preserve">В интерфейсе показаны как провайдеры с оценкой подачи, но</w:t>
+              <w:t xml:space="preserve">duration</w:t>
+            </w:r>
+            <w:r>
+              <w:t xml:space="preserve"> </w:t>
+            </w:r>
+            <w:r>
+              <w:t xml:space="preserve">в секундах.</w:t>
             </w:r>
             <w:r>
               <w:t xml:space="preserve"> </w:t>
@@ -6695,148 +6898,19 @@
                 <w:bCs/>
                 <w:b/>
               </w:rPr>
-              <w:t xml:space="preserve">без цены</w:t>
-            </w:r>
-            <w:r>
-              <w:t xml:space="preserve">: в ответе</w:t>
-            </w:r>
-            <w:r>
-              <w:t xml:space="preserve"> </w:t>
-            </w:r>
-            <w:r>
-              <w:rPr>
-                <w:rStyle w:val="VerbatimChar"/>
-              </w:rPr>
-              <w:t xml:space="preserve">externalPrices</w:t>
-            </w:r>
-            <w:r>
-              <w:t xml:space="preserve"> </w:t>
-            </w:r>
-            <w:r>
-              <w:t xml:space="preserve">только</w:t>
-            </w:r>
-            <w:r>
-              <w:t xml:space="preserve"> </w:t>
-            </w:r>
-            <w:r>
-              <w:rPr>
-                <w:rStyle w:val="VerbatimChar"/>
-              </w:rPr>
-              <w:t xml:space="preserve">YANDEX</w:t>
-            </w:r>
-          </w:p>
-        </w:tc>
-        <w:tc>
-          <w:tcPr/>
-          <w:p>
-            <w:pPr>
-              <w:pStyle w:val="Compact"/>
-              <w:jc w:val="left"/>
-            </w:pPr>
-            <w:r>
-              <w:t xml:space="preserve">Перечень провайдеров в ответе может быть неполным</w:t>
-            </w:r>
-          </w:p>
-        </w:tc>
-      </w:tr>
-      <w:tr>
-        <w:tc>
-          <w:tcPr/>
-          <w:p>
-            <w:pPr>
-              <w:pStyle w:val="Compact"/>
-              <w:jc w:val="left"/>
-            </w:pPr>
-            <w:r>
-              <w:t xml:space="preserve">Список классов такси</w:t>
-            </w:r>
-          </w:p>
-        </w:tc>
-        <w:tc>
-          <w:tcPr/>
-          <w:p>
-            <w:pPr>
-              <w:pStyle w:val="Compact"/>
-              <w:jc w:val="left"/>
-            </w:pPr>
-            <w:r>
-              <w:t xml:space="preserve">Отдельного запроса нет: список статический в интерфейсе</w:t>
-            </w:r>
-          </w:p>
-        </w:tc>
-        <w:tc>
-          <w:tcPr/>
-          <w:p>
-            <w:pPr>
-              <w:pStyle w:val="Compact"/>
-              <w:jc w:val="left"/>
-            </w:pPr>
-            <w:r>
-              <w:t xml:space="preserve">Сервис маршрутов должен знать перечень классов сам, не запрашивая его</w:t>
-            </w:r>
-          </w:p>
-        </w:tc>
-      </w:tr>
-      <w:tr>
-        <w:tc>
-          <w:tcPr/>
-          <w:p>
-            <w:pPr>
-              <w:pStyle w:val="Compact"/>
-              <w:jc w:val="left"/>
-            </w:pPr>
-            <w:r>
-              <w:t xml:space="preserve">Доступные классы</w:t>
-            </w:r>
-          </w:p>
-        </w:tc>
-        <w:tc>
-          <w:tcPr/>
-          <w:p>
-            <w:pPr>
-              <w:pStyle w:val="Compact"/>
-              <w:jc w:val="left"/>
-            </w:pPr>
-            <w:r>
-              <w:t xml:space="preserve">Доступны только классы, по которым у организации есть действующий тариф и договор — «так же, как на клиенте»</w:t>
-            </w:r>
-          </w:p>
-        </w:tc>
-        <w:tc>
-          <w:tcPr/>
-          <w:p>
-            <w:pPr>
-              <w:pStyle w:val="Compact"/>
-              <w:jc w:val="left"/>
-            </w:pPr>
-            <w:r>
-              <w:t xml:space="preserve">Класс без действующего тарифа выбрать нельзя: отказ «Заведите тариф». Проверенного вызова, который отдаёт перечень классов с ценами для корпоративных тарифов, нет (вопрос архитектору 27)</w:t>
-            </w:r>
-          </w:p>
-        </w:tc>
-      </w:tr>
-      <w:tr>
-        <w:tc>
-          <w:tcPr/>
-          <w:p>
-            <w:pPr>
-              <w:pStyle w:val="Compact"/>
-              <w:jc w:val="left"/>
-            </w:pPr>
-            <w:r>
-              <w:t xml:space="preserve">Выбор договора</w:t>
-            </w:r>
-          </w:p>
-        </w:tc>
-        <w:tc>
-          <w:tcPr/>
-          <w:p>
-            <w:pPr>
-              <w:pStyle w:val="Compact"/>
-              <w:jc w:val="left"/>
-            </w:pPr>
-            <w:r>
-              <w:t xml:space="preserve">Штатный расчёт выбирает договор</w:t>
+              <w:t xml:space="preserve">Корпоративных перевозчиков и человекочитаемого номера тарифа нет</w:t>
+            </w:r>
+          </w:p>
+        </w:tc>
+        <w:tc>
+          <w:tcPr/>
+          <w:p>
+            <w:pPr>
+              <w:pStyle w:val="Compact"/>
+              <w:jc w:val="left"/>
+            </w:pPr>
+            <w:r>
+              <w:t xml:space="preserve">Для такси через агрегаторов перечень классов с ценами получается одним вызовом — контракт 2.6 почти реализуем. По коду серверу нужно</w:t>
             </w:r>
             <w:r>
               <w:t xml:space="preserve"> </w:t>
@@ -6846,57 +6920,48 @@
                 <w:bCs/>
                 <w:b/>
               </w:rPr>
-              <w:t xml:space="preserve">случайно</w:t>
-            </w:r>
-            <w:r>
-              <w:t xml:space="preserve">, с вероятностью по сумме договора (</w:t>
-            </w:r>
-            <w:r>
-              <w:rPr>
-                <w:rStyle w:val="VerbatimChar"/>
-              </w:rPr>
-              <w:t xml:space="preserve">CalculateServiceImpl.java:1200-1239</w:t>
-            </w:r>
-            <w:r>
-              <w:t xml:space="preserve">). Тариф подразделения вытесняет тариф организации, договор входит в ключ тарифа. На стенде подтверждено: в Москве по классу Эконом два тарифа от разных контрагентов</w:t>
-            </w:r>
-          </w:p>
-        </w:tc>
-        <w:tc>
-          <w:tcPr/>
-          <w:p>
-            <w:pPr>
-              <w:pStyle w:val="Compact"/>
-              <w:jc w:val="left"/>
-            </w:pPr>
-            <w:r>
-              <w:t xml:space="preserve">На справочник не влияет, пока выбор делает пользователь. Нужно ли показывать оба и выбирать договор вручную — вопрос заказчику 20</w:t>
-            </w:r>
-          </w:p>
-        </w:tc>
-      </w:tr>
-      <w:tr>
-        <w:tc>
-          <w:tcPr/>
-          <w:p>
-            <w:pPr>
-              <w:pStyle w:val="Compact"/>
-              <w:jc w:val="left"/>
-            </w:pPr>
-            <w:r>
-              <w:t xml:space="preserve">Даты тарифа</w:t>
-            </w:r>
-          </w:p>
-        </w:tc>
-        <w:tc>
-          <w:tcPr/>
-          <w:p>
-            <w:pPr>
-              <w:pStyle w:val="Compact"/>
-              <w:jc w:val="left"/>
-            </w:pPr>
-            <w:r>
-              <w:t xml:space="preserve">У тарифа</w:t>
+              <w:t xml:space="preserve">только</w:t>
+            </w:r>
+            <w:r>
+              <w:t xml:space="preserve"> </w:t>
+            </w:r>
+            <w:r>
+              <w:rPr>
+                <w:rStyle w:val="VerbatimChar"/>
+              </w:rPr>
+              <w:t xml:space="preserve">expected</w:t>
+            </w:r>
+            <w:r>
+              <w:t xml:space="preserve"> </w:t>
+            </w:r>
+            <w:r>
+              <w:t xml:space="preserve">— расстояние, время, сегменты и точки; пассажир и цель поездки не требуются. Под каким пользователем вызывать — вопрос архитектору 29</w:t>
+            </w:r>
+          </w:p>
+        </w:tc>
+      </w:tr>
+      <w:tr>
+        <w:tc>
+          <w:tcPr/>
+          <w:p>
+            <w:pPr>
+              <w:pStyle w:val="Compact"/>
+              <w:jc w:val="left"/>
+            </w:pPr>
+            <w:r>
+              <w:t xml:space="preserve">Ситимобил и Uber</w:t>
+            </w:r>
+          </w:p>
+        </w:tc>
+        <w:tc>
+          <w:tcPr/>
+          <w:p>
+            <w:pPr>
+              <w:pStyle w:val="Compact"/>
+              <w:jc w:val="left"/>
+            </w:pPr>
+            <w:r>
+              <w:t xml:space="preserve">В интерфейсе показаны как провайдеры с оценкой подачи, но</w:t>
             </w:r>
             <w:r>
               <w:t xml:space="preserve"> </w:t>
@@ -6906,46 +6971,148 @@
                 <w:bCs/>
                 <w:b/>
               </w:rPr>
-              <w:t xml:space="preserve">такси собственных дат нет</w:t>
-            </w:r>
-            <w:r>
-              <w:t xml:space="preserve"> </w:t>
-            </w:r>
-            <w:r>
-              <w:t xml:space="preserve">— только признак активности и даты договора. Даты тарифа (</w:t>
-            </w:r>
-            <w:r>
-              <w:rPr>
-                <w:rStyle w:val="VerbatimChar"/>
-              </w:rPr>
-              <w:t xml:space="preserve">tariffStartDate</w:t>
-            </w:r>
-            <w:r>
-              <w:t xml:space="preserve">,</w:t>
-            </w:r>
-            <w:r>
-              <w:t xml:space="preserve"> </w:t>
-            </w:r>
-            <w:r>
-              <w:rPr>
-                <w:rStyle w:val="VerbatimChar"/>
-              </w:rPr>
-              <w:t xml:space="preserve">tariffEndDate</w:t>
-            </w:r>
-            <w:r>
-              <w:t xml:space="preserve">) есть только у группового трансфера, границы включительно</w:t>
-            </w:r>
-          </w:p>
-        </w:tc>
-        <w:tc>
-          <w:tcPr/>
-          <w:p>
-            <w:pPr>
-              <w:pStyle w:val="Compact"/>
-              <w:jc w:val="left"/>
-            </w:pPr>
-            <w:r>
-              <w:t xml:space="preserve">Список доступных тарифов строится на</w:t>
+              <w:t xml:space="preserve">без цены</w:t>
+            </w:r>
+            <w:r>
+              <w:t xml:space="preserve">: в ответе</w:t>
+            </w:r>
+            <w:r>
+              <w:t xml:space="preserve"> </w:t>
+            </w:r>
+            <w:r>
+              <w:rPr>
+                <w:rStyle w:val="VerbatimChar"/>
+              </w:rPr>
+              <w:t xml:space="preserve">externalPrices</w:t>
+            </w:r>
+            <w:r>
+              <w:t xml:space="preserve"> </w:t>
+            </w:r>
+            <w:r>
+              <w:t xml:space="preserve">только</w:t>
+            </w:r>
+            <w:r>
+              <w:t xml:space="preserve"> </w:t>
+            </w:r>
+            <w:r>
+              <w:rPr>
+                <w:rStyle w:val="VerbatimChar"/>
+              </w:rPr>
+              <w:t xml:space="preserve">YANDEX</w:t>
+            </w:r>
+          </w:p>
+        </w:tc>
+        <w:tc>
+          <w:tcPr/>
+          <w:p>
+            <w:pPr>
+              <w:pStyle w:val="Compact"/>
+              <w:jc w:val="left"/>
+            </w:pPr>
+            <w:r>
+              <w:t xml:space="preserve">Перечень провайдеров в ответе может быть неполным</w:t>
+            </w:r>
+          </w:p>
+        </w:tc>
+      </w:tr>
+      <w:tr>
+        <w:tc>
+          <w:tcPr/>
+          <w:p>
+            <w:pPr>
+              <w:pStyle w:val="Compact"/>
+              <w:jc w:val="left"/>
+            </w:pPr>
+            <w:r>
+              <w:t xml:space="preserve">Список классов такси</w:t>
+            </w:r>
+          </w:p>
+        </w:tc>
+        <w:tc>
+          <w:tcPr/>
+          <w:p>
+            <w:pPr>
+              <w:pStyle w:val="Compact"/>
+              <w:jc w:val="left"/>
+            </w:pPr>
+            <w:r>
+              <w:t xml:space="preserve">Отдельного запроса нет: список статический в интерфейсе</w:t>
+            </w:r>
+          </w:p>
+        </w:tc>
+        <w:tc>
+          <w:tcPr/>
+          <w:p>
+            <w:pPr>
+              <w:pStyle w:val="Compact"/>
+              <w:jc w:val="left"/>
+            </w:pPr>
+            <w:r>
+              <w:t xml:space="preserve">Сервис маршрутов должен знать перечень классов сам, не запрашивая его</w:t>
+            </w:r>
+          </w:p>
+        </w:tc>
+      </w:tr>
+      <w:tr>
+        <w:tc>
+          <w:tcPr/>
+          <w:p>
+            <w:pPr>
+              <w:pStyle w:val="Compact"/>
+              <w:jc w:val="left"/>
+            </w:pPr>
+            <w:r>
+              <w:t xml:space="preserve">Доступные классы</w:t>
+            </w:r>
+          </w:p>
+        </w:tc>
+        <w:tc>
+          <w:tcPr/>
+          <w:p>
+            <w:pPr>
+              <w:pStyle w:val="Compact"/>
+              <w:jc w:val="left"/>
+            </w:pPr>
+            <w:r>
+              <w:t xml:space="preserve">Доступны только классы, по которым у организации есть действующий тариф и договор — «так же, как на клиенте»</w:t>
+            </w:r>
+          </w:p>
+        </w:tc>
+        <w:tc>
+          <w:tcPr/>
+          <w:p>
+            <w:pPr>
+              <w:pStyle w:val="Compact"/>
+              <w:jc w:val="left"/>
+            </w:pPr>
+            <w:r>
+              <w:t xml:space="preserve">Класс без действующего тарифа выбрать нельзя: отказ «Заведите тариф». Проверенного вызова, который отдаёт перечень классов с ценами для корпоративных тарифов, нет (вопрос архитектору 27)</w:t>
+            </w:r>
+          </w:p>
+        </w:tc>
+      </w:tr>
+      <w:tr>
+        <w:tc>
+          <w:tcPr/>
+          <w:p>
+            <w:pPr>
+              <w:pStyle w:val="Compact"/>
+              <w:jc w:val="left"/>
+            </w:pPr>
+            <w:r>
+              <w:t xml:space="preserve">Выбор договора</w:t>
+            </w:r>
+          </w:p>
+        </w:tc>
+        <w:tc>
+          <w:tcPr/>
+          <w:p>
+            <w:pPr>
+              <w:pStyle w:val="Compact"/>
+              <w:jc w:val="left"/>
+            </w:pPr>
+            <w:r>
+              <w:t xml:space="preserve">Штатный расчёт выбирает договор</w:t>
             </w:r>
             <w:r>
               <w:t xml:space="preserve"> </w:t>
@@ -6955,39 +7122,57 @@
                 <w:bCs/>
                 <w:b/>
               </w:rPr>
-              <w:t xml:space="preserve">текущую</w:t>
-            </w:r>
-            <w:r>
-              <w:t xml:space="preserve"> </w:t>
-            </w:r>
-            <w:r>
-              <w:t xml:space="preserve">дату; «будет действовать на дату поездки» для такси проверить нельзя — вопрос архитектору 26</w:t>
-            </w:r>
-          </w:p>
-        </w:tc>
-      </w:tr>
-      <w:tr>
-        <w:tc>
-          <w:tcPr/>
-          <w:p>
-            <w:pPr>
-              <w:pStyle w:val="Compact"/>
-              <w:jc w:val="left"/>
-            </w:pPr>
-            <w:r>
-              <w:t xml:space="preserve">Состав точки</w:t>
-            </w:r>
-          </w:p>
-        </w:tc>
-        <w:tc>
-          <w:tcPr/>
-          <w:p>
-            <w:pPr>
-              <w:pStyle w:val="Compact"/>
-              <w:jc w:val="left"/>
-            </w:pPr>
-            <w:r>
-              <w:t xml:space="preserve">В обыкновенной заявке у точки обязательны</w:t>
+              <w:t xml:space="preserve">случайно</w:t>
+            </w:r>
+            <w:r>
+              <w:t xml:space="preserve">, с вероятностью по сумме договора (</w:t>
+            </w:r>
+            <w:r>
+              <w:rPr>
+                <w:rStyle w:val="VerbatimChar"/>
+              </w:rPr>
+              <w:t xml:space="preserve">CalculateServiceImpl.java:1200-1239</w:t>
+            </w:r>
+            <w:r>
+              <w:t xml:space="preserve">). Тариф подразделения вытесняет тариф организации, договор входит в ключ тарифа. На стенде подтверждено: в Москве по классу Эконом два тарифа от разных контрагентов</w:t>
+            </w:r>
+          </w:p>
+        </w:tc>
+        <w:tc>
+          <w:tcPr/>
+          <w:p>
+            <w:pPr>
+              <w:pStyle w:val="Compact"/>
+              <w:jc w:val="left"/>
+            </w:pPr>
+            <w:r>
+              <w:t xml:space="preserve">На справочник не влияет, пока выбор делает пользователь. Нужно ли показывать оба и выбирать договор вручную — вопрос заказчику 20</w:t>
+            </w:r>
+          </w:p>
+        </w:tc>
+      </w:tr>
+      <w:tr>
+        <w:tc>
+          <w:tcPr/>
+          <w:p>
+            <w:pPr>
+              <w:pStyle w:val="Compact"/>
+              <w:jc w:val="left"/>
+            </w:pPr>
+            <w:r>
+              <w:t xml:space="preserve">Даты тарифа</w:t>
+            </w:r>
+          </w:p>
+        </w:tc>
+        <w:tc>
+          <w:tcPr/>
+          <w:p>
+            <w:pPr>
+              <w:pStyle w:val="Compact"/>
+              <w:jc w:val="left"/>
+            </w:pPr>
+            <w:r>
+              <w:t xml:space="preserve">У тарифа</w:t>
             </w:r>
             <w:r>
               <w:t xml:space="preserve"> </w:t>
@@ -6997,6 +7182,97 @@
                 <w:bCs/>
                 <w:b/>
               </w:rPr>
+              <w:t xml:space="preserve">такси собственных дат нет</w:t>
+            </w:r>
+            <w:r>
+              <w:t xml:space="preserve"> </w:t>
+            </w:r>
+            <w:r>
+              <w:t xml:space="preserve">— только признак активности и даты договора. Даты тарифа (</w:t>
+            </w:r>
+            <w:r>
+              <w:rPr>
+                <w:rStyle w:val="VerbatimChar"/>
+              </w:rPr>
+              <w:t xml:space="preserve">tariffStartDate</w:t>
+            </w:r>
+            <w:r>
+              <w:t xml:space="preserve">,</w:t>
+            </w:r>
+            <w:r>
+              <w:t xml:space="preserve"> </w:t>
+            </w:r>
+            <w:r>
+              <w:rPr>
+                <w:rStyle w:val="VerbatimChar"/>
+              </w:rPr>
+              <w:t xml:space="preserve">tariffEndDate</w:t>
+            </w:r>
+            <w:r>
+              <w:t xml:space="preserve">) есть только у группового трансфера, границы включительно</w:t>
+            </w:r>
+          </w:p>
+        </w:tc>
+        <w:tc>
+          <w:tcPr/>
+          <w:p>
+            <w:pPr>
+              <w:pStyle w:val="Compact"/>
+              <w:jc w:val="left"/>
+            </w:pPr>
+            <w:r>
+              <w:t xml:space="preserve">Список доступных тарифов строится на</w:t>
+            </w:r>
+            <w:r>
+              <w:t xml:space="preserve"> </w:t>
+            </w:r>
+            <w:r>
+              <w:rPr>
+                <w:bCs/>
+                <w:b/>
+              </w:rPr>
+              <w:t xml:space="preserve">текущую</w:t>
+            </w:r>
+            <w:r>
+              <w:t xml:space="preserve"> </w:t>
+            </w:r>
+            <w:r>
+              <w:t xml:space="preserve">дату; «будет действовать на дату поездки» для такси проверить нельзя — вопрос архитектору 26</w:t>
+            </w:r>
+          </w:p>
+        </w:tc>
+      </w:tr>
+      <w:tr>
+        <w:tc>
+          <w:tcPr/>
+          <w:p>
+            <w:pPr>
+              <w:pStyle w:val="Compact"/>
+              <w:jc w:val="left"/>
+            </w:pPr>
+            <w:r>
+              <w:t xml:space="preserve">Состав точки</w:t>
+            </w:r>
+          </w:p>
+        </w:tc>
+        <w:tc>
+          <w:tcPr/>
+          <w:p>
+            <w:pPr>
+              <w:pStyle w:val="Compact"/>
+              <w:jc w:val="left"/>
+            </w:pPr>
+            <w:r>
+              <w:t xml:space="preserve">В обыкновенной заявке у точки обязательны</w:t>
+            </w:r>
+            <w:r>
+              <w:t xml:space="preserve"> </w:t>
+            </w:r>
+            <w:r>
+              <w:rPr>
+                <w:bCs/>
+                <w:b/>
+              </w:rPr>
               <w:t xml:space="preserve">только координаты</w:t>
             </w:r>
             <w:r>
@@ -7308,8 +7584,8 @@
         </w:tc>
       </w:tr>
     </w:tbl>
-    <w:bookmarkEnd w:id="28"/>
-    <w:bookmarkStart w:id="29" w:name="Xb053169d7eccd79dc045006c726f2e25c7d663b"/>
+    <w:bookmarkEnd w:id="29"/>
+    <w:bookmarkStart w:id="30" w:name="Xb053169d7eccd79dc045006c726f2e25c7d663b"/>
     <w:p>
       <w:pPr>
         <w:pStyle w:val="Heading3"/>
@@ -7780,9 +8056,9 @@
         </w:pict>
       </w:r>
     </w:p>
-    <w:bookmarkEnd w:id="29"/>
     <w:bookmarkEnd w:id="30"/>
-    <w:bookmarkStart w:id="71" w:name="Xe94806606260bc16dd3fcf015a4452751d5ebde"/>
+    <w:bookmarkEnd w:id="31"/>
+    <w:bookmarkStart w:id="72" w:name="Xe94806606260bc16dd3fcf015a4452751d5ebde"/>
     <w:p>
       <w:pPr>
         <w:pStyle w:val="Heading2"/>
@@ -8499,7 +8775,7 @@
         </w:pict>
       </w:r>
     </w:p>
-    <w:bookmarkStart w:id="36" w:name="Xa83b86f420511ceb47a577d775fb96d017bd4c3"/>
+    <w:bookmarkStart w:id="37" w:name="Xa83b86f420511ceb47a577d775fb96d017bd4c3"/>
     <w:p>
       <w:pPr>
         <w:pStyle w:val="Heading3"/>
@@ -8517,7 +8793,7 @@
         <w:t xml:space="preserve">POST /api/favorite-routes</w:t>
       </w:r>
     </w:p>
-    <w:bookmarkStart w:id="31" w:name="X7d4c9c43b0030f078ac70b80b7add40d1d57ee8"/>
+    <w:bookmarkStart w:id="32" w:name="X7d4c9c43b0030f078ac70b80b7add40d1d57ee8"/>
     <w:p>
       <w:pPr>
         <w:pStyle w:val="Heading4"/>
@@ -8534,8 +8810,8 @@
         <w:t xml:space="preserve">Добавить после утверждения контракта (вопрос архитектору 13).</w:t>
       </w:r>
     </w:p>
-    <w:bookmarkEnd w:id="31"/>
-    <w:bookmarkStart w:id="32" w:name="Xe184dd943b994bc326a4c256db896e493709add"/>
+    <w:bookmarkEnd w:id="32"/>
+    <w:bookmarkStart w:id="33" w:name="Xe184dd943b994bc326a4c256db896e493709add"/>
     <w:p>
       <w:pPr>
         <w:pStyle w:val="Heading4"/>
@@ -8911,8 +9187,8 @@
         <w:t xml:space="preserve">Вернуть сохранённую карточку с кодом 201.</w:t>
       </w:r>
     </w:p>
-    <w:bookmarkEnd w:id="32"/>
-    <w:bookmarkStart w:id="33" w:name="Xb7f5006e4f1d0544fd082a2b18e3c9606d248c0"/>
+    <w:bookmarkEnd w:id="33"/>
+    <w:bookmarkStart w:id="34" w:name="Xb7f5006e4f1d0544fd082a2b18e3c9606d248c0"/>
     <w:p>
       <w:pPr>
         <w:pStyle w:val="Heading4"/>
@@ -11377,8 +11653,8 @@
         <w:t xml:space="preserve">— 99 999,9 минут; при отсутствии верхней границы ожидания и 26 точках это предел суммы, а не бизнес-ограничение.</w:t>
       </w:r>
     </w:p>
-    <w:bookmarkEnd w:id="33"/>
-    <w:bookmarkStart w:id="34" w:name="Xdb09a2b8f6751e1329dfb0ffac85ecb204aa44a"/>
+    <w:bookmarkEnd w:id="34"/>
+    <w:bookmarkStart w:id="35" w:name="Xdb09a2b8f6751e1329dfb0ffac85ecb204aa44a"/>
     <w:p>
       <w:pPr>
         <w:pStyle w:val="Heading4"/>
@@ -15442,8 +15718,8 @@
         <w:t xml:space="preserve">— миллисекунды.</w:t>
       </w:r>
     </w:p>
-    <w:bookmarkEnd w:id="34"/>
-    <w:bookmarkStart w:id="35" w:name="Xaa1f2064c2034989f8a259b29935e32aec994e6"/>
+    <w:bookmarkEnd w:id="35"/>
+    <w:bookmarkStart w:id="36" w:name="Xaa1f2064c2034989f8a259b29935e32aec994e6"/>
     <w:p>
       <w:pPr>
         <w:pStyle w:val="Heading4"/>
@@ -16701,9 +16977,9 @@
         </w:pict>
       </w:r>
     </w:p>
-    <w:bookmarkEnd w:id="35"/>
     <w:bookmarkEnd w:id="36"/>
-    <w:bookmarkStart w:id="42" w:name="Xdfd5338af04e9e120294e479a9fbde03fae5f98"/>
+    <w:bookmarkEnd w:id="37"/>
+    <w:bookmarkStart w:id="43" w:name="Xdfd5338af04e9e120294e479a9fbde03fae5f98"/>
     <w:p>
       <w:pPr>
         <w:pStyle w:val="Heading3"/>
@@ -16721,7 +16997,7 @@
         <w:t xml:space="preserve">GET /api/favorite-routes</w:t>
       </w:r>
     </w:p>
-    <w:bookmarkStart w:id="37" w:name="X1a9dac6c2681c79cd18cb82848d84539749f1ff"/>
+    <w:bookmarkStart w:id="38" w:name="X1a9dac6c2681c79cd18cb82848d84539749f1ff"/>
     <w:p>
       <w:pPr>
         <w:pStyle w:val="Heading4"/>
@@ -16738,8 +17014,8 @@
         <w:t xml:space="preserve">Добавить после утверждения контракта (вопрос архитектору 13).</w:t>
       </w:r>
     </w:p>
-    <w:bookmarkEnd w:id="37"/>
-    <w:bookmarkStart w:id="38" w:name="X54b75c847403478e1962db161adeafc8d5350d8"/>
+    <w:bookmarkEnd w:id="38"/>
+    <w:bookmarkStart w:id="39" w:name="X54b75c847403478e1962db161adeafc8d5350d8"/>
     <w:p>
       <w:pPr>
         <w:pStyle w:val="Heading4"/>
@@ -16856,8 +17132,8 @@
         <w:t xml:space="preserve">Сформировать страницу ответа в соответствии с описанием ниже.</w:t>
       </w:r>
     </w:p>
-    <w:bookmarkEnd w:id="38"/>
-    <w:bookmarkStart w:id="39" w:name="X2466dbdf52066b260dd2894a0f3a88041095822"/>
+    <w:bookmarkEnd w:id="39"/>
+    <w:bookmarkStart w:id="40" w:name="X2466dbdf52066b260dd2894a0f3a88041095822"/>
     <w:p>
       <w:pPr>
         <w:pStyle w:val="Heading4"/>
@@ -18055,8 +18331,8 @@
         </w:tc>
       </w:tr>
     </w:tbl>
-    <w:bookmarkEnd w:id="39"/>
-    <w:bookmarkStart w:id="40" w:name="X13bd7f2d06afe7d638b687b76ef95b2ce8a389c"/>
+    <w:bookmarkEnd w:id="40"/>
+    <w:bookmarkStart w:id="41" w:name="X13bd7f2d06afe7d638b687b76ef95b2ce8a389c"/>
     <w:p>
       <w:pPr>
         <w:pStyle w:val="Heading4"/>
@@ -20677,8 +20953,8 @@
         <w:t xml:space="preserve">}</w:t>
       </w:r>
     </w:p>
-    <w:bookmarkEnd w:id="40"/>
-    <w:bookmarkStart w:id="41" w:name="X09860d3a887dcff64bf7ce084ebd8eacbea73a0"/>
+    <w:bookmarkEnd w:id="41"/>
+    <w:bookmarkStart w:id="42" w:name="X09860d3a887dcff64bf7ce084ebd8eacbea73a0"/>
     <w:p>
       <w:pPr>
         <w:pStyle w:val="Heading4"/>
@@ -21045,9 +21321,9 @@
         </w:pict>
       </w:r>
     </w:p>
-    <w:bookmarkEnd w:id="41"/>
     <w:bookmarkEnd w:id="42"/>
-    <w:bookmarkStart w:id="48" w:name="X1dd098ff82eaaf7b6d3727ca3829b8a4ca45a85"/>
+    <w:bookmarkEnd w:id="43"/>
+    <w:bookmarkStart w:id="49" w:name="X1dd098ff82eaaf7b6d3727ca3829b8a4ca45a85"/>
     <w:p>
       <w:pPr>
         <w:pStyle w:val="Heading3"/>
@@ -21065,7 +21341,7 @@
         <w:t xml:space="preserve">GET /api/favorite-routes/{id}</w:t>
       </w:r>
     </w:p>
-    <w:bookmarkStart w:id="43" w:name="Xfd691d65d567906047a9902fbab467132ac153e"/>
+    <w:bookmarkStart w:id="44" w:name="Xfd691d65d567906047a9902fbab467132ac153e"/>
     <w:p>
       <w:pPr>
         <w:pStyle w:val="Heading4"/>
@@ -21082,8 +21358,8 @@
         <w:t xml:space="preserve">Добавить после утверждения контракта (вопрос архитектору 13).</w:t>
       </w:r>
     </w:p>
-    <w:bookmarkEnd w:id="43"/>
-    <w:bookmarkStart w:id="44" w:name="X09f7192428650ca95fe3074f17e71180974b685"/>
+    <w:bookmarkEnd w:id="44"/>
+    <w:bookmarkStart w:id="45" w:name="X09f7192428650ca95fe3074f17e71180974b685"/>
     <w:p>
       <w:pPr>
         <w:pStyle w:val="Heading4"/>
@@ -21197,8 +21473,8 @@
         <w:t xml:space="preserve">Вручную деактивированная запись доступна для чтения — история сохраняется.</w:t>
       </w:r>
     </w:p>
-    <w:bookmarkEnd w:id="44"/>
-    <w:bookmarkStart w:id="45" w:name="Xd108df039a37b9f5aa4fea66590a5721daddef7"/>
+    <w:bookmarkEnd w:id="45"/>
+    <w:bookmarkStart w:id="46" w:name="Xd108df039a37b9f5aa4fea66590a5721daddef7"/>
     <w:p>
       <w:pPr>
         <w:pStyle w:val="Heading4"/>
@@ -21408,8 +21684,8 @@
         </w:tc>
       </w:tr>
     </w:tbl>
-    <w:bookmarkEnd w:id="45"/>
-    <w:bookmarkStart w:id="46" w:name="X0b258eb548c21a78df6d15949ba16e379b79b7a"/>
+    <w:bookmarkEnd w:id="46"/>
+    <w:bookmarkStart w:id="47" w:name="X0b258eb548c21a78df6d15949ba16e379b79b7a"/>
     <w:p>
       <w:pPr>
         <w:pStyle w:val="Heading4"/>
@@ -23555,8 +23831,8 @@
         <w:t xml:space="preserve">}</w:t>
       </w:r>
     </w:p>
-    <w:bookmarkEnd w:id="46"/>
-    <w:bookmarkStart w:id="47" w:name="X42685a326f80dc7f11ec67d31cfa56459efec0d"/>
+    <w:bookmarkEnd w:id="47"/>
+    <w:bookmarkStart w:id="48" w:name="X42685a326f80dc7f11ec67d31cfa56459efec0d"/>
     <w:p>
       <w:pPr>
         <w:pStyle w:val="Heading4"/>
@@ -23858,9 +24134,9 @@
         </w:pict>
       </w:r>
     </w:p>
-    <w:bookmarkEnd w:id="47"/>
     <w:bookmarkEnd w:id="48"/>
-    <w:bookmarkStart w:id="54" w:name="X882f74148a8c769c2744417dd784aed4f7cf394"/>
+    <w:bookmarkEnd w:id="49"/>
+    <w:bookmarkStart w:id="55" w:name="X882f74148a8c769c2744417dd784aed4f7cf394"/>
     <w:p>
       <w:pPr>
         <w:pStyle w:val="Heading3"/>
@@ -23878,7 +24154,7 @@
         <w:t xml:space="preserve">PUT /api/favorite-routes/{id}</w:t>
       </w:r>
     </w:p>
-    <w:bookmarkStart w:id="49" w:name="X6bd27b6aeba15e5f89b25b3df1e551e98678cf3"/>
+    <w:bookmarkStart w:id="50" w:name="X6bd27b6aeba15e5f89b25b3df1e551e98678cf3"/>
     <w:p>
       <w:pPr>
         <w:pStyle w:val="Heading4"/>
@@ -23895,8 +24171,8 @@
         <w:t xml:space="preserve">Добавить после утверждения контракта (вопросы архитектору 13 и 15).</w:t>
       </w:r>
     </w:p>
-    <w:bookmarkEnd w:id="49"/>
-    <w:bookmarkStart w:id="50" w:name="X3e253fb8e72700f20b64df7b9db33b866d1a268"/>
+    <w:bookmarkEnd w:id="50"/>
+    <w:bookmarkStart w:id="51" w:name="X3e253fb8e72700f20b64df7b9db33b866d1a268"/>
     <w:p>
       <w:pPr>
         <w:pStyle w:val="Heading4"/>
@@ -24163,8 +24439,8 @@
         <w:t xml:space="preserve">Запрет редактирования при активных заявках из запрета деактивации не следует и самостоятельно не вводится — вопрос заказчику 18.</w:t>
       </w:r>
     </w:p>
-    <w:bookmarkEnd w:id="50"/>
-    <w:bookmarkStart w:id="51" w:name="X182b83deb69af6290431b698df4b7ceb511adfd"/>
+    <w:bookmarkEnd w:id="51"/>
+    <w:bookmarkStart w:id="52" w:name="X182b83deb69af6290431b698df4b7ceb511adfd"/>
     <w:p>
       <w:pPr>
         <w:pStyle w:val="Heading4"/>
@@ -24670,8 +24946,8 @@
         <w:t xml:space="preserve">передаётся: при изменении значимых параметров пользователь выбирает тариф заново.</w:t>
       </w:r>
     </w:p>
-    <w:bookmarkEnd w:id="51"/>
-    <w:bookmarkStart w:id="52" w:name="X552d7b99357f29594a249fb0392a278544fecd6"/>
+    <w:bookmarkEnd w:id="52"/>
+    <w:bookmarkStart w:id="53" w:name="X552d7b99357f29594a249fb0392a278544fecd6"/>
     <w:p>
       <w:pPr>
         <w:pStyle w:val="Heading4"/>
@@ -24936,8 +25212,8 @@
         <w:t xml:space="preserve">}</w:t>
       </w:r>
     </w:p>
-    <w:bookmarkEnd w:id="52"/>
-    <w:bookmarkStart w:id="53" w:name="X3c63c337204196b8916f1e319ac3cdb892ed572"/>
+    <w:bookmarkEnd w:id="53"/>
+    <w:bookmarkStart w:id="54" w:name="X3c63c337204196b8916f1e319ac3cdb892ed572"/>
     <w:p>
       <w:pPr>
         <w:pStyle w:val="Heading4"/>
@@ -25518,9 +25794,9 @@
         </w:pict>
       </w:r>
     </w:p>
-    <w:bookmarkEnd w:id="53"/>
     <w:bookmarkEnd w:id="54"/>
-    <w:bookmarkStart w:id="60" w:name="X48a7f95a8a420557018aa161ab83a860d2a1442"/>
+    <w:bookmarkEnd w:id="55"/>
+    <w:bookmarkStart w:id="61" w:name="X48a7f95a8a420557018aa161ab83a860d2a1442"/>
     <w:p>
       <w:pPr>
         <w:pStyle w:val="Heading3"/>
@@ -25538,7 +25814,7 @@
         <w:t xml:space="preserve">DELETE /api/favorite-routes/{id}?version=n</w:t>
       </w:r>
     </w:p>
-    <w:bookmarkStart w:id="55" w:name="X421ec16b9e3ce394a2ba3a9ea91dacba386d36b"/>
+    <w:bookmarkStart w:id="56" w:name="X421ec16b9e3ce394a2ba3a9ea91dacba386d36b"/>
     <w:p>
       <w:pPr>
         <w:pStyle w:val="Heading4"/>
@@ -25555,8 +25831,8 @@
         <w:t xml:space="preserve">Добавить после утверждения контракта (вопросы архитектору 13 и 15).</w:t>
       </w:r>
     </w:p>
-    <w:bookmarkEnd w:id="55"/>
-    <w:bookmarkStart w:id="56" w:name="X51713843188e7c5f747f7dc935646670b479dc7"/>
+    <w:bookmarkEnd w:id="56"/>
+    <w:bookmarkStart w:id="57" w:name="X51713843188e7c5f747f7dc935646670b479dc7"/>
     <w:p>
       <w:pPr>
         <w:pStyle w:val="Heading4"/>
@@ -25834,8 +26110,8 @@
         <w:t xml:space="preserve">API поиска заявок по признаку избранного маршрута в платформе нет — поля в заявке ещё нет; контракт создаётся в T04.1.</w:t>
       </w:r>
     </w:p>
-    <w:bookmarkEnd w:id="56"/>
-    <w:bookmarkStart w:id="57" w:name="Xacdba4a581eb3fbd20f1b072e77a94eeabe41f1"/>
+    <w:bookmarkEnd w:id="57"/>
+    <w:bookmarkStart w:id="58" w:name="Xacdba4a581eb3fbd20f1b072e77a94eeabe41f1"/>
     <w:p>
       <w:pPr>
         <w:pStyle w:val="Heading4"/>
@@ -26137,8 +26413,8 @@
         </w:tc>
       </w:tr>
     </w:tbl>
-    <w:bookmarkEnd w:id="57"/>
-    <w:bookmarkStart w:id="58" w:name="Xb2737d321c4995c6f55b2e13c8f4249d4aeee15"/>
+    <w:bookmarkEnd w:id="58"/>
+    <w:bookmarkStart w:id="59" w:name="Xb2737d321c4995c6f55b2e13c8f4249d4aeee15"/>
     <w:p>
       <w:pPr>
         <w:pStyle w:val="Heading4"/>
@@ -26155,8 +26431,8 @@
         <w:t xml:space="preserve">Код 204, тело отсутствует.</w:t>
       </w:r>
     </w:p>
-    <w:bookmarkEnd w:id="58"/>
-    <w:bookmarkStart w:id="59" w:name="Xab6279e0b117c7fb888f3dc8eb0f5dd06424b76"/>
+    <w:bookmarkEnd w:id="59"/>
+    <w:bookmarkStart w:id="60" w:name="Xab6279e0b117c7fb888f3dc8eb0f5dd06424b76"/>
     <w:p>
       <w:pPr>
         <w:pStyle w:val="Heading4"/>
@@ -26607,9 +26883,9 @@
         </w:pict>
       </w:r>
     </w:p>
-    <w:bookmarkEnd w:id="59"/>
     <w:bookmarkEnd w:id="60"/>
-    <w:bookmarkStart w:id="66" w:name="X2de78c3e4f8fc279036e28a0003209b5c5d7536"/>
+    <w:bookmarkEnd w:id="61"/>
+    <w:bookmarkStart w:id="67" w:name="X2de78c3e4f8fc279036e28a0003209b5c5d7536"/>
     <w:p>
       <w:pPr>
         <w:pStyle w:val="Heading3"/>
@@ -26692,7 +26968,7 @@
           <w:bCs/>
           <w:b/>
         </w:rPr>
-        <w:t xml:space="preserve">Такси через внешних агрегаторов — механизм есть.</w:t>
+        <w:t xml:space="preserve">Такси через внешних агрегаторов — механизм есть и обходится дёшево.</w:t>
       </w:r>
       <w:r>
         <w:t xml:space="preserve"> </w:t>
@@ -26713,61 +26989,7 @@
         <w:t xml:space="preserve"> </w:t>
       </w:r>
       <w:r>
-        <w:t xml:space="preserve">возвращает все четыре класса с ценами. Препятствие в другом: запрос требует</w:t>
-      </w:r>
-      <w:r>
-        <w:t xml:space="preserve"> </w:t>
-      </w:r>
-      <w:r>
-        <w:rPr>
-          <w:rStyle w:val="VerbatimChar"/>
-        </w:rPr>
-        <w:t xml:space="preserve">author</w:t>
-      </w:r>
-      <w:r>
-        <w:t xml:space="preserve">,</w:t>
-      </w:r>
-      <w:r>
-        <w:t xml:space="preserve"> </w:t>
-      </w:r>
-      <w:r>
-        <w:rPr>
-          <w:rStyle w:val="VerbatimChar"/>
-        </w:rPr>
-        <w:t xml:space="preserve">passenger</w:t>
-      </w:r>
-      <w:r>
-        <w:t xml:space="preserve"> </w:t>
-      </w:r>
-      <w:r>
-        <w:t xml:space="preserve">с полным профилем,</w:t>
-      </w:r>
-      <w:r>
-        <w:t xml:space="preserve"> </w:t>
-      </w:r>
-      <w:r>
-        <w:rPr>
-          <w:rStyle w:val="VerbatimChar"/>
-        </w:rPr>
-        <w:t xml:space="preserve">purpose</w:t>
-      </w:r>
-      <w:r>
-        <w:t xml:space="preserve"> </w:t>
-      </w:r>
-      <w:r>
-        <w:t xml:space="preserve">и</w:t>
-      </w:r>
-      <w:r>
-        <w:t xml:space="preserve"> </w:t>
-      </w:r>
-      <w:r>
-        <w:rPr>
-          <w:rStyle w:val="VerbatimChar"/>
-        </w:rPr>
-        <w:t xml:space="preserve">expected.segments</w:t>
-      </w:r>
-      <w:r>
-        <w:t xml:space="preserve">, а у записи справочника нет ни пассажира, ни цели поездки; человекочитаемого номера тарифа агрегаторы не дают, хотя заказчик просил его хранить.</w:t>
+        <w:t xml:space="preserve">возвращает все четыре класса с ценами, а серверу нужна только геометрия маршрута: пассажир и цель поездки в контракте не участвуют. Остаётся одно возражение по существу: человекочитаемого номера тарифа агрегаторы не дают, хотя заказчик просил его хранить.</w:t>
       </w:r>
     </w:p>
     <w:p>
@@ -26837,7 +27059,7 @@
         <w:t xml:space="preserve">. Чем его наполнять — вопрос заказчику 20 (внешние тарифы, корпоративные или оба) и вопрос архитектору 27 (механизм для корпоративных).</w:t>
       </w:r>
     </w:p>
-    <w:bookmarkStart w:id="61" w:name="X3582b80d66bb22f2f7ed08870c0f0a4eb94ec5c"/>
+    <w:bookmarkStart w:id="62" w:name="X3582b80d66bb22f2f7ed08870c0f0a4eb94ec5c"/>
     <w:p>
       <w:pPr>
         <w:pStyle w:val="Heading4"/>
@@ -26854,8 +27076,8 @@
         <w:t xml:space="preserve">Добавить после решения по вопросу архитектору 18.</w:t>
       </w:r>
     </w:p>
-    <w:bookmarkEnd w:id="61"/>
-    <w:bookmarkStart w:id="62" w:name="X5f98e0dc10e708d4f7be092cf5dc3a7b4a633fa"/>
+    <w:bookmarkEnd w:id="62"/>
+    <w:bookmarkStart w:id="63" w:name="X5f98e0dc10e708d4f7be092cf5dc3a7b4a633fa"/>
     <w:p>
       <w:pPr>
         <w:pStyle w:val="Heading4"/>
@@ -27024,8 +27246,8 @@
         <w:t xml:space="preserve">Значения носят справочный характер: при сохранении сервер считает заново по выбранному тарифу и возвращает сохранённые. Если они отличаются от показанных, форма показывает именно сохранённые (вопрос архитектору 18).</w:t>
       </w:r>
     </w:p>
-    <w:bookmarkEnd w:id="62"/>
-    <w:bookmarkStart w:id="63" w:name="X5ceb1fc656a719d790fc77a2f30eb0b0aa665b1"/>
+    <w:bookmarkEnd w:id="63"/>
+    <w:bookmarkStart w:id="64" w:name="X5ceb1fc656a719d790fc77a2f30eb0b0aa665b1"/>
     <w:p>
       <w:pPr>
         <w:pStyle w:val="Heading4"/>
@@ -27359,8 +27581,8 @@
         <w:t xml:space="preserve">в запросе не передаются: класс и тариф выбираются из ответа.</w:t>
       </w:r>
     </w:p>
-    <w:bookmarkEnd w:id="63"/>
-    <w:bookmarkStart w:id="64" w:name="Xc692125ebe164e8b77ccbbbce68320098d6a73f"/>
+    <w:bookmarkEnd w:id="64"/>
+    <w:bookmarkStart w:id="65" w:name="Xc692125ebe164e8b77ccbbbce68320098d6a73f"/>
     <w:p>
       <w:pPr>
         <w:pStyle w:val="Heading4"/>
@@ -28675,8 +28897,8 @@
         <w:t xml:space="preserve">}</w:t>
       </w:r>
     </w:p>
-    <w:bookmarkEnd w:id="64"/>
-    <w:bookmarkStart w:id="65" w:name="X8e923a7b99aa692783616f538820d55c9d4d2d3"/>
+    <w:bookmarkEnd w:id="65"/>
+    <w:bookmarkStart w:id="66" w:name="X8e923a7b99aa692783616f538820d55c9d4d2d3"/>
     <w:p>
       <w:pPr>
         <w:pStyle w:val="Heading4"/>
@@ -29034,9 +29256,9 @@
         </w:pict>
       </w:r>
     </w:p>
-    <w:bookmarkEnd w:id="65"/>
     <w:bookmarkEnd w:id="66"/>
-    <w:bookmarkStart w:id="69" w:name="X24e10e32103ecde88459585b6ac9655d4c441de"/>
+    <w:bookmarkEnd w:id="67"/>
+    <w:bookmarkStart w:id="70" w:name="X24e10e32103ecde88459585b6ac9655d4c441de"/>
     <w:p>
       <w:pPr>
         <w:pStyle w:val="Heading3"/>
@@ -29098,7 +29320,7 @@
         <w:t xml:space="preserve">.</w:t>
       </w:r>
     </w:p>
-    <w:bookmarkStart w:id="67" w:name="X1d75a7d569449b6c56a6fb19e1b613d40932e66"/>
+    <w:bookmarkStart w:id="68" w:name="X1d75a7d569449b6c56a6fb19e1b613d40932e66"/>
     <w:p>
       <w:pPr>
         <w:pStyle w:val="Heading4"/>
@@ -29203,8 +29425,8 @@
         <w:t xml:space="preserve">Обработка синхронная; при 26 точках в строке время расчёта может быть значительным (вопрос архитектору 22 и замер времени расчёта (T01.4)).</w:t>
       </w:r>
     </w:p>
-    <w:bookmarkEnd w:id="67"/>
-    <w:bookmarkStart w:id="68" w:name="X9b5b0c5695d8d3c37cc717c0782899b6685273d"/>
+    <w:bookmarkEnd w:id="68"/>
+    <w:bookmarkStart w:id="69" w:name="X9b5b0c5695d8d3c37cc717c0782899b6685273d"/>
     <w:p>
       <w:pPr>
         <w:pStyle w:val="Heading4"/>
@@ -29237,9 +29459,9 @@
         </w:pict>
       </w:r>
     </w:p>
-    <w:bookmarkEnd w:id="68"/>
     <w:bookmarkEnd w:id="69"/>
-    <w:bookmarkStart w:id="70" w:name="X61cce29f39a25bcff8dd94996869a56759906c4"/>
+    <w:bookmarkEnd w:id="70"/>
+    <w:bookmarkStart w:id="71" w:name="X61cce29f39a25bcff8dd94996869a56759906c4"/>
     <w:p>
       <w:pPr>
         <w:pStyle w:val="Heading3"/>
@@ -29605,88 +29827,13 @@
               <w:rPr>
                 <w:rStyle w:val="VerbatimChar"/>
               </w:rPr>
-              <w:t xml:space="preserve">POST /api/tariffs/externalPrices</w:t>
-            </w:r>
-          </w:p>
-        </w:tc>
-        <w:tc>
-          <w:tcPr/>
-          <w:p>
-            <w:pPr>
-              <w:pStyle w:val="Compact"/>
-              <w:jc w:val="left"/>
-            </w:pPr>
-            <w:r>
-              <w:t xml:space="preserve">Обязательны</w:t>
-            </w:r>
-            <w:r>
-              <w:t xml:space="preserve"> </w:t>
-            </w:r>
-            <w:r>
-              <w:rPr>
-                <w:rStyle w:val="VerbatimChar"/>
-              </w:rPr>
-              <w:t xml:space="preserve">author</w:t>
-            </w:r>
-            <w:r>
-              <w:t xml:space="preserve"> </w:t>
-            </w:r>
-            <w:r>
-              <w:t xml:space="preserve">и</w:t>
-            </w:r>
-            <w:r>
-              <w:t xml:space="preserve"> </w:t>
-            </w:r>
-            <w:r>
-              <w:rPr>
-                <w:rStyle w:val="VerbatimChar"/>
-              </w:rPr>
-              <w:t xml:space="preserve">passenger</w:t>
-            </w:r>
-            <w:r>
-              <w:t xml:space="preserve"> </w:t>
-            </w:r>
-            <w:r>
-              <w:t xml:space="preserve">с полным профилем,</w:t>
-            </w:r>
-            <w:r>
-              <w:t xml:space="preserve"> </w:t>
-            </w:r>
-            <w:r>
-              <w:rPr>
-                <w:rStyle w:val="VerbatimChar"/>
-              </w:rPr>
-              <w:t xml:space="preserve">purpose</w:t>
-            </w:r>
-            <w:r>
-              <w:t xml:space="preserve">,</w:t>
-            </w:r>
-            <w:r>
-              <w:t xml:space="preserve"> </w:t>
-            </w:r>
-            <w:r>
-              <w:rPr>
-                <w:rStyle w:val="VerbatimChar"/>
-              </w:rPr>
-              <w:t xml:space="preserve">desiredDate</w:t>
-            </w:r>
-            <w:r>
-              <w:t xml:space="preserve">,</w:t>
-            </w:r>
-            <w:r>
-              <w:t xml:space="preserve"> </w:t>
-            </w:r>
-            <w:r>
-              <w:rPr>
-                <w:rStyle w:val="VerbatimChar"/>
-              </w:rPr>
-              <w:t xml:space="preserve">expected</w:t>
-            </w:r>
-            <w:r>
-              <w:t xml:space="preserve"> </w:t>
-            </w:r>
-            <w:r>
-              <w:t xml:space="preserve">с расстоянием, временем и</w:t>
+              <w:t xml:space="preserve">POST /api/requests/externalPrices</w:t>
+            </w:r>
+            <w:r>
+              <w:t xml:space="preserve"> </w:t>
+            </w:r>
+            <w:r>
+              <w:t xml:space="preserve">— метод сервиса</w:t>
             </w:r>
             <w:r>
               <w:t xml:space="preserve"> </w:t>
@@ -29696,76 +29843,19 @@
                 <w:bCs/>
                 <w:b/>
               </w:rPr>
-              <w:t xml:space="preserve">сегментами геометрии</w:t>
-            </w:r>
-            <w:r>
-              <w:t xml:space="preserve"> </w:t>
-            </w:r>
-            <w:r>
-              <w:t xml:space="preserve">из geo,</w:t>
-            </w:r>
-            <w:r>
-              <w:t xml:space="preserve"> </w:t>
-            </w:r>
-            <w:r>
-              <w:rPr>
-                <w:rStyle w:val="VerbatimChar"/>
-              </w:rPr>
-              <w:t xml:space="preserve">transportType</w:t>
-            </w:r>
-            <w:r>
-              <w:t xml:space="preserve">,</w:t>
-            </w:r>
-            <w:r>
-              <w:t xml:space="preserve"> </w:t>
-            </w:r>
-            <w:r>
-              <w:rPr>
-                <w:rStyle w:val="VerbatimChar"/>
-              </w:rPr>
-              <w:t xml:space="preserve">taxiClass</w:t>
-            </w:r>
-            <w:r>
-              <w:t xml:space="preserve">,</w:t>
-            </w:r>
-            <w:r>
-              <w:t xml:space="preserve"> </w:t>
-            </w:r>
-            <w:r>
-              <w:rPr>
-                <w:rStyle w:val="VerbatimChar"/>
-              </w:rPr>
-              <w:t xml:space="preserve">source</w:t>
-            </w:r>
-            <w:r>
-              <w:t xml:space="preserve">,</w:t>
-            </w:r>
-            <w:r>
-              <w:t xml:space="preserve"> </w:t>
-            </w:r>
-            <w:r>
-              <w:rPr>
-                <w:rStyle w:val="VerbatimChar"/>
-              </w:rPr>
-              <w:t xml:space="preserve">passengerCount</w:t>
-            </w:r>
-            <w:r>
-              <w:t xml:space="preserve">. Возвращает</w:t>
-            </w:r>
-            <w:r>
-              <w:t xml:space="preserve"> </w:t>
-            </w:r>
-            <w:r>
-              <w:rPr>
-                <w:rStyle w:val="VerbatimChar"/>
-              </w:rPr>
-              <w:t xml:space="preserve">{provider, tariffId, taxiClass, price, calcHash, eta, duration}</w:t>
-            </w:r>
-            <w:r>
-              <w:t xml:space="preserve"> </w:t>
-            </w:r>
-            <w:r>
-              <w:t xml:space="preserve">—</w:t>
+              <w:t xml:space="preserve">заявок</w:t>
+            </w:r>
+          </w:p>
+        </w:tc>
+        <w:tc>
+          <w:tcPr/>
+          <w:p>
+            <w:pPr>
+              <w:pStyle w:val="Compact"/>
+              <w:jc w:val="left"/>
+            </w:pPr>
+            <w:r>
+              <w:t xml:space="preserve">Серверу нужно</w:t>
             </w:r>
             <w:r>
               <w:t xml:space="preserve"> </w:t>
@@ -29775,6 +29865,43 @@
                 <w:bCs/>
                 <w:b/>
               </w:rPr>
+              <w:t xml:space="preserve">только</w:t>
+            </w:r>
+            <w:r>
+              <w:t xml:space="preserve"> </w:t>
+            </w:r>
+            <w:r>
+              <w:rPr>
+                <w:rStyle w:val="VerbatimChar"/>
+              </w:rPr>
+              <w:t xml:space="preserve">expected</w:t>
+            </w:r>
+            <w:r>
+              <w:t xml:space="preserve">: расстояние, время, сегменты геометрии из geo и точки. Остальное, что шлёт фронт, контрактом не читается. Возвращает</w:t>
+            </w:r>
+            <w:r>
+              <w:t xml:space="preserve"> </w:t>
+            </w:r>
+            <w:r>
+              <w:rPr>
+                <w:rStyle w:val="VerbatimChar"/>
+              </w:rPr>
+              <w:t xml:space="preserve">{provider, tariffId, taxiClass, price, calcHash, eta, duration}</w:t>
+            </w:r>
+            <w:r>
+              <w:t xml:space="preserve"> </w:t>
+            </w:r>
+            <w:r>
+              <w:t xml:space="preserve">—</w:t>
+            </w:r>
+            <w:r>
+              <w:t xml:space="preserve"> </w:t>
+            </w:r>
+            <w:r>
+              <w:rPr>
+                <w:bCs/>
+                <w:b/>
+              </w:rPr>
               <w:t xml:space="preserve">все четыре класса такси за один вызов</w:t>
             </w:r>
             <w:r>
@@ -29805,49 +29932,7 @@
               <w:jc w:val="left"/>
             </w:pPr>
             <w:r>
-              <w:t xml:space="preserve">В проверенном ответе только</w:t>
-            </w:r>
-            <w:r>
-              <w:t xml:space="preserve"> </w:t>
-            </w:r>
-            <w:r>
-              <w:rPr>
-                <w:rStyle w:val="VerbatimChar"/>
-              </w:rPr>
-              <w:t xml:space="preserve">YANDEX</w:t>
-            </w:r>
-            <w:r>
-              <w:t xml:space="preserve">; Ситимобил и Uber показаны в интерфейсе без цены. Чем заполнять</w:t>
-            </w:r>
-            <w:r>
-              <w:t xml:space="preserve"> </w:t>
-            </w:r>
-            <w:r>
-              <w:rPr>
-                <w:rStyle w:val="VerbatimChar"/>
-              </w:rPr>
-              <w:t xml:space="preserve">passenger</w:t>
-            </w:r>
-            <w:r>
-              <w:t xml:space="preserve"> </w:t>
-            </w:r>
-            <w:r>
-              <w:t xml:space="preserve">и</w:t>
-            </w:r>
-            <w:r>
-              <w:t xml:space="preserve"> </w:t>
-            </w:r>
-            <w:r>
-              <w:rPr>
-                <w:rStyle w:val="VerbatimChar"/>
-              </w:rPr>
-              <w:t xml:space="preserve">purpose</w:t>
-            </w:r>
-            <w:r>
-              <w:t xml:space="preserve"> </w:t>
-            </w:r>
-            <w:r>
-              <w:t xml:space="preserve">для справочника и под каким пользователем вызывать — вопрос архитектору 29</w:t>
+              <w:t xml:space="preserve">Провайдеры опрашиваются параллельно, ответы с нулевой ценой отбрасываются — поэтому Ситимобил и Uber в ответе отсутствуют, хотя в интерфейсе видны. Под каким пользователем вызывать — вопрос архитектору 29</w:t>
             </w:r>
           </w:p>
         </w:tc>
@@ -30174,9 +30259,9 @@
         </w:pict>
       </w:r>
     </w:p>
-    <w:bookmarkEnd w:id="70"/>
     <w:bookmarkEnd w:id="71"/>
-    <w:bookmarkStart w:id="76" w:name="X403a7efc7a506bf1f114ae996c2cf1c2f0c4a17"/>
+    <w:bookmarkEnd w:id="72"/>
+    <w:bookmarkStart w:id="77" w:name="X403a7efc7a506bf1f114ae996c2cf1c2f0c4a17"/>
     <w:p>
       <w:pPr>
         <w:pStyle w:val="Heading2"/>
@@ -30185,7 +30270,7 @@
         <w:t xml:space="preserve">3 Статус вопросов</w:t>
       </w:r>
     </w:p>
-    <w:bookmarkStart w:id="72" w:name="X41f075fbbbe3db6f6a9bf879a4c76fb04c856d1"/>
+    <w:bookmarkStart w:id="73" w:name="X41f075fbbbe3db6f6a9bf879a4c76fb04c856d1"/>
     <w:p>
       <w:pPr>
         <w:pStyle w:val="Heading3"/>
@@ -31090,8 +31175,8 @@
         </w:tc>
       </w:tr>
     </w:tbl>
-    <w:bookmarkEnd w:id="72"/>
-    <w:bookmarkStart w:id="73" w:name="Xcf8d1747d9e86796724f8ca4fc05f04debdd60e"/>
+    <w:bookmarkEnd w:id="73"/>
+    <w:bookmarkStart w:id="74" w:name="Xcf8d1747d9e86796724f8ca4fc05f04debdd60e"/>
     <w:p>
       <w:pPr>
         <w:pStyle w:val="Heading3"/>
@@ -32635,64 +32720,7 @@
               <w:jc w:val="left"/>
             </w:pPr>
             <w:r>
-              <w:t xml:space="preserve">Чем заполнять обязательные</w:t>
-            </w:r>
-            <w:r>
-              <w:t xml:space="preserve"> </w:t>
-            </w:r>
-            <w:r>
-              <w:rPr>
-                <w:rStyle w:val="VerbatimChar"/>
-              </w:rPr>
-              <w:t xml:space="preserve">passenger</w:t>
-            </w:r>
-            <w:r>
-              <w:t xml:space="preserve">,</w:t>
-            </w:r>
-            <w:r>
-              <w:t xml:space="preserve"> </w:t>
-            </w:r>
-            <w:r>
-              <w:rPr>
-                <w:rStyle w:val="VerbatimChar"/>
-              </w:rPr>
-              <w:t xml:space="preserve">purpose</w:t>
-            </w:r>
-            <w:r>
-              <w:t xml:space="preserve"> </w:t>
-            </w:r>
-            <w:r>
-              <w:t xml:space="preserve">и</w:t>
-            </w:r>
-            <w:r>
-              <w:t xml:space="preserve"> </w:t>
-            </w:r>
-            <w:r>
-              <w:rPr>
-                <w:rStyle w:val="VerbatimChar"/>
-              </w:rPr>
-              <w:t xml:space="preserve">expected.segments</w:t>
-            </w:r>
-            <w:r>
-              <w:t xml:space="preserve"> </w:t>
-            </w:r>
-            <w:r>
-              <w:t xml:space="preserve">при вызове</w:t>
-            </w:r>
-            <w:r>
-              <w:t xml:space="preserve"> </w:t>
-            </w:r>
-            <w:r>
-              <w:rPr>
-                <w:rStyle w:val="VerbatimChar"/>
-              </w:rPr>
-              <w:t xml:space="preserve">externalPrices</w:t>
-            </w:r>
-            <w:r>
-              <w:t xml:space="preserve"> </w:t>
-            </w:r>
-            <w:r>
-              <w:t xml:space="preserve">из сервиса маршрутов и под каким пользователем его вызывать</w:t>
+              <w:t xml:space="preserve">Под каким пользователем вызывать расчёт внешних цен из сервиса маршрутов и допустимо ли обращение к сервису заявок</w:t>
             </w:r>
           </w:p>
         </w:tc>
@@ -32719,7 +32747,19 @@
               <w:t xml:space="preserve"> </w:t>
             </w:r>
             <w:r>
-              <w:t xml:space="preserve">(2.1.4, 2.6.4). У записи справочника нет ни пассажира, ни цели поездки; сегменты геометрии нужно протащить из</w:t>
+              <w:t xml:space="preserve">(2.1.4, 2.6.4). Пассажир и цель поездки, вопреки записанному в v0.10, не требуются: серверу нужно только</w:t>
+            </w:r>
+            <w:r>
+              <w:t xml:space="preserve"> </w:t>
+            </w:r>
+            <w:r>
+              <w:rPr>
+                <w:rStyle w:val="VerbatimChar"/>
+              </w:rPr>
+              <w:t xml:space="preserve">expected</w:t>
+            </w:r>
+            <w:r>
+              <w:t xml:space="preserve">. Сегменты геометрии протаскиваются из</w:t>
             </w:r>
             <w:r>
               <w:t xml:space="preserve"> </w:t>
@@ -33189,8 +33229,8 @@
         </w:tc>
       </w:tr>
     </w:tbl>
-    <w:bookmarkEnd w:id="73"/>
-    <w:bookmarkStart w:id="74" w:name="X3bb8070c5db968466831c3fa70c7872f89e5b60"/>
+    <w:bookmarkEnd w:id="74"/>
+    <w:bookmarkStart w:id="75" w:name="X3bb8070c5db968466831c3fa70c7872f89e5b60"/>
     <w:p>
       <w:pPr>
         <w:pStyle w:val="Heading3"/>
@@ -35436,8 +35476,8 @@
         </w:tc>
       </w:tr>
     </w:tbl>
-    <w:bookmarkEnd w:id="74"/>
-    <w:bookmarkStart w:id="75" w:name="X7295d9ccf4be96e86fd9ac91e8f179994f71c7f"/>
+    <w:bookmarkEnd w:id="75"/>
+    <w:bookmarkStart w:id="76" w:name="X7295d9ccf4be96e86fd9ac91e8f179994f71c7f"/>
     <w:p>
       <w:pPr>
         <w:pStyle w:val="Heading3"/>
@@ -35710,9 +35750,9 @@
         </w:pict>
       </w:r>
     </w:p>
-    <w:bookmarkEnd w:id="75"/>
     <w:bookmarkEnd w:id="76"/>
-    <w:bookmarkStart w:id="77" w:name="X020af9ec4840b877196177a97f124823e5720dc"/>
+    <w:bookmarkEnd w:id="77"/>
+    <w:bookmarkStart w:id="78" w:name="X020af9ec4840b877196177a97f124823e5720dc"/>
     <w:p>
       <w:pPr>
         <w:pStyle w:val="Heading2"/>
@@ -36607,8 +36647,8 @@
         <w:t xml:space="preserve">и поля времени в пути в T01.1 нет» и «имя поля номера — решение протокола 17.09»: первые два неверны по актуальной редакции T01.1, третье не подтверждается текстом протокола.</w:t>
       </w:r>
     </w:p>
-    <w:bookmarkEnd w:id="77"/>
     <w:bookmarkEnd w:id="78"/>
+    <w:bookmarkEnd w:id="79"/>
     <w:sectPr/>
   </w:body>
 </w:document>

--- a/T01.2_FavoriteRoute_API.docx
+++ b/T01.2_FavoriteRoute_API.docx
@@ -28,7 +28,7 @@
         </w:p>
       </w:sdtContent>
     </w:sdt>
-    <w:bookmarkStart w:id="89" w:name="api-справочника-избранных-маршрутов"/>
+    <w:bookmarkStart w:id="90" w:name="api-справочника-избранных-маршрутов"/>
     <w:p>
       <w:pPr>
         <w:pStyle w:val="Heading1"/>
@@ -42,7 +42,7 @@
         <w:pStyle w:val="FirstParagraph"/>
       </w:pPr>
       <w:r>
-        <w:t xml:space="preserve">T01.2 • Спецификация v1.2 от 9 октября 2026 года • TRANSPORT-45586 • Эпик TRANSPORT-45584</w:t>
+        <w:t xml:space="preserve">T01.2 • Спецификация v1.3 от 9 октября 2026 года • TRANSPORT-45586 • Эпик TRANSPORT-45584</w:t>
       </w:r>
     </w:p>
     <w:p>
@@ -68,7 +68,7 @@
         <w:t xml:space="preserve"> </w:t>
       </w:r>
       <w:r>
-        <w:t xml:space="preserve">v1.0 — пересборка: накопленные блоки «Изменения в редакции» свёрнуты в приложение А, все факты о платформе перепроверены по исходному коду и приведены со ссылками на файлы, расхождения прежних редакций устранены. v1.1 — правки по замечаниям ревью; v1.2 — остаток, найденный повторным ревью при сверке с текстом. Перечни — в блоках ниже. Нумерация вопросов — по сводному списку «Вопросы архитектору по T01.1 и T01.2»</w:t>
+        <w:t xml:space="preserve">v1.0 — пересборка: накопленные блоки «Изменения в редакции» свёрнуты в приложение А, все факты о платформе перепроверены по исходному коду и приведены со ссылками на файлы, расхождения прежних редакций устранены. v1.1 — правки по замечаниям ревью; v1.2 — остаток, найденный повторным ревью при сверке с текстом; v1.3 — правки по ревью новой редакции T01.1. Перечни — в блоках ниже. Нумерация вопросов — по сводному списку «Вопросы архитектору по T01.1 и T01.2»</w:t>
       </w:r>
       <w:r>
         <w:t xml:space="preserve"> </w:t>
@@ -137,13 +137,13 @@
         <w:t xml:space="preserve">— наблюдение на тестовом стенде 08.10.2026 (тестовая организация, условные данные; данных Манжерока на стенде нет). «Решено по умолчанию» — решение принято нами и внесено в приложение v19; архитектор рассмотрит его при согласовании документов.</w:t>
       </w:r>
     </w:p>
-    <w:bookmarkStart w:id="22" w:name="изменения-в-редакции-v12"/>
+    <w:bookmarkStart w:id="20" w:name="изменения-в-редакции-v13"/>
     <w:p>
       <w:pPr>
         <w:pStyle w:val="Heading2"/>
       </w:pPr>
       <w:r>
-        <w:t xml:space="preserve">Изменения в редакции v1.2</w:t>
+        <w:t xml:space="preserve">Изменения в редакции v1.3</w:t>
       </w:r>
     </w:p>
     <w:p>
@@ -151,29 +151,34 @@
         <w:pStyle w:val="FirstParagraph"/>
       </w:pPr>
       <w:r>
-        <w:t xml:space="preserve">Повторное ревью 09.10.2026 сверило правки</w:t>
-      </w:r>
-      <w:r>
-        <w:t xml:space="preserve"> </w:t>
-      </w:r>
-      <w:r>
-        <w:rPr>
-          <w:bCs/>
-          <w:b/>
-        </w:rPr>
-        <w:t xml:space="preserve">с текстом спецификации</w:t>
-      </w:r>
-      <w:r>
-        <w:t xml:space="preserve">, а не с перечнем изменений, и нашло два вида остатков: сценарии, доведённые не до конца, и формулировки прежних редакций, оставшиеся в тексте. Замечание справедливо целиком: формулировку «все замечания закрыты» я применила к перечню правок, а не к документу. Все десять содержательных пунктов и все шесть рассинхронизаций приняты.</w:t>
-      </w:r>
-    </w:p>
-    <w:bookmarkStart w:id="20" w:name="содержательные-правки"/>
-    <w:p>
-      <w:pPr>
-        <w:pStyle w:val="Heading3"/>
-      </w:pPr>
-      <w:r>
-        <w:t xml:space="preserve">Содержательные правки</w:t>
+        <w:t xml:space="preserve">Правки по ревью новой редакции T01.1 от 09.10.2026 — в части, которая задевает спецификацию API. Четыре замечания относятся к T01.2 целиком, два — к расхождению между документами. Остальные пункты ревью касаются только модели данных (структура</w:t>
+      </w:r>
+      <w:r>
+        <w:t xml:space="preserve"> </w:t>
+      </w:r>
+      <w:r>
+        <w:rPr>
+          <w:rStyle w:val="VerbatimChar"/>
+        </w:rPr>
+        <w:t xml:space="preserve">transports</w:t>
+      </w:r>
+      <w:r>
+        <w:t xml:space="preserve">, терминология §6, обоснование правила про</w:t>
+      </w:r>
+      <w:r>
+        <w:t xml:space="preserve"> </w:t>
+      </w:r>
+      <w:r>
+        <w:rPr>
+          <w:rStyle w:val="VerbatimChar"/>
+        </w:rPr>
+        <w:t xml:space="preserve">null</w:t>
+      </w:r>
+      <w:r>
+        <w:t xml:space="preserve"> </w:t>
+      </w:r>
+      <w:r>
+        <w:t xml:space="preserve">в §5, ссылка на проверку навигатора) и правятся в T01.1.</w:t>
       </w:r>
     </w:p>
     <w:tbl>
@@ -199,7 +204,7 @@
               <w:jc w:val="left"/>
             </w:pPr>
             <w:r>
-              <w:t xml:space="preserve">Что было в v1.1</w:t>
+              <w:t xml:space="preserve">Что было</w:t>
             </w:r>
           </w:p>
         </w:tc>
@@ -225,7 +230,7 @@
               <w:jc w:val="left"/>
             </w:pPr>
             <w:r>
-              <w:t xml:space="preserve">Трактовка слов заказчика «зафиксировали один раз» подавалась как его ответ</w:t>
+              <w:t xml:space="preserve">«Дневной либо ночной коэффициент применяется всегда, и это согласовано вариантом A»</w:t>
             </w:r>
           </w:p>
         </w:tc>
@@ -241,13 +246,58 @@
                 <w:bCs/>
                 <w:b/>
               </w:rPr>
-              <w:t xml:space="preserve">Обозначена допущением</w:t>
-            </w:r>
-            <w:r>
-              <w:t xml:space="preserve"> </w:t>
-            </w:r>
-            <w:r>
-              <w:t xml:space="preserve">(1.6, п. 19а). Прямого ответа о поведении при редактировании в стенограмме нет, протокол сам фиксирует противоречие с репликой 00:15:26. Правило пересчёта остаётся проектным решением, трактовка вынесена на согласование (3.2)</w:t>
+              <w:t xml:space="preserve">Исправлено: это была моя интерпретация, а не ответ заказчика</w:t>
+            </w:r>
+            <w:r>
+              <w:t xml:space="preserve"> </w:t>
+            </w:r>
+            <w:r>
+              <w:t xml:space="preserve">— та же ошибка, что с «зафиксировали один раз». Требование «без надбавок за время суток и день недели»</w:t>
+            </w:r>
+            <w:r>
+              <w:t xml:space="preserve"> </w:t>
+            </w:r>
+            <w:r>
+              <w:rPr>
+                <w:bCs/>
+                <w:b/>
+              </w:rPr>
+              <w:t xml:space="preserve">зафиксировано</w:t>
+            </w:r>
+            <w:r>
+              <w:t xml:space="preserve"> </w:t>
+            </w:r>
+            <w:r>
+              <w:t xml:space="preserve">(вопрос 16, вариант A; T01.1, D12) и переспрашивать его не нужно. Открыт</w:t>
+            </w:r>
+            <w:r>
+              <w:t xml:space="preserve"> </w:t>
+            </w:r>
+            <w:r>
+              <w:rPr>
+                <w:bCs/>
+                <w:b/>
+              </w:rPr>
+              <w:t xml:space="preserve">способ выполнения</w:t>
+            </w:r>
+            <w:r>
+              <w:t xml:space="preserve">: штатный расчёт умножает на коэффициент полосы, и условная дата этого не отключает. Варианты — принять как приближение, разделить на коэффициент из тарифа, попросить режим расчёта без коэффициентов. Решается в</w:t>
+            </w:r>
+            <w:r>
+              <w:t xml:space="preserve"> </w:t>
+            </w:r>
+            <w:r>
+              <w:rPr>
+                <w:bCs/>
+                <w:b/>
+              </w:rPr>
+              <w:t xml:space="preserve">T01.4</w:t>
+            </w:r>
+            <w:r>
+              <w:t xml:space="preserve"> </w:t>
+            </w:r>
+            <w:r>
+              <w:t xml:space="preserve">(1.5.7)</w:t>
             </w:r>
           </w:p>
         </w:tc>
@@ -261,45 +311,45 @@
               <w:jc w:val="left"/>
             </w:pPr>
             <w:r>
-              <w:t xml:space="preserve">В 1.5.7 осталось «коэффициенты в расчёте справочника не участвуют»</w:t>
-            </w:r>
-          </w:p>
-        </w:tc>
-        <w:tc>
-          <w:tcPr/>
-          <w:p>
-            <w:pPr>
-              <w:pStyle w:val="Compact"/>
-              <w:jc w:val="left"/>
-            </w:pPr>
+              <w:t xml:space="preserve">Пересчёт цены при</w:t>
+            </w:r>
+            <w:r>
+              <w:t xml:space="preserve"> </w:t>
+            </w:r>
             <w:r>
               <w:rPr>
                 <w:bCs/>
                 <w:b/>
               </w:rPr>
-              <w:t xml:space="preserve">Противоречие снято.</w:t>
-            </w:r>
-            <w:r>
-              <w:t xml:space="preserve"> </w:t>
-            </w:r>
-            <w:r>
-              <w:t xml:space="preserve">Дневной либо ночной коэффициент</w:t>
-            </w:r>
-            <w:r>
-              <w:t xml:space="preserve"> </w:t>
-            </w:r>
+              <w:t xml:space="preserve">каждом</w:t>
+            </w:r>
+            <w:r>
+              <w:t xml:space="preserve"> </w:t>
+            </w:r>
+            <w:r>
+              <w:t xml:space="preserve">сохранении</w:t>
+            </w:r>
+          </w:p>
+        </w:tc>
+        <w:tc>
+          <w:tcPr/>
+          <w:p>
+            <w:pPr>
+              <w:pStyle w:val="Compact"/>
+              <w:jc w:val="left"/>
+            </w:pPr>
             <w:r>
               <w:rPr>
                 <w:bCs/>
                 <w:b/>
               </w:rPr>
-              <w:t xml:space="preserve">применяется всегда</w:t>
-            </w:r>
-            <w:r>
-              <w:t xml:space="preserve"> </w:t>
-            </w:r>
-            <w:r>
-              <w:t xml:space="preserve">и входит в цену; условная дата лишь выбирает, какой. Основание — вариант A ответа на вопрос 16: согласовано назначение времени, а не отключение коэффициентов. Формулировка «без коэффициентов» убрана</w:t>
+              <w:t xml:space="preserve">Принято правило новой T01.1 (D12):</w:t>
+            </w:r>
+            <w:r>
+              <w:t xml:space="preserve"> </w:t>
+            </w:r>
+            <w:r>
+              <w:t xml:space="preserve">пересчёт при создании и при изменении параметров, влияющих на цену — точки, ожидание, вид транспорта, класс, ночной признак, тариф. Изменение названия, периода и фиксированной стоимости пересчёт не вызывает. Статус правила — предложение T01.1, согласования нет; прежнее правило отменено, чтобы два документа не задавали разработчику разное поведение (1.6, п. 19а; 2.4.2, п. 6)</w:t>
             </w:r>
           </w:p>
         </w:tc>
@@ -313,7 +363,7 @@
               <w:jc w:val="left"/>
             </w:pPr>
             <w:r>
-              <w:t xml:space="preserve">Обещано одинаковое значение при неизменных точках, классе и тарифе</w:t>
+              <w:t xml:space="preserve">Первая точка без населённого пункта отклонялась как решённое правило</w:t>
             </w:r>
           </w:p>
         </w:tc>
@@ -329,13 +379,25 @@
                 <w:bCs/>
                 <w:b/>
               </w:rPr>
-              <w:t xml:space="preserve">Гарантия снята</w:t>
-            </w:r>
-            <w:r>
-              <w:t xml:space="preserve"> </w:t>
-            </w:r>
-            <w:r>
-              <w:t xml:space="preserve">(1.6 п. 19а, 2.4.2 п. 6, 2.6.2 п. 6). Применяются одинаковые правила, но результат может измениться: «ближайший будний день» привязан к моменту вызова, geo может вернуть другое время, у тарифа мог измениться сезонный коэффициент, у «Выбора автомобиля» меняется состав машин</w:t>
+              <w:t xml:space="preserve">Помечено провизорным и разобрано вариантами</w:t>
+            </w:r>
+            <w:r>
+              <w:t xml:space="preserve"> </w:t>
+            </w:r>
+            <w:r>
+              <w:t xml:space="preserve">(2.1.3, шаг 3 и врезка). Модель (D01) такую точку разрешает, спецификация отклоняла — расхождение названо прямо. Варианты: принимать координаты в</w:t>
+            </w:r>
+            <w:r>
+              <w:t xml:space="preserve"> </w:t>
+            </w:r>
+            <w:r>
+              <w:rPr>
+                <w:rStyle w:val="VerbatimChar"/>
+              </w:rPr>
+              <w:t xml:space="preserve">geo-zones</w:t>
+            </w:r>
+            <w:r>
+              <w:t xml:space="preserve">; подставлять ближайший населённый пункт; запретить такую точку и внести запрет в T01.1. Рекомендация — первое как целевое, третье как временное. Решение совместное: архитектор — способ, заказчик — допустимо ли отказывать для объектов вне населённых пунктов</w:t>
             </w:r>
           </w:p>
         </w:tc>
@@ -349,16 +411,7 @@
               <w:jc w:val="left"/>
             </w:pPr>
             <w:r>
-              <w:rPr>
-                <w:rStyle w:val="VerbatimChar"/>
-              </w:rPr>
-              <w:t xml:space="preserve">EXCLUDE … WHERE (is_active)</w:t>
-            </w:r>
-            <w:r>
-              <w:t xml:space="preserve"> </w:t>
-            </w:r>
-            <w:r>
-              <w:t xml:space="preserve">как защита от дубля</w:t>
+              <w:t xml:space="preserve">Набор автомобилей в правиле дубля не рассматривался</w:t>
             </w:r>
           </w:p>
         </w:tc>
@@ -374,55 +427,40 @@
                 <w:bCs/>
                 <w:b/>
               </w:rPr>
-              <w:t xml:space="preserve">Отвергнуто</w:t>
-            </w:r>
-            <w:r>
-              <w:t xml:space="preserve"> </w:t>
-            </w:r>
-            <w:r>
-              <w:t xml:space="preserve">(2.1.2, п. 4а). У истёкшей записи</w:t>
-            </w:r>
-            <w:r>
-              <w:t xml:space="preserve"> </w:t>
-            </w:r>
-            <w:r>
-              <w:rPr>
-                <w:rStyle w:val="VerbatimChar"/>
-              </w:rPr>
-              <w:t xml:space="preserve">is_active</w:t>
-            </w:r>
-            <w:r>
-              <w:t xml:space="preserve"> </w:t>
-            </w:r>
-            <w:r>
-              <w:t xml:space="preserve">остаётся</w:t>
-            </w:r>
-            <w:r>
-              <w:t xml:space="preserve"> </w:t>
-            </w:r>
-            <w:r>
-              <w:rPr>
-                <w:rStyle w:val="VerbatimChar"/>
-              </w:rPr>
-              <w:t xml:space="preserve">true</w:t>
-            </w:r>
-            <w:r>
-              <w:t xml:space="preserve">, а условие «и не истекла» в предикат частичного индекса не поставить: предикат обязан быть неизменяемым,</w:t>
-            </w:r>
-            <w:r>
-              <w:t xml:space="preserve"> </w:t>
-            </w:r>
-            <w:r>
-              <w:rPr>
-                <w:rStyle w:val="VerbatimChar"/>
-              </w:rPr>
-              <w:t xml:space="preserve">current_date</w:t>
-            </w:r>
-            <w:r>
-              <w:t xml:space="preserve"> </w:t>
-            </w:r>
-            <w:r>
-              <w:t xml:space="preserve">таковым не является. Ограничение вышло бы</w:t>
+              <w:t xml:space="preserve">Добавлен пункт 4б в 2.1.2.</w:t>
+            </w:r>
+            <w:r>
+              <w:t xml:space="preserve"> </w:t>
+            </w:r>
+            <w:r>
+              <w:t xml:space="preserve">Если</w:t>
+            </w:r>
+            <w:r>
+              <w:t xml:space="preserve"> </w:t>
+            </w:r>
+            <w:r>
+              <w:rPr>
+                <w:rStyle w:val="VerbatimChar"/>
+              </w:rPr>
+              <w:t xml:space="preserve">transports</w:t>
+            </w:r>
+            <w:r>
+              <w:t xml:space="preserve"> </w:t>
+            </w:r>
+            <w:r>
+              <w:t xml:space="preserve">в модели останется, от ответа «одинаковые точки, разные машины — дубль или разные маршруты» зависит состав ключа</w:t>
+            </w:r>
+            <w:r>
+              <w:t xml:space="preserve"> </w:t>
+            </w:r>
+            <w:r>
+              <w:rPr>
+                <w:rStyle w:val="VerbatimChar"/>
+              </w:rPr>
+              <w:t xml:space="preserve">route_key</w:t>
+            </w:r>
+            <w:r>
+              <w:t xml:space="preserve">. Отмечено, что это вопрос</w:t>
             </w:r>
             <w:r>
               <w:t xml:space="preserve"> </w:t>
@@ -432,41 +470,64 @@
                 <w:bCs/>
                 <w:b/>
               </w:rPr>
-              <w:t xml:space="preserve">строже</w:t>
-            </w:r>
-            <w:r>
-              <w:t xml:space="preserve"> </w:t>
-            </w:r>
-            <w:r>
-              <w:t xml:space="preserve">правила — маршрут с незаданным периодом отклонялся бы из-за любой прошлогодней записи. Принято:</w:t>
-            </w:r>
-            <w:r>
-              <w:t xml:space="preserve"> </w:t>
-            </w:r>
-            <w:r>
-              <w:rPr>
-                <w:rStyle w:val="VerbatimChar"/>
-              </w:rPr>
-              <w:t xml:space="preserve">pg_advisory_xact_lock</w:t>
-            </w:r>
-            <w:r>
-              <w:t xml:space="preserve"> </w:t>
-            </w:r>
-            <w:r>
-              <w:t xml:space="preserve">по ключу сравнения плюс прикладная проверка в той же транзакции. Отдельно сказано, что</w:t>
-            </w:r>
-            <w:r>
-              <w:t xml:space="preserve"> </w:t>
-            </w:r>
+              <w:t xml:space="preserve">к заказчику</w:t>
+            </w:r>
+            <w:r>
+              <w:t xml:space="preserve"> </w:t>
+            </w:r>
+            <w:r>
+              <w:t xml:space="preserve">(что считать разными маршрутами), а не только к архитектору (способ проверки). До ответа ключ строится без набора машин</w:t>
+            </w:r>
+          </w:p>
+        </w:tc>
+      </w:tr>
+      <w:tr>
+        <w:tc>
+          <w:tcPr/>
+          <w:p>
+            <w:pPr>
+              <w:pStyle w:val="Compact"/>
+              <w:jc w:val="left"/>
+            </w:pPr>
+            <w:r>
+              <w:t xml:space="preserve">Поле</w:t>
+            </w:r>
+            <w:r>
+              <w:t xml:space="preserve"> </w:t>
+            </w:r>
+            <w:r>
+              <w:rPr>
+                <w:rStyle w:val="VerbatimChar"/>
+              </w:rPr>
+              <w:t xml:space="preserve">transports</w:t>
+            </w:r>
+            <w:r>
+              <w:t xml:space="preserve"> </w:t>
+            </w:r>
+            <w:r>
+              <w:t xml:space="preserve">в контракте API отсутствовало без объяснения</w:t>
+            </w:r>
+          </w:p>
+        </w:tc>
+        <w:tc>
+          <w:tcPr/>
+          <w:p>
+            <w:pPr>
+              <w:pStyle w:val="Compact"/>
+              <w:jc w:val="left"/>
+            </w:pPr>
             <w:r>
               <w:rPr>
                 <w:bCs/>
                 <w:b/>
               </w:rPr>
-              <w:t xml:space="preserve">409 формирует сервис</w:t>
-            </w:r>
-            <w:r>
-              <w:t xml:space="preserve">, а не база</w:t>
+              <w:t xml:space="preserve">Пробел заявлен открытым пунктом</w:t>
+            </w:r>
+            <w:r>
+              <w:t xml:space="preserve"> </w:t>
+            </w:r>
+            <w:r>
+              <w:t xml:space="preserve">(3.2, 3.4). Контракт под поле не писался, потому что подтверждение ожидается 12.10, а при отказе поле уберут из модели. Перечислено, что придётся добавить, если поле останется: состав элемента, обязательность и тип идентификатора, запрет повторов, принадлежность машин перевозчику, источник значений снимка, участие в дубле и в истории</w:t>
             </w:r>
           </w:p>
         </w:tc>
@@ -480,53 +541,218 @@
               <w:jc w:val="left"/>
             </w:pPr>
             <w:r>
-              <w:t xml:space="preserve">Частичный отказ: «полный отказ, только если не ответил ни один вызов»</w:t>
-            </w:r>
-          </w:p>
-        </w:tc>
-        <w:tc>
-          <w:tcPr/>
-          <w:p>
-            <w:pPr>
-              <w:pStyle w:val="Compact"/>
-              <w:jc w:val="left"/>
-            </w:pPr>
+              <w:t xml:space="preserve">Правило минимальной цены для набора машин</w:t>
+            </w:r>
+          </w:p>
+        </w:tc>
+        <w:tc>
+          <w:tcPr/>
+          <w:p>
+            <w:pPr>
+              <w:pStyle w:val="Compact"/>
+              <w:jc w:val="left"/>
+            </w:pPr>
+            <w:r>
+              <w:t xml:space="preserve">В T01.2 уже было предложением, оставлено так. Отдельно записано, что</w:t>
+            </w:r>
+            <w:r>
+              <w:t xml:space="preserve"> </w:t>
+            </w:r>
             <w:r>
               <w:rPr>
                 <w:bCs/>
                 <w:b/>
               </w:rPr>
-              <w:t xml:space="preserve">Случаи разделены таблицей</w:t>
-            </w:r>
-            <w:r>
-              <w:t xml:space="preserve"> </w:t>
-            </w:r>
-            <w:r>
-              <w:t xml:space="preserve">(2.6.2, п. 4а): «тарифов нет» — это 200 с пустым перечнем, а «тарифы есть, но ни один не рассчитан» — 502 либо 504, потому что пустой перечень неотличим от отсутствия тарифов. Добавлен</w:t>
-            </w:r>
-            <w:r>
-              <w:t xml:space="preserve"> </w:t>
-            </w:r>
-            <w:r>
-              <w:rPr>
-                <w:rStyle w:val="VerbatimChar"/>
-              </w:rPr>
-              <w:t xml:space="preserve">partialSearch</w:t>
-            </w:r>
-            <w:r>
-              <w:t xml:space="preserve"> </w:t>
-            </w:r>
-            <w:r>
-              <w:t xml:space="preserve">для случая, когда не ответил сам</w:t>
-            </w:r>
-            <w:r>
-              <w:t xml:space="preserve"> </w:t>
-            </w:r>
-            <w:r>
-              <w:rPr>
-                <w:rStyle w:val="VerbatimChar"/>
-              </w:rPr>
-              <w:t xml:space="preserve">search</w:t>
+              <w:t xml:space="preserve">минимальная цена, сохранение машин без тарифа и игнорирование занятости — три самостоятельных правила</w:t>
+            </w:r>
+            <w:r>
+              <w:t xml:space="preserve">, и из решения хранить набор они не следуют: нужны ответы именно по ним (3.2)</w:t>
+            </w:r>
+          </w:p>
+        </w:tc>
+      </w:tr>
+    </w:tbl>
+    <w:p>
+      <w:pPr>
+        <w:pStyle w:val="BodyText"/>
+      </w:pPr>
+      <w:r>
+        <w:rPr>
+          <w:bCs/>
+          <w:b/>
+        </w:rPr>
+        <w:t xml:space="preserve">Что в T01.1, а не здесь.</w:t>
+      </w:r>
+      <w:r>
+        <w:t xml:space="preserve"> </w:t>
+      </w:r>
+      <w:r>
+        <w:t xml:space="preserve">Согласна и с остальными пунктами ревью, но править их в спецификации API нечего: структура элемента</w:t>
+      </w:r>
+      <w:r>
+        <w:t xml:space="preserve"> </w:t>
+      </w:r>
+      <w:r>
+        <w:rPr>
+          <w:rStyle w:val="VerbatimChar"/>
+        </w:rPr>
+        <w:t xml:space="preserve">transports</w:t>
+      </w:r>
+      <w:r>
+        <w:t xml:space="preserve"> </w:t>
+      </w:r>
+      <w:r>
+        <w:t xml:space="preserve">и проверки его элементов (</w:t>
+      </w:r>
+      <w:r>
+        <w:rPr>
+          <w:rStyle w:val="VerbatimChar"/>
+        </w:rPr>
+        <w:t xml:space="preserve">[{}]</w:t>
+      </w:r>
+      <w:r>
+        <w:t xml:space="preserve"> </w:t>
+      </w:r>
+      <w:r>
+        <w:t xml:space="preserve">действительно пройдёт</w:t>
+      </w:r>
+      <w:r>
+        <w:t xml:space="preserve"> </w:t>
+      </w:r>
+      <w:r>
+        <w:rPr>
+          <w:rStyle w:val="VerbatimChar"/>
+        </w:rPr>
+        <w:t xml:space="preserve">CHECK</w:t>
+      </w:r>
+      <w:r>
+        <w:t xml:space="preserve"> </w:t>
+      </w:r>
+      <w:r>
+        <w:t xml:space="preserve">на массив и длину); терминология §6 — ручное удаление это деактивация, истечение периода это потеря доступности по дате, флаг не меняется (D14); обоснование правила «необязательные пустые поля опускаются» в §5 — само правило верное, а ссылка на отсутствие</w:t>
+      </w:r>
+      <w:r>
+        <w:t xml:space="preserve"> </w:t>
+      </w:r>
+      <w:r>
+        <w:rPr>
+          <w:rStyle w:val="VerbatimChar"/>
+        </w:rPr>
+        <w:t xml:space="preserve">nullable</w:t>
+      </w:r>
+      <w:r>
+        <w:t xml:space="preserve"> </w:t>
+      </w:r>
+      <w:r>
+        <w:t xml:space="preserve">неверна, в OpenAPI 3.0.3 отсутствие</w:t>
+      </w:r>
+      <w:r>
+        <w:t xml:space="preserve"> </w:t>
+      </w:r>
+      <w:r>
+        <w:rPr>
+          <w:rStyle w:val="VerbatimChar"/>
+        </w:rPr>
+        <w:t xml:space="preserve">nullable: true</w:t>
+      </w:r>
+      <w:r>
+        <w:t xml:space="preserve"> </w:t>
+      </w:r>
+      <w:r>
+        <w:t xml:space="preserve">явный</w:t>
+      </w:r>
+      <w:r>
+        <w:t xml:space="preserve"> </w:t>
+      </w:r>
+      <w:r>
+        <w:rPr>
+          <w:rStyle w:val="VerbatimChar"/>
+        </w:rPr>
+        <w:t xml:space="preserve">null</w:t>
+      </w:r>
+      <w:r>
+        <w:t xml:space="preserve"> </w:t>
+      </w:r>
+      <w:r>
+        <w:t xml:space="preserve">как раз запрещает; ссылка на проверку навигатора для лимита 26 точек — нужны версия приложения, сценарий и результат. В T01.2 лимит 26 точек приведён как согласованное решение встречи 05.10, без ссылок на работоспособность навигатора.</w:t>
+      </w:r>
+    </w:p>
+    <w:bookmarkEnd w:id="20"/>
+    <w:bookmarkStart w:id="23" w:name="изменения-в-редакции-v12"/>
+    <w:p>
+      <w:pPr>
+        <w:pStyle w:val="Heading2"/>
+      </w:pPr>
+      <w:r>
+        <w:t xml:space="preserve">Изменения в редакции v1.2</w:t>
+      </w:r>
+    </w:p>
+    <w:p>
+      <w:pPr>
+        <w:pStyle w:val="FirstParagraph"/>
+      </w:pPr>
+      <w:r>
+        <w:t xml:space="preserve">Повторное ревью 09.10.2026 сверило правки</w:t>
+      </w:r>
+      <w:r>
+        <w:t xml:space="preserve"> </w:t>
+      </w:r>
+      <w:r>
+        <w:rPr>
+          <w:bCs/>
+          <w:b/>
+        </w:rPr>
+        <w:t xml:space="preserve">с текстом спецификации</w:t>
+      </w:r>
+      <w:r>
+        <w:t xml:space="preserve">, а не с перечнем изменений, и нашло два вида остатков: сценарии, доведённые не до конца, и формулировки прежних редакций, оставшиеся в тексте. Замечание справедливо целиком: формулировку «все замечания закрыты» я применила к перечню правок, а не к документу. Все десять содержательных пунктов и все шесть рассинхронизаций приняты.</w:t>
+      </w:r>
+    </w:p>
+    <w:bookmarkStart w:id="21" w:name="содержательные-правки"/>
+    <w:p>
+      <w:pPr>
+        <w:pStyle w:val="Heading3"/>
+      </w:pPr>
+      <w:r>
+        <w:t xml:space="preserve">Содержательные правки</w:t>
+      </w:r>
+    </w:p>
+    <w:tbl>
+      <w:tblPr>
+        <w:tblStyle w:val="Table"/>
+        <w:tblW w:type="auto" w:w="0"/>
+        <w:tblLook w:firstRow="1" w:lastRow="0" w:firstColumn="0" w:lastColumn="0" w:noHBand="0" w:noVBand="0" w:val="0020"/>
+        <w:jc w:val="start"/>
+      </w:tblPr>
+      <w:tblGrid>
+        <w:gridCol w:w="3960"/>
+        <w:gridCol w:w="3960"/>
+      </w:tblGrid>
+      <w:tr>
+        <w:trPr>
+          <w:tblHeader w:val="true"/>
+        </w:trPr>
+        <w:tc>
+          <w:tcPr/>
+          <w:p>
+            <w:pPr>
+              <w:pStyle w:val="Compact"/>
+              <w:jc w:val="left"/>
+            </w:pPr>
+            <w:r>
+              <w:t xml:space="preserve">Что было в v1.1</w:t>
+            </w:r>
+          </w:p>
+        </w:tc>
+        <w:tc>
+          <w:tcPr/>
+          <w:p>
+            <w:pPr>
+              <w:pStyle w:val="Compact"/>
+              <w:jc w:val="left"/>
+            </w:pPr>
+            <w:r>
+              <w:t xml:space="preserve">Что стало</w:t>
             </w:r>
           </w:p>
         </w:tc>
@@ -540,16 +766,7 @@
               <w:jc w:val="left"/>
             </w:pPr>
             <w:r>
-              <w:rPr>
-                <w:rStyle w:val="VerbatimChar"/>
-              </w:rPr>
-              <w:t xml:space="preserve">failedClasses</w:t>
-            </w:r>
-            <w:r>
-              <w:t xml:space="preserve"> </w:t>
-            </w:r>
-            <w:r>
-              <w:t xml:space="preserve">— «классы без расчёта»</w:t>
+              <w:t xml:space="preserve">Трактовка слов заказчика «зафиксировали один раз» подавалась как его ответ</w:t>
             </w:r>
           </w:p>
         </w:tc>
@@ -565,71 +782,101 @@
                 <w:bCs/>
                 <w:b/>
               </w:rPr>
-              <w:t xml:space="preserve">Заменён на</w:t>
-            </w:r>
+              <w:t xml:space="preserve">Обозначена допущением</w:t>
+            </w:r>
+            <w:r>
+              <w:t xml:space="preserve"> </w:t>
+            </w:r>
+            <w:r>
+              <w:t xml:space="preserve">(1.6, п. 19а). Прямого ответа о поведении при редактировании в стенограмме нет, протокол сам фиксирует противоречие с репликой 00:15:26. Правило пересчёта остаётся проектным решением, трактовка вынесена на согласование (3.2)</w:t>
+            </w:r>
+          </w:p>
+        </w:tc>
+      </w:tr>
+      <w:tr>
+        <w:tc>
+          <w:tcPr/>
+          <w:p>
+            <w:pPr>
+              <w:pStyle w:val="Compact"/>
+              <w:jc w:val="left"/>
+            </w:pPr>
+            <w:r>
+              <w:t xml:space="preserve">В 1.5.7 осталось «коэффициенты в расчёте справочника не участвуют»</w:t>
+            </w:r>
+          </w:p>
+        </w:tc>
+        <w:tc>
+          <w:tcPr/>
+          <w:p>
+            <w:pPr>
+              <w:pStyle w:val="Compact"/>
+              <w:jc w:val="left"/>
+            </w:pPr>
             <w:r>
               <w:rPr>
                 <w:bCs/>
                 <w:b/>
               </w:rPr>
-              <w:t xml:space="preserve"> </w:t>
-            </w:r>
-            <w:r>
-              <w:rPr>
-                <w:rStyle w:val="VerbatimChar"/>
+              <w:t xml:space="preserve">Противоречие снято.</w:t>
+            </w:r>
+            <w:r>
+              <w:t xml:space="preserve"> </w:t>
+            </w:r>
+            <w:r>
+              <w:t xml:space="preserve">Дневной либо ночной коэффициент</w:t>
+            </w:r>
+            <w:r>
+              <w:t xml:space="preserve"> </w:t>
+            </w:r>
+            <w:r>
+              <w:rPr>
                 <w:bCs/>
                 <w:b/>
               </w:rPr>
-              <w:t xml:space="preserve">failedTariffs</w:t>
-            </w:r>
+              <w:t xml:space="preserve">применяется всегда</w:t>
+            </w:r>
+            <w:r>
+              <w:t xml:space="preserve"> </w:t>
+            </w:r>
+            <w:r>
+              <w:t xml:space="preserve">и входит в цену; условная дата лишь выбирает, какой. Основание — вариант A ответа на вопрос 16: согласовано назначение времени, а не отключение коэффициентов. Формулировка «без коэффициентов» убрана</w:t>
+            </w:r>
+          </w:p>
+        </w:tc>
+      </w:tr>
+      <w:tr>
+        <w:tc>
+          <w:tcPr/>
+          <w:p>
+            <w:pPr>
+              <w:pStyle w:val="Compact"/>
+              <w:jc w:val="left"/>
+            </w:pPr>
+            <w:r>
+              <w:t xml:space="preserve">Обещано одинаковое значение при неизменных точках, классе и тарифе</w:t>
+            </w:r>
+          </w:p>
+        </w:tc>
+        <w:tc>
+          <w:tcPr/>
+          <w:p>
+            <w:pPr>
+              <w:pStyle w:val="Compact"/>
+              <w:jc w:val="left"/>
+            </w:pPr>
             <w:r>
               <w:rPr>
                 <w:bCs/>
                 <w:b/>
               </w:rPr>
-              <w:t xml:space="preserve">:</w:t>
-            </w:r>
-            <w:r>
-              <w:t xml:space="preserve"> </w:t>
-            </w:r>
-            <w:r>
-              <w:t xml:space="preserve">по одному классу бывает несколько тарифов от разных договоров, и один может рассчитаться, а другой нет. В элементе —</w:t>
-            </w:r>
-            <w:r>
-              <w:t xml:space="preserve"> </w:t>
-            </w:r>
-            <w:r>
-              <w:rPr>
-                <w:rStyle w:val="VerbatimChar"/>
-              </w:rPr>
-              <w:t xml:space="preserve">tariffId</w:t>
-            </w:r>
-            <w:r>
-              <w:t xml:space="preserve">,</w:t>
-            </w:r>
-            <w:r>
-              <w:t xml:space="preserve"> </w:t>
-            </w:r>
-            <w:r>
-              <w:rPr>
-                <w:rStyle w:val="VerbatimChar"/>
-              </w:rPr>
-              <w:t xml:space="preserve">tariffNumber</w:t>
-            </w:r>
-            <w:r>
-              <w:t xml:space="preserve">,</w:t>
-            </w:r>
-            <w:r>
-              <w:t xml:space="preserve"> </w:t>
-            </w:r>
-            <w:r>
-              <w:rPr>
-                <w:rStyle w:val="VerbatimChar"/>
-              </w:rPr>
-              <w:t xml:space="preserve">serviceClass</w:t>
-            </w:r>
-            <w:r>
-              <w:t xml:space="preserve">. Признаки и перечень добавлены в пример ответа</w:t>
+              <w:t xml:space="preserve">Гарантия снята</w:t>
+            </w:r>
+            <w:r>
+              <w:t xml:space="preserve"> </w:t>
+            </w:r>
+            <w:r>
+              <w:t xml:space="preserve">(1.6 п. 19а, 2.4.2 п. 6, 2.6.2 п. 6). Применяются одинаковые правила, но результат может измениться: «ближайший будний день» привязан к моменту вызова, geo может вернуть другое время, у тарифа мог измениться сезонный коэффициент, у «Выбора автомобиля» меняется состав машин</w:t>
             </w:r>
           </w:p>
         </w:tc>
@@ -643,54 +890,124 @@
               <w:jc w:val="left"/>
             </w:pPr>
             <w:r>
-              <w:t xml:space="preserve">Ночные тарифы отбрасывались</w:t>
-            </w:r>
-            <w:r>
-              <w:t xml:space="preserve"> </w:t>
-            </w:r>
+              <w:rPr>
+                <w:rStyle w:val="VerbatimChar"/>
+              </w:rPr>
+              <w:t xml:space="preserve">EXCLUDE … WHERE (is_active)</w:t>
+            </w:r>
+            <w:r>
+              <w:t xml:space="preserve"> </w:t>
+            </w:r>
+            <w:r>
+              <w:t xml:space="preserve">как защита от дубля</w:t>
+            </w:r>
+          </w:p>
+        </w:tc>
+        <w:tc>
+          <w:tcPr/>
+          <w:p>
+            <w:pPr>
+              <w:pStyle w:val="Compact"/>
+              <w:jc w:val="left"/>
+            </w:pPr>
             <w:r>
               <w:rPr>
                 <w:bCs/>
                 <w:b/>
               </w:rPr>
-              <w:t xml:space="preserve">после</w:t>
-            </w:r>
-            <w:r>
-              <w:t xml:space="preserve"> </w:t>
-            </w:r>
-            <w:r>
-              <w:t xml:space="preserve">расчёта</w:t>
-            </w:r>
-          </w:p>
-        </w:tc>
-        <w:tc>
-          <w:tcPr/>
-          <w:p>
-            <w:pPr>
-              <w:pStyle w:val="Compact"/>
-              <w:jc w:val="left"/>
-            </w:pPr>
+              <w:t xml:space="preserve">Отвергнуто</w:t>
+            </w:r>
+            <w:r>
+              <w:t xml:space="preserve"> </w:t>
+            </w:r>
+            <w:r>
+              <w:t xml:space="preserve">(2.1.2, п. 4а). У истёкшей записи</w:t>
+            </w:r>
+            <w:r>
+              <w:t xml:space="preserve"> </w:t>
+            </w:r>
+            <w:r>
+              <w:rPr>
+                <w:rStyle w:val="VerbatimChar"/>
+              </w:rPr>
+              <w:t xml:space="preserve">is_active</w:t>
+            </w:r>
+            <w:r>
+              <w:t xml:space="preserve"> </w:t>
+            </w:r>
+            <w:r>
+              <w:t xml:space="preserve">остаётся</w:t>
+            </w:r>
+            <w:r>
+              <w:t xml:space="preserve"> </w:t>
+            </w:r>
+            <w:r>
+              <w:rPr>
+                <w:rStyle w:val="VerbatimChar"/>
+              </w:rPr>
+              <w:t xml:space="preserve">true</w:t>
+            </w:r>
+            <w:r>
+              <w:t xml:space="preserve">, а условие «и не истекла» в предикат частичного индекса не поставить: предикат обязан быть неизменяемым,</w:t>
+            </w:r>
+            <w:r>
+              <w:t xml:space="preserve"> </w:t>
+            </w:r>
+            <w:r>
+              <w:rPr>
+                <w:rStyle w:val="VerbatimChar"/>
+              </w:rPr>
+              <w:t xml:space="preserve">current_date</w:t>
+            </w:r>
+            <w:r>
+              <w:t xml:space="preserve"> </w:t>
+            </w:r>
+            <w:r>
+              <w:t xml:space="preserve">таковым не является. Ограничение вышло бы</w:t>
+            </w:r>
+            <w:r>
+              <w:t xml:space="preserve"> </w:t>
+            </w:r>
             <w:r>
               <w:rPr>
                 <w:bCs/>
                 <w:b/>
               </w:rPr>
-              <w:t xml:space="preserve">Отбор перенесён до вызовов</w:t>
-            </w:r>
-            <w:r>
-              <w:t xml:space="preserve"> </w:t>
-            </w:r>
-            <w:r>
-              <w:rPr>
-                <w:rStyle w:val="VerbatimChar"/>
-              </w:rPr>
-              <w:t xml:space="preserve">calculate</w:t>
-            </w:r>
-            <w:r>
-              <w:t xml:space="preserve"> </w:t>
-            </w:r>
-            <w:r>
-              <w:t xml:space="preserve">(2.6.2, шаг 5). Там же применяются проверки договора, территории и дат трансфера — те же, что при сохранении</w:t>
+              <w:t xml:space="preserve">строже</w:t>
+            </w:r>
+            <w:r>
+              <w:t xml:space="preserve"> </w:t>
+            </w:r>
+            <w:r>
+              <w:t xml:space="preserve">правила — маршрут с незаданным периодом отклонялся бы из-за любой прошлогодней записи. Принято:</w:t>
+            </w:r>
+            <w:r>
+              <w:t xml:space="preserve"> </w:t>
+            </w:r>
+            <w:r>
+              <w:rPr>
+                <w:rStyle w:val="VerbatimChar"/>
+              </w:rPr>
+              <w:t xml:space="preserve">pg_advisory_xact_lock</w:t>
+            </w:r>
+            <w:r>
+              <w:t xml:space="preserve"> </w:t>
+            </w:r>
+            <w:r>
+              <w:t xml:space="preserve">по ключу сравнения плюс прикладная проверка в той же транзакции. Отдельно сказано, что</w:t>
+            </w:r>
+            <w:r>
+              <w:t xml:space="preserve"> </w:t>
+            </w:r>
+            <w:r>
+              <w:rPr>
+                <w:bCs/>
+                <w:b/>
+              </w:rPr>
+              <w:t xml:space="preserve">409 формирует сервис</w:t>
+            </w:r>
+            <w:r>
+              <w:t xml:space="preserve">, а не база</w:t>
             </w:r>
           </w:p>
         </w:tc>
@@ -704,16 +1021,7 @@
               <w:jc w:val="left"/>
             </w:pPr>
             <w:r>
-              <w:t xml:space="preserve">Для импорта предлагался</w:t>
-            </w:r>
-            <w:r>
-              <w:t xml:space="preserve"> </w:t>
-            </w:r>
-            <w:r>
-              <w:rPr>
-                <w:rStyle w:val="VerbatimChar"/>
-              </w:rPr>
-              <w:t xml:space="preserve">TariffServiceImpl.get(...)</w:t>
+              <w:t xml:space="preserve">Частичный отказ: «полный отказ, только если не ответил ни один вызов»</w:t>
             </w:r>
           </w:p>
         </w:tc>
@@ -729,117 +1037,140 @@
                 <w:bCs/>
                 <w:b/>
               </w:rPr>
-              <w:t xml:space="preserve">Исправлено на доступный контракт</w:t>
-            </w:r>
-            <w:r>
-              <w:t xml:space="preserve"> </w:t>
-            </w:r>
-            <w:r>
-              <w:t xml:space="preserve">(2.7.1): точного поиска по номеру наружу</w:t>
-            </w:r>
-            <w:r>
-              <w:t xml:space="preserve"> </w:t>
-            </w:r>
+              <w:t xml:space="preserve">Случаи разделены таблицей</w:t>
+            </w:r>
+            <w:r>
+              <w:t xml:space="preserve"> </w:t>
+            </w:r>
+            <w:r>
+              <w:t xml:space="preserve">(2.6.2, п. 4а): «тарифов нет» — это 200 с пустым перечнем, а «тарифы есть, но ни один не рассчитан» — 502 либо 504, потому что пустой перечень неотличим от отсутствия тарифов. Добавлен</w:t>
+            </w:r>
+            <w:r>
+              <w:t xml:space="preserve"> </w:t>
+            </w:r>
+            <w:r>
+              <w:rPr>
+                <w:rStyle w:val="VerbatimChar"/>
+              </w:rPr>
+              <w:t xml:space="preserve">partialSearch</w:t>
+            </w:r>
+            <w:r>
+              <w:t xml:space="preserve"> </w:t>
+            </w:r>
+            <w:r>
+              <w:t xml:space="preserve">для случая, когда не ответил сам</w:t>
+            </w:r>
+            <w:r>
+              <w:t xml:space="preserve"> </w:t>
+            </w:r>
+            <w:r>
+              <w:rPr>
+                <w:rStyle w:val="VerbatimChar"/>
+              </w:rPr>
+              <w:t xml:space="preserve">search</w:t>
+            </w:r>
+          </w:p>
+        </w:tc>
+      </w:tr>
+      <w:tr>
+        <w:tc>
+          <w:tcPr/>
+          <w:p>
+            <w:pPr>
+              <w:pStyle w:val="Compact"/>
+              <w:jc w:val="left"/>
+            </w:pPr>
+            <w:r>
+              <w:rPr>
+                <w:rStyle w:val="VerbatimChar"/>
+              </w:rPr>
+              <w:t xml:space="preserve">failedClasses</w:t>
+            </w:r>
+            <w:r>
+              <w:t xml:space="preserve"> </w:t>
+            </w:r>
+            <w:r>
+              <w:t xml:space="preserve">— «классы без расчёта»</w:t>
+            </w:r>
+          </w:p>
+        </w:tc>
+        <w:tc>
+          <w:tcPr/>
+          <w:p>
+            <w:pPr>
+              <w:pStyle w:val="Compact"/>
+              <w:jc w:val="left"/>
+            </w:pPr>
             <w:r>
               <w:rPr>
                 <w:bCs/>
                 <w:b/>
               </w:rPr>
-              <w:t xml:space="preserve">нет</w:t>
-            </w:r>
-            <w:r>
-              <w:t xml:space="preserve"> </w:t>
-            </w:r>
-            <w:r>
-              <w:t xml:space="preserve">— в</w:t>
-            </w:r>
-            <w:r>
-              <w:t xml:space="preserve"> </w:t>
-            </w:r>
-            <w:r>
-              <w:rPr>
-                <w:rStyle w:val="VerbatimChar"/>
-              </w:rPr>
-              <w:t xml:space="preserve">TariffController</w:t>
-            </w:r>
-            <w:r>
-              <w:t xml:space="preserve"> </w:t>
-            </w:r>
-            <w:r>
-              <w:t xml:space="preserve">только</w:t>
-            </w:r>
-            <w:r>
-              <w:t xml:space="preserve"> </w:t>
-            </w:r>
-            <w:r>
-              <w:rPr>
-                <w:rStyle w:val="VerbatimChar"/>
-              </w:rPr>
-              <w:t xml:space="preserve">GET {transportTypeId}/{tariffId}</w:t>
-            </w:r>
-            <w:r>
-              <w:t xml:space="preserve"> </w:t>
-            </w:r>
-            <w:r>
-              <w:t xml:space="preserve">и</w:t>
-            </w:r>
-            <w:r>
-              <w:t xml:space="preserve"> </w:t>
-            </w:r>
-            <w:r>
-              <w:rPr>
-                <w:rStyle w:val="VerbatimChar"/>
-              </w:rPr>
-              <w:t xml:space="preserve">POST search</w:t>
-            </w:r>
-            <w:r>
-              <w:t xml:space="preserve">, а фильтр</w:t>
-            </w:r>
-            <w:r>
-              <w:t xml:space="preserve"> </w:t>
-            </w:r>
-            <w:r>
-              <w:rPr>
-                <w:rStyle w:val="VerbatimChar"/>
-              </w:rPr>
-              <w:t xml:space="preserve">humanReadableId</w:t>
-            </w:r>
-            <w:r>
-              <w:t xml:space="preserve"> </w:t>
-            </w:r>
-            <w:r>
-              <w:t xml:space="preserve">ищет по подстроке. Используется</w:t>
-            </w:r>
-            <w:r>
-              <w:t xml:space="preserve"> </w:t>
-            </w:r>
-            <w:r>
-              <w:rPr>
-                <w:rStyle w:val="VerbatimChar"/>
-              </w:rPr>
-              <w:t xml:space="preserve">search</w:t>
-            </w:r>
-            <w:r>
-              <w:t xml:space="preserve"> </w:t>
-            </w:r>
-            <w:r>
-              <w:t xml:space="preserve">с последующей проверкой</w:t>
-            </w:r>
-            <w:r>
-              <w:t xml:space="preserve"> </w:t>
+              <w:t xml:space="preserve">Заменён на</w:t>
             </w:r>
             <w:r>
               <w:rPr>
                 <w:bCs/>
                 <w:b/>
               </w:rPr>
-              <w:t xml:space="preserve">точного равенства</w:t>
-            </w:r>
-            <w:r>
-              <w:t xml:space="preserve"> </w:t>
-            </w:r>
-            <w:r>
-              <w:t xml:space="preserve">номера, принадлежности организации и вида транспорта на своей стороне</w:t>
+              <w:t xml:space="preserve"> </w:t>
+            </w:r>
+            <w:r>
+              <w:rPr>
+                <w:rStyle w:val="VerbatimChar"/>
+                <w:bCs/>
+                <w:b/>
+              </w:rPr>
+              <w:t xml:space="preserve">failedTariffs</w:t>
+            </w:r>
+            <w:r>
+              <w:rPr>
+                <w:bCs/>
+                <w:b/>
+              </w:rPr>
+              <w:t xml:space="preserve">:</w:t>
+            </w:r>
+            <w:r>
+              <w:t xml:space="preserve"> </w:t>
+            </w:r>
+            <w:r>
+              <w:t xml:space="preserve">по одному классу бывает несколько тарифов от разных договоров, и один может рассчитаться, а другой нет. В элементе —</w:t>
+            </w:r>
+            <w:r>
+              <w:t xml:space="preserve"> </w:t>
+            </w:r>
+            <w:r>
+              <w:rPr>
+                <w:rStyle w:val="VerbatimChar"/>
+              </w:rPr>
+              <w:t xml:space="preserve">tariffId</w:t>
+            </w:r>
+            <w:r>
+              <w:t xml:space="preserve">,</w:t>
+            </w:r>
+            <w:r>
+              <w:t xml:space="preserve"> </w:t>
+            </w:r>
+            <w:r>
+              <w:rPr>
+                <w:rStyle w:val="VerbatimChar"/>
+              </w:rPr>
+              <w:t xml:space="preserve">tariffNumber</w:t>
+            </w:r>
+            <w:r>
+              <w:t xml:space="preserve">,</w:t>
+            </w:r>
+            <w:r>
+              <w:t xml:space="preserve"> </w:t>
+            </w:r>
+            <w:r>
+              <w:rPr>
+                <w:rStyle w:val="VerbatimChar"/>
+              </w:rPr>
+              <w:t xml:space="preserve">serviceClass</w:t>
+            </w:r>
+            <w:r>
+              <w:t xml:space="preserve">. Признаки и перечень добавлены в пример ответа</w:t>
             </w:r>
           </w:p>
         </w:tc>
@@ -853,29 +1184,54 @@
               <w:jc w:val="left"/>
             </w:pPr>
             <w:r>
-              <w:t xml:space="preserve">Исключение реестров из MVP обосновано отсутствием в прежних БТ</w:t>
-            </w:r>
-          </w:p>
-        </w:tc>
-        <w:tc>
-          <w:tcPr/>
-          <w:p>
-            <w:pPr>
-              <w:pStyle w:val="Compact"/>
-              <w:jc w:val="left"/>
-            </w:pPr>
+              <w:t xml:space="preserve">Ночные тарифы отбрасывались</w:t>
+            </w:r>
+            <w:r>
+              <w:t xml:space="preserve"> </w:t>
+            </w:r>
             <w:r>
               <w:rPr>
                 <w:bCs/>
                 <w:b/>
               </w:rPr>
-              <w:t xml:space="preserve">Основание помечено требующим уточнения</w:t>
-            </w:r>
-            <w:r>
-              <w:t xml:space="preserve"> </w:t>
-            </w:r>
-            <w:r>
-              <w:t xml:space="preserve">(3.3): возраст БТ объём релиза не определяет, ответ заказчика позже БТ его расширяет. Бесспорная часть выделена: к T01.2 это не относится ни при каком решении</w:t>
+              <w:t xml:space="preserve">после</w:t>
+            </w:r>
+            <w:r>
+              <w:t xml:space="preserve"> </w:t>
+            </w:r>
+            <w:r>
+              <w:t xml:space="preserve">расчёта</w:t>
+            </w:r>
+          </w:p>
+        </w:tc>
+        <w:tc>
+          <w:tcPr/>
+          <w:p>
+            <w:pPr>
+              <w:pStyle w:val="Compact"/>
+              <w:jc w:val="left"/>
+            </w:pPr>
+            <w:r>
+              <w:rPr>
+                <w:bCs/>
+                <w:b/>
+              </w:rPr>
+              <w:t xml:space="preserve">Отбор перенесён до вызовов</w:t>
+            </w:r>
+            <w:r>
+              <w:t xml:space="preserve"> </w:t>
+            </w:r>
+            <w:r>
+              <w:rPr>
+                <w:rStyle w:val="VerbatimChar"/>
+              </w:rPr>
+              <w:t xml:space="preserve">calculate</w:t>
+            </w:r>
+            <w:r>
+              <w:t xml:space="preserve"> </w:t>
+            </w:r>
+            <w:r>
+              <w:t xml:space="preserve">(2.6.2, шаг 5). Там же применяются проверки договора, территории и дат трансфера — те же, что при сохранении</w:t>
             </w:r>
           </w:p>
         </w:tc>
@@ -889,7 +1245,16 @@
               <w:jc w:val="left"/>
             </w:pPr>
             <w:r>
-              <w:t xml:space="preserve">Геокодирование запускалось, только если текстовых частей нет совсем</w:t>
+              <w:t xml:space="preserve">Для импорта предлагался</w:t>
+            </w:r>
+            <w:r>
+              <w:t xml:space="preserve"> </w:t>
+            </w:r>
+            <w:r>
+              <w:rPr>
+                <w:rStyle w:val="VerbatimChar"/>
+              </w:rPr>
+              <w:t xml:space="preserve">TariffServiceImpl.get(...)</w:t>
             </w:r>
           </w:p>
         </w:tc>
@@ -905,13 +1270,13 @@
                 <w:bCs/>
                 <w:b/>
               </w:rPr>
-              <w:t xml:space="preserve">Запускается при нехватке нужных частей</w:t>
-            </w:r>
-            <w:r>
-              <w:t xml:space="preserve"> </w:t>
-            </w:r>
-            <w:r>
-              <w:t xml:space="preserve">(2.1.3, шаг 2). Для первой точки достаточно отсутствия страны, региона</w:t>
+              <w:t xml:space="preserve">Исправлено на доступный контракт</w:t>
+            </w:r>
+            <w:r>
+              <w:t xml:space="preserve"> </w:t>
+            </w:r>
+            <w:r>
+              <w:t xml:space="preserve">(2.7.1): точного поиска по номеру наружу</w:t>
             </w:r>
             <w:r>
               <w:t xml:space="preserve"> </w:t>
@@ -921,13 +1286,101 @@
                 <w:bCs/>
                 <w:b/>
               </w:rPr>
-              <w:t xml:space="preserve">или</w:t>
-            </w:r>
-            <w:r>
-              <w:t xml:space="preserve"> </w:t>
-            </w:r>
-            <w:r>
-              <w:t xml:space="preserve">города; полученные части дополняют переданные, не затирая их</w:t>
+              <w:t xml:space="preserve">нет</w:t>
+            </w:r>
+            <w:r>
+              <w:t xml:space="preserve"> </w:t>
+            </w:r>
+            <w:r>
+              <w:t xml:space="preserve">— в</w:t>
+            </w:r>
+            <w:r>
+              <w:t xml:space="preserve"> </w:t>
+            </w:r>
+            <w:r>
+              <w:rPr>
+                <w:rStyle w:val="VerbatimChar"/>
+              </w:rPr>
+              <w:t xml:space="preserve">TariffController</w:t>
+            </w:r>
+            <w:r>
+              <w:t xml:space="preserve"> </w:t>
+            </w:r>
+            <w:r>
+              <w:t xml:space="preserve">только</w:t>
+            </w:r>
+            <w:r>
+              <w:t xml:space="preserve"> </w:t>
+            </w:r>
+            <w:r>
+              <w:rPr>
+                <w:rStyle w:val="VerbatimChar"/>
+              </w:rPr>
+              <w:t xml:space="preserve">GET {transportTypeId}/{tariffId}</w:t>
+            </w:r>
+            <w:r>
+              <w:t xml:space="preserve"> </w:t>
+            </w:r>
+            <w:r>
+              <w:t xml:space="preserve">и</w:t>
+            </w:r>
+            <w:r>
+              <w:t xml:space="preserve"> </w:t>
+            </w:r>
+            <w:r>
+              <w:rPr>
+                <w:rStyle w:val="VerbatimChar"/>
+              </w:rPr>
+              <w:t xml:space="preserve">POST search</w:t>
+            </w:r>
+            <w:r>
+              <w:t xml:space="preserve">, а фильтр</w:t>
+            </w:r>
+            <w:r>
+              <w:t xml:space="preserve"> </w:t>
+            </w:r>
+            <w:r>
+              <w:rPr>
+                <w:rStyle w:val="VerbatimChar"/>
+              </w:rPr>
+              <w:t xml:space="preserve">humanReadableId</w:t>
+            </w:r>
+            <w:r>
+              <w:t xml:space="preserve"> </w:t>
+            </w:r>
+            <w:r>
+              <w:t xml:space="preserve">ищет по подстроке. Используется</w:t>
+            </w:r>
+            <w:r>
+              <w:t xml:space="preserve"> </w:t>
+            </w:r>
+            <w:r>
+              <w:rPr>
+                <w:rStyle w:val="VerbatimChar"/>
+              </w:rPr>
+              <w:t xml:space="preserve">search</w:t>
+            </w:r>
+            <w:r>
+              <w:t xml:space="preserve"> </w:t>
+            </w:r>
+            <w:r>
+              <w:t xml:space="preserve">с последующей проверкой</w:t>
+            </w:r>
+            <w:r>
+              <w:t xml:space="preserve"> </w:t>
+            </w:r>
+            <w:r>
+              <w:rPr>
+                <w:bCs/>
+                <w:b/>
+              </w:rPr>
+              <w:t xml:space="preserve">точного равенства</w:t>
+            </w:r>
+            <w:r>
+              <w:t xml:space="preserve"> </w:t>
+            </w:r>
+            <w:r>
+              <w:t xml:space="preserve">номера, принадлежности организации и вида транспорта на своей стороне</w:t>
             </w:r>
           </w:p>
         </w:tc>
@@ -941,7 +1394,7 @@
               <w:jc w:val="left"/>
             </w:pPr>
             <w:r>
-              <w:t xml:space="preserve">«Один вызов сервиса тарифов на страницу»</w:t>
+              <w:t xml:space="preserve">Исключение реестров из MVP обосновано отсутствием в прежних БТ</w:t>
             </w:r>
           </w:p>
         </w:tc>
@@ -957,6 +1410,94 @@
                 <w:bCs/>
                 <w:b/>
               </w:rPr>
+              <w:t xml:space="preserve">Основание помечено требующим уточнения</w:t>
+            </w:r>
+            <w:r>
+              <w:t xml:space="preserve"> </w:t>
+            </w:r>
+            <w:r>
+              <w:t xml:space="preserve">(3.3): возраст БТ объём релиза не определяет, ответ заказчика позже БТ его расширяет. Бесспорная часть выделена: к T01.2 это не относится ни при каком решении</w:t>
+            </w:r>
+          </w:p>
+        </w:tc>
+      </w:tr>
+      <w:tr>
+        <w:tc>
+          <w:tcPr/>
+          <w:p>
+            <w:pPr>
+              <w:pStyle w:val="Compact"/>
+              <w:jc w:val="left"/>
+            </w:pPr>
+            <w:r>
+              <w:t xml:space="preserve">Геокодирование запускалось, только если текстовых частей нет совсем</w:t>
+            </w:r>
+          </w:p>
+        </w:tc>
+        <w:tc>
+          <w:tcPr/>
+          <w:p>
+            <w:pPr>
+              <w:pStyle w:val="Compact"/>
+              <w:jc w:val="left"/>
+            </w:pPr>
+            <w:r>
+              <w:rPr>
+                <w:bCs/>
+                <w:b/>
+              </w:rPr>
+              <w:t xml:space="preserve">Запускается при нехватке нужных частей</w:t>
+            </w:r>
+            <w:r>
+              <w:t xml:space="preserve"> </w:t>
+            </w:r>
+            <w:r>
+              <w:t xml:space="preserve">(2.1.3, шаг 2). Для первой точки достаточно отсутствия страны, региона</w:t>
+            </w:r>
+            <w:r>
+              <w:t xml:space="preserve"> </w:t>
+            </w:r>
+            <w:r>
+              <w:rPr>
+                <w:bCs/>
+                <w:b/>
+              </w:rPr>
+              <w:t xml:space="preserve">или</w:t>
+            </w:r>
+            <w:r>
+              <w:t xml:space="preserve"> </w:t>
+            </w:r>
+            <w:r>
+              <w:t xml:space="preserve">города; полученные части дополняют переданные, не затирая их</w:t>
+            </w:r>
+          </w:p>
+        </w:tc>
+      </w:tr>
+      <w:tr>
+        <w:tc>
+          <w:tcPr/>
+          <w:p>
+            <w:pPr>
+              <w:pStyle w:val="Compact"/>
+              <w:jc w:val="left"/>
+            </w:pPr>
+            <w:r>
+              <w:t xml:space="preserve">«Один вызов сервиса тарифов на страницу»</w:t>
+            </w:r>
+          </w:p>
+        </w:tc>
+        <w:tc>
+          <w:tcPr/>
+          <w:p>
+            <w:pPr>
+              <w:pStyle w:val="Compact"/>
+              <w:jc w:val="left"/>
+            </w:pPr>
+            <w:r>
+              <w:rPr>
+                <w:bCs/>
+                <w:b/>
+              </w:rPr>
               <w:t xml:space="preserve">Обещание убрано</w:t>
             </w:r>
             <w:r>
@@ -969,8 +1510,8 @@
         </w:tc>
       </w:tr>
     </w:tbl>
-    <w:bookmarkEnd w:id="20"/>
-    <w:bookmarkStart w:id="21" w:name="синхронизация-текста"/>
+    <w:bookmarkEnd w:id="21"/>
+    <w:bookmarkStart w:id="22" w:name="синхронизация-текста"/>
     <w:p>
       <w:pPr>
         <w:pStyle w:val="Heading3"/>
@@ -1658,9 +2199,9 @@
         <w:t xml:space="preserve">под защиту от конкурентного дубля. Человекочитаемый номер тарифа в модели уже есть.</w:t>
       </w:r>
     </w:p>
-    <w:bookmarkEnd w:id="21"/>
     <w:bookmarkEnd w:id="22"/>
-    <w:bookmarkStart w:id="23" w:name="изменения-в-редакции-v11"/>
+    <w:bookmarkEnd w:id="23"/>
+    <w:bookmarkStart w:id="24" w:name="изменения-в-редакции-v11"/>
     <w:p>
       <w:pPr>
         <w:pStyle w:val="Heading2"/>
@@ -3339,8 +3880,8 @@
         <w:t xml:space="preserve">убран как отдельное правило (в v1.1 упоминания остались в тексте — вычищены в v1.2), территориальное ограничение вводить не предлагаю: точка, по которой не строится ветка геозон, и так отсекается на шаге 3 сценария адреса. По замечанию 16: исключение реестров из MVP сохраняется, потому что опирается на принятое в проекте правило «требование сверх скоупа БТ в MVP не входит»; исправлено именно основание, а не вывод.</w:t>
       </w:r>
     </w:p>
-    <w:bookmarkEnd w:id="23"/>
-    <w:bookmarkStart w:id="39" w:name="X9af67c4b03888872d06274b02fae62443cd003e"/>
+    <w:bookmarkEnd w:id="24"/>
+    <w:bookmarkStart w:id="40" w:name="X9af67c4b03888872d06274b02fae62443cd003e"/>
     <w:p>
       <w:pPr>
         <w:pStyle w:val="Heading2"/>
@@ -3349,7 +3890,7 @@
         <w:t xml:space="preserve">1 Назначение и границы</w:t>
       </w:r>
     </w:p>
-    <w:bookmarkStart w:id="24" w:name="X70aef7260fd6a11cd5a7b049ad3277307289fe6"/>
+    <w:bookmarkStart w:id="25" w:name="X70aef7260fd6a11cd5a7b049ad3277307289fe6"/>
     <w:p>
       <w:pPr>
         <w:pStyle w:val="Heading3"/>
@@ -3389,8 +3930,8 @@
         <w:t xml:space="preserve">(связка роль ↔ метод + URL в БД). Формулировка БТ про роль «Управляющий справочниками» (BR-04) этим решением закрыта и требует правки в БТ; роль с таким названием в коде платформы не найдена, поэтому какая именно роль даёт право — решено по умолчанию (приложение v19, прежний вопрос 14).</w:t>
       </w:r>
     </w:p>
-    <w:bookmarkEnd w:id="24"/>
-    <w:bookmarkStart w:id="25" w:name="X94211e7f0f3c48f723fc7edea350688f53f479b"/>
+    <w:bookmarkEnd w:id="25"/>
+    <w:bookmarkStart w:id="26" w:name="X94211e7f0f3c48f723fc7edea350688f53f479b"/>
     <w:p>
       <w:pPr>
         <w:pStyle w:val="Heading3"/>
@@ -3604,8 +4145,8 @@
         </w:tc>
       </w:tr>
     </w:tbl>
-    <w:bookmarkEnd w:id="25"/>
-    <w:bookmarkStart w:id="26" w:name="Xade83067d0855e42c92039655eeaafec4197ce7"/>
+    <w:bookmarkEnd w:id="26"/>
+    <w:bookmarkStart w:id="27" w:name="Xade83067d0855e42c92039655eeaafec4197ce7"/>
     <w:p>
       <w:pPr>
         <w:pStyle w:val="Heading3"/>
@@ -3698,8 +4239,8 @@
         <w:t xml:space="preserve">Серверная валидация бизнес-правил независимо от ограничений интерфейса.</w:t>
       </w:r>
     </w:p>
-    <w:bookmarkEnd w:id="26"/>
-    <w:bookmarkStart w:id="27" w:name="X8515b58d163b0b97e32888a6427456a62691813"/>
+    <w:bookmarkEnd w:id="27"/>
+    <w:bookmarkStart w:id="28" w:name="X8515b58d163b0b97e32888a6427456a62691813"/>
     <w:p>
       <w:pPr>
         <w:pStyle w:val="Heading3"/>
@@ -4158,8 +4699,8 @@
         <w:t xml:space="preserve">, фронты). Соотнесение уже написанного кода с принятой границей — вне объёма этого документа.</w:t>
       </w:r>
     </w:p>
-    <w:bookmarkEnd w:id="27"/>
-    <w:bookmarkStart w:id="36" w:name="Xfa8919b6e37b9b9fb43ebf74032b30504c7505d"/>
+    <w:bookmarkEnd w:id="28"/>
+    <w:bookmarkStart w:id="37" w:name="Xfa8919b6e37b9b9fb43ebf74032b30504c7505d"/>
     <w:p>
       <w:pPr>
         <w:pStyle w:val="Heading3"/>
@@ -4515,7 +5056,7 @@
         <w:t xml:space="preserve">.</w:t>
       </w:r>
     </w:p>
-    <w:bookmarkStart w:id="28" w:name="X791009907951d08d916d5e443f542ace0627533"/>
+    <w:bookmarkStart w:id="29" w:name="X791009907951d08d916d5e443f542ace0627533"/>
     <w:p>
       <w:pPr>
         <w:pStyle w:val="Heading4"/>
@@ -5621,8 +6162,8 @@
         </w:tc>
       </w:tr>
     </w:tbl>
-    <w:bookmarkEnd w:id="28"/>
-    <w:bookmarkStart w:id="29" w:name="X20e91d35f04ab05352e3b3c48c42669c4431484"/>
+    <w:bookmarkEnd w:id="29"/>
+    <w:bookmarkStart w:id="30" w:name="X20e91d35f04ab05352e3b3c48c42669c4431484"/>
     <w:p>
       <w:pPr>
         <w:pStyle w:val="Heading4"/>
@@ -7098,8 +7639,8 @@
         </w:tc>
       </w:tr>
     </w:tbl>
-    <w:bookmarkEnd w:id="29"/>
-    <w:bookmarkStart w:id="30" w:name="X6c49174a03943f043d814a0a7cce688ac32441d"/>
+    <w:bookmarkEnd w:id="30"/>
+    <w:bookmarkStart w:id="31" w:name="X6c49174a03943f043d814a0a7cce688ac32441d"/>
     <w:p>
       <w:pPr>
         <w:pStyle w:val="Heading4"/>
@@ -7689,8 +8230,8 @@
         </w:tc>
       </w:tr>
     </w:tbl>
-    <w:bookmarkEnd w:id="30"/>
-    <w:bookmarkStart w:id="31" w:name="Xf70d299d4d3191b005a2df2fe00c95aa1059abe"/>
+    <w:bookmarkEnd w:id="31"/>
+    <w:bookmarkStart w:id="32" w:name="Xf70d299d4d3191b005a2df2fe00c95aa1059abe"/>
     <w:p>
       <w:pPr>
         <w:pStyle w:val="Heading4"/>
@@ -8179,8 +8720,8 @@
         </w:tc>
       </w:tr>
     </w:tbl>
-    <w:bookmarkEnd w:id="31"/>
-    <w:bookmarkStart w:id="32" w:name="Xf5e484960b8883eea48f977fea64812f0ca6677"/>
+    <w:bookmarkEnd w:id="32"/>
+    <w:bookmarkStart w:id="33" w:name="Xf5e484960b8883eea48f977fea64812f0ca6677"/>
     <w:p>
       <w:pPr>
         <w:pStyle w:val="Heading4"/>
@@ -9132,8 +9673,8 @@
         </w:tc>
       </w:tr>
     </w:tbl>
-    <w:bookmarkEnd w:id="32"/>
-    <w:bookmarkStart w:id="33" w:name="Xdecc51c80c40457355922655dbd191b4d5eb689"/>
+    <w:bookmarkEnd w:id="33"/>
+    <w:bookmarkStart w:id="34" w:name="Xdecc51c80c40457355922655dbd191b4d5eb689"/>
     <w:p>
       <w:pPr>
         <w:pStyle w:val="Heading4"/>
@@ -11144,8 +11685,8 @@
         </w:tc>
       </w:tr>
     </w:tbl>
-    <w:bookmarkEnd w:id="33"/>
-    <w:bookmarkStart w:id="34" w:name="Xb06fbcc4e57c98f77f41136d7eee0054c2dd22c"/>
+    <w:bookmarkEnd w:id="34"/>
+    <w:bookmarkStart w:id="35" w:name="Xb06fbcc4e57c98f77f41136d7eee0054c2dd22c"/>
     <w:p>
       <w:pPr>
         <w:pStyle w:val="Heading4"/>
@@ -11625,7 +12166,51 @@
               <w:t xml:space="preserve"> </w:t>
             </w:r>
             <w:r>
-              <w:t xml:space="preserve">трактуется как [22:00, 06:00) в часовом поясе региона первой точки, как в T01.1.</w:t>
+              <w:t xml:space="preserve">трактуется как [22:00, 06:00) в часовом поясе региона первой точки, как в T01.1. Расхождение окон на границе 06:00–07:00 на нас не влияет, потому что на это время мы не считаем. Смешивать два окна в документации нельзя</w:t>
+            </w:r>
+          </w:p>
+        </w:tc>
+      </w:tr>
+      <w:tr>
+        <w:tc>
+          <w:tcPr/>
+          <w:p>
+            <w:pPr>
+              <w:pStyle w:val="Compact"/>
+              <w:jc w:val="left"/>
+            </w:pPr>
+            <w:r>
+              <w:t xml:space="preserve">Ночной тариф — отдельная запись</w:t>
+            </w:r>
+          </w:p>
+        </w:tc>
+        <w:tc>
+          <w:tcPr/>
+          <w:p>
+            <w:pPr>
+              <w:pStyle w:val="Compact"/>
+              <w:jc w:val="left"/>
+            </w:pPr>
+            <w:r>
+              <w:rPr>
+                <w:rStyle w:val="VerbatimChar"/>
+              </w:rPr>
+              <w:t xml:space="preserve">[КОД]</w:t>
+            </w:r>
+            <w:r>
+              <w:t xml:space="preserve"> </w:t>
+            </w:r>
+            <w:r>
+              <w:rPr>
+                <w:rStyle w:val="VerbatimChar"/>
+              </w:rPr>
+              <w:t xml:space="preserve">removeUnnecessaryTariffs</w:t>
+            </w:r>
+            <w:r>
+              <w:t xml:space="preserve"> </w:t>
+            </w:r>
+            <w:r>
+              <w:t xml:space="preserve">— строгое исключающее «или»: ночная поездка получает</w:t>
             </w:r>
             <w:r>
               <w:t xml:space="preserve"> </w:t>
@@ -11635,13 +12220,62 @@
                 <w:bCs/>
                 <w:b/>
               </w:rPr>
-              <w:t xml:space="preserve">Коэффициент при расчёте справочника применяется</w:t>
-            </w:r>
-            <w:r>
-              <w:t xml:space="preserve"> </w:t>
-            </w:r>
-            <w:r>
-              <w:t xml:space="preserve">— выключить его нельзя (строка выше); условная дата лишь выбирает, какой именно: при 12:00 действует дневной, при 23:00 — ночной. Поэтому расхождение окон на границе 06:00–07:00 на нас не влияет только потому, что мы не считаем на это время. Смешивать два окна в документации нельзя</w:t>
+              <w:t xml:space="preserve">только</w:t>
+            </w:r>
+            <w:r>
+              <w:t xml:space="preserve"> </w:t>
+            </w:r>
+            <w:r>
+              <w:t xml:space="preserve">ночные тарифы, дневная —</w:t>
+            </w:r>
+            <w:r>
+              <w:t xml:space="preserve"> </w:t>
+            </w:r>
+            <w:r>
+              <w:rPr>
+                <w:bCs/>
+                <w:b/>
+              </w:rPr>
+              <w:t xml:space="preserve">только</w:t>
+            </w:r>
+            <w:r>
+              <w:t xml:space="preserve"> </w:t>
+            </w:r>
+            <w:r>
+              <w:t xml:space="preserve">дневные</w:t>
+            </w:r>
+          </w:p>
+        </w:tc>
+        <w:tc>
+          <w:tcPr/>
+          <w:p>
+            <w:pPr>
+              <w:pStyle w:val="Compact"/>
+              <w:jc w:val="left"/>
+            </w:pPr>
+            <w:r>
+              <w:rPr>
+                <w:rStyle w:val="VerbatimChar"/>
+              </w:rPr>
+              <w:t xml:space="preserve">isNightTariff</w:t>
+            </w:r>
+            <w:r>
+              <w:t xml:space="preserve"> </w:t>
+            </w:r>
+            <w:r>
+              <w:t xml:space="preserve">применим к</w:t>
+            </w:r>
+            <w:r>
+              <w:t xml:space="preserve"> </w:t>
+            </w:r>
+            <w:r>
+              <w:rPr>
+                <w:rStyle w:val="VerbatimChar"/>
+              </w:rPr>
+              <w:t xml:space="preserve">TAXI</w:t>
+            </w:r>
+            <w:r>
+              <w:t xml:space="preserve">; у тарифов группового трансфера признака ночного тарифа нет, для трансфера поле необязательно и по умолчанию выключено</w:t>
             </w:r>
           </w:p>
         </w:tc>
@@ -11655,7 +12289,7 @@
               <w:jc w:val="left"/>
             </w:pPr>
             <w:r>
-              <w:t xml:space="preserve">Ночной тариф — отдельная запись</w:t>
+              <w:t xml:space="preserve">Временной коэффициент</w:t>
             </w:r>
           </w:p>
         </w:tc>
@@ -11676,16 +12310,37 @@
               <w:t xml:space="preserve"> </w:t>
             </w:r>
             <w:r>
-              <w:rPr>
-                <w:rStyle w:val="VerbatimChar"/>
-              </w:rPr>
-              <w:t xml:space="preserve">removeUnnecessaryTariffs</w:t>
-            </w:r>
-            <w:r>
-              <w:t xml:space="preserve"> </w:t>
-            </w:r>
-            <w:r>
-              <w:t xml:space="preserve">— строгое исключающее «или»: ночная поездка получает</w:t>
+              <w:t xml:space="preserve">Цена такси умножается на коэффициент по полосам: выходной (суббота и воскресенье), утро 07:00–10:00, день 10:00–18:00, вечер 18:00–22:00, ночь 22:00–07:00 (</w:t>
+            </w:r>
+            <w:r>
+              <w:rPr>
+                <w:rStyle w:val="VerbatimChar"/>
+              </w:rPr>
+              <w:t xml:space="preserve">getTimeCoefficient</w:t>
+            </w:r>
+            <w:r>
+              <w:t xml:space="preserve">,</w:t>
+            </w:r>
+            <w:r>
+              <w:t xml:space="preserve"> </w:t>
+            </w:r>
+            <w:r>
+              <w:rPr>
+                <w:rStyle w:val="VerbatimChar"/>
+              </w:rPr>
+              <w:t xml:space="preserve">TimedTariffParams</w:t>
+            </w:r>
+            <w:r>
+              <w:t xml:space="preserve">); отдельно есть сезонные границы (</w:t>
+            </w:r>
+            <w:r>
+              <w:rPr>
+                <w:rStyle w:val="VerbatimChar"/>
+              </w:rPr>
+              <w:t xml:space="preserve">getSeasonCoefficient</w:t>
+            </w:r>
+            <w:r>
+              <w:t xml:space="preserve">).</w:t>
             </w:r>
             <w:r>
               <w:t xml:space="preserve"> </w:t>
@@ -11695,127 +12350,35 @@
                 <w:bCs/>
                 <w:b/>
               </w:rPr>
-              <w:t xml:space="preserve">только</w:t>
-            </w:r>
-            <w:r>
-              <w:t xml:space="preserve"> </w:t>
-            </w:r>
-            <w:r>
-              <w:t xml:space="preserve">ночные тарифы, дневная —</w:t>
-            </w:r>
-            <w:r>
-              <w:t xml:space="preserve"> </w:t>
-            </w:r>
+              <w:t xml:space="preserve">Коэффициент применяется всегда:</w:t>
+            </w:r>
+            <w:r>
+              <w:t xml:space="preserve"> </w:t>
+            </w:r>
+            <w:r>
+              <w:t xml:space="preserve">«не учитывать» его нельзя, можно только задать дату и время, попадающие в нужную полосу</w:t>
+            </w:r>
+          </w:p>
+        </w:tc>
+        <w:tc>
+          <w:tcPr/>
+          <w:p>
+            <w:pPr>
+              <w:pStyle w:val="Compact"/>
+              <w:jc w:val="left"/>
+            </w:pPr>
             <w:r>
               <w:rPr>
                 <w:bCs/>
                 <w:b/>
               </w:rPr>
-              <w:t xml:space="preserve">только</w:t>
-            </w:r>
-            <w:r>
-              <w:t xml:space="preserve"> </w:t>
-            </w:r>
-            <w:r>
-              <w:t xml:space="preserve">дневные</w:t>
-            </w:r>
-          </w:p>
-        </w:tc>
-        <w:tc>
-          <w:tcPr/>
-          <w:p>
-            <w:pPr>
-              <w:pStyle w:val="Compact"/>
-              <w:jc w:val="left"/>
-            </w:pPr>
-            <w:r>
-              <w:rPr>
-                <w:rStyle w:val="VerbatimChar"/>
-              </w:rPr>
-              <w:t xml:space="preserve">isNightTariff</w:t>
-            </w:r>
-            <w:r>
-              <w:t xml:space="preserve"> </w:t>
-            </w:r>
-            <w:r>
-              <w:t xml:space="preserve">применим к</w:t>
-            </w:r>
-            <w:r>
-              <w:t xml:space="preserve"> </w:t>
-            </w:r>
-            <w:r>
-              <w:rPr>
-                <w:rStyle w:val="VerbatimChar"/>
-              </w:rPr>
-              <w:t xml:space="preserve">TAXI</w:t>
-            </w:r>
-            <w:r>
-              <w:t xml:space="preserve">; у тарифов группового трансфера признака ночного тарифа нет, для трансфера поле необязательно и по умолчанию выключено</w:t>
-            </w:r>
-          </w:p>
-        </w:tc>
-      </w:tr>
-      <w:tr>
-        <w:tc>
-          <w:tcPr/>
-          <w:p>
-            <w:pPr>
-              <w:pStyle w:val="Compact"/>
-              <w:jc w:val="left"/>
-            </w:pPr>
-            <w:r>
-              <w:t xml:space="preserve">Временной коэффициент</w:t>
-            </w:r>
-          </w:p>
-        </w:tc>
-        <w:tc>
-          <w:tcPr/>
-          <w:p>
-            <w:pPr>
-              <w:pStyle w:val="Compact"/>
-              <w:jc w:val="left"/>
-            </w:pPr>
-            <w:r>
-              <w:rPr>
-                <w:rStyle w:val="VerbatimChar"/>
-              </w:rPr>
-              <w:t xml:space="preserve">[КОД]</w:t>
-            </w:r>
-            <w:r>
-              <w:t xml:space="preserve"> </w:t>
-            </w:r>
-            <w:r>
-              <w:t xml:space="preserve">Цена такси умножается на коэффициент по полосам: выходной (суббота и воскресенье), утро 07:00–10:00, день 10:00–18:00, вечер 18:00–22:00, ночь 22:00–07:00 (</w:t>
-            </w:r>
-            <w:r>
-              <w:rPr>
-                <w:rStyle w:val="VerbatimChar"/>
-              </w:rPr>
-              <w:t xml:space="preserve">getTimeCoefficient</w:t>
-            </w:r>
-            <w:r>
-              <w:t xml:space="preserve">,</w:t>
-            </w:r>
-            <w:r>
-              <w:t xml:space="preserve"> </w:t>
-            </w:r>
-            <w:r>
-              <w:rPr>
-                <w:rStyle w:val="VerbatimChar"/>
-              </w:rPr>
-              <w:t xml:space="preserve">TimedTariffParams</w:t>
-            </w:r>
-            <w:r>
-              <w:t xml:space="preserve">); отдельно есть сезонные границы (</w:t>
-            </w:r>
-            <w:r>
-              <w:rPr>
-                <w:rStyle w:val="VerbatimChar"/>
-              </w:rPr>
-              <w:t xml:space="preserve">getSeasonCoefficient</w:t>
-            </w:r>
-            <w:r>
-              <w:t xml:space="preserve">).</w:t>
+              <w:t xml:space="preserve">Требование зафиксировано:</w:t>
+            </w:r>
+            <w:r>
+              <w:t xml:space="preserve"> </w:t>
+            </w:r>
+            <w:r>
+              <w:t xml:space="preserve">надбавки за время суток и день недели в рекомендуемую цену не входят (вопрос заказчику 16, вариант A; T01.1, D12). Переспрашивать его не нужно.</w:t>
             </w:r>
             <w:r>
               <w:t xml:space="preserve"> </w:t>
@@ -11825,25 +12388,13 @@
                 <w:bCs/>
                 <w:b/>
               </w:rPr>
-              <w:t xml:space="preserve">Коэффициент применяется всегда:</w:t>
-            </w:r>
-            <w:r>
-              <w:t xml:space="preserve"> </w:t>
-            </w:r>
-            <w:r>
-              <w:t xml:space="preserve">«не учитывать» его нельзя, можно только задать дату и время, попадающие в нужную полосу</w:t>
-            </w:r>
-          </w:p>
-        </w:tc>
-        <w:tc>
-          <w:tcPr/>
-          <w:p>
-            <w:pPr>
-              <w:pStyle w:val="Compact"/>
-              <w:jc w:val="left"/>
-            </w:pPr>
-            <w:r>
-              <w:t xml:space="preserve">Поэтому расчёт выполняется на</w:t>
+              <w:t xml:space="preserve">Чего условная дата не делает:</w:t>
+            </w:r>
+            <w:r>
+              <w:t xml:space="preserve"> </w:t>
+            </w:r>
+            <w:r>
+              <w:t xml:space="preserve">она не отключает коэффициент. Задав ближайший будний день, 12:00 для дневного тарифа и 23:00 для ночного, мы убираем надбавку выходного дня и получаем предсказуемую полосу, но штатный расчёт всё равно умножит цену на коэффициент этой полосы.</w:t>
             </w:r>
             <w:r>
               <w:t xml:space="preserve"> </w:t>
@@ -11853,94 +12404,17 @@
                 <w:bCs/>
                 <w:b/>
               </w:rPr>
-              <w:t xml:space="preserve">условную дату</w:t>
-            </w:r>
-            <w:r>
-              <w:t xml:space="preserve">: ближайший будний день,</w:t>
-            </w:r>
-            <w:r>
-              <w:t xml:space="preserve"> </w:t>
-            </w:r>
-            <w:r>
-              <w:rPr>
-                <w:bCs/>
-                <w:b/>
-              </w:rPr>
-              <w:t xml:space="preserve">12:00</w:t>
-            </w:r>
-            <w:r>
-              <w:t xml:space="preserve"> </w:t>
-            </w:r>
-            <w:r>
-              <w:t xml:space="preserve">для дневного тарифа (полоса «день») и</w:t>
-            </w:r>
-            <w:r>
-              <w:t xml:space="preserve"> </w:t>
-            </w:r>
-            <w:r>
-              <w:rPr>
-                <w:bCs/>
-                <w:b/>
-              </w:rPr>
-              <w:t xml:space="preserve">23:00</w:t>
-            </w:r>
-            <w:r>
-              <w:t xml:space="preserve"> </w:t>
-            </w:r>
-            <w:r>
-              <w:t xml:space="preserve">для ночного (полоса «ночь»), в часовом поясе региона первой точки.</w:t>
-            </w:r>
-            <w:r>
-              <w:t xml:space="preserve"> </w:t>
-            </w:r>
-            <w:r>
-              <w:rPr>
-                <w:bCs/>
-                <w:b/>
-              </w:rPr>
-              <w:t xml:space="preserve">Что это даёт и чего не даёт:</w:t>
-            </w:r>
-            <w:r>
-              <w:t xml:space="preserve"> </w:t>
-            </w:r>
-            <w:r>
-              <w:t xml:space="preserve">коэффициент выходного дня не применяется, потому что дата — будний; праздничный календарь платформа не знает вовсе; а</w:t>
-            </w:r>
-            <w:r>
-              <w:t xml:space="preserve"> </w:t>
-            </w:r>
-            <w:r>
-              <w:rPr>
-                <w:bCs/>
-                <w:b/>
-              </w:rPr>
-              <w:t xml:space="preserve">дневной либо ночной коэффициент применяется всегда</w:t>
-            </w:r>
-            <w:r>
-              <w:t xml:space="preserve"> </w:t>
-            </w:r>
-            <w:r>
-              <w:t xml:space="preserve">и в цену входит. Основание — ответ заказчика на вопрос 16, вариант A: «по будничному дню в дневное время, для ночного маршрута — по ночному времени будничного дня», то есть согласовано именно</w:t>
-            </w:r>
-            <w:r>
-              <w:t xml:space="preserve"> </w:t>
-            </w:r>
-            <w:r>
-              <w:rPr>
-                <w:bCs/>
-                <w:b/>
-              </w:rPr>
-              <w:t xml:space="preserve">назначение времени</w:t>
-            </w:r>
-            <w:r>
-              <w:t xml:space="preserve">, а не отключение коэффициентов. Формулировка «без коэффициентов» из прежних редакций неверна и убрана. Для праздничных периодов создаётся отдельная запись маршрута (решение 08.10.2026)</w:t>
+              <w:t xml:space="preserve">Значит требование и штатный расчёт расходятся, и это вопрос реализации в T01.4</w:t>
+            </w:r>
+            <w:r>
+              <w:t xml:space="preserve">, а не повторного выяснения требования. Варианты для T01.4: принять цену с коэффициентом полосы как приближение; разделить полученную цену на коэффициент, прочитав его из тарифа; попросить владельца сервиса тарифов режим расчёта без временных коэффициентов. Что из этого выбрать, в T01.2 не решается. Для праздничных периодов создаётся отдельная запись маршрута (решение 08.10.2026)</w:t>
             </w:r>
           </w:p>
         </w:tc>
       </w:tr>
     </w:tbl>
-    <w:bookmarkEnd w:id="34"/>
-    <w:bookmarkStart w:id="35" w:name="X500f763b9ca472183dffcb99a5e76f8b67f997f"/>
+    <w:bookmarkEnd w:id="35"/>
+    <w:bookmarkStart w:id="36" w:name="X500f763b9ca472183dffcb99a5e76f8b67f997f"/>
     <w:p>
       <w:pPr>
         <w:pStyle w:val="Heading4"/>
@@ -12725,9 +13199,9 @@
         </w:tc>
       </w:tr>
     </w:tbl>
-    <w:bookmarkEnd w:id="35"/>
     <w:bookmarkEnd w:id="36"/>
-    <w:bookmarkStart w:id="37" w:name="Xb053169d7eccd79dc045006c726f2e25c7d663b"/>
+    <w:bookmarkEnd w:id="37"/>
+    <w:bookmarkStart w:id="38" w:name="Xb053169d7eccd79dc045006c726f2e25c7d663b"/>
     <w:p>
       <w:pPr>
         <w:pStyle w:val="Heading3"/>
@@ -13080,13 +13554,13 @@
           <w:bCs/>
           <w:b/>
         </w:rPr>
-        <w:t xml:space="preserve">Правило пересчёта — проектное решение, а не ответ заказчика.</w:t>
-      </w:r>
-      <w:r>
-        <w:t xml:space="preserve"> </w:t>
-      </w:r>
-      <w:r>
-        <w:t xml:space="preserve">Цена пересчитывается при</w:t>
+        <w:t xml:space="preserve">Правило пересчёта — по новой редакции T01.1 (D12):</w:t>
+      </w:r>
+      <w:r>
+        <w:t xml:space="preserve"> </w:t>
+      </w:r>
+      <w:r>
+        <w:t xml:space="preserve">цена пересчитывается при создании и при изменении</w:t>
       </w:r>
       <w:r>
         <w:t xml:space="preserve"> </w:t>
@@ -13096,10 +13570,10 @@
           <w:bCs/>
           <w:b/>
         </w:rPr>
-        <w:t xml:space="preserve">каждом сохранении</w:t>
-      </w:r>
-      <w:r>
-        <w:t xml:space="preserve">, и при создании, и при редактировании; фоновых пересчётов нет, при чтении карточки и при оформлении заявки значение не обновляется. Основание — T01.1 (D12) и приложение v19, то есть наше решение.</w:t>
+        <w:t xml:space="preserve">параметров, влияющих на цену</w:t>
+      </w:r>
+      <w:r>
+        <w:t xml:space="preserve">, а не при каждом сохранении. Параметры, влияющие на цену: состав и порядок точек, ожидание на точках, вид транспорта, класс услуги, ночной признак, тариф. Изменение названия, периода действия, фиксированной стоимости и прочих полей пересчёт не вызывает. Фоновых пересчётов нет, при чтении карточки и при оформлении заявки значение не обновляется.</w:t>
       </w:r>
     </w:p>
     <w:p>
@@ -13111,6 +13585,24 @@
           <w:bCs/>
           <w:b/>
         </w:rPr>
+        <w:t xml:space="preserve">Статус правила.</w:t>
+      </w:r>
+      <w:r>
+        <w:t xml:space="preserve"> </w:t>
+      </w:r>
+      <w:r>
+        <w:t xml:space="preserve">Это предложение новой T01.1, ещё не согласованное. Прежние редакции этого документа задавали «пересчёт при каждом сохранении», и два документа давали разработчику разное поведение. Здесь принято правило T01.1 — чтобы поведение было одно; если согласование даст другой результат, правится этот пункт и 2.4.2.</w:t>
+      </w:r>
+    </w:p>
+    <w:p>
+      <w:pPr>
+        <w:pStyle w:val="BodyText"/>
+      </w:pPr>
+      <w:r>
+        <w:rPr>
+          <w:bCs/>
+          <w:b/>
+        </w:rPr>
         <w:t xml:space="preserve">Допущение, требующее согласования.</w:t>
       </w:r>
       <w:r>
@@ -13253,8 +13745,8 @@
         </w:pict>
       </w:r>
     </w:p>
-    <w:bookmarkEnd w:id="37"/>
-    <w:bookmarkStart w:id="38" w:name="X311470bc321993ae9137fc884681da9762acef9"/>
+    <w:bookmarkEnd w:id="38"/>
+    <w:bookmarkStart w:id="39" w:name="X311470bc321993ae9137fc884681da9762acef9"/>
     <w:p>
       <w:pPr>
         <w:pStyle w:val="Heading3"/>
@@ -15441,9 +15933,9 @@
         </w:tc>
       </w:tr>
     </w:tbl>
-    <w:bookmarkEnd w:id="38"/>
     <w:bookmarkEnd w:id="39"/>
-    <w:bookmarkStart w:id="80" w:name="Xe94806606260bc16dd3fcf015a4452751d5ebde"/>
+    <w:bookmarkEnd w:id="40"/>
+    <w:bookmarkStart w:id="81" w:name="Xe94806606260bc16dd3fcf015a4452751d5ebde"/>
     <w:p>
       <w:pPr>
         <w:pStyle w:val="Heading2"/>
@@ -16317,7 +16809,7 @@
         <w:t xml:space="preserve">recommendedCost</w:t>
       </w:r>
       <w:r>
-        <w:t xml:space="preserve">) сервер вычисляет сам при каждом сохранении; значения клиента не принимаются (T01.1, D12; решено по умолчанию (приложение v19, прежний вопрос 7)).</w:t>
+        <w:t xml:space="preserve">) вычисляет сервер; значения клиента не принимаются никогда. Когда выполняется пересчёт — при создании и при изменении параметров, влияющих на цену (1.6, п. 19а; 2.4.2, п. 6).</w:t>
       </w:r>
     </w:p>
     <w:p>
@@ -16528,7 +17020,7 @@
         </w:pict>
       </w:r>
     </w:p>
-    <w:bookmarkStart w:id="45" w:name="Xa83b86f420511ceb47a577d775fb96d017bd4c3"/>
+    <w:bookmarkStart w:id="46" w:name="Xa83b86f420511ceb47a577d775fb96d017bd4c3"/>
     <w:p>
       <w:pPr>
         <w:pStyle w:val="Heading3"/>
@@ -16546,7 +17038,7 @@
         <w:t xml:space="preserve">POST /api/favorite-routes</w:t>
       </w:r>
     </w:p>
-    <w:bookmarkStart w:id="40" w:name="X7d4c9c43b0030f078ac70b80b7add40d1d57ee8"/>
+    <w:bookmarkStart w:id="41" w:name="X7d4c9c43b0030f078ac70b80b7add40d1d57ee8"/>
     <w:p>
       <w:pPr>
         <w:pStyle w:val="Heading4"/>
@@ -16563,8 +17055,8 @@
         <w:t xml:space="preserve">Добавить после утверждения контракта (вопрос архитектору 3).</w:t>
       </w:r>
     </w:p>
-    <w:bookmarkEnd w:id="40"/>
-    <w:bookmarkStart w:id="41" w:name="Xe184dd943b994bc326a4c256db896e493709add"/>
+    <w:bookmarkEnd w:id="41"/>
+    <w:bookmarkStart w:id="42" w:name="Xe184dd943b994bc326a4c256db896e493709add"/>
     <w:p>
       <w:pPr>
         <w:pStyle w:val="Heading4"/>
@@ -16579,6 +17071,7 @@
           <w:ilvl w:val="0"/>
           <w:numId w:val="1004"/>
         </w:numPr>
+        <w:pStyle w:val="Compact"/>
       </w:pPr>
       <w:r>
         <w:t xml:space="preserve">Пользователь авторизован; доступ к URL разрешён</w:t>
@@ -16602,6 +17095,7 @@
           <w:ilvl w:val="0"/>
           <w:numId w:val="1004"/>
         </w:numPr>
+        <w:pStyle w:val="Compact"/>
       </w:pPr>
       <w:r>
         <w:t xml:space="preserve">Провалидировать наличие и тип всех обязательных полей запроса.</w:t>
@@ -16613,6 +17107,7 @@
           <w:ilvl w:val="0"/>
           <w:numId w:val="1004"/>
         </w:numPr>
+        <w:pStyle w:val="Compact"/>
       </w:pPr>
       <w:r>
         <w:t xml:space="preserve">Проверить бизнес-правила: число точек от 2 до 26; ожидание допустимо только на промежуточных точках, необязательно, задаётся целыми минутами, верхней границы нет;</w:t>
@@ -16678,6 +17173,7 @@
           <w:ilvl w:val="0"/>
           <w:numId w:val="1004"/>
         </w:numPr>
+        <w:pStyle w:val="Compact"/>
       </w:pPr>
       <w:r>
         <w:t xml:space="preserve">Проверить дубль: активная запись организации с тем же набором точек по порядку (по координатам), тем же видом транспорта, классом услуги и ночным признаком и</w:t>
@@ -16702,7 +17198,7 @@
         <w:t xml:space="preserve"> </w:t>
       </w:r>
       <w:r>
-        <w:t xml:space="preserve">4а.</w:t>
+        <w:t xml:space="preserve">4б.</w:t>
       </w:r>
       <w:r>
         <w:t xml:space="preserve"> </w:t>
@@ -16712,7 +17208,664 @@
           <w:bCs/>
           <w:b/>
         </w:rPr>
+        <w:t xml:space="preserve">Если в модели останется набор автомобилей (</w:t>
+      </w:r>
+      <w:r>
+        <w:rPr>
+          <w:rStyle w:val="VerbatimChar"/>
+          <w:bCs/>
+          <w:b/>
+        </w:rPr>
+        <w:t xml:space="preserve">transports</w:t>
+      </w:r>
+      <w:r>
+        <w:rPr>
+          <w:bCs/>
+          <w:b/>
+        </w:rPr>
+        <w:t xml:space="preserve">), правило дубля изменится.</w:t>
+      </w:r>
+      <w:r>
+        <w:t xml:space="preserve"> </w:t>
+      </w:r>
+      <w:r>
+        <w:t xml:space="preserve">В новой редакции T01.1 (D15) появилось поле набора машин, подтверждение бизнеса ожидается 12.10. Два маршрута с одинаковыми точками, видом транспорта, классом и периодом, но</w:t>
+      </w:r>
+      <w:r>
+        <w:t xml:space="preserve"> </w:t>
+      </w:r>
+      <w:r>
+        <w:rPr>
+          <w:bCs/>
+          <w:b/>
+        </w:rPr>
+        <w:t xml:space="preserve">разными наборами автомобилей</w:t>
+      </w:r>
+      <w:r>
+        <w:t xml:space="preserve"> </w:t>
+      </w:r>
+      <w:r>
+        <w:t xml:space="preserve">— это один дубль или два разных маршрута? От ответа зависит состав ключа сравнения</w:t>
+      </w:r>
+      <w:r>
+        <w:t xml:space="preserve"> </w:t>
+      </w:r>
+      <w:r>
+        <w:rPr>
+          <w:rStyle w:val="VerbatimChar"/>
+        </w:rPr>
+        <w:t xml:space="preserve">route_key</w:t>
+      </w:r>
+      <w:r>
+        <w:t xml:space="preserve"> </w:t>
+      </w:r>
+      <w:r>
+        <w:t xml:space="preserve">(войдёт ли в него набор машин) и, следовательно, и прикладная проверка, и блокировка.</w:t>
+      </w:r>
+      <w:r>
+        <w:t xml:space="preserve"> </w:t>
+      </w:r>
+      <w:r>
+        <w:t xml:space="preserve">Это</w:t>
+      </w:r>
+      <w:r>
+        <w:t xml:space="preserve"> </w:t>
+      </w:r>
+      <w:r>
+        <w:rPr>
+          <w:bCs/>
+          <w:b/>
+        </w:rPr>
+        <w:t xml:space="preserve">не технический вопрос</w:t>
+      </w:r>
+      <w:r>
+        <w:t xml:space="preserve">: способ проверки определяет архитектор, а что считать разными маршрутами — заказчик. Пока ответа нет,</w:t>
+      </w:r>
+      <w:r>
+        <w:t xml:space="preserve"> </w:t>
+      </w:r>
+      <w:r>
+        <w:rPr>
+          <w:rStyle w:val="VerbatimChar"/>
+        </w:rPr>
+        <w:t xml:space="preserve">route_key</w:t>
+      </w:r>
+      <w:r>
+        <w:t xml:space="preserve"> </w:t>
+      </w:r>
+      <w:r>
+        <w:t xml:space="preserve">строится без набора машин, то есть такие записи считаются дублем; если заказчик решит иначе, меняется состав ключа. Отмечено в 3.2.</w:t>
+      </w:r>
+    </w:p>
+    <w:p>
+      <w:pPr>
+        <w:pStyle w:val="FirstParagraph"/>
+      </w:pPr>
+      <w:r>
+        <w:t xml:space="preserve">4а.</w:t>
+      </w:r>
+      <w:r>
+        <w:t xml:space="preserve"> </w:t>
+      </w:r>
+      <w:r>
+        <w:rPr>
+          <w:bCs/>
+          <w:b/>
+        </w:rPr>
         <w:t xml:space="preserve">Защита от конкурентного дубля — транзакционная блокировка, не ограничение БД.</w:t>
+      </w:r>
+    </w:p>
+    <w:p>
+      <w:pPr>
+        <w:pStyle w:val="BodyText"/>
+      </w:pPr>
+      <w:r>
+        <w:t xml:space="preserve">Уникальный индекс по хешу ключа сравнения задачу не решает: правило дубля требует</w:t>
+      </w:r>
+      <w:r>
+        <w:t xml:space="preserve"> </w:t>
+      </w:r>
+      <w:r>
+        <w:rPr>
+          <w:bCs/>
+          <w:b/>
+        </w:rPr>
+        <w:t xml:space="preserve">пересечения</w:t>
+      </w:r>
+      <w:r>
+        <w:t xml:space="preserve"> </w:t>
+      </w:r>
+      <w:r>
+        <w:t xml:space="preserve">периодов, а индекс проверяет равенство. Без периода в хеше он запретит допустимые сезонные записи с одинаковыми точками; с периодом — пропустит разные, но пересекающиеся интервалы.</w:t>
+      </w:r>
+    </w:p>
+    <w:p>
+      <w:pPr>
+        <w:pStyle w:val="BodyText"/>
+      </w:pPr>
+      <w:r>
+        <w:t xml:space="preserve">Ограничение исключения (</w:t>
+      </w:r>
+      <w:r>
+        <w:rPr>
+          <w:rStyle w:val="VerbatimChar"/>
+        </w:rPr>
+        <w:t xml:space="preserve">EXCLUDE USING gist (route_key WITH =, period WITH &amp;&amp;)</w:t>
+      </w:r>
+      <w:r>
+        <w:t xml:space="preserve">) пересечение проверять умеет, но</w:t>
+      </w:r>
+      <w:r>
+        <w:t xml:space="preserve"> </w:t>
+      </w:r>
+      <w:r>
+        <w:rPr>
+          <w:bCs/>
+          <w:b/>
+        </w:rPr>
+        <w:t xml:space="preserve">наше правило дубля им не выражается</w:t>
+      </w:r>
+      <w:r>
+        <w:t xml:space="preserve">: сравнивать нужно только активные и</w:t>
+      </w:r>
+      <w:r>
+        <w:t xml:space="preserve"> </w:t>
+      </w:r>
+      <w:r>
+        <w:rPr>
+          <w:bCs/>
+          <w:b/>
+        </w:rPr>
+        <w:t xml:space="preserve">не истёкшие</w:t>
+      </w:r>
+      <w:r>
+        <w:t xml:space="preserve"> </w:t>
+      </w:r>
+      <w:r>
+        <w:t xml:space="preserve">записи, а у истёкшей</w:t>
+      </w:r>
+      <w:r>
+        <w:t xml:space="preserve"> </w:t>
+      </w:r>
+      <w:r>
+        <w:rPr>
+          <w:rStyle w:val="VerbatimChar"/>
+        </w:rPr>
+        <w:t xml:space="preserve">is_active</w:t>
+      </w:r>
+      <w:r>
+        <w:t xml:space="preserve"> </w:t>
+      </w:r>
+      <w:r>
+        <w:t xml:space="preserve">остаётся</w:t>
+      </w:r>
+      <w:r>
+        <w:t xml:space="preserve"> </w:t>
+      </w:r>
+      <w:r>
+        <w:rPr>
+          <w:rStyle w:val="VerbatimChar"/>
+        </w:rPr>
+        <w:t xml:space="preserve">true</w:t>
+      </w:r>
+      <w:r>
+        <w:t xml:space="preserve"> </w:t>
+      </w:r>
+      <w:r>
+        <w:t xml:space="preserve">(T01.1, D14: срок определяется по</w:t>
+      </w:r>
+      <w:r>
+        <w:t xml:space="preserve"> </w:t>
+      </w:r>
+      <w:r>
+        <w:rPr>
+          <w:rStyle w:val="VerbatimChar"/>
+        </w:rPr>
+        <w:t xml:space="preserve">valid_to</w:t>
+      </w:r>
+      <w:r>
+        <w:t xml:space="preserve"> </w:t>
+      </w:r>
+      <w:r>
+        <w:t xml:space="preserve">при чтении, флаг не меняется). Условие вида «и не истекла» в предикат частичного индекса не поставить: предикат обязан быть неизменяемым, а</w:t>
+      </w:r>
+      <w:r>
+        <w:t xml:space="preserve"> </w:t>
+      </w:r>
+      <w:r>
+        <w:rPr>
+          <w:rStyle w:val="VerbatimChar"/>
+        </w:rPr>
+        <w:t xml:space="preserve">current_date</w:t>
+      </w:r>
+      <w:r>
+        <w:t xml:space="preserve"> </w:t>
+      </w:r>
+      <w:r>
+        <w:t xml:space="preserve">таковым не является. Поэтому ограничение получилось бы</w:t>
+      </w:r>
+      <w:r>
+        <w:t xml:space="preserve"> </w:t>
+      </w:r>
+      <w:r>
+        <w:rPr>
+          <w:bCs/>
+          <w:b/>
+        </w:rPr>
+        <w:t xml:space="preserve">строже</w:t>
+      </w:r>
+      <w:r>
+        <w:t xml:space="preserve"> </w:t>
+      </w:r>
+      <w:r>
+        <w:t xml:space="preserve">правила и отклоняло бы допустимые записи — например, новый маршрут с незаданным периодом (а он разрешён, 1.6, п. 8) пересекается с любой прошлогодней истёкшей записью и был бы отвергнут.</w:t>
+      </w:r>
+    </w:p>
+    <w:p>
+      <w:pPr>
+        <w:pStyle w:val="BodyText"/>
+      </w:pPr>
+      <w:r>
+        <w:rPr>
+          <w:bCs/>
+          <w:b/>
+        </w:rPr>
+        <w:t xml:space="preserve">Принятый механизм:</w:t>
+      </w:r>
+    </w:p>
+    <w:p>
+      <w:pPr>
+        <w:numPr>
+          <w:ilvl w:val="0"/>
+          <w:numId w:val="1005"/>
+        </w:numPr>
+        <w:pStyle w:val="Compact"/>
+      </w:pPr>
+      <w:r>
+        <w:t xml:space="preserve">В начале транзакции создания и редактирования взять блокировку по ключу сравнения:</w:t>
+      </w:r>
+      <w:r>
+        <w:t xml:space="preserve"> </w:t>
+      </w:r>
+      <w:r>
+        <w:rPr>
+          <w:rStyle w:val="VerbatimChar"/>
+        </w:rPr>
+        <w:t xml:space="preserve">pg_advisory_xact_lock(hashtext(route_key))</w:t>
+      </w:r>
+      <w:r>
+        <w:t xml:space="preserve">. Ключ — организация, упорядоченные координаты точек, вид транспорта, класс, ночной признак. Блокировка снимается с окончанием транзакции.</w:t>
+      </w:r>
+    </w:p>
+    <w:p>
+      <w:pPr>
+        <w:numPr>
+          <w:ilvl w:val="0"/>
+          <w:numId w:val="1005"/>
+        </w:numPr>
+        <w:pStyle w:val="Compact"/>
+      </w:pPr>
+      <w:r>
+        <w:t xml:space="preserve">Под блокировкой выполнить прикладную проверку дубля (п. 4) — с исключением вручную удалённых и</w:t>
+      </w:r>
+      <w:r>
+        <w:t xml:space="preserve"> </w:t>
+      </w:r>
+      <w:r>
+        <w:rPr>
+          <w:bCs/>
+          <w:b/>
+        </w:rPr>
+        <w:t xml:space="preserve">истёкших</w:t>
+      </w:r>
+      <w:r>
+        <w:t xml:space="preserve"> </w:t>
+      </w:r>
+      <w:r>
+        <w:t xml:space="preserve">записей, то есть ровно по бизнес-правилу.</w:t>
+      </w:r>
+    </w:p>
+    <w:p>
+      <w:pPr>
+        <w:numPr>
+          <w:ilvl w:val="0"/>
+          <w:numId w:val="1005"/>
+        </w:numPr>
+        <w:pStyle w:val="Compact"/>
+      </w:pPr>
+      <w:r>
+        <w:t xml:space="preserve">При совпадении вернуть</w:t>
+      </w:r>
+      <w:r>
+        <w:t xml:space="preserve"> </w:t>
+      </w:r>
+      <w:r>
+        <w:rPr>
+          <w:bCs/>
+          <w:b/>
+        </w:rPr>
+        <w:t xml:space="preserve">409</w:t>
+      </w:r>
+      <w:r>
+        <w:t xml:space="preserve"> </w:t>
+      </w:r>
+      <w:r>
+        <w:t xml:space="preserve">с номером и идентификатором существующей записи. Код формирует сервис: база HTTP-статусов не возвращает, а нарушение любого её ограничения приходит в приложение как исключение драйвера и должно быть явно перехвачено и отображено (1.5.2).</w:t>
+      </w:r>
+    </w:p>
+    <w:p>
+      <w:pPr>
+        <w:pStyle w:val="FirstParagraph"/>
+      </w:pPr>
+      <w:r>
+        <w:t xml:space="preserve">Хранимое поле под ключ (</w:t>
+      </w:r>
+      <w:r>
+        <w:rPr>
+          <w:rStyle w:val="VerbatimChar"/>
+        </w:rPr>
+        <w:t xml:space="preserve">route_key</w:t>
+      </w:r>
+      <w:r>
+        <w:t xml:space="preserve">) в T01.1 нужно добавить — это правка модели. Поле полезно и само по себе: прикладная проверка дубля по нему выполняется одним условием вместо сравнения массива точек.</w:t>
+      </w:r>
+    </w:p>
+    <w:p>
+      <w:pPr>
+        <w:numPr>
+          <w:ilvl w:val="0"/>
+          <w:numId w:val="1006"/>
+        </w:numPr>
+      </w:pPr>
+      <w:r>
+        <w:t xml:space="preserve">Проверить переданный клиентом</w:t>
+      </w:r>
+      <w:r>
+        <w:t xml:space="preserve"> </w:t>
+      </w:r>
+      <w:r>
+        <w:rPr>
+          <w:rStyle w:val="VerbatimChar"/>
+        </w:rPr>
+        <w:t xml:space="preserve">tariffId</w:t>
+      </w:r>
+      <w:r>
+        <w:t xml:space="preserve">. Предварительный расчёт (2.6) перечень только показывает — проверка при сохранении выполняется заново и полностью, потому что между показом и сохранением тариф мог измениться. Проверяется всё перечисленное:</w:t>
+      </w:r>
+    </w:p>
+    <w:p>
+      <w:pPr>
+        <w:numPr>
+          <w:ilvl w:val="1"/>
+          <w:numId w:val="1007"/>
+        </w:numPr>
+        <w:pStyle w:val="Compact"/>
+      </w:pPr>
+      <w:r>
+        <w:t xml:space="preserve">тариф существует и помечен активным (</w:t>
+      </w:r>
+      <w:r>
+        <w:rPr>
+          <w:rStyle w:val="VerbatimChar"/>
+        </w:rPr>
+        <w:t xml:space="preserve">active = true</w:t>
+      </w:r>
+      <w:r>
+        <w:t xml:space="preserve">);</w:t>
+      </w:r>
+    </w:p>
+    <w:p>
+      <w:pPr>
+        <w:numPr>
+          <w:ilvl w:val="1"/>
+          <w:numId w:val="1007"/>
+        </w:numPr>
+        <w:pStyle w:val="Compact"/>
+      </w:pPr>
+      <w:r>
+        <w:t xml:space="preserve">принадлежит</w:t>
+      </w:r>
+      <w:r>
+        <w:t xml:space="preserve"> </w:t>
+      </w:r>
+      <w:r>
+        <w:rPr>
+          <w:bCs/>
+          <w:b/>
+        </w:rPr>
+        <w:t xml:space="preserve">организации пользователя</w:t>
+      </w:r>
+      <w:r>
+        <w:t xml:space="preserve"> </w:t>
+      </w:r>
+      <w:r>
+        <w:t xml:space="preserve">(чужой тариф — так же, как чужая запись: 404 по тарифу не раскрываем, отвечаем 400 по полю</w:t>
+      </w:r>
+      <w:r>
+        <w:t xml:space="preserve"> </w:t>
+      </w:r>
+      <w:r>
+        <w:rPr>
+          <w:rStyle w:val="VerbatimChar"/>
+        </w:rPr>
+        <w:t xml:space="preserve">tariffId</w:t>
+      </w:r>
+      <w:r>
+        <w:t xml:space="preserve">);</w:t>
+      </w:r>
+    </w:p>
+    <w:p>
+      <w:pPr>
+        <w:numPr>
+          <w:ilvl w:val="1"/>
+          <w:numId w:val="1007"/>
+        </w:numPr>
+        <w:pStyle w:val="Compact"/>
+      </w:pPr>
+      <w:r>
+        <w:t xml:space="preserve">его договор активен (</w:t>
+      </w:r>
+      <w:r>
+        <w:rPr>
+          <w:rStyle w:val="VerbatimChar"/>
+        </w:rPr>
+        <w:t xml:space="preserve">Contract.active</w:t>
+      </w:r>
+      <w:r>
+        <w:t xml:space="preserve">); срок договора не проверяется — как в штатном расчёте (1.5.6);</w:t>
+      </w:r>
+    </w:p>
+    <w:p>
+      <w:pPr>
+        <w:numPr>
+          <w:ilvl w:val="1"/>
+          <w:numId w:val="1007"/>
+        </w:numPr>
+        <w:pStyle w:val="Compact"/>
+      </w:pPr>
+      <w:r>
+        <w:t xml:space="preserve">вид транспорта тарифа совпадает с</w:t>
+      </w:r>
+      <w:r>
+        <w:t xml:space="preserve"> </w:t>
+      </w:r>
+      <w:r>
+        <w:rPr>
+          <w:rStyle w:val="VerbatimChar"/>
+        </w:rPr>
+        <w:t xml:space="preserve">transportType</w:t>
+      </w:r>
+      <w:r>
+        <w:t xml:space="preserve"> </w:t>
+      </w:r>
+      <w:r>
+        <w:t xml:space="preserve">запроса;</w:t>
+      </w:r>
+    </w:p>
+    <w:p>
+      <w:pPr>
+        <w:numPr>
+          <w:ilvl w:val="1"/>
+          <w:numId w:val="1007"/>
+        </w:numPr>
+        <w:pStyle w:val="Compact"/>
+      </w:pPr>
+      <w:r>
+        <w:t xml:space="preserve">класс тарифа совпадает с</w:t>
+      </w:r>
+      <w:r>
+        <w:t xml:space="preserve"> </w:t>
+      </w:r>
+      <w:r>
+        <w:rPr>
+          <w:rStyle w:val="VerbatimChar"/>
+        </w:rPr>
+        <w:t xml:space="preserve">serviceClass</w:t>
+      </w:r>
+      <w:r>
+        <w:t xml:space="preserve"> </w:t>
+      </w:r>
+      <w:r>
+        <w:t xml:space="preserve">запроса;</w:t>
+      </w:r>
+    </w:p>
+    <w:p>
+      <w:pPr>
+        <w:numPr>
+          <w:ilvl w:val="1"/>
+          <w:numId w:val="1007"/>
+        </w:numPr>
+        <w:pStyle w:val="Compact"/>
+      </w:pPr>
+      <w:r>
+        <w:t xml:space="preserve">для</w:t>
+      </w:r>
+      <w:r>
+        <w:t xml:space="preserve"> </w:t>
+      </w:r>
+      <w:r>
+        <w:rPr>
+          <w:rStyle w:val="VerbatimChar"/>
+        </w:rPr>
+        <w:t xml:space="preserve">TAXI</w:t>
+      </w:r>
+      <w:r>
+        <w:t xml:space="preserve"> </w:t>
+      </w:r>
+      <w:r>
+        <w:t xml:space="preserve">признак ночного тарифа совпадает с</w:t>
+      </w:r>
+      <w:r>
+        <w:t xml:space="preserve"> </w:t>
+      </w:r>
+      <w:r>
+        <w:rPr>
+          <w:rStyle w:val="VerbatimChar"/>
+        </w:rPr>
+        <w:t xml:space="preserve">isNightTariff</w:t>
+      </w:r>
+      <w:r>
+        <w:t xml:space="preserve"> </w:t>
+      </w:r>
+      <w:r>
+        <w:t xml:space="preserve">запроса (ночной и дневной тарифы — разные записи, 1.5.7);</w:t>
+      </w:r>
+    </w:p>
+    <w:p>
+      <w:pPr>
+        <w:numPr>
+          <w:ilvl w:val="1"/>
+          <w:numId w:val="1007"/>
+        </w:numPr>
+        <w:pStyle w:val="Compact"/>
+      </w:pPr>
+      <w:r>
+        <w:rPr>
+          <w:bCs/>
+          <w:b/>
+        </w:rPr>
+        <w:t xml:space="preserve">территория тарифа</w:t>
+      </w:r>
+      <w:r>
+        <w:t xml:space="preserve"> </w:t>
+      </w:r>
+      <w:r>
+        <w:t xml:space="preserve">содержит регион, полученный по первой точке:</w:t>
+      </w:r>
+      <w:r>
+        <w:t xml:space="preserve"> </w:t>
+      </w:r>
+      <w:r>
+        <w:rPr>
+          <w:rStyle w:val="VerbatimChar"/>
+        </w:rPr>
+        <w:t xml:space="preserve">regionId</w:t>
+      </w:r>
+      <w:r>
+        <w:t xml:space="preserve"> </w:t>
+      </w:r>
+      <w:r>
+        <w:t xml:space="preserve">тарифа входит в ветку геозон первой точки (1.5.6);</w:t>
+      </w:r>
+    </w:p>
+    <w:p>
+      <w:pPr>
+        <w:numPr>
+          <w:ilvl w:val="1"/>
+          <w:numId w:val="1007"/>
+        </w:numPr>
+        <w:pStyle w:val="Compact"/>
+      </w:pPr>
+      <w:r>
+        <w:t xml:space="preserve">для обычного трансфера период тарифа (</w:t>
+      </w:r>
+      <w:r>
+        <w:rPr>
+          <w:rStyle w:val="VerbatimChar"/>
+        </w:rPr>
+        <w:t xml:space="preserve">tariffStartDate</w:t>
+      </w:r>
+      <w:r>
+        <w:t xml:space="preserve">,</w:t>
+      </w:r>
+      <w:r>
+        <w:t xml:space="preserve"> </w:t>
+      </w:r>
+      <w:r>
+        <w:rPr>
+          <w:rStyle w:val="VerbatimChar"/>
+        </w:rPr>
+        <w:t xml:space="preserve">tariffEndDate</w:t>
+      </w:r>
+      <w:r>
+        <w:t xml:space="preserve">, границы включительно) покрывает условную дату расчёта — эту проверку штатный расчёт не делает, выполняет наш сервис (1.5.6);</w:t>
+      </w:r>
+    </w:p>
+    <w:p>
+      <w:pPr>
+        <w:numPr>
+          <w:ilvl w:val="1"/>
+          <w:numId w:val="1007"/>
+        </w:numPr>
+        <w:pStyle w:val="Compact"/>
+      </w:pPr>
+      <w:r>
+        <w:t xml:space="preserve">для</w:t>
+      </w:r>
+      <w:r>
+        <w:t xml:space="preserve"> </w:t>
+      </w:r>
+      <w:r>
+        <w:rPr>
+          <w:rStyle w:val="VerbatimChar"/>
+        </w:rPr>
+        <w:t xml:space="preserve">TRANSFER_CAR_CHOICE</w:t>
+      </w:r>
+      <w:r>
+        <w:t xml:space="preserve"> </w:t>
+      </w:r>
+      <w:r>
+        <w:t xml:space="preserve">период тарифа проверяет платформа при расчёте, отдельной проверки не нужно.</w:t>
       </w:r>
     </w:p>
     <w:p>
@@ -16723,43 +17876,84 @@
         </w:numPr>
       </w:pPr>
       <w:r>
-        <w:t xml:space="preserve">Уникальный индекс по хешу ключа сравнения задачу не решает: правило дубля требует</w:t>
-      </w:r>
-      <w:r>
-        <w:t xml:space="preserve"> </w:t>
-      </w:r>
-      <w:r>
-        <w:rPr>
-          <w:bCs/>
-          <w:b/>
-        </w:rPr>
-        <w:t xml:space="preserve">пересечения</w:t>
-      </w:r>
-      <w:r>
-        <w:t xml:space="preserve"> </w:t>
-      </w:r>
-      <w:r>
-        <w:t xml:space="preserve">периодов, а индекс проверяет равенство. Без периода в хеше он запретит допустимые сезонные записи с одинаковыми точками; с периодом — пропустит разные, но пересекающиеся интервалы.</w:t>
+        <w:t xml:space="preserve">Нарушение любого пункта —</w:t>
+      </w:r>
+      <w:r>
+        <w:t xml:space="preserve"> </w:t>
+      </w:r>
+      <w:r>
+        <w:rPr>
+          <w:rStyle w:val="VerbatimChar"/>
+        </w:rPr>
+        <w:t xml:space="preserve">400</w:t>
+      </w:r>
+      <w:r>
+        <w:t xml:space="preserve"> </w:t>
+      </w:r>
+      <w:r>
+        <w:t xml:space="preserve">по полю</w:t>
+      </w:r>
+      <w:r>
+        <w:t xml:space="preserve"> </w:t>
+      </w:r>
+      <w:r>
+        <w:rPr>
+          <w:rStyle w:val="VerbatimChar"/>
+        </w:rPr>
+        <w:t xml:space="preserve">tariffId</w:t>
+      </w:r>
+      <w:r>
+        <w:t xml:space="preserve">. Если по переданному классу у организации нет ни одного подходящего действующего тарифа —</w:t>
+      </w:r>
+      <w:r>
+        <w:t xml:space="preserve"> </w:t>
+      </w:r>
+      <w:r>
+        <w:rPr>
+          <w:rStyle w:val="VerbatimChar"/>
+        </w:rPr>
+        <w:t xml:space="preserve">409 TARIFF_NOT_FOUND</w:t>
+      </w:r>
+      <w:r>
+        <w:t xml:space="preserve">, «Заведите тариф» (протокол 10.09.2026, п. 11). Тариф выбирает пользователь; сервер его не подбирает и не заменяет другим.</w:t>
       </w:r>
     </w:p>
     <w:p>
       <w:pPr>
         <w:numPr>
           <w:ilvl w:val="0"/>
-          <w:numId w:val="1000"/>
+          <w:numId w:val="1006"/>
         </w:numPr>
       </w:pPr>
       <w:r>
-        <w:t xml:space="preserve">Ограничение исключения (</w:t>
+        <w:t xml:space="preserve">Получить расчётные показатели: расстояние и время —</w:t>
+      </w:r>
+      <w:r>
+        <w:t xml:space="preserve"> </w:t>
       </w:r>
       <w:r>
         <w:rPr>
           <w:rStyle w:val="VerbatimChar"/>
         </w:rPr>
-        <w:t xml:space="preserve">EXCLUDE USING gist (route_key WITH =, period WITH &amp;&amp;)</w:t>
-      </w:r>
-      <w:r>
-        <w:t xml:space="preserve">) пересечение проверять умеет, но</w:t>
+        <w:t xml:space="preserve">POST /api/geo/route</w:t>
+      </w:r>
+      <w:r>
+        <w:t xml:space="preserve">; стоимость —</w:t>
+      </w:r>
+      <w:r>
+        <w:t xml:space="preserve"> </w:t>
+      </w:r>
+      <w:r>
+        <w:rPr>
+          <w:rStyle w:val="VerbatimChar"/>
+        </w:rPr>
+        <w:t xml:space="preserve">POST /api/tariffs/calculate</w:t>
+      </w:r>
+      <w:r>
+        <w:t xml:space="preserve"> </w:t>
+      </w:r>
+      <w:r>
+        <w:t xml:space="preserve">по выбранному тарифу. В запрос расчёта передаётся</w:t>
       </w:r>
       <w:r>
         <w:t xml:space="preserve"> </w:t>
@@ -16769,26 +17963,10 @@
           <w:bCs/>
           <w:b/>
         </w:rPr>
-        <w:t xml:space="preserve">наше правило дубля им не выражается</w:t>
-      </w:r>
-      <w:r>
-        <w:t xml:space="preserve">: сравнивать нужно только активные и</w:t>
-      </w:r>
-      <w:r>
-        <w:t xml:space="preserve"> </w:t>
-      </w:r>
-      <w:r>
-        <w:rPr>
-          <w:bCs/>
-          <w:b/>
-        </w:rPr>
-        <w:t xml:space="preserve">не истёкшие</w:t>
-      </w:r>
-      <w:r>
-        <w:t xml:space="preserve"> </w:t>
-      </w:r>
-      <w:r>
-        <w:t xml:space="preserve">записи, а у истёкшей</w:t>
+        <w:t xml:space="preserve">условная дата</w:t>
+      </w:r>
+      <w:r>
+        <w:t xml:space="preserve">: ближайший будний день, 12:00 при</w:t>
       </w:r>
       <w:r>
         <w:t xml:space="preserve"> </w:t>
@@ -16797,13 +17975,13 @@
         <w:rPr>
           <w:rStyle w:val="VerbatimChar"/>
         </w:rPr>
-        <w:t xml:space="preserve">is_active</w:t>
-      </w:r>
-      <w:r>
-        <w:t xml:space="preserve"> </w:t>
-      </w:r>
-      <w:r>
-        <w:t xml:space="preserve">остаётся</w:t>
+        <w:t xml:space="preserve">isNightTariff = false</w:t>
+      </w:r>
+      <w:r>
+        <w:t xml:space="preserve"> </w:t>
+      </w:r>
+      <w:r>
+        <w:t xml:space="preserve">и 23:00 при</w:t>
       </w:r>
       <w:r>
         <w:t xml:space="preserve"> </w:t>
@@ -16812,28 +17990,22 @@
         <w:rPr>
           <w:rStyle w:val="VerbatimChar"/>
         </w:rPr>
-        <w:t xml:space="preserve">true</w:t>
-      </w:r>
-      <w:r>
-        <w:t xml:space="preserve"> </w:t>
-      </w:r>
-      <w:r>
-        <w:t xml:space="preserve">(T01.1, D14: срок определяется по</w:t>
-      </w:r>
-      <w:r>
-        <w:t xml:space="preserve"> </w:t>
+        <w:t xml:space="preserve">isNightTariff = true</w:t>
+      </w:r>
+      <w:r>
+        <w:t xml:space="preserve">, в часовом поясе региона первой точки (</w:t>
       </w:r>
       <w:r>
         <w:rPr>
           <w:rStyle w:val="VerbatimChar"/>
         </w:rPr>
-        <w:t xml:space="preserve">valid_to</w:t>
-      </w:r>
-      <w:r>
-        <w:t xml:space="preserve"> </w:t>
-      </w:r>
-      <w:r>
-        <w:t xml:space="preserve">при чтении, флаг не меняется). Условие вида «и не истекла» в предикат частичного индекса не поставить: предикат обязан быть неизменяемым, а</w:t>
+        <w:t xml:space="preserve">Region.timeZone</w:t>
+      </w:r>
+      <w:r>
+        <w:t xml:space="preserve"> </w:t>
+      </w:r>
+      <w:r>
+        <w:t xml:space="preserve">из ветки геозон). Так полоса времени получается определённой, а надбавка выходного дня не применяется (1.5.7). Требование «без надбавок за время и день недели» штатным расчётом полностью не выполняется — он умножает на коэффициент полосы; способ выполнения требования определяется в T01.4 (1.5.7). Не заменять введённую</w:t>
       </w:r>
       <w:r>
         <w:t xml:space="preserve"> </w:t>
@@ -16842,155 +18014,103 @@
         <w:rPr>
           <w:rStyle w:val="VerbatimChar"/>
         </w:rPr>
-        <w:t xml:space="preserve">current_date</w:t>
-      </w:r>
-      <w:r>
-        <w:t xml:space="preserve"> </w:t>
-      </w:r>
-      <w:r>
-        <w:t xml:space="preserve">таковым не является. Поэтому ограничение получилось бы</w:t>
-      </w:r>
-      <w:r>
-        <w:t xml:space="preserve"> </w:t>
-      </w:r>
-      <w:r>
-        <w:rPr>
-          <w:bCs/>
-          <w:b/>
-        </w:rPr>
-        <w:t xml:space="preserve">строже</w:t>
-      </w:r>
-      <w:r>
-        <w:t xml:space="preserve"> </w:t>
-      </w:r>
-      <w:r>
-        <w:t xml:space="preserve">правила и отклоняло бы допустимые записи — например, новый маршрут с незаданным периодом (а он разрешён, 1.6, п. 8) пересекается с любой прошлогодней истёкшей записью и был бы отвергнут.</w:t>
+        <w:t xml:space="preserve">fixedCost</w:t>
+      </w:r>
+      <w:r>
+        <w:t xml:space="preserve"> </w:t>
+      </w:r>
+      <w:r>
+        <w:t xml:space="preserve">расчётной ценой.</w:t>
       </w:r>
     </w:p>
     <w:p>
       <w:pPr>
         <w:numPr>
           <w:ilvl w:val="0"/>
-          <w:numId w:val="1000"/>
+          <w:numId w:val="1006"/>
         </w:numPr>
       </w:pPr>
       <w:r>
-        <w:rPr>
-          <w:bCs/>
-          <w:b/>
-        </w:rPr>
-        <w:t xml:space="preserve">Принятый механизм:</w:t>
-      </w:r>
-    </w:p>
-    <w:p>
-      <w:pPr>
-        <w:numPr>
-          <w:ilvl w:val="1"/>
-          <w:numId w:val="1005"/>
-        </w:numPr>
-        <w:pStyle w:val="Compact"/>
-      </w:pPr>
-      <w:r>
-        <w:t xml:space="preserve">В начале транзакции создания и редактирования взять блокировку по ключу сравнения:</w:t>
-      </w:r>
-      <w:r>
-        <w:t xml:space="preserve"> </w:t>
-      </w:r>
-      <w:r>
-        <w:rPr>
-          <w:rStyle w:val="VerbatimChar"/>
-        </w:rPr>
-        <w:t xml:space="preserve">pg_advisory_xact_lock(hashtext(route_key))</w:t>
-      </w:r>
-      <w:r>
-        <w:t xml:space="preserve">. Ключ — организация, упорядоченные координаты точек, вид транспорта, класс, ночной признак. Блокировка снимается с окончанием транзакции.</w:t>
-      </w:r>
-    </w:p>
-    <w:p>
-      <w:pPr>
-        <w:numPr>
-          <w:ilvl w:val="1"/>
-          <w:numId w:val="1005"/>
-        </w:numPr>
-        <w:pStyle w:val="Compact"/>
-      </w:pPr>
-      <w:r>
-        <w:t xml:space="preserve">Под блокировкой выполнить прикладную проверку дубля (п. 4) — с исключением вручную удалённых и</w:t>
-      </w:r>
-      <w:r>
-        <w:t xml:space="preserve"> </w:t>
-      </w:r>
-      <w:r>
-        <w:rPr>
-          <w:bCs/>
-          <w:b/>
-        </w:rPr>
-        <w:t xml:space="preserve">истёкших</w:t>
-      </w:r>
-      <w:r>
-        <w:t xml:space="preserve"> </w:t>
-      </w:r>
-      <w:r>
-        <w:t xml:space="preserve">записей, то есть ровно по бизнес-правилу.</w:t>
-      </w:r>
-    </w:p>
-    <w:p>
-      <w:pPr>
-        <w:numPr>
-          <w:ilvl w:val="1"/>
-          <w:numId w:val="1005"/>
-        </w:numPr>
-        <w:pStyle w:val="Compact"/>
-      </w:pPr>
-      <w:r>
-        <w:t xml:space="preserve">При совпадении вернуть</w:t>
-      </w:r>
-      <w:r>
-        <w:t xml:space="preserve"> </w:t>
-      </w:r>
-      <w:r>
-        <w:rPr>
-          <w:bCs/>
-          <w:b/>
-        </w:rPr>
-        <w:t xml:space="preserve">409</w:t>
-      </w:r>
-      <w:r>
-        <w:t xml:space="preserve"> </w:t>
-      </w:r>
-      <w:r>
-        <w:t xml:space="preserve">с номером и идентификатором существующей записи. Код формирует сервис: база HTTP-статусов не возвращает, а нарушение любого её ограничения приходит в приложение как исключение драйвера и должно быть явно перехвачено и отображено (1.5.2).</w:t>
+        <w:t xml:space="preserve">Вычислить суммарное ожидание по точкам; сложить его со временем в пути, округление half-up один раз после суммирования. Бесплатный лимит тарифа из суммы не вычитать.</w:t>
       </w:r>
     </w:p>
     <w:p>
       <w:pPr>
         <w:numPr>
           <w:ilvl w:val="0"/>
-          <w:numId w:val="1000"/>
+          <w:numId w:val="1006"/>
         </w:numPr>
       </w:pPr>
       <w:r>
-        <w:t xml:space="preserve">Хранимое поле под ключ (</w:t>
+        <w:t xml:space="preserve">Атомарно выделить номер</w:t>
+      </w:r>
+      <w:r>
+        <w:t xml:space="preserve"> </w:t>
       </w:r>
       <w:r>
         <w:rPr>
           <w:rStyle w:val="VerbatimChar"/>
         </w:rPr>
-        <w:t xml:space="preserve">route_key</w:t>
-      </w:r>
-      <w:r>
-        <w:t xml:space="preserve">) в T01.1 нужно добавить — это правка модели. Поле полезно и само по себе: прикладная проверка дубля по нему выполняется одним условием вместо сравнения массива точек.</w:t>
+        <w:t xml:space="preserve">FR-XXXX-XXXXXXXX</w:t>
+      </w:r>
+      <w:r>
+        <w:t xml:space="preserve">, где</w:t>
+      </w:r>
+      <w:r>
+        <w:t xml:space="preserve"> </w:t>
+      </w:r>
+      <w:r>
+        <w:rPr>
+          <w:rStyle w:val="VerbatimChar"/>
+        </w:rPr>
+        <w:t xml:space="preserve">XXXX</w:t>
+      </w:r>
+      <w:r>
+        <w:t xml:space="preserve"> </w:t>
+      </w:r>
+      <w:r>
+        <w:t xml:space="preserve">—</w:t>
+      </w:r>
+      <w:r>
+        <w:t xml:space="preserve"> </w:t>
+      </w:r>
+      <w:r>
+        <w:rPr>
+          <w:rStyle w:val="VerbatimChar"/>
+        </w:rPr>
+        <w:t xml:space="preserve">digitId</w:t>
+      </w:r>
+      <w:r>
+        <w:t xml:space="preserve"> </w:t>
+      </w:r>
+      <w:r>
+        <w:t xml:space="preserve">организации автора. Уникальность обеспечивается ограничением</w:t>
+      </w:r>
+      <w:r>
+        <w:t xml:space="preserve"> </w:t>
+      </w:r>
+      <w:r>
+        <w:rPr>
+          <w:rStyle w:val="VerbatimChar"/>
+        </w:rPr>
+        <w:t xml:space="preserve">UNIQUE</w:t>
+      </w:r>
+      <w:r>
+        <w:t xml:space="preserve"> </w:t>
+      </w:r>
+      <w:r>
+        <w:t xml:space="preserve">в БД; генератор платформы от гонки не защищён, механизм блокировки и повтора — T01.1, D13.</w:t>
       </w:r>
     </w:p>
     <w:p>
       <w:pPr>
         <w:numPr>
           <w:ilvl w:val="0"/>
-          <w:numId w:val="1004"/>
+          <w:numId w:val="1006"/>
         </w:numPr>
       </w:pPr>
       <w:r>
-        <w:t xml:space="preserve">Проверить переданный клиентом</w:t>
+        <w:t xml:space="preserve">Сохранить запись и начальную запись истории в одной транзакции;</w:t>
       </w:r>
       <w:r>
         <w:t xml:space="preserve"> </w:t>
@@ -16999,560 +18119,28 @@
         <w:rPr>
           <w:rStyle w:val="VerbatimChar"/>
         </w:rPr>
-        <w:t xml:space="preserve">tariffId</w:t>
-      </w:r>
-      <w:r>
-        <w:t xml:space="preserve">. Предварительный расчёт (2.6) перечень только показывает — проверка при сохранении выполняется заново и полностью, потому что между показом и сохранением тариф мог измениться. Проверяется всё перечисленное:</w:t>
-      </w:r>
-    </w:p>
-    <w:p>
-      <w:pPr>
-        <w:numPr>
-          <w:ilvl w:val="1"/>
-          <w:numId w:val="1006"/>
-        </w:numPr>
-        <w:pStyle w:val="Compact"/>
-      </w:pPr>
-      <w:r>
-        <w:t xml:space="preserve">тариф существует и помечен активным (</w:t>
-      </w:r>
-      <w:r>
-        <w:rPr>
-          <w:rStyle w:val="VerbatimChar"/>
-        </w:rPr>
-        <w:t xml:space="preserve">active = true</w:t>
-      </w:r>
-      <w:r>
-        <w:t xml:space="preserve">);</w:t>
-      </w:r>
-    </w:p>
-    <w:p>
-      <w:pPr>
-        <w:numPr>
-          <w:ilvl w:val="1"/>
-          <w:numId w:val="1006"/>
-        </w:numPr>
-        <w:pStyle w:val="Compact"/>
-      </w:pPr>
-      <w:r>
-        <w:t xml:space="preserve">принадлежит</w:t>
-      </w:r>
-      <w:r>
-        <w:t xml:space="preserve"> </w:t>
-      </w:r>
-      <w:r>
-        <w:rPr>
-          <w:bCs/>
-          <w:b/>
-        </w:rPr>
-        <w:t xml:space="preserve">организации пользователя</w:t>
-      </w:r>
-      <w:r>
-        <w:t xml:space="preserve"> </w:t>
-      </w:r>
-      <w:r>
-        <w:t xml:space="preserve">(чужой тариф — так же, как чужая запись: 404 по тарифу не раскрываем, отвечаем 400 по полю</w:t>
-      </w:r>
-      <w:r>
-        <w:t xml:space="preserve"> </w:t>
-      </w:r>
-      <w:r>
-        <w:rPr>
-          <w:rStyle w:val="VerbatimChar"/>
-        </w:rPr>
-        <w:t xml:space="preserve">tariffId</w:t>
-      </w:r>
-      <w:r>
-        <w:t xml:space="preserve">);</w:t>
-      </w:r>
-    </w:p>
-    <w:p>
-      <w:pPr>
-        <w:numPr>
-          <w:ilvl w:val="1"/>
-          <w:numId w:val="1006"/>
-        </w:numPr>
-        <w:pStyle w:val="Compact"/>
-      </w:pPr>
-      <w:r>
-        <w:t xml:space="preserve">его договор активен (</w:t>
-      </w:r>
-      <w:r>
-        <w:rPr>
-          <w:rStyle w:val="VerbatimChar"/>
-        </w:rPr>
-        <w:t xml:space="preserve">Contract.active</w:t>
-      </w:r>
-      <w:r>
-        <w:t xml:space="preserve">); срок договора не проверяется — как в штатном расчёте (1.5.6);</w:t>
-      </w:r>
-    </w:p>
-    <w:p>
-      <w:pPr>
-        <w:numPr>
-          <w:ilvl w:val="1"/>
-          <w:numId w:val="1006"/>
-        </w:numPr>
-        <w:pStyle w:val="Compact"/>
-      </w:pPr>
-      <w:r>
-        <w:t xml:space="preserve">вид транспорта тарифа совпадает с</w:t>
-      </w:r>
-      <w:r>
-        <w:t xml:space="preserve"> </w:t>
-      </w:r>
-      <w:r>
-        <w:rPr>
-          <w:rStyle w:val="VerbatimChar"/>
-        </w:rPr>
-        <w:t xml:space="preserve">transportType</w:t>
-      </w:r>
-      <w:r>
-        <w:t xml:space="preserve"> </w:t>
-      </w:r>
-      <w:r>
-        <w:t xml:space="preserve">запроса;</w:t>
-      </w:r>
-    </w:p>
-    <w:p>
-      <w:pPr>
-        <w:numPr>
-          <w:ilvl w:val="1"/>
-          <w:numId w:val="1006"/>
-        </w:numPr>
-        <w:pStyle w:val="Compact"/>
-      </w:pPr>
-      <w:r>
-        <w:t xml:space="preserve">класс тарифа совпадает с</w:t>
-      </w:r>
-      <w:r>
-        <w:t xml:space="preserve"> </w:t>
-      </w:r>
-      <w:r>
-        <w:rPr>
-          <w:rStyle w:val="VerbatimChar"/>
-        </w:rPr>
-        <w:t xml:space="preserve">serviceClass</w:t>
-      </w:r>
-      <w:r>
-        <w:t xml:space="preserve"> </w:t>
-      </w:r>
-      <w:r>
-        <w:t xml:space="preserve">запроса;</w:t>
-      </w:r>
-    </w:p>
-    <w:p>
-      <w:pPr>
-        <w:numPr>
-          <w:ilvl w:val="1"/>
-          <w:numId w:val="1006"/>
-        </w:numPr>
-        <w:pStyle w:val="Compact"/>
-      </w:pPr>
-      <w:r>
-        <w:t xml:space="preserve">для</w:t>
-      </w:r>
-      <w:r>
-        <w:t xml:space="preserve"> </w:t>
-      </w:r>
-      <w:r>
-        <w:rPr>
-          <w:rStyle w:val="VerbatimChar"/>
-        </w:rPr>
-        <w:t xml:space="preserve">TAXI</w:t>
-      </w:r>
-      <w:r>
-        <w:t xml:space="preserve"> </w:t>
-      </w:r>
-      <w:r>
-        <w:t xml:space="preserve">признак ночного тарифа совпадает с</w:t>
-      </w:r>
-      <w:r>
-        <w:t xml:space="preserve"> </w:t>
-      </w:r>
-      <w:r>
-        <w:rPr>
-          <w:rStyle w:val="VerbatimChar"/>
-        </w:rPr>
-        <w:t xml:space="preserve">isNightTariff</w:t>
-      </w:r>
-      <w:r>
-        <w:t xml:space="preserve"> </w:t>
-      </w:r>
-      <w:r>
-        <w:t xml:space="preserve">запроса (ночной и дневной тарифы — разные записи, 1.5.7);</w:t>
-      </w:r>
-    </w:p>
-    <w:p>
-      <w:pPr>
-        <w:numPr>
-          <w:ilvl w:val="1"/>
-          <w:numId w:val="1006"/>
-        </w:numPr>
-        <w:pStyle w:val="Compact"/>
-      </w:pPr>
-      <w:r>
-        <w:rPr>
-          <w:bCs/>
-          <w:b/>
-        </w:rPr>
-        <w:t xml:space="preserve">территория тарифа</w:t>
-      </w:r>
-      <w:r>
-        <w:t xml:space="preserve"> </w:t>
-      </w:r>
-      <w:r>
-        <w:t xml:space="preserve">содержит регион, полученный по первой точке:</w:t>
-      </w:r>
-      <w:r>
-        <w:t xml:space="preserve"> </w:t>
-      </w:r>
-      <w:r>
-        <w:rPr>
-          <w:rStyle w:val="VerbatimChar"/>
-        </w:rPr>
-        <w:t xml:space="preserve">regionId</w:t>
-      </w:r>
-      <w:r>
-        <w:t xml:space="preserve"> </w:t>
-      </w:r>
-      <w:r>
-        <w:t xml:space="preserve">тарифа входит в ветку геозон первой точки (1.5.6);</w:t>
-      </w:r>
-    </w:p>
-    <w:p>
-      <w:pPr>
-        <w:numPr>
-          <w:ilvl w:val="1"/>
-          <w:numId w:val="1006"/>
-        </w:numPr>
-        <w:pStyle w:val="Compact"/>
-      </w:pPr>
-      <w:r>
-        <w:t xml:space="preserve">для обычного трансфера период тарифа (</w:t>
-      </w:r>
-      <w:r>
-        <w:rPr>
-          <w:rStyle w:val="VerbatimChar"/>
-        </w:rPr>
-        <w:t xml:space="preserve">tariffStartDate</w:t>
-      </w:r>
-      <w:r>
-        <w:t xml:space="preserve">,</w:t>
-      </w:r>
-      <w:r>
-        <w:t xml:space="preserve"> </w:t>
-      </w:r>
-      <w:r>
-        <w:rPr>
-          <w:rStyle w:val="VerbatimChar"/>
-        </w:rPr>
-        <w:t xml:space="preserve">tariffEndDate</w:t>
-      </w:r>
-      <w:r>
-        <w:t xml:space="preserve">, границы включительно) покрывает условную дату расчёта — эту проверку штатный расчёт не делает, выполняет наш сервис (1.5.6);</w:t>
-      </w:r>
-    </w:p>
-    <w:p>
-      <w:pPr>
-        <w:numPr>
-          <w:ilvl w:val="1"/>
-          <w:numId w:val="1006"/>
-        </w:numPr>
-        <w:pStyle w:val="Compact"/>
-      </w:pPr>
-      <w:r>
-        <w:t xml:space="preserve">для</w:t>
-      </w:r>
-      <w:r>
-        <w:t xml:space="preserve"> </w:t>
-      </w:r>
-      <w:r>
-        <w:rPr>
-          <w:rStyle w:val="VerbatimChar"/>
-        </w:rPr>
-        <w:t xml:space="preserve">TRANSFER_CAR_CHOICE</w:t>
-      </w:r>
-      <w:r>
-        <w:t xml:space="preserve"> </w:t>
-      </w:r>
-      <w:r>
-        <w:t xml:space="preserve">период тарифа проверяет платформа при расчёте, отдельной проверки не нужно.</w:t>
+        <w:t xml:space="preserve">version</w:t>
+      </w:r>
+      <w:r>
+        <w:t xml:space="preserve"> </w:t>
+      </w:r>
+      <w:r>
+        <w:t xml:space="preserve">при создании — 0.</w:t>
       </w:r>
     </w:p>
     <w:p>
       <w:pPr>
         <w:numPr>
           <w:ilvl w:val="0"/>
-          <w:numId w:val="1000"/>
+          <w:numId w:val="1006"/>
         </w:numPr>
       </w:pPr>
       <w:r>
-        <w:t xml:space="preserve">Нарушение любого пункта —</w:t>
-      </w:r>
-      <w:r>
-        <w:t xml:space="preserve"> </w:t>
-      </w:r>
-      <w:r>
-        <w:rPr>
-          <w:rStyle w:val="VerbatimChar"/>
-        </w:rPr>
-        <w:t xml:space="preserve">400</w:t>
-      </w:r>
-      <w:r>
-        <w:t xml:space="preserve"> </w:t>
-      </w:r>
-      <w:r>
-        <w:t xml:space="preserve">по полю</w:t>
-      </w:r>
-      <w:r>
-        <w:t xml:space="preserve"> </w:t>
-      </w:r>
-      <w:r>
-        <w:rPr>
-          <w:rStyle w:val="VerbatimChar"/>
-        </w:rPr>
-        <w:t xml:space="preserve">tariffId</w:t>
-      </w:r>
-      <w:r>
-        <w:t xml:space="preserve">. Если по переданному классу у организации нет ни одного подходящего действующего тарифа —</w:t>
-      </w:r>
-      <w:r>
-        <w:t xml:space="preserve"> </w:t>
-      </w:r>
-      <w:r>
-        <w:rPr>
-          <w:rStyle w:val="VerbatimChar"/>
-        </w:rPr>
-        <w:t xml:space="preserve">409 TARIFF_NOT_FOUND</w:t>
-      </w:r>
-      <w:r>
-        <w:t xml:space="preserve">, «Заведите тариф» (протокол 10.09.2026, п. 11). Тариф выбирает пользователь; сервер его не подбирает и не заменяет другим.</w:t>
+        <w:t xml:space="preserve">Вернуть сохранённую карточку с кодом 201.</w:t>
       </w:r>
     </w:p>
-    <w:p>
-      <w:pPr>
-        <w:numPr>
-          <w:ilvl w:val="0"/>
-          <w:numId w:val="1004"/>
-        </w:numPr>
-      </w:pPr>
-      <w:r>
-        <w:t xml:space="preserve">Получить расчётные показатели: расстояние и время —</w:t>
-      </w:r>
-      <w:r>
-        <w:t xml:space="preserve"> </w:t>
-      </w:r>
-      <w:r>
-        <w:rPr>
-          <w:rStyle w:val="VerbatimChar"/>
-        </w:rPr>
-        <w:t xml:space="preserve">POST /api/geo/route</w:t>
-      </w:r>
-      <w:r>
-        <w:t xml:space="preserve">; стоимость —</w:t>
-      </w:r>
-      <w:r>
-        <w:t xml:space="preserve"> </w:t>
-      </w:r>
-      <w:r>
-        <w:rPr>
-          <w:rStyle w:val="VerbatimChar"/>
-        </w:rPr>
-        <w:t xml:space="preserve">POST /api/tariffs/calculate</w:t>
-      </w:r>
-      <w:r>
-        <w:t xml:space="preserve"> </w:t>
-      </w:r>
-      <w:r>
-        <w:t xml:space="preserve">по выбранному тарифу. В запрос расчёта передаётся</w:t>
-      </w:r>
-      <w:r>
-        <w:t xml:space="preserve"> </w:t>
-      </w:r>
-      <w:r>
-        <w:rPr>
-          <w:bCs/>
-          <w:b/>
-        </w:rPr>
-        <w:t xml:space="preserve">условная дата</w:t>
-      </w:r>
-      <w:r>
-        <w:t xml:space="preserve">: ближайший будний день, 12:00 при</w:t>
-      </w:r>
-      <w:r>
-        <w:t xml:space="preserve"> </w:t>
-      </w:r>
-      <w:r>
-        <w:rPr>
-          <w:rStyle w:val="VerbatimChar"/>
-        </w:rPr>
-        <w:t xml:space="preserve">isNightTariff = false</w:t>
-      </w:r>
-      <w:r>
-        <w:t xml:space="preserve"> </w:t>
-      </w:r>
-      <w:r>
-        <w:t xml:space="preserve">и 23:00 при</w:t>
-      </w:r>
-      <w:r>
-        <w:t xml:space="preserve"> </w:t>
-      </w:r>
-      <w:r>
-        <w:rPr>
-          <w:rStyle w:val="VerbatimChar"/>
-        </w:rPr>
-        <w:t xml:space="preserve">isNightTariff = true</w:t>
-      </w:r>
-      <w:r>
-        <w:t xml:space="preserve">, в часовом поясе региона первой точки (</w:t>
-      </w:r>
-      <w:r>
-        <w:rPr>
-          <w:rStyle w:val="VerbatimChar"/>
-        </w:rPr>
-        <w:t xml:space="preserve">Region.timeZone</w:t>
-      </w:r>
-      <w:r>
-        <w:t xml:space="preserve"> </w:t>
-      </w:r>
-      <w:r>
-        <w:t xml:space="preserve">из ветки геозон). Так временной коэффициент получается определённым и воспроизводимым: дневной либо ночной, без коэффициента выходного дня (1.5.7). Не заменять введённую</w:t>
-      </w:r>
-      <w:r>
-        <w:t xml:space="preserve"> </w:t>
-      </w:r>
-      <w:r>
-        <w:rPr>
-          <w:rStyle w:val="VerbatimChar"/>
-        </w:rPr>
-        <w:t xml:space="preserve">fixedCost</w:t>
-      </w:r>
-      <w:r>
-        <w:t xml:space="preserve"> </w:t>
-      </w:r>
-      <w:r>
-        <w:t xml:space="preserve">расчётной ценой.</w:t>
-      </w:r>
-    </w:p>
-    <w:p>
-      <w:pPr>
-        <w:numPr>
-          <w:ilvl w:val="0"/>
-          <w:numId w:val="1004"/>
-        </w:numPr>
-      </w:pPr>
-      <w:r>
-        <w:t xml:space="preserve">Вычислить суммарное ожидание по точкам; сложить его со временем в пути, округление half-up один раз после суммирования. Бесплатный лимит тарифа из суммы не вычитать.</w:t>
-      </w:r>
-    </w:p>
-    <w:p>
-      <w:pPr>
-        <w:numPr>
-          <w:ilvl w:val="0"/>
-          <w:numId w:val="1004"/>
-        </w:numPr>
-      </w:pPr>
-      <w:r>
-        <w:t xml:space="preserve">Атомарно выделить номер</w:t>
-      </w:r>
-      <w:r>
-        <w:t xml:space="preserve"> </w:t>
-      </w:r>
-      <w:r>
-        <w:rPr>
-          <w:rStyle w:val="VerbatimChar"/>
-        </w:rPr>
-        <w:t xml:space="preserve">FR-XXXX-XXXXXXXX</w:t>
-      </w:r>
-      <w:r>
-        <w:t xml:space="preserve">, где</w:t>
-      </w:r>
-      <w:r>
-        <w:t xml:space="preserve"> </w:t>
-      </w:r>
-      <w:r>
-        <w:rPr>
-          <w:rStyle w:val="VerbatimChar"/>
-        </w:rPr>
-        <w:t xml:space="preserve">XXXX</w:t>
-      </w:r>
-      <w:r>
-        <w:t xml:space="preserve"> </w:t>
-      </w:r>
-      <w:r>
-        <w:t xml:space="preserve">—</w:t>
-      </w:r>
-      <w:r>
-        <w:t xml:space="preserve"> </w:t>
-      </w:r>
-      <w:r>
-        <w:rPr>
-          <w:rStyle w:val="VerbatimChar"/>
-        </w:rPr>
-        <w:t xml:space="preserve">digitId</w:t>
-      </w:r>
-      <w:r>
-        <w:t xml:space="preserve"> </w:t>
-      </w:r>
-      <w:r>
-        <w:t xml:space="preserve">организации автора. Уникальность обеспечивается ограничением</w:t>
-      </w:r>
-      <w:r>
-        <w:t xml:space="preserve"> </w:t>
-      </w:r>
-      <w:r>
-        <w:rPr>
-          <w:rStyle w:val="VerbatimChar"/>
-        </w:rPr>
-        <w:t xml:space="preserve">UNIQUE</w:t>
-      </w:r>
-      <w:r>
-        <w:t xml:space="preserve"> </w:t>
-      </w:r>
-      <w:r>
-        <w:t xml:space="preserve">в БД; генератор платформы от гонки не защищён, механизм блокировки и повтора — T01.1, D13.</w:t>
-      </w:r>
-    </w:p>
-    <w:p>
-      <w:pPr>
-        <w:numPr>
-          <w:ilvl w:val="0"/>
-          <w:numId w:val="1004"/>
-        </w:numPr>
-      </w:pPr>
-      <w:r>
-        <w:t xml:space="preserve">Сохранить запись и начальную запись истории в одной транзакции;</w:t>
-      </w:r>
-      <w:r>
-        <w:t xml:space="preserve"> </w:t>
-      </w:r>
-      <w:r>
-        <w:rPr>
-          <w:rStyle w:val="VerbatimChar"/>
-        </w:rPr>
-        <w:t xml:space="preserve">version</w:t>
-      </w:r>
-      <w:r>
-        <w:t xml:space="preserve"> </w:t>
-      </w:r>
-      <w:r>
-        <w:t xml:space="preserve">при создании — 0.</w:t>
-      </w:r>
-    </w:p>
-    <w:p>
-      <w:pPr>
-        <w:numPr>
-          <w:ilvl w:val="0"/>
-          <w:numId w:val="1004"/>
-        </w:numPr>
-      </w:pPr>
-      <w:r>
-        <w:t xml:space="preserve">Вернуть сохранённую карточку с кодом 201.</w:t>
-      </w:r>
-    </w:p>
-    <w:bookmarkEnd w:id="41"/>
-    <w:bookmarkStart w:id="42" w:name="Xb7f5006e4f1d0544fd082a2b18e3c9606d248c0"/>
+    <w:bookmarkEnd w:id="42"/>
+    <w:bookmarkStart w:id="43" w:name="Xb7f5006e4f1d0544fd082a2b18e3c9606d248c0"/>
     <w:p>
       <w:pPr>
         <w:pStyle w:val="Heading4"/>
@@ -19809,9 +20397,8 @@
       <w:pPr>
         <w:numPr>
           <w:ilvl w:val="0"/>
-          <w:numId w:val="1007"/>
+          <w:numId w:val="1008"/>
         </w:numPr>
-        <w:pStyle w:val="Compact"/>
       </w:pPr>
       <w:r>
         <w:rPr>
@@ -19889,9 +20476,8 @@
       <w:pPr>
         <w:numPr>
           <w:ilvl w:val="0"/>
-          <w:numId w:val="1007"/>
+          <w:numId w:val="1008"/>
         </w:numPr>
-        <w:pStyle w:val="Compact"/>
       </w:pPr>
       <w:r>
         <w:rPr>
@@ -19965,9 +20551,8 @@
       <w:pPr>
         <w:numPr>
           <w:ilvl w:val="0"/>
-          <w:numId w:val="1007"/>
+          <w:numId w:val="1008"/>
         </w:numPr>
-        <w:pStyle w:val="Compact"/>
       </w:pPr>
       <w:r>
         <w:rPr>
@@ -19996,7 +20581,7 @@
         <w:t xml:space="preserve"> </w:t>
       </w:r>
       <w:r>
-        <w:t xml:space="preserve">точки после дополнения обязаны быть заполнены страна, регион и город: резолвер территории передаёт их в gRPC</w:t>
+        <w:t xml:space="preserve">точки после дополнения должны быть заполнены страна, регион и город: резолвер территории передаёт их в gRPC</w:t>
       </w:r>
       <w:r>
         <w:t xml:space="preserve"> </w:t>
@@ -20049,31 +20634,63 @@
       <w:pPr>
         <w:numPr>
           <w:ilvl w:val="0"/>
-          <w:numId w:val="1007"/>
+          <w:numId w:val="1000"/>
         </w:numPr>
-        <w:pStyle w:val="Compact"/>
       </w:pPr>
       <w:r>
         <w:rPr>
           <w:bCs/>
           <w:b/>
         </w:rPr>
-        <w:t xml:space="preserve">Расчёт.</w:t>
-      </w:r>
-      <w:r>
-        <w:t xml:space="preserve"> </w:t>
-      </w:r>
-      <w:r>
-        <w:t xml:space="preserve">Ветка геозон по первой точке, затем расстояние и время (geo) и стоимость по выбранному тарифу (тарифы).</w:t>
+        <w:t xml:space="preserve">Поведение провизорное — есть расхождение с моделью.</w:t>
+      </w:r>
+      <w:r>
+        <w:t xml:space="preserve"> </w:t>
+      </w:r>
+      <w:r>
+        <w:t xml:space="preserve">T01.1 (D01, раздел 5) точку без населённого пункта</w:t>
+      </w:r>
+      <w:r>
+        <w:t xml:space="preserve"> </w:t>
+      </w:r>
+      <w:r>
+        <w:rPr>
+          <w:bCs/>
+          <w:b/>
+        </w:rPr>
+        <w:t xml:space="preserve">разрешает</w:t>
+      </w:r>
+      <w:r>
+        <w:t xml:space="preserve">: текстовые части адреса необязательны. Здесь такая точка в роли первой безусловно отклоняется. Одновременно разрешать её моделью и отклонять при сохранении нельзя, поэтому до согласованного решения этот отказ — временная мера, а не правило. Варианты разобраны во врезке ниже; решение нужно согласовать совместно (архитектор — способ, заказчик — допустимость отказа для объектов вне населённых пунктов).</w:t>
       </w:r>
     </w:p>
     <w:p>
       <w:pPr>
         <w:numPr>
           <w:ilvl w:val="0"/>
-          <w:numId w:val="1007"/>
+          <w:numId w:val="1008"/>
         </w:numPr>
-        <w:pStyle w:val="Compact"/>
+      </w:pPr>
+      <w:r>
+        <w:rPr>
+          <w:bCs/>
+          <w:b/>
+        </w:rPr>
+        <w:t xml:space="preserve">Расчёт.</w:t>
+      </w:r>
+      <w:r>
+        <w:t xml:space="preserve"> </w:t>
+      </w:r>
+      <w:r>
+        <w:t xml:space="preserve">Ветка геозон по первой точке, затем расстояние и время (geo) и стоимость по выбранному тарифу (тарифы).</w:t>
+      </w:r>
+    </w:p>
+    <w:p>
+      <w:pPr>
+        <w:numPr>
+          <w:ilvl w:val="0"/>
+          <w:numId w:val="1008"/>
+        </w:numPr>
       </w:pPr>
       <w:r>
         <w:rPr>
@@ -20104,38 +20721,118 @@
         <w:t xml:space="preserve"> </w:t>
       </w:r>
       <w:r>
-        <w:t xml:space="preserve">Если объект находится вне населённого пункта и geo возвращает адрес без города, шаг 3 не проходит, и маршрут сохранить нельзя. Обойти это на нашей стороне нечем: ограничение в контракте резолвера. Два пути — попросить владельца</w:t>
-      </w:r>
-      <w:r>
-        <w:t xml:space="preserve"> </w:t>
-      </w:r>
-      <w:r>
-        <w:rPr>
-          <w:rStyle w:val="VerbatimChar"/>
-        </w:rPr>
-        <w:t xml:space="preserve">geo-zones</w:t>
-      </w:r>
-      <w:r>
-        <w:t xml:space="preserve"> </w:t>
-      </w:r>
-      <w:r>
-        <w:t xml:space="preserve">принимать координаты либо разрешить подстановку города ближайшего населённого пункта по координатам.</w:t>
-      </w:r>
-      <w:r>
-        <w:t xml:space="preserve"> </w:t>
-      </w:r>
+        <w:t xml:space="preserve">Если объект находится вне населённого пункта и geo возвращает адрес без города, шаг 3 не проходит. Обойти это на нашей стороне нечем: ограничение в контракте резолвера территории.</w:t>
+      </w:r>
+    </w:p>
+    <w:p>
+      <w:pPr>
+        <w:pStyle w:val="BlockText"/>
+      </w:pPr>
       <w:r>
         <w:rPr>
           <w:bCs/>
           <w:b/>
         </w:rPr>
-        <w:t xml:space="preserve">Второе меняет смысл данных, поэтому самостоятельно не вводим:</w:t>
-      </w:r>
-      <w:r>
-        <w:t xml:space="preserve"> </w:t>
-      </w:r>
-      <w:r>
-        <w:t xml:space="preserve">нужно решение архитектора. До него маршрут с такой первой точкой не создаётся, и это ограничение нужно показать в интерфейсе (T01.3).</w:t>
+        <w:t xml:space="preserve">Расхождение с T01.1.</w:t>
+      </w:r>
+      <w:r>
+        <w:t xml:space="preserve"> </w:t>
+      </w:r>
+      <w:r>
+        <w:t xml:space="preserve">Модель такую точку разрешает (D01: адресные части необязательны), спецификация в роли первой точки — нет. Расхождение нужно закрыть, а не оставлять: иначе разработчик получит из двух документов разные правила.</w:t>
+      </w:r>
+    </w:p>
+    <w:p>
+      <w:pPr>
+        <w:pStyle w:val="BlockText"/>
+      </w:pPr>
+      <w:r>
+        <w:rPr>
+          <w:bCs/>
+          <w:b/>
+        </w:rPr>
+        <w:t xml:space="preserve">Варианты.</w:t>
+      </w:r>
+      <w:r>
+        <w:t xml:space="preserve"> </w:t>
+      </w:r>
+      <w:r>
+        <w:rPr>
+          <w:bCs/>
+          <w:b/>
+        </w:rPr>
+        <w:t xml:space="preserve">A.</w:t>
+      </w:r>
+      <w:r>
+        <w:t xml:space="preserve"> </w:t>
+      </w:r>
+      <w:r>
+        <w:t xml:space="preserve">Попросить владельца</w:t>
+      </w:r>
+      <w:r>
+        <w:t xml:space="preserve"> </w:t>
+      </w:r>
+      <w:r>
+        <w:rPr>
+          <w:rStyle w:val="VerbatimChar"/>
+        </w:rPr>
+        <w:t xml:space="preserve">geo-zones</w:t>
+      </w:r>
+      <w:r>
+        <w:t xml:space="preserve"> </w:t>
+      </w:r>
+      <w:r>
+        <w:t xml:space="preserve">принимать координаты — тогда ограничение исчезает и модель с API сходятся.</w:t>
+      </w:r>
+      <w:r>
+        <w:t xml:space="preserve"> </w:t>
+      </w:r>
+      <w:r>
+        <w:rPr>
+          <w:bCs/>
+          <w:b/>
+        </w:rPr>
+        <w:t xml:space="preserve">B.</w:t>
+      </w:r>
+      <w:r>
+        <w:t xml:space="preserve"> </w:t>
+      </w:r>
+      <w:r>
+        <w:t xml:space="preserve">Подставлять город ближайшего населённого пункта по координатам — меняет смысл сохранённых данных, самостоятельно не вводим.</w:t>
+      </w:r>
+      <w:r>
+        <w:t xml:space="preserve"> </w:t>
+      </w:r>
+      <w:r>
+        <w:rPr>
+          <w:bCs/>
+          <w:b/>
+        </w:rPr>
+        <w:t xml:space="preserve">C.</w:t>
+      </w:r>
+      <w:r>
+        <w:t xml:space="preserve"> </w:t>
+      </w:r>
+      <w:r>
+        <w:t xml:space="preserve">Запретить такую точку в роли первой и внести это ограничение в T01.1 — тогда модель перестанет её разрешать, но справочник не покроет объекты вне населённых пунктов, а именно для них и нужен ручной ввод координат (решение 08.10.2026).</w:t>
+      </w:r>
+    </w:p>
+    <w:p>
+      <w:pPr>
+        <w:pStyle w:val="BlockText"/>
+      </w:pPr>
+      <w:r>
+        <w:rPr>
+          <w:bCs/>
+          <w:b/>
+        </w:rPr>
+        <w:t xml:space="preserve">Рекомендация:</w:t>
+      </w:r>
+      <w:r>
+        <w:t xml:space="preserve"> </w:t>
+      </w:r>
+      <w:r>
+        <w:t xml:space="preserve">A как целевое, C как временное с явной записью в T01.1. Решение совместное: архитектор определяет способ, заказчик — допустимо ли вообще отказывать для объектов вне населённых пунктов. До решения ограничение нужно показать в интерфейсе (T01.3).</w:t>
       </w:r>
     </w:p>
     <w:p>
@@ -20176,8 +20873,8 @@
         <w:t xml:space="preserve">— 99 999,9 минут; при отсутствии верхней границы ожидания и 26 точках это предел суммы, а не бизнес-ограничение.</w:t>
       </w:r>
     </w:p>
-    <w:bookmarkEnd w:id="42"/>
-    <w:bookmarkStart w:id="43" w:name="Xdb09a2b8f6751e1329dfb0ffac85ecb204aa44a"/>
+    <w:bookmarkEnd w:id="43"/>
+    <w:bookmarkStart w:id="44" w:name="Xdb09a2b8f6751e1329dfb0ffac85ecb204aa44a"/>
     <w:p>
       <w:pPr>
         <w:pStyle w:val="Heading4"/>
@@ -21012,32 +21709,7 @@
               <w:t xml:space="preserve"> </w:t>
             </w:r>
             <w:r>
-              <w:t xml:space="preserve">(1.6, п. 19) и</w:t>
-            </w:r>
-            <w:r>
-              <w:t xml:space="preserve"> </w:t>
-            </w:r>
-            <w:r>
-              <w:rPr>
-                <w:bCs/>
-                <w:b/>
-              </w:rPr>
-              <w:t xml:space="preserve">пересчитывается при каждом сохранении</w:t>
-            </w:r>
-            <w:r>
-              <w:t xml:space="preserve">, включая</w:t>
-            </w:r>
-            <w:r>
-              <w:t xml:space="preserve"> </w:t>
-            </w:r>
-            <w:r>
-              <w:rPr>
-                <w:rStyle w:val="VerbatimChar"/>
-              </w:rPr>
-              <w:t xml:space="preserve">PUT</w:t>
-            </w:r>
-            <w:r>
-              <w:t xml:space="preserve">; фоновых пересчётов и пересчёта при чтении нет (1.6, п. 19а). Ориентир: пользователю при оформлении заявки не показывается, нужна в выгрузках. Для класса «Выбор автомобиля» правило выбора значения — предложение, не решение (3.2)</w:t>
+              <w:t xml:space="preserve">(1.6, п. 19) и пересчитывается при создании и при изменении параметров, влияющих на цену (1.6, п. 19а); фоновых пересчётов и пересчёта при чтении нет. Ориентир: пользователю при оформлении заявки не показывается, нужна в выгрузках. Для класса «Выбор автомобиля» правило выбора значения — предложение, не решение (3.2)</w:t>
             </w:r>
           </w:p>
         </w:tc>
@@ -24271,8 +24943,8 @@
         <w:t xml:space="preserve">— миллисекунды.</w:t>
       </w:r>
     </w:p>
-    <w:bookmarkEnd w:id="43"/>
-    <w:bookmarkStart w:id="44" w:name="Xaa1f2064c2034989f8a259b29935e32aec994e6"/>
+    <w:bookmarkEnd w:id="44"/>
+    <w:bookmarkStart w:id="45" w:name="Xaa1f2064c2034989f8a259b29935e32aec994e6"/>
     <w:p>
       <w:pPr>
         <w:pStyle w:val="Heading4"/>
@@ -25822,9 +26494,9 @@
         </w:pict>
       </w:r>
     </w:p>
-    <w:bookmarkEnd w:id="44"/>
     <w:bookmarkEnd w:id="45"/>
-    <w:bookmarkStart w:id="51" w:name="Xdfd5338af04e9e120294e479a9fbde03fae5f98"/>
+    <w:bookmarkEnd w:id="46"/>
+    <w:bookmarkStart w:id="52" w:name="Xdfd5338af04e9e120294e479a9fbde03fae5f98"/>
     <w:p>
       <w:pPr>
         <w:pStyle w:val="Heading3"/>
@@ -25842,7 +26514,7 @@
         <w:t xml:space="preserve">GET /api/favorite-routes</w:t>
       </w:r>
     </w:p>
-    <w:bookmarkStart w:id="46" w:name="X1a9dac6c2681c79cd18cb82848d84539749f1ff"/>
+    <w:bookmarkStart w:id="47" w:name="X1a9dac6c2681c79cd18cb82848d84539749f1ff"/>
     <w:p>
       <w:pPr>
         <w:pStyle w:val="Heading4"/>
@@ -25859,8 +26531,8 @@
         <w:t xml:space="preserve">Добавить после утверждения контракта (вопрос архитектору 3).</w:t>
       </w:r>
     </w:p>
-    <w:bookmarkEnd w:id="46"/>
-    <w:bookmarkStart w:id="47" w:name="X54b75c847403478e1962db161adeafc8d5350d8"/>
+    <w:bookmarkEnd w:id="47"/>
+    <w:bookmarkStart w:id="48" w:name="X54b75c847403478e1962db161adeafc8d5350d8"/>
     <w:p>
       <w:pPr>
         <w:pStyle w:val="Heading4"/>
@@ -25873,7 +26545,7 @@
       <w:pPr>
         <w:numPr>
           <w:ilvl w:val="0"/>
-          <w:numId w:val="1008"/>
+          <w:numId w:val="1009"/>
         </w:numPr>
         <w:pStyle w:val="Compact"/>
       </w:pPr>
@@ -25885,7 +26557,7 @@
       <w:pPr>
         <w:numPr>
           <w:ilvl w:val="0"/>
-          <w:numId w:val="1008"/>
+          <w:numId w:val="1009"/>
         </w:numPr>
         <w:pStyle w:val="Compact"/>
       </w:pPr>
@@ -25897,7 +26569,7 @@
       <w:pPr>
         <w:numPr>
           <w:ilvl w:val="0"/>
-          <w:numId w:val="1008"/>
+          <w:numId w:val="1009"/>
         </w:numPr>
         <w:pStyle w:val="Compact"/>
       </w:pPr>
@@ -25909,7 +26581,7 @@
       <w:pPr>
         <w:numPr>
           <w:ilvl w:val="0"/>
-          <w:numId w:val="1008"/>
+          <w:numId w:val="1009"/>
         </w:numPr>
         <w:pStyle w:val="Compact"/>
       </w:pPr>
@@ -25967,7 +26639,7 @@
       <w:pPr>
         <w:numPr>
           <w:ilvl w:val="0"/>
-          <w:numId w:val="1008"/>
+          <w:numId w:val="1009"/>
         </w:numPr>
         <w:pStyle w:val="Compact"/>
       </w:pPr>
@@ -25979,7 +26651,7 @@
       <w:pPr>
         <w:numPr>
           <w:ilvl w:val="0"/>
-          <w:numId w:val="1008"/>
+          <w:numId w:val="1009"/>
         </w:numPr>
         <w:pStyle w:val="Compact"/>
       </w:pPr>
@@ -26015,7 +26687,7 @@
       <w:pPr>
         <w:numPr>
           <w:ilvl w:val="0"/>
-          <w:numId w:val="1008"/>
+          <w:numId w:val="1009"/>
         </w:numPr>
         <w:pStyle w:val="Compact"/>
       </w:pPr>
@@ -26023,8 +26695,8 @@
         <w:t xml:space="preserve">Сформировать страницу ответа в соответствии с описанием ниже.</w:t>
       </w:r>
     </w:p>
-    <w:bookmarkEnd w:id="47"/>
-    <w:bookmarkStart w:id="48" w:name="X2466dbdf52066b260dd2894a0f3a88041095822"/>
+    <w:bookmarkEnd w:id="48"/>
+    <w:bookmarkStart w:id="49" w:name="X2466dbdf52066b260dd2894a0f3a88041095822"/>
     <w:p>
       <w:pPr>
         <w:pStyle w:val="Heading4"/>
@@ -27338,8 +28010,8 @@
         </w:tc>
       </w:tr>
     </w:tbl>
-    <w:bookmarkEnd w:id="48"/>
-    <w:bookmarkStart w:id="49" w:name="X13bd7f2d06afe7d638b687b76ef95b2ce8a389c"/>
+    <w:bookmarkEnd w:id="49"/>
+    <w:bookmarkStart w:id="50" w:name="X13bd7f2d06afe7d638b687b76ef95b2ce8a389c"/>
     <w:p>
       <w:pPr>
         <w:pStyle w:val="Heading4"/>
@@ -30356,8 +31028,8 @@
         <w:t xml:space="preserve">}</w:t>
       </w:r>
     </w:p>
-    <w:bookmarkEnd w:id="49"/>
-    <w:bookmarkStart w:id="50" w:name="X09860d3a887dcff64bf7ce084ebd8eacbea73a0"/>
+    <w:bookmarkEnd w:id="50"/>
+    <w:bookmarkStart w:id="51" w:name="X09860d3a887dcff64bf7ce084ebd8eacbea73a0"/>
     <w:p>
       <w:pPr>
         <w:pStyle w:val="Heading4"/>
@@ -30724,9 +31396,9 @@
         </w:pict>
       </w:r>
     </w:p>
-    <w:bookmarkEnd w:id="50"/>
     <w:bookmarkEnd w:id="51"/>
-    <w:bookmarkStart w:id="57" w:name="X1dd098ff82eaaf7b6d3727ca3829b8a4ca45a85"/>
+    <w:bookmarkEnd w:id="52"/>
+    <w:bookmarkStart w:id="58" w:name="X1dd098ff82eaaf7b6d3727ca3829b8a4ca45a85"/>
     <w:p>
       <w:pPr>
         <w:pStyle w:val="Heading3"/>
@@ -30744,7 +31416,7 @@
         <w:t xml:space="preserve">GET /api/favorite-routes/{id}</w:t>
       </w:r>
     </w:p>
-    <w:bookmarkStart w:id="52" w:name="Xfd691d65d567906047a9902fbab467132ac153e"/>
+    <w:bookmarkStart w:id="53" w:name="Xfd691d65d567906047a9902fbab467132ac153e"/>
     <w:p>
       <w:pPr>
         <w:pStyle w:val="Heading4"/>
@@ -30761,8 +31433,8 @@
         <w:t xml:space="preserve">Добавить после утверждения контракта (вопрос архитектору 3).</w:t>
       </w:r>
     </w:p>
-    <w:bookmarkEnd w:id="52"/>
-    <w:bookmarkStart w:id="53" w:name="X09f7192428650ca95fe3074f17e71180974b685"/>
+    <w:bookmarkEnd w:id="53"/>
+    <w:bookmarkStart w:id="54" w:name="X09f7192428650ca95fe3074f17e71180974b685"/>
     <w:p>
       <w:pPr>
         <w:pStyle w:val="Heading4"/>
@@ -30775,7 +31447,7 @@
       <w:pPr>
         <w:numPr>
           <w:ilvl w:val="0"/>
-          <w:numId w:val="1009"/>
+          <w:numId w:val="1010"/>
         </w:numPr>
         <w:pStyle w:val="Compact"/>
       </w:pPr>
@@ -30787,7 +31459,7 @@
       <w:pPr>
         <w:numPr>
           <w:ilvl w:val="0"/>
-          <w:numId w:val="1009"/>
+          <w:numId w:val="1010"/>
         </w:numPr>
         <w:pStyle w:val="Compact"/>
       </w:pPr>
@@ -30814,7 +31486,7 @@
       <w:pPr>
         <w:numPr>
           <w:ilvl w:val="0"/>
-          <w:numId w:val="1009"/>
+          <w:numId w:val="1010"/>
         </w:numPr>
         <w:pStyle w:val="Compact"/>
       </w:pPr>
@@ -30943,7 +31615,7 @@
       <w:pPr>
         <w:numPr>
           <w:ilvl w:val="0"/>
-          <w:numId w:val="1009"/>
+          <w:numId w:val="1010"/>
         </w:numPr>
         <w:pStyle w:val="Compact"/>
       </w:pPr>
@@ -30955,7 +31627,7 @@
       <w:pPr>
         <w:numPr>
           <w:ilvl w:val="0"/>
-          <w:numId w:val="1009"/>
+          <w:numId w:val="1010"/>
         </w:numPr>
         <w:pStyle w:val="Compact"/>
       </w:pPr>
@@ -30963,8 +31635,8 @@
         <w:t xml:space="preserve">Вручную деактивированная запись доступна для чтения — история сохраняется.</w:t>
       </w:r>
     </w:p>
-    <w:bookmarkEnd w:id="53"/>
-    <w:bookmarkStart w:id="54" w:name="Xd108df039a37b9f5aa4fea66590a5721daddef7"/>
+    <w:bookmarkEnd w:id="54"/>
+    <w:bookmarkStart w:id="55" w:name="Xd108df039a37b9f5aa4fea66590a5721daddef7"/>
     <w:p>
       <w:pPr>
         <w:pStyle w:val="Heading4"/>
@@ -31174,8 +31846,8 @@
         </w:tc>
       </w:tr>
     </w:tbl>
-    <w:bookmarkEnd w:id="54"/>
-    <w:bookmarkStart w:id="55" w:name="X0b258eb548c21a78df6d15949ba16e379b79b7a"/>
+    <w:bookmarkEnd w:id="55"/>
+    <w:bookmarkStart w:id="56" w:name="X0b258eb548c21a78df6d15949ba16e379b79b7a"/>
     <w:p>
       <w:pPr>
         <w:pStyle w:val="Heading4"/>
@@ -33704,8 +34376,8 @@
         <w:t xml:space="preserve">}</w:t>
       </w:r>
     </w:p>
-    <w:bookmarkEnd w:id="55"/>
-    <w:bookmarkStart w:id="56" w:name="X42685a326f80dc7f11ec67d31cfa56459efec0d"/>
+    <w:bookmarkEnd w:id="56"/>
+    <w:bookmarkStart w:id="57" w:name="X42685a326f80dc7f11ec67d31cfa56459efec0d"/>
     <w:p>
       <w:pPr>
         <w:pStyle w:val="Heading4"/>
@@ -34007,9 +34679,9 @@
         </w:pict>
       </w:r>
     </w:p>
-    <w:bookmarkEnd w:id="56"/>
     <w:bookmarkEnd w:id="57"/>
-    <w:bookmarkStart w:id="63" w:name="X882f74148a8c769c2744417dd784aed4f7cf394"/>
+    <w:bookmarkEnd w:id="58"/>
+    <w:bookmarkStart w:id="64" w:name="X882f74148a8c769c2744417dd784aed4f7cf394"/>
     <w:p>
       <w:pPr>
         <w:pStyle w:val="Heading3"/>
@@ -34027,7 +34699,7 @@
         <w:t xml:space="preserve">PUT /api/favorite-routes/{id}</w:t>
       </w:r>
     </w:p>
-    <w:bookmarkStart w:id="58" w:name="X6bd27b6aeba15e5f89b25b3df1e551e98678cf3"/>
+    <w:bookmarkStart w:id="59" w:name="X6bd27b6aeba15e5f89b25b3df1e551e98678cf3"/>
     <w:p>
       <w:pPr>
         <w:pStyle w:val="Heading4"/>
@@ -34054,8 +34726,8 @@
         <w:t xml:space="preserve">); методы изменения и деактивации решены по умолчанию (приложение v19).</w:t>
       </w:r>
     </w:p>
-    <w:bookmarkEnd w:id="58"/>
-    <w:bookmarkStart w:id="59" w:name="X3e253fb8e72700f20b64df7b9db33b866d1a268"/>
+    <w:bookmarkEnd w:id="59"/>
+    <w:bookmarkStart w:id="60" w:name="X3e253fb8e72700f20b64df7b9db33b866d1a268"/>
     <w:p>
       <w:pPr>
         <w:pStyle w:val="Heading4"/>
@@ -34068,7 +34740,7 @@
       <w:pPr>
         <w:numPr>
           <w:ilvl w:val="0"/>
-          <w:numId w:val="1010"/>
+          <w:numId w:val="1011"/>
         </w:numPr>
         <w:pStyle w:val="Compact"/>
       </w:pPr>
@@ -34080,7 +34752,7 @@
       <w:pPr>
         <w:numPr>
           <w:ilvl w:val="0"/>
-          <w:numId w:val="1010"/>
+          <w:numId w:val="1011"/>
         </w:numPr>
         <w:pStyle w:val="Compact"/>
       </w:pPr>
@@ -34092,7 +34764,7 @@
       <w:pPr>
         <w:numPr>
           <w:ilvl w:val="0"/>
-          <w:numId w:val="1010"/>
+          <w:numId w:val="1011"/>
         </w:numPr>
         <w:pStyle w:val="Compact"/>
       </w:pPr>
@@ -34119,7 +34791,7 @@
       <w:pPr>
         <w:numPr>
           <w:ilvl w:val="0"/>
-          <w:numId w:val="1010"/>
+          <w:numId w:val="1011"/>
         </w:numPr>
         <w:pStyle w:val="Compact"/>
       </w:pPr>
@@ -34155,7 +34827,7 @@
       <w:pPr>
         <w:numPr>
           <w:ilvl w:val="0"/>
-          <w:numId w:val="1010"/>
+          <w:numId w:val="1011"/>
         </w:numPr>
         <w:pStyle w:val="Compact"/>
       </w:pPr>
@@ -34167,12 +34839,12 @@
       <w:pPr>
         <w:numPr>
           <w:ilvl w:val="0"/>
-          <w:numId w:val="1010"/>
+          <w:numId w:val="1011"/>
         </w:numPr>
         <w:pStyle w:val="Compact"/>
       </w:pPr>
       <w:r>
-        <w:t xml:space="preserve">Пересчитать расстояние, время и рекомендуемую цену по условной дате (1.6, п. 19 и 19а). Правило одно для всех сохранений, включая изменение только названия; отдельной ветки «пересчитывать или нет» в реализации не нужно.</w:t>
+        <w:t xml:space="preserve">Пересчитать расстояние, время и рекомендуемую цену,</w:t>
       </w:r>
       <w:r>
         <w:t xml:space="preserve"> </w:t>
@@ -34182,7 +34854,23 @@
           <w:bCs/>
           <w:b/>
         </w:rPr>
-        <w:t xml:space="preserve">Совпадения значений с прежними это не гарантирует:</w:t>
+        <w:t xml:space="preserve">если изменились параметры, влияющие на цену</w:t>
+      </w:r>
+      <w:r>
+        <w:t xml:space="preserve"> </w:t>
+      </w:r>
+      <w:r>
+        <w:t xml:space="preserve">(1.6, п. 19а): состав и порядок точек, ожидание, вид транспорта, класс, ночной признак, тариф. Если изменились только название, период действия или фиксированная стоимость — расчёт не выполняется, прежние значения сохраняются как есть. Это правило новой редакции T01.1 (D12); прежнее «пересчёт при каждом сохранении» отменено, чтобы два документа не задавали разное поведение.</w:t>
+      </w:r>
+      <w:r>
+        <w:t xml:space="preserve"> </w:t>
+      </w:r>
+      <w:r>
+        <w:rPr>
+          <w:bCs/>
+          <w:b/>
+        </w:rPr>
+        <w:t xml:space="preserve">Если пересчёт выполняется, совпадения значений с прежними это не гарантирует:</w:t>
       </w:r>
       <w:r>
         <w:t xml:space="preserve"> </w:t>
@@ -34246,7 +34934,7 @@
       <w:pPr>
         <w:numPr>
           <w:ilvl w:val="0"/>
-          <w:numId w:val="1010"/>
+          <w:numId w:val="1011"/>
         </w:numPr>
         <w:pStyle w:val="Compact"/>
       </w:pPr>
@@ -34312,7 +35000,7 @@
       <w:pPr>
         <w:numPr>
           <w:ilvl w:val="0"/>
-          <w:numId w:val="1010"/>
+          <w:numId w:val="1011"/>
         </w:numPr>
         <w:pStyle w:val="Compact"/>
       </w:pPr>
@@ -34369,7 +35057,7 @@
       <w:pPr>
         <w:numPr>
           <w:ilvl w:val="0"/>
-          <w:numId w:val="1010"/>
+          <w:numId w:val="1011"/>
         </w:numPr>
         <w:pStyle w:val="Compact"/>
       </w:pPr>
@@ -34381,7 +35069,7 @@
       <w:pPr>
         <w:numPr>
           <w:ilvl w:val="0"/>
-          <w:numId w:val="1010"/>
+          <w:numId w:val="1011"/>
         </w:numPr>
         <w:pStyle w:val="Compact"/>
       </w:pPr>
@@ -34389,8 +35077,8 @@
         <w:t xml:space="preserve">Запрет редактирования при активных заявках из запрета деактивации не следует и самостоятельно не вводится — вопрос заказчику 18.</w:t>
       </w:r>
     </w:p>
-    <w:bookmarkEnd w:id="59"/>
-    <w:bookmarkStart w:id="60" w:name="X182b83deb69af6290431b698df4b7ceb511adfd"/>
+    <w:bookmarkEnd w:id="60"/>
+    <w:bookmarkStart w:id="61" w:name="X182b83deb69af6290431b698df4b7ceb511adfd"/>
     <w:p>
       <w:pPr>
         <w:pStyle w:val="Heading4"/>
@@ -34896,8 +35584,8 @@
         <w:t xml:space="preserve">передаётся: при изменении значимых параметров пользователь выбирает тариф заново.</w:t>
       </w:r>
     </w:p>
-    <w:bookmarkEnd w:id="60"/>
-    <w:bookmarkStart w:id="61" w:name="X552d7b99357f29594a249fb0392a278544fecd6"/>
+    <w:bookmarkEnd w:id="61"/>
+    <w:bookmarkStart w:id="62" w:name="X552d7b99357f29594a249fb0392a278544fecd6"/>
     <w:p>
       <w:pPr>
         <w:pStyle w:val="Heading4"/>
@@ -35199,8 +35887,8 @@
         <w:t xml:space="preserve">}</w:t>
       </w:r>
     </w:p>
-    <w:bookmarkEnd w:id="61"/>
-    <w:bookmarkStart w:id="62" w:name="X3c63c337204196b8916f1e319ac3cdb892ed572"/>
+    <w:bookmarkEnd w:id="62"/>
+    <w:bookmarkStart w:id="63" w:name="X3c63c337204196b8916f1e319ac3cdb892ed572"/>
     <w:p>
       <w:pPr>
         <w:pStyle w:val="Heading4"/>
@@ -35831,9 +36519,9 @@
         </w:pict>
       </w:r>
     </w:p>
-    <w:bookmarkEnd w:id="62"/>
     <w:bookmarkEnd w:id="63"/>
-    <w:bookmarkStart w:id="69" w:name="X48a7f95a8a420557018aa161ab83a860d2a1442"/>
+    <w:bookmarkEnd w:id="64"/>
+    <w:bookmarkStart w:id="70" w:name="X48a7f95a8a420557018aa161ab83a860d2a1442"/>
     <w:p>
       <w:pPr>
         <w:pStyle w:val="Heading3"/>
@@ -35851,7 +36539,7 @@
         <w:t xml:space="preserve">DELETE /api/favorite-routes/{id}?version=n</w:t>
       </w:r>
     </w:p>
-    <w:bookmarkStart w:id="64" w:name="X421ec16b9e3ce394a2ba3a9ea91dacba386d36b"/>
+    <w:bookmarkStart w:id="65" w:name="X421ec16b9e3ce394a2ba3a9ea91dacba386d36b"/>
     <w:p>
       <w:pPr>
         <w:pStyle w:val="Heading4"/>
@@ -35878,8 +36566,8 @@
         <w:t xml:space="preserve">); методы изменения и деактивации решены по умолчанию (приложение v19).</w:t>
       </w:r>
     </w:p>
-    <w:bookmarkEnd w:id="64"/>
-    <w:bookmarkStart w:id="65" w:name="X51713843188e7c5f747f7dc935646670b479dc7"/>
+    <w:bookmarkEnd w:id="65"/>
+    <w:bookmarkStart w:id="66" w:name="X51713843188e7c5f747f7dc935646670b479dc7"/>
     <w:p>
       <w:pPr>
         <w:pStyle w:val="Heading4"/>
@@ -35900,7 +36588,7 @@
       <w:pPr>
         <w:numPr>
           <w:ilvl w:val="0"/>
-          <w:numId w:val="1011"/>
+          <w:numId w:val="1012"/>
         </w:numPr>
         <w:pStyle w:val="Compact"/>
       </w:pPr>
@@ -35925,7 +36613,7 @@
       <w:pPr>
         <w:numPr>
           <w:ilvl w:val="0"/>
-          <w:numId w:val="1011"/>
+          <w:numId w:val="1012"/>
         </w:numPr>
         <w:pStyle w:val="Compact"/>
       </w:pPr>
@@ -35953,7 +36641,7 @@
       <w:pPr>
         <w:numPr>
           <w:ilvl w:val="0"/>
-          <w:numId w:val="1011"/>
+          <w:numId w:val="1012"/>
         </w:numPr>
         <w:pStyle w:val="Compact"/>
       </w:pPr>
@@ -35987,7 +36675,7 @@
       <w:pPr>
         <w:numPr>
           <w:ilvl w:val="0"/>
-          <w:numId w:val="1011"/>
+          <w:numId w:val="1012"/>
         </w:numPr>
         <w:pStyle w:val="Compact"/>
       </w:pPr>
@@ -36058,7 +36746,7 @@
       <w:pPr>
         <w:numPr>
           <w:ilvl w:val="0"/>
-          <w:numId w:val="1011"/>
+          <w:numId w:val="1012"/>
         </w:numPr>
         <w:pStyle w:val="Compact"/>
       </w:pPr>
@@ -36094,7 +36782,7 @@
       <w:pPr>
         <w:numPr>
           <w:ilvl w:val="0"/>
-          <w:numId w:val="1011"/>
+          <w:numId w:val="1012"/>
         </w:numPr>
         <w:pStyle w:val="Compact"/>
       </w:pPr>
@@ -36118,7 +36806,7 @@
       <w:pPr>
         <w:numPr>
           <w:ilvl w:val="0"/>
-          <w:numId w:val="1011"/>
+          <w:numId w:val="1012"/>
         </w:numPr>
         <w:pStyle w:val="Compact"/>
       </w:pPr>
@@ -36137,7 +36825,7 @@
       <w:pPr>
         <w:numPr>
           <w:ilvl w:val="0"/>
-          <w:numId w:val="1011"/>
+          <w:numId w:val="1012"/>
         </w:numPr>
         <w:pStyle w:val="Compact"/>
       </w:pPr>
@@ -36149,7 +36837,7 @@
       <w:pPr>
         <w:numPr>
           <w:ilvl w:val="0"/>
-          <w:numId w:val="1011"/>
+          <w:numId w:val="1012"/>
         </w:numPr>
         <w:pStyle w:val="Compact"/>
       </w:pPr>
@@ -36157,8 +36845,8 @@
         <w:t xml:space="preserve">API поиска заявок по признаку избранного маршрута в платформе нет — поля в заявке ещё нет; контракт создаётся в T04.1.</w:t>
       </w:r>
     </w:p>
-    <w:bookmarkEnd w:id="65"/>
-    <w:bookmarkStart w:id="66" w:name="Xacdba4a581eb3fbd20f1b072e77a94eeabe41f1"/>
+    <w:bookmarkEnd w:id="66"/>
+    <w:bookmarkStart w:id="67" w:name="Xacdba4a581eb3fbd20f1b072e77a94eeabe41f1"/>
     <w:p>
       <w:pPr>
         <w:pStyle w:val="Heading4"/>
@@ -36460,8 +37148,8 @@
         </w:tc>
       </w:tr>
     </w:tbl>
-    <w:bookmarkEnd w:id="66"/>
-    <w:bookmarkStart w:id="67" w:name="Xb2737d321c4995c6f55b2e13c8f4249d4aeee15"/>
+    <w:bookmarkEnd w:id="67"/>
+    <w:bookmarkStart w:id="68" w:name="Xb2737d321c4995c6f55b2e13c8f4249d4aeee15"/>
     <w:p>
       <w:pPr>
         <w:pStyle w:val="Heading4"/>
@@ -36478,8 +37166,8 @@
         <w:t xml:space="preserve">Код 204, тело отсутствует.</w:t>
       </w:r>
     </w:p>
-    <w:bookmarkEnd w:id="67"/>
-    <w:bookmarkStart w:id="68" w:name="Xab6279e0b117c7fb888f3dc8eb0f5dd06424b76"/>
+    <w:bookmarkEnd w:id="68"/>
+    <w:bookmarkStart w:id="69" w:name="Xab6279e0b117c7fb888f3dc8eb0f5dd06424b76"/>
     <w:p>
       <w:pPr>
         <w:pStyle w:val="Heading4"/>
@@ -36969,9 +37657,9 @@
         </w:pict>
       </w:r>
     </w:p>
-    <w:bookmarkEnd w:id="68"/>
     <w:bookmarkEnd w:id="69"/>
-    <w:bookmarkStart w:id="75" w:name="X2de78c3e4f8fc279036e28a0003209b5c5d7536"/>
+    <w:bookmarkEnd w:id="70"/>
+    <w:bookmarkStart w:id="76" w:name="X2de78c3e4f8fc279036e28a0003209b5c5d7536"/>
     <w:p>
       <w:pPr>
         <w:pStyle w:val="Heading3"/>
@@ -37039,160 +37727,6 @@
       </w:r>
       <w:r>
         <w:t xml:space="preserve">(решение заказчика 09.10.2026). Агрегаторы в перечень не входят. Схема получения, описанная в T01.1 (D07), доработки сервиса тарифов не требует:</w:t>
-      </w:r>
-    </w:p>
-    <w:p>
-      <w:pPr>
-        <w:numPr>
-          <w:ilvl w:val="0"/>
-          <w:numId w:val="1012"/>
-        </w:numPr>
-        <w:pStyle w:val="Compact"/>
-      </w:pPr>
-      <w:r>
-        <w:t xml:space="preserve">По первой точке маршрута определить</w:t>
-      </w:r>
-      <w:r>
-        <w:t xml:space="preserve"> </w:t>
-      </w:r>
-      <w:r>
-        <w:rPr>
-          <w:bCs/>
-          <w:b/>
-        </w:rPr>
-        <w:t xml:space="preserve">ветку геозон</w:t>
-      </w:r>
-      <w:r>
-        <w:t xml:space="preserve"> </w:t>
-      </w:r>
-      <w:r>
-        <w:t xml:space="preserve">— gRPC</w:t>
-      </w:r>
-      <w:r>
-        <w:t xml:space="preserve"> </w:t>
-      </w:r>
-      <w:r>
-        <w:rPr>
-          <w:rStyle w:val="VerbatimChar"/>
-        </w:rPr>
-        <w:t xml:space="preserve">geo-zones</w:t>
-      </w:r>
-      <w:r>
-        <w:t xml:space="preserve">, метод</w:t>
-      </w:r>
-      <w:r>
-        <w:t xml:space="preserve"> </w:t>
-      </w:r>
-      <w:r>
-        <w:rPr>
-          <w:rStyle w:val="VerbatimChar"/>
-        </w:rPr>
-        <w:t xml:space="preserve">regionBranch</w:t>
-      </w:r>
-      <w:r>
-        <w:t xml:space="preserve">. Для этого у точки должны быть заполнены страна, регион и город (1.5.5).</w:t>
-      </w:r>
-    </w:p>
-    <w:p>
-      <w:pPr>
-        <w:numPr>
-          <w:ilvl w:val="0"/>
-          <w:numId w:val="1012"/>
-        </w:numPr>
-        <w:pStyle w:val="Compact"/>
-      </w:pPr>
-      <w:r>
-        <w:t xml:space="preserve">Для каждого класса, допустимого виду транспорта, выполнить</w:t>
-      </w:r>
-      <w:r>
-        <w:t xml:space="preserve"> </w:t>
-      </w:r>
-      <w:r>
-        <w:rPr>
-          <w:rStyle w:val="VerbatimChar"/>
-        </w:rPr>
-        <w:t xml:space="preserve">POST /api/tariffs/search</w:t>
-      </w:r>
-      <w:r>
-        <w:t xml:space="preserve"> </w:t>
-      </w:r>
-      <w:r>
-        <w:t xml:space="preserve">с фильтром по организации, региону из ветки, классу, ночному признаку и признаку активности.</w:t>
-      </w:r>
-    </w:p>
-    <w:p>
-      <w:pPr>
-        <w:numPr>
-          <w:ilvl w:val="0"/>
-          <w:numId w:val="1012"/>
-        </w:numPr>
-        <w:pStyle w:val="Compact"/>
-      </w:pPr>
-      <w:r>
-        <w:t xml:space="preserve">По каждому найденному тарифу выполнить</w:t>
-      </w:r>
-      <w:r>
-        <w:t xml:space="preserve"> </w:t>
-      </w:r>
-      <w:r>
-        <w:rPr>
-          <w:rStyle w:val="VerbatimChar"/>
-        </w:rPr>
-        <w:t xml:space="preserve">POST /api/tariffs/calculate</w:t>
-      </w:r>
-      <w:r>
-        <w:t xml:space="preserve"> </w:t>
-      </w:r>
-      <w:r>
-        <w:t xml:space="preserve">с явным</w:t>
-      </w:r>
-      <w:r>
-        <w:t xml:space="preserve"> </w:t>
-      </w:r>
-      <w:r>
-        <w:rPr>
-          <w:rStyle w:val="VerbatimChar"/>
-        </w:rPr>
-        <w:t xml:space="preserve">tariffId</w:t>
-      </w:r>
-      <w:r>
-        <w:t xml:space="preserve"> </w:t>
-      </w:r>
-      <w:r>
-        <w:t xml:space="preserve">и получить стоимость.</w:t>
-      </w:r>
-    </w:p>
-    <w:p>
-      <w:pPr>
-        <w:pStyle w:val="BlockText"/>
-      </w:pPr>
-      <w:r>
-        <w:rPr>
-          <w:bCs/>
-          <w:b/>
-        </w:rPr>
-        <w:t xml:space="preserve">Четыре обязательных условия вызова</w:t>
-      </w:r>
-      <w:r>
-        <w:rPr>
-          <w:bCs/>
-          <w:b/>
-        </w:rPr>
-        <w:t xml:space="preserve"> </w:t>
-      </w:r>
-      <w:r>
-        <w:rPr>
-          <w:rStyle w:val="VerbatimChar"/>
-          <w:bCs/>
-          <w:b/>
-        </w:rPr>
-        <w:t xml:space="preserve">search</w:t>
-      </w:r>
-      <w:r>
-        <w:t xml:space="preserve"> </w:t>
-      </w:r>
-      <w:r>
-        <w:t xml:space="preserve">(обоснование и ссылки на код — 1.5.6):</w:t>
       </w:r>
     </w:p>
     <w:p>
@@ -37204,16 +37738,7 @@
         <w:pStyle w:val="Compact"/>
       </w:pPr>
       <w:r>
-        <w:rPr>
-          <w:rStyle w:val="VerbatimChar"/>
-        </w:rPr>
-        <w:t xml:space="preserve">contractType</w:t>
-      </w:r>
-      <w:r>
-        <w:t xml:space="preserve"> </w:t>
-      </w:r>
-      <w:r>
-        <w:t xml:space="preserve">передаётся</w:t>
+        <w:t xml:space="preserve">По первой точке маршрута определить</w:t>
       </w:r>
       <w:r>
         <w:t xml:space="preserve"> </w:t>
@@ -37223,10 +37748,13 @@
           <w:bCs/>
           <w:b/>
         </w:rPr>
-        <w:t xml:space="preserve">явно</w:t>
-      </w:r>
-      <w:r>
-        <w:t xml:space="preserve">: сначала</w:t>
+        <w:t xml:space="preserve">ветку геозон</w:t>
+      </w:r>
+      <w:r>
+        <w:t xml:space="preserve"> </w:t>
+      </w:r>
+      <w:r>
+        <w:t xml:space="preserve">— gRPC</w:t>
       </w:r>
       <w:r>
         <w:t xml:space="preserve"> </w:t>
@@ -37235,10 +37763,10 @@
         <w:rPr>
           <w:rStyle w:val="VerbatimChar"/>
         </w:rPr>
-        <w:t xml:space="preserve">INCOME</w:t>
-      </w:r>
-      <w:r>
-        <w:t xml:space="preserve">, при пустом результате —</w:t>
+        <w:t xml:space="preserve">geo-zones</w:t>
+      </w:r>
+      <w:r>
+        <w:t xml:space="preserve">, метод</w:t>
       </w:r>
       <w:r>
         <w:t xml:space="preserve"> </w:t>
@@ -37247,25 +37775,10 @@
         <w:rPr>
           <w:rStyle w:val="VerbatimChar"/>
         </w:rPr>
-        <w:t xml:space="preserve">TRANSITIONAL</w:t>
-      </w:r>
-      <w:r>
-        <w:t xml:space="preserve">. Если его не передать, контроллер сам подставит</w:t>
-      </w:r>
-      <w:r>
-        <w:t xml:space="preserve"> </w:t>
-      </w:r>
-      <w:r>
-        <w:rPr>
-          <w:rStyle w:val="VerbatimChar"/>
-        </w:rPr>
-        <w:t xml:space="preserve">TRANSITIONAL</w:t>
-      </w:r>
-      <w:r>
-        <w:t xml:space="preserve"> </w:t>
-      </w:r>
-      <w:r>
-        <w:t xml:space="preserve">и доходные договоры в выдачу не попадут;</w:t>
+        <w:t xml:space="preserve">regionBranch</w:t>
+      </w:r>
+      <w:r>
+        <w:t xml:space="preserve">. Для этого у точки должны быть заполнены страна, регион и город (1.5.5).</w:t>
       </w:r>
     </w:p>
     <w:p>
@@ -37277,44 +37790,22 @@
         <w:pStyle w:val="Compact"/>
       </w:pPr>
       <w:r>
+        <w:t xml:space="preserve">Для каждого класса, допустимого виду транспорта, выполнить</w:t>
+      </w:r>
+      <w:r>
+        <w:t xml:space="preserve"> </w:t>
+      </w:r>
+      <w:r>
         <w:rPr>
           <w:rStyle w:val="VerbatimChar"/>
         </w:rPr>
-        <w:t xml:space="preserve">transportType</w:t>
-      </w:r>
-      <w:r>
-        <w:t xml:space="preserve"> </w:t>
-      </w:r>
-      <w:r>
-        <w:t xml:space="preserve">и</w:t>
-      </w:r>
-      <w:r>
-        <w:t xml:space="preserve"> </w:t>
-      </w:r>
-      <w:r>
-        <w:rPr>
-          <w:rStyle w:val="VerbatimChar"/>
-        </w:rPr>
-        <w:t xml:space="preserve">transportClass</w:t>
-      </w:r>
-      <w:r>
-        <w:t xml:space="preserve"> </w:t>
-      </w:r>
-      <w:r>
-        <w:t xml:space="preserve">передаются</w:t>
-      </w:r>
-      <w:r>
-        <w:t xml:space="preserve"> </w:t>
-      </w:r>
-      <w:r>
-        <w:rPr>
-          <w:bCs/>
-          <w:b/>
-        </w:rPr>
-        <w:t xml:space="preserve">парой</w:t>
-      </w:r>
-      <w:r>
-        <w:t xml:space="preserve">: класс без вида транспорта даёт пустой список без ошибки;</w:t>
+        <w:t xml:space="preserve">POST /api/tariffs/search</w:t>
+      </w:r>
+      <w:r>
+        <w:t xml:space="preserve"> </w:t>
+      </w:r>
+      <w:r>
+        <w:t xml:space="preserve">с фильтром по организации, региону из ветки, классу, ночному признаку и признаку активности.</w:t>
       </w:r>
     </w:p>
     <w:p>
@@ -37326,7 +37817,7 @@
         <w:pStyle w:val="Compact"/>
       </w:pPr>
       <w:r>
-        <w:t xml:space="preserve">регион передаётся по одному значению: фильтр принимает один</w:t>
+        <w:t xml:space="preserve">По каждому найденному тарифу выполнить</w:t>
       </w:r>
       <w:r>
         <w:t xml:space="preserve"> </w:t>
@@ -37335,13 +37826,13 @@
         <w:rPr>
           <w:rStyle w:val="VerbatimChar"/>
         </w:rPr>
-        <w:t xml:space="preserve">regionId</w:t>
-      </w:r>
-      <w:r>
-        <w:t xml:space="preserve"> </w:t>
-      </w:r>
-      <w:r>
-        <w:t xml:space="preserve">и сравнивает точным равенством, поэтому ветка зон обходится вызовами по числу зон. Если владелец сервиса тарифов расширит</w:t>
+        <w:t xml:space="preserve">POST /api/tariffs/calculate</w:t>
+      </w:r>
+      <w:r>
+        <w:t xml:space="preserve"> </w:t>
+      </w:r>
+      <w:r>
+        <w:t xml:space="preserve">с явным</w:t>
       </w:r>
       <w:r>
         <w:t xml:space="preserve"> </w:t>
@@ -37350,80 +37841,13 @@
         <w:rPr>
           <w:rStyle w:val="VerbatimChar"/>
         </w:rPr>
-        <w:t xml:space="preserve">TariffSearchDTO.regionId</w:t>
-      </w:r>
-      <w:r>
-        <w:t xml:space="preserve"> </w:t>
-      </w:r>
-      <w:r>
-        <w:t xml:space="preserve">до списка, вызовов станет ровно по числу классов — сервисный слой</w:t>
-      </w:r>
-      <w:r>
-        <w:t xml:space="preserve"> </w:t>
-      </w:r>
-      <w:r>
-        <w:rPr>
-          <w:rStyle w:val="VerbatimChar"/>
-        </w:rPr>
-        <w:t xml:space="preserve">IN (список)</w:t>
-      </w:r>
-      <w:r>
-        <w:t xml:space="preserve"> </w:t>
-      </w:r>
-      <w:r>
-        <w:t xml:space="preserve">уже поддерживает;</w:t>
-      </w:r>
-    </w:p>
-    <w:p>
-      <w:pPr>
-        <w:numPr>
-          <w:ilvl w:val="0"/>
-          <w:numId w:val="1013"/>
-        </w:numPr>
-        <w:pStyle w:val="Compact"/>
-      </w:pPr>
-      <w:r>
-        <w:t xml:space="preserve">ночные тарифы при</w:t>
-      </w:r>
-      <w:r>
-        <w:t xml:space="preserve"> </w:t>
-      </w:r>
-      <w:r>
-        <w:rPr>
-          <w:rStyle w:val="VerbatimChar"/>
-        </w:rPr>
-        <w:t xml:space="preserve">isNightTariff = false</w:t>
-      </w:r>
-      <w:r>
-        <w:t xml:space="preserve"> </w:t>
-      </w:r>
-      <w:r>
-        <w:t xml:space="preserve">отфильтровываются</w:t>
-      </w:r>
-      <w:r>
-        <w:t xml:space="preserve"> </w:t>
-      </w:r>
-      <w:r>
-        <w:rPr>
-          <w:bCs/>
-          <w:b/>
-        </w:rPr>
-        <w:t xml:space="preserve">на своей стороне</w:t>
-      </w:r>
-      <w:r>
-        <w:t xml:space="preserve">: фильтр сервиса тарифов действует только при</w:t>
-      </w:r>
-      <w:r>
-        <w:t xml:space="preserve"> </w:t>
-      </w:r>
-      <w:r>
-        <w:rPr>
-          <w:rStyle w:val="VerbatimChar"/>
-        </w:rPr>
-        <w:t xml:space="preserve">true</w:t>
-      </w:r>
-      <w:r>
-        <w:t xml:space="preserve">.</w:t>
+        <w:t xml:space="preserve">tariffId</w:t>
+      </w:r>
+      <w:r>
+        <w:t xml:space="preserve"> </w:t>
+      </w:r>
+      <w:r>
+        <w:t xml:space="preserve">и получить стоимость.</w:t>
       </w:r>
     </w:p>
     <w:p>
@@ -37431,138 +37855,24 @@
         <w:pStyle w:val="BlockText"/>
       </w:pPr>
       <w:r>
-        <w:t xml:space="preserve">Класса в ответе поиска нет, поэтому он задаётся</w:t>
-      </w:r>
-      <w:r>
-        <w:t xml:space="preserve"> </w:t>
-      </w:r>
-      <w:r>
         <w:rPr>
           <w:bCs/>
           <w:b/>
         </w:rPr>
-        <w:t xml:space="preserve">фильтром запроса</w:t>
-      </w:r>
-      <w:r>
-        <w:t xml:space="preserve">, а не вычитывается из ответа. Число вызовов: при обходе ветки из</w:t>
-      </w:r>
-      <w:r>
-        <w:t xml:space="preserve"> </w:t>
-      </w:r>
-      <w:r>
-        <w:rPr>
-          <w:rStyle w:val="VerbatimChar"/>
-        </w:rPr>
-        <w:t xml:space="preserve">Z</w:t>
-      </w:r>
-      <w:r>
-        <w:t xml:space="preserve"> </w:t>
-      </w:r>
-      <w:r>
-        <w:t xml:space="preserve">зон и</w:t>
-      </w:r>
-      <w:r>
-        <w:t xml:space="preserve"> </w:t>
-      </w:r>
-      <w:r>
-        <w:rPr>
-          <w:rStyle w:val="VerbatimChar"/>
-        </w:rPr>
-        <w:t xml:space="preserve">K</w:t>
-      </w:r>
-      <w:r>
-        <w:t xml:space="preserve"> </w:t>
-      </w:r>
-      <w:r>
-        <w:t xml:space="preserve">допустимых классов это</w:t>
-      </w:r>
-      <w:r>
-        <w:t xml:space="preserve"> </w:t>
-      </w:r>
-      <w:r>
-        <w:rPr>
-          <w:rStyle w:val="VerbatimChar"/>
-        </w:rPr>
-        <w:t xml:space="preserve">Z × K</w:t>
-      </w:r>
-      <w:r>
-        <w:t xml:space="preserve"> </w:t>
-      </w:r>
-      <w:r>
-        <w:t xml:space="preserve">вызовов</w:t>
-      </w:r>
-      <w:r>
-        <w:t xml:space="preserve"> </w:t>
-      </w:r>
-      <w:r>
-        <w:rPr>
-          <w:rStyle w:val="VerbatimChar"/>
-        </w:rPr>
-        <w:t xml:space="preserve">search</w:t>
-      </w:r>
-      <w:r>
-        <w:t xml:space="preserve"> </w:t>
-      </w:r>
-      <w:r>
-        <w:t xml:space="preserve">плюс один</w:t>
-      </w:r>
-      <w:r>
-        <w:t xml:space="preserve"> </w:t>
-      </w:r>
-      <w:r>
-        <w:rPr>
-          <w:rStyle w:val="VerbatimChar"/>
-        </w:rPr>
-        <w:t xml:space="preserve">calculate</w:t>
-      </w:r>
-      <w:r>
-        <w:t xml:space="preserve"> </w:t>
-      </w:r>
-      <w:r>
-        <w:t xml:space="preserve">на каждый найденный тариф. Для Москвы и пяти классов такси это порядка 15–20 вызовов — оценка нагрузки и необходимость кэша отложены до замеров T01.4 (v19, прежний вопрос 21).</w:t>
-      </w:r>
-    </w:p>
-    <w:p>
-      <w:pPr>
-        <w:pStyle w:val="BlockText"/>
-      </w:pPr>
-      <w:r>
-        <w:t xml:space="preserve">Учётная запись, под которой выполняются эти вызовы, должна существовать как</w:t>
-      </w:r>
-      <w:r>
-        <w:t xml:space="preserve"> </w:t>
+        <w:t xml:space="preserve">Четыре обязательных условия вызова</w:t>
       </w:r>
       <w:r>
         <w:rPr>
           <w:bCs/>
           <w:b/>
         </w:rPr>
-        <w:t xml:space="preserve">сотрудник в локальной копии сервиса тарифов</w:t>
-      </w:r>
-      <w:r>
-        <w:t xml:space="preserve">: организация вызывающего определяется по</w:t>
-      </w:r>
-      <w:r>
         <w:t xml:space="preserve"> </w:t>
       </w:r>
       <w:r>
         <w:rPr>
           <w:rStyle w:val="VerbatimChar"/>
-        </w:rPr>
-        <w:t xml:space="preserve">jti</w:t>
-      </w:r>
-      <w:r>
-        <w:t xml:space="preserve"> </w:t>
-      </w:r>
-      <w:r>
-        <w:t xml:space="preserve">через неё, и при отсутствии записи</w:t>
-      </w:r>
-      <w:r>
-        <w:t xml:space="preserve"> </w:t>
-      </w:r>
-      <w:r>
-        <w:rPr>
-          <w:rStyle w:val="VerbatimChar"/>
+          <w:bCs/>
+          <w:b/>
         </w:rPr>
         <w:t xml:space="preserve">search</w:t>
       </w:r>
@@ -37570,34 +37880,7 @@
         <w:t xml:space="preserve"> </w:t>
       </w:r>
       <w:r>
-        <w:t xml:space="preserve">ответит 404 (1.5.6).</w:t>
-      </w:r>
-    </w:p>
-    <w:bookmarkStart w:id="70" w:name="X3582b80d66bb22f2f7ed08870c0f0a4eb94ec5c"/>
-    <w:p>
-      <w:pPr>
-        <w:pStyle w:val="Heading4"/>
-      </w:pPr>
-      <w:r>
-        <w:t xml:space="preserve">2.6.1 Swagger</w:t>
-      </w:r>
-    </w:p>
-    <w:p>
-      <w:pPr>
-        <w:pStyle w:val="FirstParagraph"/>
-      </w:pPr>
-      <w:r>
-        <w:t xml:space="preserve">Добавить после решения по решено по умолчанию (приложение v19, прежний вопрос 18).</w:t>
-      </w:r>
-    </w:p>
-    <w:bookmarkEnd w:id="70"/>
-    <w:bookmarkStart w:id="71" w:name="X5f98e0dc10e708d4f7be092cf5dc3a7b4a633fa"/>
-    <w:p>
-      <w:pPr>
-        <w:pStyle w:val="Heading4"/>
-      </w:pPr>
-      <w:r>
-        <w:t xml:space="preserve">2.6.2 Требования</w:t>
+        <w:t xml:space="preserve">(обоснование и ссылки на код — 1.5.6):</w:t>
       </w:r>
     </w:p>
     <w:p>
@@ -37606,9 +37889,71 @@
           <w:ilvl w:val="0"/>
           <w:numId w:val="1014"/>
         </w:numPr>
+        <w:pStyle w:val="Compact"/>
       </w:pPr>
       <w:r>
-        <w:t xml:space="preserve">Пользователь авторизован; организация пользователя определена по локальной цепочке. Запись не создаётся и не изменяется.</w:t>
+        <w:rPr>
+          <w:rStyle w:val="VerbatimChar"/>
+        </w:rPr>
+        <w:t xml:space="preserve">contractType</w:t>
+      </w:r>
+      <w:r>
+        <w:t xml:space="preserve"> </w:t>
+      </w:r>
+      <w:r>
+        <w:t xml:space="preserve">передаётся</w:t>
+      </w:r>
+      <w:r>
+        <w:t xml:space="preserve"> </w:t>
+      </w:r>
+      <w:r>
+        <w:rPr>
+          <w:bCs/>
+          <w:b/>
+        </w:rPr>
+        <w:t xml:space="preserve">явно</w:t>
+      </w:r>
+      <w:r>
+        <w:t xml:space="preserve">: сначала</w:t>
+      </w:r>
+      <w:r>
+        <w:t xml:space="preserve"> </w:t>
+      </w:r>
+      <w:r>
+        <w:rPr>
+          <w:rStyle w:val="VerbatimChar"/>
+        </w:rPr>
+        <w:t xml:space="preserve">INCOME</w:t>
+      </w:r>
+      <w:r>
+        <w:t xml:space="preserve">, при пустом результате —</w:t>
+      </w:r>
+      <w:r>
+        <w:t xml:space="preserve"> </w:t>
+      </w:r>
+      <w:r>
+        <w:rPr>
+          <w:rStyle w:val="VerbatimChar"/>
+        </w:rPr>
+        <w:t xml:space="preserve">TRANSITIONAL</w:t>
+      </w:r>
+      <w:r>
+        <w:t xml:space="preserve">. Если его не передать, контроллер сам подставит</w:t>
+      </w:r>
+      <w:r>
+        <w:t xml:space="preserve"> </w:t>
+      </w:r>
+      <w:r>
+        <w:rPr>
+          <w:rStyle w:val="VerbatimChar"/>
+        </w:rPr>
+        <w:t xml:space="preserve">TRANSITIONAL</w:t>
+      </w:r>
+      <w:r>
+        <w:t xml:space="preserve"> </w:t>
+      </w:r>
+      <w:r>
+        <w:t xml:space="preserve">и доходные договоры в выдачу не попадут;</w:t>
       </w:r>
     </w:p>
     <w:p>
@@ -37617,9 +37962,47 @@
           <w:ilvl w:val="0"/>
           <w:numId w:val="1014"/>
         </w:numPr>
+        <w:pStyle w:val="Compact"/>
       </w:pPr>
       <w:r>
-        <w:t xml:space="preserve">Провалидировать точки теми же правилами, что при создании: от 2 до 26, ожидание только на промежуточных точках, обязательны координаты.</w:t>
+        <w:rPr>
+          <w:rStyle w:val="VerbatimChar"/>
+        </w:rPr>
+        <w:t xml:space="preserve">transportType</w:t>
+      </w:r>
+      <w:r>
+        <w:t xml:space="preserve"> </w:t>
+      </w:r>
+      <w:r>
+        <w:t xml:space="preserve">и</w:t>
+      </w:r>
+      <w:r>
+        <w:t xml:space="preserve"> </w:t>
+      </w:r>
+      <w:r>
+        <w:rPr>
+          <w:rStyle w:val="VerbatimChar"/>
+        </w:rPr>
+        <w:t xml:space="preserve">transportClass</w:t>
+      </w:r>
+      <w:r>
+        <w:t xml:space="preserve"> </w:t>
+      </w:r>
+      <w:r>
+        <w:t xml:space="preserve">передаются</w:t>
+      </w:r>
+      <w:r>
+        <w:t xml:space="preserve"> </w:t>
+      </w:r>
+      <w:r>
+        <w:rPr>
+          <w:bCs/>
+          <w:b/>
+        </w:rPr>
+        <w:t xml:space="preserve">парой</w:t>
+      </w:r>
+      <w:r>
+        <w:t xml:space="preserve">: класс без вида транспорта даёт пустой список без ошибки;</w:t>
       </w:r>
     </w:p>
     <w:p>
@@ -37628,9 +38011,10 @@
           <w:ilvl w:val="0"/>
           <w:numId w:val="1014"/>
         </w:numPr>
+        <w:pStyle w:val="Compact"/>
       </w:pPr>
       <w:r>
-        <w:t xml:space="preserve">Построить маршрут:</w:t>
+        <w:t xml:space="preserve">регион передаётся по одному значению: фильтр принимает один</w:t>
       </w:r>
       <w:r>
         <w:t xml:space="preserve"> </w:t>
@@ -37639,13 +38023,43 @@
         <w:rPr>
           <w:rStyle w:val="VerbatimChar"/>
         </w:rPr>
-        <w:t xml:space="preserve">POST /api/geo/route</w:t>
-      </w:r>
-      <w:r>
-        <w:t xml:space="preserve"> </w:t>
-      </w:r>
-      <w:r>
-        <w:t xml:space="preserve">— расстояние и время.</w:t>
+        <w:t xml:space="preserve">regionId</w:t>
+      </w:r>
+      <w:r>
+        <w:t xml:space="preserve"> </w:t>
+      </w:r>
+      <w:r>
+        <w:t xml:space="preserve">и сравнивает точным равенством, поэтому ветка зон обходится вызовами по числу зон. Если владелец сервиса тарифов расширит</w:t>
+      </w:r>
+      <w:r>
+        <w:t xml:space="preserve"> </w:t>
+      </w:r>
+      <w:r>
+        <w:rPr>
+          <w:rStyle w:val="VerbatimChar"/>
+        </w:rPr>
+        <w:t xml:space="preserve">TariffSearchDTO.regionId</w:t>
+      </w:r>
+      <w:r>
+        <w:t xml:space="preserve"> </w:t>
+      </w:r>
+      <w:r>
+        <w:t xml:space="preserve">до списка, вызовов станет ровно по числу классов — сервисный слой</w:t>
+      </w:r>
+      <w:r>
+        <w:t xml:space="preserve"> </w:t>
+      </w:r>
+      <w:r>
+        <w:rPr>
+          <w:rStyle w:val="VerbatimChar"/>
+        </w:rPr>
+        <w:t xml:space="preserve">IN (список)</w:t>
+      </w:r>
+      <w:r>
+        <w:t xml:space="preserve"> </w:t>
+      </w:r>
+      <w:r>
+        <w:t xml:space="preserve">уже поддерживает;</w:t>
       </w:r>
     </w:p>
     <w:p>
@@ -37654,6 +38068,280 @@
           <w:ilvl w:val="0"/>
           <w:numId w:val="1014"/>
         </w:numPr>
+        <w:pStyle w:val="Compact"/>
+      </w:pPr>
+      <w:r>
+        <w:t xml:space="preserve">ночные тарифы при</w:t>
+      </w:r>
+      <w:r>
+        <w:t xml:space="preserve"> </w:t>
+      </w:r>
+      <w:r>
+        <w:rPr>
+          <w:rStyle w:val="VerbatimChar"/>
+        </w:rPr>
+        <w:t xml:space="preserve">isNightTariff = false</w:t>
+      </w:r>
+      <w:r>
+        <w:t xml:space="preserve"> </w:t>
+      </w:r>
+      <w:r>
+        <w:t xml:space="preserve">отфильтровываются</w:t>
+      </w:r>
+      <w:r>
+        <w:t xml:space="preserve"> </w:t>
+      </w:r>
+      <w:r>
+        <w:rPr>
+          <w:bCs/>
+          <w:b/>
+        </w:rPr>
+        <w:t xml:space="preserve">на своей стороне</w:t>
+      </w:r>
+      <w:r>
+        <w:t xml:space="preserve">: фильтр сервиса тарифов действует только при</w:t>
+      </w:r>
+      <w:r>
+        <w:t xml:space="preserve"> </w:t>
+      </w:r>
+      <w:r>
+        <w:rPr>
+          <w:rStyle w:val="VerbatimChar"/>
+        </w:rPr>
+        <w:t xml:space="preserve">true</w:t>
+      </w:r>
+      <w:r>
+        <w:t xml:space="preserve">.</w:t>
+      </w:r>
+    </w:p>
+    <w:p>
+      <w:pPr>
+        <w:pStyle w:val="BlockText"/>
+      </w:pPr>
+      <w:r>
+        <w:t xml:space="preserve">Класса в ответе поиска нет, поэтому он задаётся</w:t>
+      </w:r>
+      <w:r>
+        <w:t xml:space="preserve"> </w:t>
+      </w:r>
+      <w:r>
+        <w:rPr>
+          <w:bCs/>
+          <w:b/>
+        </w:rPr>
+        <w:t xml:space="preserve">фильтром запроса</w:t>
+      </w:r>
+      <w:r>
+        <w:t xml:space="preserve">, а не вычитывается из ответа. Число вызовов: при обходе ветки из</w:t>
+      </w:r>
+      <w:r>
+        <w:t xml:space="preserve"> </w:t>
+      </w:r>
+      <w:r>
+        <w:rPr>
+          <w:rStyle w:val="VerbatimChar"/>
+        </w:rPr>
+        <w:t xml:space="preserve">Z</w:t>
+      </w:r>
+      <w:r>
+        <w:t xml:space="preserve"> </w:t>
+      </w:r>
+      <w:r>
+        <w:t xml:space="preserve">зон и</w:t>
+      </w:r>
+      <w:r>
+        <w:t xml:space="preserve"> </w:t>
+      </w:r>
+      <w:r>
+        <w:rPr>
+          <w:rStyle w:val="VerbatimChar"/>
+        </w:rPr>
+        <w:t xml:space="preserve">K</w:t>
+      </w:r>
+      <w:r>
+        <w:t xml:space="preserve"> </w:t>
+      </w:r>
+      <w:r>
+        <w:t xml:space="preserve">допустимых классов это</w:t>
+      </w:r>
+      <w:r>
+        <w:t xml:space="preserve"> </w:t>
+      </w:r>
+      <w:r>
+        <w:rPr>
+          <w:rStyle w:val="VerbatimChar"/>
+        </w:rPr>
+        <w:t xml:space="preserve">Z × K</w:t>
+      </w:r>
+      <w:r>
+        <w:t xml:space="preserve"> </w:t>
+      </w:r>
+      <w:r>
+        <w:t xml:space="preserve">вызовов</w:t>
+      </w:r>
+      <w:r>
+        <w:t xml:space="preserve"> </w:t>
+      </w:r>
+      <w:r>
+        <w:rPr>
+          <w:rStyle w:val="VerbatimChar"/>
+        </w:rPr>
+        <w:t xml:space="preserve">search</w:t>
+      </w:r>
+      <w:r>
+        <w:t xml:space="preserve"> </w:t>
+      </w:r>
+      <w:r>
+        <w:t xml:space="preserve">плюс один</w:t>
+      </w:r>
+      <w:r>
+        <w:t xml:space="preserve"> </w:t>
+      </w:r>
+      <w:r>
+        <w:rPr>
+          <w:rStyle w:val="VerbatimChar"/>
+        </w:rPr>
+        <w:t xml:space="preserve">calculate</w:t>
+      </w:r>
+      <w:r>
+        <w:t xml:space="preserve"> </w:t>
+      </w:r>
+      <w:r>
+        <w:t xml:space="preserve">на каждый найденный тариф. Для Москвы и пяти классов такси это порядка 15–20 вызовов — оценка нагрузки и необходимость кэша отложены до замеров T01.4 (v19, прежний вопрос 21).</w:t>
+      </w:r>
+    </w:p>
+    <w:p>
+      <w:pPr>
+        <w:pStyle w:val="BlockText"/>
+      </w:pPr>
+      <w:r>
+        <w:t xml:space="preserve">Учётная запись, под которой выполняются эти вызовы, должна существовать как</w:t>
+      </w:r>
+      <w:r>
+        <w:t xml:space="preserve"> </w:t>
+      </w:r>
+      <w:r>
+        <w:rPr>
+          <w:bCs/>
+          <w:b/>
+        </w:rPr>
+        <w:t xml:space="preserve">сотрудник в локальной копии сервиса тарифов</w:t>
+      </w:r>
+      <w:r>
+        <w:t xml:space="preserve">: организация вызывающего определяется по</w:t>
+      </w:r>
+      <w:r>
+        <w:t xml:space="preserve"> </w:t>
+      </w:r>
+      <w:r>
+        <w:rPr>
+          <w:rStyle w:val="VerbatimChar"/>
+        </w:rPr>
+        <w:t xml:space="preserve">jti</w:t>
+      </w:r>
+      <w:r>
+        <w:t xml:space="preserve"> </w:t>
+      </w:r>
+      <w:r>
+        <w:t xml:space="preserve">через неё, и при отсутствии записи</w:t>
+      </w:r>
+      <w:r>
+        <w:t xml:space="preserve"> </w:t>
+      </w:r>
+      <w:r>
+        <w:rPr>
+          <w:rStyle w:val="VerbatimChar"/>
+        </w:rPr>
+        <w:t xml:space="preserve">search</w:t>
+      </w:r>
+      <w:r>
+        <w:t xml:space="preserve"> </w:t>
+      </w:r>
+      <w:r>
+        <w:t xml:space="preserve">ответит 404 (1.5.6).</w:t>
+      </w:r>
+    </w:p>
+    <w:bookmarkStart w:id="71" w:name="X3582b80d66bb22f2f7ed08870c0f0a4eb94ec5c"/>
+    <w:p>
+      <w:pPr>
+        <w:pStyle w:val="Heading4"/>
+      </w:pPr>
+      <w:r>
+        <w:t xml:space="preserve">2.6.1 Swagger</w:t>
+      </w:r>
+    </w:p>
+    <w:p>
+      <w:pPr>
+        <w:pStyle w:val="FirstParagraph"/>
+      </w:pPr>
+      <w:r>
+        <w:t xml:space="preserve">Добавить после решения по решено по умолчанию (приложение v19, прежний вопрос 18).</w:t>
+      </w:r>
+    </w:p>
+    <w:bookmarkEnd w:id="71"/>
+    <w:bookmarkStart w:id="72" w:name="X5f98e0dc10e708d4f7be092cf5dc3a7b4a633fa"/>
+    <w:p>
+      <w:pPr>
+        <w:pStyle w:val="Heading4"/>
+      </w:pPr>
+      <w:r>
+        <w:t xml:space="preserve">2.6.2 Требования</w:t>
+      </w:r>
+    </w:p>
+    <w:p>
+      <w:pPr>
+        <w:numPr>
+          <w:ilvl w:val="0"/>
+          <w:numId w:val="1015"/>
+        </w:numPr>
+      </w:pPr>
+      <w:r>
+        <w:t xml:space="preserve">Пользователь авторизован; организация пользователя определена по локальной цепочке. Запись не создаётся и не изменяется.</w:t>
+      </w:r>
+    </w:p>
+    <w:p>
+      <w:pPr>
+        <w:numPr>
+          <w:ilvl w:val="0"/>
+          <w:numId w:val="1015"/>
+        </w:numPr>
+      </w:pPr>
+      <w:r>
+        <w:t xml:space="preserve">Провалидировать точки теми же правилами, что при создании: от 2 до 26, ожидание только на промежуточных точках, обязательны координаты.</w:t>
+      </w:r>
+    </w:p>
+    <w:p>
+      <w:pPr>
+        <w:numPr>
+          <w:ilvl w:val="0"/>
+          <w:numId w:val="1015"/>
+        </w:numPr>
+      </w:pPr>
+      <w:r>
+        <w:t xml:space="preserve">Построить маршрут:</w:t>
+      </w:r>
+      <w:r>
+        <w:t xml:space="preserve"> </w:t>
+      </w:r>
+      <w:r>
+        <w:rPr>
+          <w:rStyle w:val="VerbatimChar"/>
+        </w:rPr>
+        <w:t xml:space="preserve">POST /api/geo/route</w:t>
+      </w:r>
+      <w:r>
+        <w:t xml:space="preserve"> </w:t>
+      </w:r>
+      <w:r>
+        <w:t xml:space="preserve">— расстояние и время.</w:t>
+      </w:r>
+    </w:p>
+    <w:p>
+      <w:pPr>
+        <w:numPr>
+          <w:ilvl w:val="0"/>
+          <w:numId w:val="1015"/>
+        </w:numPr>
       </w:pPr>
       <w:r>
         <w:t xml:space="preserve">Получить перечень действующих</w:t>
@@ -37679,7 +38367,7 @@
       <w:pPr>
         <w:numPr>
           <w:ilvl w:val="1"/>
-          <w:numId w:val="1015"/>
+          <w:numId w:val="1016"/>
         </w:numPr>
         <w:pStyle w:val="Compact"/>
       </w:pPr>
@@ -37715,7 +38403,7 @@
       <w:pPr>
         <w:numPr>
           <w:ilvl w:val="1"/>
-          <w:numId w:val="1015"/>
+          <w:numId w:val="1016"/>
         </w:numPr>
         <w:pStyle w:val="Compact"/>
       </w:pPr>
@@ -37850,7 +38538,7 @@
       <w:pPr>
         <w:numPr>
           <w:ilvl w:val="1"/>
-          <w:numId w:val="1015"/>
+          <w:numId w:val="1016"/>
         </w:numPr>
         <w:pStyle w:val="Compact"/>
       </w:pPr>
@@ -37887,7 +38575,7 @@
       <w:pPr>
         <w:numPr>
           <w:ilvl w:val="1"/>
-          <w:numId w:val="1015"/>
+          <w:numId w:val="1016"/>
         </w:numPr>
         <w:pStyle w:val="Compact"/>
       </w:pPr>
@@ -37965,7 +38653,7 @@
       <w:pPr>
         <w:numPr>
           <w:ilvl w:val="1"/>
-          <w:numId w:val="1015"/>
+          <w:numId w:val="1016"/>
         </w:numPr>
         <w:pStyle w:val="Compact"/>
       </w:pPr>
@@ -38029,7 +38717,7 @@
       <w:pPr>
         <w:numPr>
           <w:ilvl w:val="1"/>
-          <w:numId w:val="1015"/>
+          <w:numId w:val="1016"/>
         </w:numPr>
         <w:pStyle w:val="Compact"/>
       </w:pPr>
@@ -38587,7 +39275,7 @@
       <w:pPr>
         <w:numPr>
           <w:ilvl w:val="0"/>
-          <w:numId w:val="1014"/>
+          <w:numId w:val="1015"/>
         </w:numPr>
       </w:pPr>
       <w:r>
@@ -38614,7 +39302,7 @@
       <w:pPr>
         <w:numPr>
           <w:ilvl w:val="0"/>
-          <w:numId w:val="1014"/>
+          <w:numId w:val="1015"/>
         </w:numPr>
       </w:pPr>
       <w:r>
@@ -38673,15 +39361,15 @@
       <w:pPr>
         <w:numPr>
           <w:ilvl w:val="0"/>
-          <w:numId w:val="1014"/>
+          <w:numId w:val="1015"/>
         </w:numPr>
       </w:pPr>
       <w:r>
         <w:t xml:space="preserve">Значения носят справочный характер: при сохранении сервер считает заново по выбранному тарифу и возвращает сохранённые. Если они отличаются от показанных, форма показывает именно сохранённые (решено по умолчанию (приложение v19, прежний вопрос 18)).</w:t>
       </w:r>
     </w:p>
-    <w:bookmarkEnd w:id="71"/>
-    <w:bookmarkStart w:id="72" w:name="X5ceb1fc656a719d790fc77a2f30eb0b0aa665b1"/>
+    <w:bookmarkEnd w:id="72"/>
+    <w:bookmarkStart w:id="73" w:name="X5ceb1fc656a719d790fc77a2f30eb0b0aa665b1"/>
     <w:p>
       <w:pPr>
         <w:pStyle w:val="Heading4"/>
@@ -39015,8 +39703,8 @@
         <w:t xml:space="preserve">в запросе не передаются: класс и тариф выбираются из ответа.</w:t>
       </w:r>
     </w:p>
-    <w:bookmarkEnd w:id="72"/>
-    <w:bookmarkStart w:id="73" w:name="Xc692125ebe164e8b77ccbbbce68320098d6a73f"/>
+    <w:bookmarkEnd w:id="73"/>
+    <w:bookmarkStart w:id="74" w:name="Xc692125ebe164e8b77ccbbbce68320098d6a73f"/>
     <w:p>
       <w:pPr>
         <w:pStyle w:val="Heading4"/>
@@ -41047,8 +41735,8 @@
         <w:t xml:space="preserve">— пустой массив.</w:t>
       </w:r>
     </w:p>
-    <w:bookmarkEnd w:id="73"/>
-    <w:bookmarkStart w:id="74" w:name="X8e923a7b99aa692783616f538820d55c9d4d2d3"/>
+    <w:bookmarkEnd w:id="74"/>
+    <w:bookmarkStart w:id="75" w:name="X8e923a7b99aa692783616f538820d55c9d4d2d3"/>
     <w:p>
       <w:pPr>
         <w:pStyle w:val="Heading4"/>
@@ -41472,9 +42160,9 @@
         </w:pict>
       </w:r>
     </w:p>
-    <w:bookmarkEnd w:id="74"/>
     <w:bookmarkEnd w:id="75"/>
-    <w:bookmarkStart w:id="78" w:name="X24e10e32103ecde88459585b6ac9655d4c441de"/>
+    <w:bookmarkEnd w:id="76"/>
+    <w:bookmarkStart w:id="79" w:name="X24e10e32103ecde88459585b6ac9655d4c441de"/>
     <w:p>
       <w:pPr>
         <w:pStyle w:val="Heading3"/>
@@ -41536,194 +42224,13 @@
         <w:t xml:space="preserve">.</w:t>
       </w:r>
     </w:p>
-    <w:bookmarkStart w:id="76" w:name="X1d75a7d569449b6c56a6fb19e1b613d40932e66"/>
+    <w:bookmarkStart w:id="77" w:name="X1d75a7d569449b6c56a6fb19e1b613d40932e66"/>
     <w:p>
       <w:pPr>
         <w:pStyle w:val="Heading4"/>
       </w:pPr>
       <w:r>
         <w:t xml:space="preserve">2.7.1 Требования (проект, по отчёту разработчика от 05.10)</w:t>
-      </w:r>
-    </w:p>
-    <w:p>
-      <w:pPr>
-        <w:numPr>
-          <w:ilvl w:val="0"/>
-          <w:numId w:val="1016"/>
-        </w:numPr>
-        <w:pStyle w:val="Compact"/>
-      </w:pPr>
-      <w:r>
-        <w:t xml:space="preserve">Пользователь авторизован; право на загрузку — то же, что на управление справочником (вопрос заказчику 11, п. 4).</w:t>
-      </w:r>
-    </w:p>
-    <w:p>
-      <w:pPr>
-        <w:numPr>
-          <w:ilvl w:val="0"/>
-          <w:numId w:val="1016"/>
-        </w:numPr>
-        <w:pStyle w:val="Compact"/>
-      </w:pPr>
-      <w:r>
-        <w:t xml:space="preserve">Формат — Excel; шаблон содержит те же поля, что заведены в справочнике; все участвующие поля должны быть заполнены (протокол 17.09.2026, п. 11).</w:t>
-      </w:r>
-    </w:p>
-    <w:p>
-      <w:pPr>
-        <w:numPr>
-          <w:ilvl w:val="0"/>
-          <w:numId w:val="1016"/>
-        </w:numPr>
-        <w:pStyle w:val="Compact"/>
-      </w:pPr>
-      <w:r>
-        <w:t xml:space="preserve">Каждая строка проходит те же проверки и тот же расчёт, что при создании через</w:t>
-      </w:r>
-      <w:r>
-        <w:t xml:space="preserve"> </w:t>
-      </w:r>
-      <w:r>
-        <w:rPr>
-          <w:rStyle w:val="VerbatimChar"/>
-        </w:rPr>
-        <w:t xml:space="preserve">POST</w:t>
-      </w:r>
-      <w:r>
-        <w:t xml:space="preserve">.</w:t>
-      </w:r>
-    </w:p>
-    <w:p>
-      <w:pPr>
-        <w:numPr>
-          <w:ilvl w:val="0"/>
-          <w:numId w:val="1016"/>
-        </w:numPr>
-        <w:pStyle w:val="Compact"/>
-      </w:pPr>
-      <w:r>
-        <w:t xml:space="preserve">Частичной загрузки нет: любая ошибка отклоняет весь файл, в ответе — перечень ошибок по строкам (вопрос заказчику 11, п. 2).</w:t>
-      </w:r>
-    </w:p>
-    <w:p>
-      <w:pPr>
-        <w:numPr>
-          <w:ilvl w:val="0"/>
-          <w:numId w:val="1016"/>
-        </w:numPr>
-        <w:pStyle w:val="Compact"/>
-      </w:pPr>
-      <w:r>
-        <w:t xml:space="preserve">Предел 80 маршрутов: 81-й отклоняется. Является ли 80 жёстким пределом или стартовым объёмом — вопрос заказчику 11, п. 1.</w:t>
-      </w:r>
-    </w:p>
-    <w:p>
-      <w:pPr>
-        <w:numPr>
-          <w:ilvl w:val="0"/>
-          <w:numId w:val="1016"/>
-        </w:numPr>
-        <w:pStyle w:val="Compact"/>
-      </w:pPr>
-      <w:r>
-        <w:t xml:space="preserve">Номера выделяются тем же счётчиком, что при создании. При последовательной обработке достаточно штатного генератора; при параллельной требуется атомарный счётчик (T01.1 D13 и решено по умолчанию (приложение v19, прежний вопрос 19)).</w:t>
-      </w:r>
-    </w:p>
-    <w:p>
-      <w:pPr>
-        <w:numPr>
-          <w:ilvl w:val="0"/>
-          <w:numId w:val="1016"/>
-        </w:numPr>
-        <w:pStyle w:val="Compact"/>
-      </w:pPr>
-      <w:r>
-        <w:t xml:space="preserve">Обработка синхронная; при 26 точках в строке время расчёта может быть значительным (решено по умолчанию, приложение v19 (прежний решено по умолчанию (приложение v19, прежний вопрос 22)) и замер времени расчёта (T01.4)).</w:t>
-      </w:r>
-    </w:p>
-    <w:p>
-      <w:pPr>
-        <w:pStyle w:val="FirstParagraph"/>
-      </w:pPr>
-      <w:r>
-        <w:rPr>
-          <w:bCs/>
-          <w:b/>
-        </w:rPr>
-        <w:t xml:space="preserve">Откуда в файле берётся тариф.</w:t>
-      </w:r>
-      <w:r>
-        <w:t xml:space="preserve"> </w:t>
-      </w:r>
-      <w:r>
-        <w:t xml:space="preserve">Каждая строка проходит те же проверки, что обычное создание (2.1.2), включая полную проверку</w:t>
-      </w:r>
-      <w:r>
-        <w:t xml:space="preserve"> </w:t>
-      </w:r>
-      <w:r>
-        <w:rPr>
-          <w:rStyle w:val="VerbatimChar"/>
-        </w:rPr>
-        <w:t xml:space="preserve">tariffId</w:t>
-      </w:r>
-      <w:r>
-        <w:t xml:space="preserve"> </w:t>
-      </w:r>
-      <w:r>
-        <w:t xml:space="preserve">(п. 5). Но</w:t>
-      </w:r>
-      <w:r>
-        <w:t xml:space="preserve"> </w:t>
-      </w:r>
-      <w:r>
-        <w:rPr>
-          <w:rStyle w:val="VerbatimChar"/>
-        </w:rPr>
-        <w:t xml:space="preserve">uuid</w:t>
-      </w:r>
-      <w:r>
-        <w:t xml:space="preserve"> </w:t>
-      </w:r>
-      <w:r>
-        <w:t xml:space="preserve">тарифа в таблице указывать нельзя: пользователь его не видит и ввести не может. Поэтому в файле указывается</w:t>
-      </w:r>
-      <w:r>
-        <w:t xml:space="preserve"> </w:t>
-      </w:r>
-      <w:r>
-        <w:rPr>
-          <w:bCs/>
-          <w:b/>
-        </w:rPr>
-        <w:t xml:space="preserve">человекочитаемый номер тарифа</w:t>
-      </w:r>
-      <w:r>
-        <w:t xml:space="preserve"> </w:t>
-      </w:r>
-      <w:r>
-        <w:t xml:space="preserve">(</w:t>
-      </w:r>
-      <w:r>
-        <w:rPr>
-          <w:rStyle w:val="VerbatimChar"/>
-        </w:rPr>
-        <w:t xml:space="preserve">TF-XXXX-XXXXXXXX</w:t>
-      </w:r>
-      <w:r>
-        <w:t xml:space="preserve">), а сервер преобразует его в</w:t>
-      </w:r>
-      <w:r>
-        <w:t xml:space="preserve"> </w:t>
-      </w:r>
-      <w:r>
-        <w:rPr>
-          <w:rStyle w:val="VerbatimChar"/>
-        </w:rPr>
-        <w:t xml:space="preserve">tariffId</w:t>
-      </w:r>
-      <w:r>
-        <w:t xml:space="preserve">:</w:t>
       </w:r>
     </w:p>
     <w:p>
@@ -41735,238 +42242,7 @@
         <w:pStyle w:val="Compact"/>
       </w:pPr>
       <w:r>
-        <w:t xml:space="preserve">По номеру найти тариф</w:t>
-      </w:r>
-      <w:r>
-        <w:t xml:space="preserve"> </w:t>
-      </w:r>
-      <w:r>
-        <w:rPr>
-          <w:bCs/>
-          <w:b/>
-        </w:rPr>
-        <w:t xml:space="preserve">доступным внешним вызовом</w:t>
-      </w:r>
-      <w:r>
-        <w:t xml:space="preserve"> </w:t>
-      </w:r>
-      <w:r>
-        <w:t xml:space="preserve">—</w:t>
-      </w:r>
-      <w:r>
-        <w:t xml:space="preserve"> </w:t>
-      </w:r>
-      <w:r>
-        <w:rPr>
-          <w:rStyle w:val="VerbatimChar"/>
-        </w:rPr>
-        <w:t xml:space="preserve">POST /api/tariffs/search</w:t>
-      </w:r>
-      <w:r>
-        <w:t xml:space="preserve"> </w:t>
-      </w:r>
-      <w:r>
-        <w:t xml:space="preserve">с фильтром</w:t>
-      </w:r>
-      <w:r>
-        <w:t xml:space="preserve"> </w:t>
-      </w:r>
-      <w:r>
-        <w:rPr>
-          <w:rStyle w:val="VerbatimChar"/>
-        </w:rPr>
-        <w:t xml:space="preserve">humanReadableId</w:t>
-      </w:r>
-      <w:r>
-        <w:t xml:space="preserve">,</w:t>
-      </w:r>
-      <w:r>
-        <w:t xml:space="preserve"> </w:t>
-      </w:r>
-      <w:r>
-        <w:rPr>
-          <w:rStyle w:val="VerbatimChar"/>
-        </w:rPr>
-        <w:t xml:space="preserve">organizationId</w:t>
-      </w:r>
-      <w:r>
-        <w:t xml:space="preserve"> </w:t>
-      </w:r>
-      <w:r>
-        <w:t xml:space="preserve">и</w:t>
-      </w:r>
-      <w:r>
-        <w:t xml:space="preserve"> </w:t>
-      </w:r>
-      <w:r>
-        <w:rPr>
-          <w:rStyle w:val="VerbatimChar"/>
-        </w:rPr>
-        <w:t xml:space="preserve">transportType</w:t>
-      </w:r>
-      <w:r>
-        <w:t xml:space="preserve">. Точного поиска по номеру в контракте</w:t>
-      </w:r>
-      <w:r>
-        <w:t xml:space="preserve"> </w:t>
-      </w:r>
-      <w:r>
-        <w:rPr>
-          <w:bCs/>
-          <w:b/>
-        </w:rPr>
-        <w:t xml:space="preserve">нет</w:t>
-      </w:r>
-      <w:r>
-        <w:t xml:space="preserve">:</w:t>
-      </w:r>
-      <w:r>
-        <w:t xml:space="preserve"> </w:t>
-      </w:r>
-      <w:r>
-        <w:rPr>
-          <w:rStyle w:val="VerbatimChar"/>
-        </w:rPr>
-        <w:t xml:space="preserve">[КОД]</w:t>
-      </w:r>
-      <w:r>
-        <w:t xml:space="preserve"> </w:t>
-      </w:r>
-      <w:r>
-        <w:t xml:space="preserve">метод</w:t>
-      </w:r>
-      <w:r>
-        <w:t xml:space="preserve"> </w:t>
-      </w:r>
-      <w:r>
-        <w:rPr>
-          <w:rStyle w:val="VerbatimChar"/>
-        </w:rPr>
-        <w:t xml:space="preserve">TariffServiceImpl.get(transportType, humanReadableId)</w:t>
-      </w:r>
-      <w:r>
-        <w:t xml:space="preserve"> </w:t>
-      </w:r>
-      <w:r>
-        <w:t xml:space="preserve">существует, но это внутренний метод сервиса тарифов и наружу не выставлен — в</w:t>
-      </w:r>
-      <w:r>
-        <w:t xml:space="preserve"> </w:t>
-      </w:r>
-      <w:r>
-        <w:rPr>
-          <w:rStyle w:val="VerbatimChar"/>
-        </w:rPr>
-        <w:t xml:space="preserve">TariffController</w:t>
-      </w:r>
-      <w:r>
-        <w:t xml:space="preserve"> </w:t>
-      </w:r>
-      <w:r>
-        <w:t xml:space="preserve">эндпойнтов по номеру нет, есть только</w:t>
-      </w:r>
-      <w:r>
-        <w:t xml:space="preserve"> </w:t>
-      </w:r>
-      <w:r>
-        <w:rPr>
-          <w:rStyle w:val="VerbatimChar"/>
-        </w:rPr>
-        <w:t xml:space="preserve">GET {transportTypeId}/{tariffId}</w:t>
-      </w:r>
-      <w:r>
-        <w:t xml:space="preserve"> </w:t>
-      </w:r>
-      <w:r>
-        <w:t xml:space="preserve">по идентификатору и</w:t>
-      </w:r>
-      <w:r>
-        <w:t xml:space="preserve"> </w:t>
-      </w:r>
-      <w:r>
-        <w:rPr>
-          <w:rStyle w:val="VerbatimChar"/>
-        </w:rPr>
-        <w:t xml:space="preserve">POST search</w:t>
-      </w:r>
-      <w:r>
-        <w:t xml:space="preserve">. А фильтр</w:t>
-      </w:r>
-      <w:r>
-        <w:t xml:space="preserve"> </w:t>
-      </w:r>
-      <w:r>
-        <w:rPr>
-          <w:rStyle w:val="VerbatimChar"/>
-        </w:rPr>
-        <w:t xml:space="preserve">humanReadableId</w:t>
-      </w:r>
-      <w:r>
-        <w:t xml:space="preserve"> </w:t>
-      </w:r>
-      <w:r>
-        <w:t xml:space="preserve">в</w:t>
-      </w:r>
-      <w:r>
-        <w:t xml:space="preserve"> </w:t>
-      </w:r>
-      <w:r>
-        <w:rPr>
-          <w:rStyle w:val="VerbatimChar"/>
-        </w:rPr>
-        <w:t xml:space="preserve">search</w:t>
-      </w:r>
-      <w:r>
-        <w:t xml:space="preserve"> </w:t>
-      </w:r>
-      <w:r>
-        <w:t xml:space="preserve">ищет</w:t>
-      </w:r>
-      <w:r>
-        <w:t xml:space="preserve"> </w:t>
-      </w:r>
-      <w:r>
-        <w:rPr>
-          <w:bCs/>
-          <w:b/>
-        </w:rPr>
-        <w:t xml:space="preserve">по подстроке</w:t>
-      </w:r>
-      <w:r>
-        <w:t xml:space="preserve"> </w:t>
-      </w:r>
-      <w:r>
-        <w:t xml:space="preserve">(</w:t>
-      </w:r>
-      <w:r>
-        <w:rPr>
-          <w:rStyle w:val="VerbatimChar"/>
-        </w:rPr>
-        <w:t xml:space="preserve">like %…%</w:t>
-      </w:r>
-      <w:r>
-        <w:t xml:space="preserve">,</w:t>
-      </w:r>
-      <w:r>
-        <w:t xml:space="preserve"> </w:t>
-      </w:r>
-      <w:r>
-        <w:rPr>
-          <w:rStyle w:val="VerbatimChar"/>
-        </w:rPr>
-        <w:t xml:space="preserve">[КОД]</w:t>
-      </w:r>
-      <w:r>
-        <w:t xml:space="preserve"> </w:t>
-      </w:r>
-      <w:r>
-        <w:rPr>
-          <w:rStyle w:val="VerbatimChar"/>
-        </w:rPr>
-        <w:t xml:space="preserve">TariffSearchSpecHelper</w:t>
-      </w:r>
-      <w:r>
-        <w:t xml:space="preserve">), поэтому выдача может содержать посторонние тарифы.</w:t>
+        <w:t xml:space="preserve">Пользователь авторизован; право на загрузку — то же, что на управление справочником (вопрос заказчику 11, п. 4).</w:t>
       </w:r>
     </w:p>
     <w:p>
@@ -41978,32 +42254,7 @@
         <w:pStyle w:val="Compact"/>
       </w:pPr>
       <w:r>
-        <w:rPr>
-          <w:bCs/>
-          <w:b/>
-        </w:rPr>
-        <w:t xml:space="preserve">Проверить точное равенство номера на своей стороне</w:t>
-      </w:r>
-      <w:r>
-        <w:t xml:space="preserve"> </w:t>
-      </w:r>
-      <w:r>
-        <w:t xml:space="preserve">и отобрать единственную запись:</w:t>
-      </w:r>
-      <w:r>
-        <w:t xml:space="preserve"> </w:t>
-      </w:r>
-      <w:r>
-        <w:rPr>
-          <w:rStyle w:val="VerbatimChar"/>
-        </w:rPr>
-        <w:t xml:space="preserve">humanReadableId</w:t>
-      </w:r>
-      <w:r>
-        <w:t xml:space="preserve"> </w:t>
-      </w:r>
-      <w:r>
-        <w:t xml:space="preserve">элемента выдачи должен совпадать с номером из файла посимвольно. Если после отбора осталось не одно значение или ни одного — ошибка строки с указанием колонки.</w:t>
+        <w:t xml:space="preserve">Формат — Excel; шаблон содержит те же поля, что заведены в справочнике; все участвующие поля должны быть заполнены (протокол 17.09.2026, п. 11).</w:t>
       </w:r>
     </w:p>
     <w:p>
@@ -42015,7 +42266,67 @@
         <w:pStyle w:val="Compact"/>
       </w:pPr>
       <w:r>
-        <w:t xml:space="preserve">Проверить найденный тариф полным списком условий (2.1.2, п. 5), включая принадлежность организации и соответствие виду транспорта и классу из той же строки. Несоответствие — ошибка строки.</w:t>
+        <w:t xml:space="preserve">Каждая строка проходит те же проверки и тот же расчёт, что при создании через</w:t>
+      </w:r>
+      <w:r>
+        <w:t xml:space="preserve"> </w:t>
+      </w:r>
+      <w:r>
+        <w:rPr>
+          <w:rStyle w:val="VerbatimChar"/>
+        </w:rPr>
+        <w:t xml:space="preserve">POST</w:t>
+      </w:r>
+      <w:r>
+        <w:t xml:space="preserve">.</w:t>
+      </w:r>
+    </w:p>
+    <w:p>
+      <w:pPr>
+        <w:numPr>
+          <w:ilvl w:val="0"/>
+          <w:numId w:val="1017"/>
+        </w:numPr>
+        <w:pStyle w:val="Compact"/>
+      </w:pPr>
+      <w:r>
+        <w:t xml:space="preserve">Частичной загрузки нет: любая ошибка отклоняет весь файл, в ответе — перечень ошибок по строкам (вопрос заказчику 11, п. 2).</w:t>
+      </w:r>
+    </w:p>
+    <w:p>
+      <w:pPr>
+        <w:numPr>
+          <w:ilvl w:val="0"/>
+          <w:numId w:val="1017"/>
+        </w:numPr>
+        <w:pStyle w:val="Compact"/>
+      </w:pPr>
+      <w:r>
+        <w:t xml:space="preserve">Предел 80 маршрутов: 81-й отклоняется. Является ли 80 жёстким пределом или стартовым объёмом — вопрос заказчику 11, п. 1.</w:t>
+      </w:r>
+    </w:p>
+    <w:p>
+      <w:pPr>
+        <w:numPr>
+          <w:ilvl w:val="0"/>
+          <w:numId w:val="1017"/>
+        </w:numPr>
+        <w:pStyle w:val="Compact"/>
+      </w:pPr>
+      <w:r>
+        <w:t xml:space="preserve">Номера выделяются тем же счётчиком, что при создании. При последовательной обработке достаточно штатного генератора; при параллельной требуется атомарный счётчик (T01.1 D13 и решено по умолчанию (приложение v19, прежний вопрос 19)).</w:t>
+      </w:r>
+    </w:p>
+    <w:p>
+      <w:pPr>
+        <w:numPr>
+          <w:ilvl w:val="0"/>
+          <w:numId w:val="1017"/>
+        </w:numPr>
+        <w:pStyle w:val="Compact"/>
+      </w:pPr>
+      <w:r>
+        <w:t xml:space="preserve">Обработка синхронная; при 26 точках в строке время расчёта может быть значительным (решено по умолчанию, приложение v19 (прежний решено по умолчанию (приложение v19, прежний вопрос 22)) и замер времени расчёта (T01.4)).</w:t>
       </w:r>
     </w:p>
     <w:p>
@@ -42023,30 +42334,376 @@
         <w:pStyle w:val="FirstParagraph"/>
       </w:pPr>
       <w:r>
-        <w:t xml:space="preserve">Альтернатива — не указывать тариф в файле вовсе и подбирать его сервером по классу и территории.</w:t>
-      </w:r>
-      <w:r>
-        <w:t xml:space="preserve"> </w:t>
-      </w:r>
-      <w:r>
         <w:rPr>
           <w:bCs/>
           <w:b/>
         </w:rPr>
-        <w:t xml:space="preserve">Она противоречит решению 08.10.2026 «тариф выбирает пользователь»</w:t>
-      </w:r>
-      <w:r>
-        <w:t xml:space="preserve">, поэтому не предлагается: при импорте выбор делает тот, кто готовит файл, и номер тарифа — это и есть его выбор. Если заказчик решит, что в файле тариф указывать не нужно, правило выбора при нескольких подходящих тарифах придётся задать отдельно — это возвращает снятый вопрос о подборе на сервере.</w:t>
+        <w:t xml:space="preserve">Откуда в файле берётся тариф.</w:t>
+      </w:r>
+      <w:r>
+        <w:t xml:space="preserve"> </w:t>
+      </w:r>
+      <w:r>
+        <w:t xml:space="preserve">Каждая строка проходит те же проверки, что обычное создание (2.1.2), включая полную проверку</w:t>
+      </w:r>
+      <w:r>
+        <w:t xml:space="preserve"> </w:t>
+      </w:r>
+      <w:r>
+        <w:rPr>
+          <w:rStyle w:val="VerbatimChar"/>
+        </w:rPr>
+        <w:t xml:space="preserve">tariffId</w:t>
+      </w:r>
+      <w:r>
+        <w:t xml:space="preserve"> </w:t>
+      </w:r>
+      <w:r>
+        <w:t xml:space="preserve">(п. 5). Но</w:t>
+      </w:r>
+      <w:r>
+        <w:t xml:space="preserve"> </w:t>
+      </w:r>
+      <w:r>
+        <w:rPr>
+          <w:rStyle w:val="VerbatimChar"/>
+        </w:rPr>
+        <w:t xml:space="preserve">uuid</w:t>
+      </w:r>
+      <w:r>
+        <w:t xml:space="preserve"> </w:t>
+      </w:r>
+      <w:r>
+        <w:t xml:space="preserve">тарифа в таблице указывать нельзя: пользователь его не видит и ввести не может. Поэтому в файле указывается</w:t>
+      </w:r>
+      <w:r>
+        <w:t xml:space="preserve"> </w:t>
+      </w:r>
+      <w:r>
+        <w:rPr>
+          <w:bCs/>
+          <w:b/>
+        </w:rPr>
+        <w:t xml:space="preserve">человекочитаемый номер тарифа</w:t>
+      </w:r>
+      <w:r>
+        <w:t xml:space="preserve"> </w:t>
+      </w:r>
+      <w:r>
+        <w:t xml:space="preserve">(</w:t>
+      </w:r>
+      <w:r>
+        <w:rPr>
+          <w:rStyle w:val="VerbatimChar"/>
+        </w:rPr>
+        <w:t xml:space="preserve">TF-XXXX-XXXXXXXX</w:t>
+      </w:r>
+      <w:r>
+        <w:t xml:space="preserve">), а сервер преобразует его в</w:t>
+      </w:r>
+      <w:r>
+        <w:t xml:space="preserve"> </w:t>
+      </w:r>
+      <w:r>
+        <w:rPr>
+          <w:rStyle w:val="VerbatimChar"/>
+        </w:rPr>
+        <w:t xml:space="preserve">tariffId</w:t>
+      </w:r>
+      <w:r>
+        <w:t xml:space="preserve">:</w:t>
       </w:r>
     </w:p>
-    <w:bookmarkEnd w:id="76"/>
-    <w:bookmarkStart w:id="77" w:name="X9b5b0c5695d8d3c37cc717c0782899b6685273d"/>
     <w:p>
       <w:pPr>
-        <w:pStyle w:val="Heading4"/>
+        <w:numPr>
+          <w:ilvl w:val="0"/>
+          <w:numId w:val="1018"/>
+        </w:numPr>
+        <w:pStyle w:val="Compact"/>
       </w:pPr>
       <w:r>
-        <w:t xml:space="preserve">2.7.2 Запрос и ответ</w:t>
+        <w:t xml:space="preserve">По номеру найти тариф</w:t>
+      </w:r>
+      <w:r>
+        <w:t xml:space="preserve"> </w:t>
+      </w:r>
+      <w:r>
+        <w:rPr>
+          <w:bCs/>
+          <w:b/>
+        </w:rPr>
+        <w:t xml:space="preserve">доступным внешним вызовом</w:t>
+      </w:r>
+      <w:r>
+        <w:t xml:space="preserve"> </w:t>
+      </w:r>
+      <w:r>
+        <w:t xml:space="preserve">—</w:t>
+      </w:r>
+      <w:r>
+        <w:t xml:space="preserve"> </w:t>
+      </w:r>
+      <w:r>
+        <w:rPr>
+          <w:rStyle w:val="VerbatimChar"/>
+        </w:rPr>
+        <w:t xml:space="preserve">POST /api/tariffs/search</w:t>
+      </w:r>
+      <w:r>
+        <w:t xml:space="preserve"> </w:t>
+      </w:r>
+      <w:r>
+        <w:t xml:space="preserve">с фильтром</w:t>
+      </w:r>
+      <w:r>
+        <w:t xml:space="preserve"> </w:t>
+      </w:r>
+      <w:r>
+        <w:rPr>
+          <w:rStyle w:val="VerbatimChar"/>
+        </w:rPr>
+        <w:t xml:space="preserve">humanReadableId</w:t>
+      </w:r>
+      <w:r>
+        <w:t xml:space="preserve">,</w:t>
+      </w:r>
+      <w:r>
+        <w:t xml:space="preserve"> </w:t>
+      </w:r>
+      <w:r>
+        <w:rPr>
+          <w:rStyle w:val="VerbatimChar"/>
+        </w:rPr>
+        <w:t xml:space="preserve">organizationId</w:t>
+      </w:r>
+      <w:r>
+        <w:t xml:space="preserve"> </w:t>
+      </w:r>
+      <w:r>
+        <w:t xml:space="preserve">и</w:t>
+      </w:r>
+      <w:r>
+        <w:t xml:space="preserve"> </w:t>
+      </w:r>
+      <w:r>
+        <w:rPr>
+          <w:rStyle w:val="VerbatimChar"/>
+        </w:rPr>
+        <w:t xml:space="preserve">transportType</w:t>
+      </w:r>
+      <w:r>
+        <w:t xml:space="preserve">. Точного поиска по номеру в контракте</w:t>
+      </w:r>
+      <w:r>
+        <w:t xml:space="preserve"> </w:t>
+      </w:r>
+      <w:r>
+        <w:rPr>
+          <w:bCs/>
+          <w:b/>
+        </w:rPr>
+        <w:t xml:space="preserve">нет</w:t>
+      </w:r>
+      <w:r>
+        <w:t xml:space="preserve">:</w:t>
+      </w:r>
+      <w:r>
+        <w:t xml:space="preserve"> </w:t>
+      </w:r>
+      <w:r>
+        <w:rPr>
+          <w:rStyle w:val="VerbatimChar"/>
+        </w:rPr>
+        <w:t xml:space="preserve">[КОД]</w:t>
+      </w:r>
+      <w:r>
+        <w:t xml:space="preserve"> </w:t>
+      </w:r>
+      <w:r>
+        <w:t xml:space="preserve">метод</w:t>
+      </w:r>
+      <w:r>
+        <w:t xml:space="preserve"> </w:t>
+      </w:r>
+      <w:r>
+        <w:rPr>
+          <w:rStyle w:val="VerbatimChar"/>
+        </w:rPr>
+        <w:t xml:space="preserve">TariffServiceImpl.get(transportType, humanReadableId)</w:t>
+      </w:r>
+      <w:r>
+        <w:t xml:space="preserve"> </w:t>
+      </w:r>
+      <w:r>
+        <w:t xml:space="preserve">существует, но это внутренний метод сервиса тарифов и наружу не выставлен — в</w:t>
+      </w:r>
+      <w:r>
+        <w:t xml:space="preserve"> </w:t>
+      </w:r>
+      <w:r>
+        <w:rPr>
+          <w:rStyle w:val="VerbatimChar"/>
+        </w:rPr>
+        <w:t xml:space="preserve">TariffController</w:t>
+      </w:r>
+      <w:r>
+        <w:t xml:space="preserve"> </w:t>
+      </w:r>
+      <w:r>
+        <w:t xml:space="preserve">эндпойнтов по номеру нет, есть только</w:t>
+      </w:r>
+      <w:r>
+        <w:t xml:space="preserve"> </w:t>
+      </w:r>
+      <w:r>
+        <w:rPr>
+          <w:rStyle w:val="VerbatimChar"/>
+        </w:rPr>
+        <w:t xml:space="preserve">GET {transportTypeId}/{tariffId}</w:t>
+      </w:r>
+      <w:r>
+        <w:t xml:space="preserve"> </w:t>
+      </w:r>
+      <w:r>
+        <w:t xml:space="preserve">по идентификатору и</w:t>
+      </w:r>
+      <w:r>
+        <w:t xml:space="preserve"> </w:t>
+      </w:r>
+      <w:r>
+        <w:rPr>
+          <w:rStyle w:val="VerbatimChar"/>
+        </w:rPr>
+        <w:t xml:space="preserve">POST search</w:t>
+      </w:r>
+      <w:r>
+        <w:t xml:space="preserve">. А фильтр</w:t>
+      </w:r>
+      <w:r>
+        <w:t xml:space="preserve"> </w:t>
+      </w:r>
+      <w:r>
+        <w:rPr>
+          <w:rStyle w:val="VerbatimChar"/>
+        </w:rPr>
+        <w:t xml:space="preserve">humanReadableId</w:t>
+      </w:r>
+      <w:r>
+        <w:t xml:space="preserve"> </w:t>
+      </w:r>
+      <w:r>
+        <w:t xml:space="preserve">в</w:t>
+      </w:r>
+      <w:r>
+        <w:t xml:space="preserve"> </w:t>
+      </w:r>
+      <w:r>
+        <w:rPr>
+          <w:rStyle w:val="VerbatimChar"/>
+        </w:rPr>
+        <w:t xml:space="preserve">search</w:t>
+      </w:r>
+      <w:r>
+        <w:t xml:space="preserve"> </w:t>
+      </w:r>
+      <w:r>
+        <w:t xml:space="preserve">ищет</w:t>
+      </w:r>
+      <w:r>
+        <w:t xml:space="preserve"> </w:t>
+      </w:r>
+      <w:r>
+        <w:rPr>
+          <w:bCs/>
+          <w:b/>
+        </w:rPr>
+        <w:t xml:space="preserve">по подстроке</w:t>
+      </w:r>
+      <w:r>
+        <w:t xml:space="preserve"> </w:t>
+      </w:r>
+      <w:r>
+        <w:t xml:space="preserve">(</w:t>
+      </w:r>
+      <w:r>
+        <w:rPr>
+          <w:rStyle w:val="VerbatimChar"/>
+        </w:rPr>
+        <w:t xml:space="preserve">like %…%</w:t>
+      </w:r>
+      <w:r>
+        <w:t xml:space="preserve">,</w:t>
+      </w:r>
+      <w:r>
+        <w:t xml:space="preserve"> </w:t>
+      </w:r>
+      <w:r>
+        <w:rPr>
+          <w:rStyle w:val="VerbatimChar"/>
+        </w:rPr>
+        <w:t xml:space="preserve">[КОД]</w:t>
+      </w:r>
+      <w:r>
+        <w:t xml:space="preserve"> </w:t>
+      </w:r>
+      <w:r>
+        <w:rPr>
+          <w:rStyle w:val="VerbatimChar"/>
+        </w:rPr>
+        <w:t xml:space="preserve">TariffSearchSpecHelper</w:t>
+      </w:r>
+      <w:r>
+        <w:t xml:space="preserve">), поэтому выдача может содержать посторонние тарифы.</w:t>
+      </w:r>
+    </w:p>
+    <w:p>
+      <w:pPr>
+        <w:numPr>
+          <w:ilvl w:val="0"/>
+          <w:numId w:val="1018"/>
+        </w:numPr>
+        <w:pStyle w:val="Compact"/>
+      </w:pPr>
+      <w:r>
+        <w:rPr>
+          <w:bCs/>
+          <w:b/>
+        </w:rPr>
+        <w:t xml:space="preserve">Проверить точное равенство номера на своей стороне</w:t>
+      </w:r>
+      <w:r>
+        <w:t xml:space="preserve"> </w:t>
+      </w:r>
+      <w:r>
+        <w:t xml:space="preserve">и отобрать единственную запись:</w:t>
+      </w:r>
+      <w:r>
+        <w:t xml:space="preserve"> </w:t>
+      </w:r>
+      <w:r>
+        <w:rPr>
+          <w:rStyle w:val="VerbatimChar"/>
+        </w:rPr>
+        <w:t xml:space="preserve">humanReadableId</w:t>
+      </w:r>
+      <w:r>
+        <w:t xml:space="preserve"> </w:t>
+      </w:r>
+      <w:r>
+        <w:t xml:space="preserve">элемента выдачи должен совпадать с номером из файла посимвольно. Если после отбора осталось не одно значение или ни одного — ошибка строки с указанием колонки.</w:t>
+      </w:r>
+    </w:p>
+    <w:p>
+      <w:pPr>
+        <w:numPr>
+          <w:ilvl w:val="0"/>
+          <w:numId w:val="1018"/>
+        </w:numPr>
+        <w:pStyle w:val="Compact"/>
+      </w:pPr>
+      <w:r>
+        <w:t xml:space="preserve">Проверить найденный тариф полным списком условий (2.1.2, п. 5), включая принадлежность организации и соответствие виду транспорта и классу из той же строки. Несоответствие — ошибка строки.</w:t>
       </w:r>
     </w:p>
     <w:p>
@@ -42054,6 +42711,37 @@
         <w:pStyle w:val="FirstParagraph"/>
       </w:pPr>
       <w:r>
+        <w:t xml:space="preserve">Альтернатива — не указывать тариф в файле вовсе и подбирать его сервером по классу и территории.</w:t>
+      </w:r>
+      <w:r>
+        <w:t xml:space="preserve"> </w:t>
+      </w:r>
+      <w:r>
+        <w:rPr>
+          <w:bCs/>
+          <w:b/>
+        </w:rPr>
+        <w:t xml:space="preserve">Она противоречит решению 08.10.2026 «тариф выбирает пользователь»</w:t>
+      </w:r>
+      <w:r>
+        <w:t xml:space="preserve">, поэтому не предлагается: при импорте выбор делает тот, кто готовит файл, и номер тарифа — это и есть его выбор. Если заказчик решит, что в файле тариф указывать не нужно, правило выбора при нескольких подходящих тарифах придётся задать отдельно — это возвращает снятый вопрос о подборе на сервере.</w:t>
+      </w:r>
+    </w:p>
+    <w:bookmarkEnd w:id="77"/>
+    <w:bookmarkStart w:id="78" w:name="X9b5b0c5695d8d3c37cc717c0782899b6685273d"/>
+    <w:p>
+      <w:pPr>
+        <w:pStyle w:val="Heading4"/>
+      </w:pPr>
+      <w:r>
+        <w:t xml:space="preserve">2.7.2 Запрос и ответ</w:t>
+      </w:r>
+    </w:p>
+    <w:p>
+      <w:pPr>
+        <w:pStyle w:val="FirstParagraph"/>
+      </w:pPr>
+      <w:r>
         <w:rPr>
           <w:rStyle w:val="VerbatimChar"/>
         </w:rPr>
@@ -42073,9 +42761,9 @@
         </w:pict>
       </w:r>
     </w:p>
-    <w:bookmarkEnd w:id="77"/>
     <w:bookmarkEnd w:id="78"/>
-    <w:bookmarkStart w:id="79" w:name="X61cce29f39a25bcff8dd94996869a56759906c4"/>
+    <w:bookmarkEnd w:id="79"/>
+    <w:bookmarkStart w:id="80" w:name="X61cce29f39a25bcff8dd94996869a56759906c4"/>
     <w:p>
       <w:pPr>
         <w:pStyle w:val="Heading3"/>
@@ -43141,7 +43829,7 @@
       <w:pPr>
         <w:numPr>
           <w:ilvl w:val="0"/>
-          <w:numId w:val="1018"/>
+          <w:numId w:val="1019"/>
         </w:numPr>
         <w:pStyle w:val="Compact"/>
       </w:pPr>
@@ -43211,63 +43899,6 @@
       </w:r>
       <w:r>
         <w:t xml:space="preserve">.</w:t>
-      </w:r>
-    </w:p>
-    <w:p>
-      <w:pPr>
-        <w:numPr>
-          <w:ilvl w:val="0"/>
-          <w:numId w:val="1018"/>
-        </w:numPr>
-        <w:pStyle w:val="Compact"/>
-      </w:pPr>
-      <w:r>
-        <w:rPr>
-          <w:bCs/>
-          <w:b/>
-        </w:rPr>
-        <w:t xml:space="preserve">Сервису geo</w:t>
-      </w:r>
-      <w:r>
-        <w:t xml:space="preserve"> </w:t>
-      </w:r>
-      <w:r>
-        <w:t xml:space="preserve">— различать причины: код для ошибки данных («адрес не найден») и код для недоступности провайдера. Сейчас всё приходит как 417, и мы вынуждены трактовать любой 417 как ошибку данных.</w:t>
-      </w:r>
-    </w:p>
-    <w:p>
-      <w:r>
-        <w:pict>
-          <v:rect style="width:0;height:1.5pt" o:hralign="center" o:hrstd="t" o:hr="t"/>
-        </w:pict>
-      </w:r>
-    </w:p>
-    <w:bookmarkEnd w:id="79"/>
-    <w:bookmarkEnd w:id="80"/>
-    <w:bookmarkStart w:id="85" w:name="X403a7efc7a506bf1f114ae996c2cf1c2f0c4a17"/>
-    <w:p>
-      <w:pPr>
-        <w:pStyle w:val="Heading2"/>
-      </w:pPr>
-      <w:r>
-        <w:t xml:space="preserve">3 Статус вопросов</w:t>
-      </w:r>
-    </w:p>
-    <w:bookmarkStart w:id="81" w:name="X41f075fbbbe3db6f6a9bf879a4c76fb04c856d1"/>
-    <w:p>
-      <w:pPr>
-        <w:pStyle w:val="Heading3"/>
-      </w:pPr>
-      <w:r>
-        <w:t xml:space="preserve">3.1 Где искать формулировки</w:t>
-      </w:r>
-    </w:p>
-    <w:p>
-      <w:pPr>
-        <w:pStyle w:val="FirstParagraph"/>
-      </w:pPr>
-      <w:r>
-        <w:t xml:space="preserve">Полные формулировки вопросов ведутся в двух отдельных документах по сквозной нумерации проекта:</w:t>
       </w:r>
     </w:p>
     <w:p>
@@ -43283,80 +43914,137 @@
           <w:bCs/>
           <w:b/>
         </w:rPr>
-        <w:t xml:space="preserve">«Вопросы архитектору по T01.1 и T01.2», редакция v19 от 09.10.2026</w:t>
-      </w:r>
-      <w:r>
-        <w:t xml:space="preserve"> </w:t>
-      </w:r>
-      <w:r>
-        <w:t xml:space="preserve">— три вопроса:</w:t>
-      </w:r>
-      <w:r>
-        <w:t xml:space="preserve"> </w:t>
-      </w:r>
-      <w:r>
-        <w:rPr>
-          <w:bCs/>
-          <w:b/>
-        </w:rPr>
-        <w:t xml:space="preserve">1</w:t>
-      </w:r>
-      <w:r>
-        <w:t xml:space="preserve"> </w:t>
-      </w:r>
-      <w:r>
-        <w:t xml:space="preserve">два межсервисных метода в T04.1 (перепроверка маршрута на дату и активные заявки),</w:t>
-      </w:r>
-      <w:r>
-        <w:t xml:space="preserve"> </w:t>
-      </w:r>
-      <w:r>
-        <w:rPr>
-          <w:bCs/>
-          <w:b/>
-        </w:rPr>
-        <w:t xml:space="preserve">2</w:t>
-      </w:r>
-      <w:r>
-        <w:t xml:space="preserve"> </w:t>
-      </w:r>
-      <w:r>
-        <w:t xml:space="preserve">локальные копии организаций, подразделений и сотрудников и источник</w:t>
-      </w:r>
-      <w:r>
-        <w:t xml:space="preserve"> </w:t>
-      </w:r>
-      <w:r>
-        <w:rPr>
-          <w:rStyle w:val="VerbatimChar"/>
-        </w:rPr>
-        <w:t xml:space="preserve">digitId</w:t>
-      </w:r>
-      <w:r>
-        <w:t xml:space="preserve">,</w:t>
-      </w:r>
-      <w:r>
-        <w:t xml:space="preserve"> </w:t>
-      </w:r>
-      <w:r>
-        <w:rPr>
-          <w:bCs/>
-          <w:b/>
-        </w:rPr>
-        <w:t xml:space="preserve">3</w:t>
-      </w:r>
-      <w:r>
-        <w:t xml:space="preserve"> </w:t>
-      </w:r>
-      <w:r>
-        <w:t xml:space="preserve">контур API (путь шлюза, формат ошибок, версия). Остальные вопросы обоих прежних списков в приложении v19: решены по умолчанию, сняты ответом заказчика или отложены до замеров T01.4. Соответствие прежних номеров — в блоке изменений v0.14.</w:t>
+        <w:t xml:space="preserve">Сервису geo</w:t>
+      </w:r>
+      <w:r>
+        <w:t xml:space="preserve"> </w:t>
+      </w:r>
+      <w:r>
+        <w:t xml:space="preserve">— различать причины: код для ошибки данных («адрес не найден») и код для недоступности провайдера. Сейчас всё приходит как 417, и мы вынуждены трактовать любой 417 как ошибку данных.</w:t>
+      </w:r>
+    </w:p>
+    <w:p>
+      <w:r>
+        <w:pict>
+          <v:rect style="width:0;height:1.5pt" o:hralign="center" o:hrstd="t" o:hr="t"/>
+        </w:pict>
+      </w:r>
+    </w:p>
+    <w:bookmarkEnd w:id="80"/>
+    <w:bookmarkEnd w:id="81"/>
+    <w:bookmarkStart w:id="86" w:name="X403a7efc7a506bf1f114ae996c2cf1c2f0c4a17"/>
+    <w:p>
+      <w:pPr>
+        <w:pStyle w:val="Heading2"/>
+      </w:pPr>
+      <w:r>
+        <w:t xml:space="preserve">3 Статус вопросов</w:t>
+      </w:r>
+    </w:p>
+    <w:bookmarkStart w:id="82" w:name="X41f075fbbbe3db6f6a9bf879a4c76fb04c856d1"/>
+    <w:p>
+      <w:pPr>
+        <w:pStyle w:val="Heading3"/>
+      </w:pPr>
+      <w:r>
+        <w:t xml:space="preserve">3.1 Где искать формулировки</w:t>
+      </w:r>
+    </w:p>
+    <w:p>
+      <w:pPr>
+        <w:pStyle w:val="FirstParagraph"/>
+      </w:pPr>
+      <w:r>
+        <w:t xml:space="preserve">Полные формулировки вопросов ведутся в двух отдельных документах по сквозной нумерации проекта:</w:t>
       </w:r>
     </w:p>
     <w:p>
       <w:pPr>
         <w:numPr>
           <w:ilvl w:val="0"/>
-          <w:numId w:val="1019"/>
+          <w:numId w:val="1020"/>
+        </w:numPr>
+        <w:pStyle w:val="Compact"/>
+      </w:pPr>
+      <w:r>
+        <w:rPr>
+          <w:bCs/>
+          <w:b/>
+        </w:rPr>
+        <w:t xml:space="preserve">«Вопросы архитектору по T01.1 и T01.2», редакция v19 от 09.10.2026</w:t>
+      </w:r>
+      <w:r>
+        <w:t xml:space="preserve"> </w:t>
+      </w:r>
+      <w:r>
+        <w:t xml:space="preserve">— три вопроса:</w:t>
+      </w:r>
+      <w:r>
+        <w:t xml:space="preserve"> </w:t>
+      </w:r>
+      <w:r>
+        <w:rPr>
+          <w:bCs/>
+          <w:b/>
+        </w:rPr>
+        <w:t xml:space="preserve">1</w:t>
+      </w:r>
+      <w:r>
+        <w:t xml:space="preserve"> </w:t>
+      </w:r>
+      <w:r>
+        <w:t xml:space="preserve">два межсервисных метода в T04.1 (перепроверка маршрута на дату и активные заявки),</w:t>
+      </w:r>
+      <w:r>
+        <w:t xml:space="preserve"> </w:t>
+      </w:r>
+      <w:r>
+        <w:rPr>
+          <w:bCs/>
+          <w:b/>
+        </w:rPr>
+        <w:t xml:space="preserve">2</w:t>
+      </w:r>
+      <w:r>
+        <w:t xml:space="preserve"> </w:t>
+      </w:r>
+      <w:r>
+        <w:t xml:space="preserve">локальные копии организаций, подразделений и сотрудников и источник</w:t>
+      </w:r>
+      <w:r>
+        <w:t xml:space="preserve"> </w:t>
+      </w:r>
+      <w:r>
+        <w:rPr>
+          <w:rStyle w:val="VerbatimChar"/>
+        </w:rPr>
+        <w:t xml:space="preserve">digitId</w:t>
+      </w:r>
+      <w:r>
+        <w:t xml:space="preserve">,</w:t>
+      </w:r>
+      <w:r>
+        <w:t xml:space="preserve"> </w:t>
+      </w:r>
+      <w:r>
+        <w:rPr>
+          <w:bCs/>
+          <w:b/>
+        </w:rPr>
+        <w:t xml:space="preserve">3</w:t>
+      </w:r>
+      <w:r>
+        <w:t xml:space="preserve"> </w:t>
+      </w:r>
+      <w:r>
+        <w:t xml:space="preserve">контур API (путь шлюза, формат ошибок, версия). Остальные вопросы обоих прежних списков в приложении v19: решены по умолчанию, сняты ответом заказчика или отложены до замеров T01.4. Соответствие прежних номеров — в блоке изменений v0.14.</w:t>
+      </w:r>
+    </w:p>
+    <w:p>
+      <w:pPr>
+        <w:numPr>
+          <w:ilvl w:val="0"/>
+          <w:numId w:val="1020"/>
         </w:numPr>
         <w:pStyle w:val="Compact"/>
       </w:pPr>
@@ -44254,8 +44942,8 @@
         </w:tc>
       </w:tr>
     </w:tbl>
-    <w:bookmarkEnd w:id="81"/>
-    <w:bookmarkStart w:id="82" w:name="Xcf8d1747d9e86796724f8ca4fc05f04debdd60e"/>
+    <w:bookmarkEnd w:id="82"/>
+    <w:bookmarkStart w:id="83" w:name="Xcf8d1747d9e86796724f8ca4fc05f04debdd60e"/>
     <w:p>
       <w:pPr>
         <w:pStyle w:val="Heading3"/>
@@ -46172,7 +46860,7 @@
               <w:jc w:val="left"/>
             </w:pPr>
             <w:r>
-              <w:t xml:space="preserve">Нужно добавить под защиту от конкурентного дубля (2.1.2, п. 4а)</w:t>
+              <w:t xml:space="preserve">Нужно добавить под защиту от конкурентного дубля (2.1.2, п. 4а). Состав ключа зависит от ответа по набору автомобилей (строка ниже)</w:t>
             </w:r>
           </w:p>
         </w:tc>
@@ -46186,6 +46874,251 @@
               <w:jc w:val="left"/>
             </w:pPr>
             <w:r>
+              <w:t xml:space="preserve">Набор автомобилей (</w:t>
+            </w:r>
+            <w:r>
+              <w:rPr>
+                <w:rStyle w:val="VerbatimChar"/>
+              </w:rPr>
+              <w:t xml:space="preserve">transports</w:t>
+            </w:r>
+            <w:r>
+              <w:t xml:space="preserve">) в контракте API</w:t>
+            </w:r>
+          </w:p>
+        </w:tc>
+        <w:tc>
+          <w:tcPr/>
+          <w:p>
+            <w:pPr>
+              <w:pStyle w:val="Compact"/>
+              <w:jc w:val="left"/>
+            </w:pPr>
+            <w:r>
+              <w:rPr>
+                <w:bCs/>
+                <w:b/>
+              </w:rPr>
+              <w:t xml:space="preserve">Пробела не скрываю:</w:t>
+            </w:r>
+            <w:r>
+              <w:t xml:space="preserve"> </w:t>
+            </w:r>
+            <w:r>
+              <w:t xml:space="preserve">поле появилось в новой редакции T01.1 (D15), а в разделе 2 этого документа его нет — ни в запросе, ни в ответе, ни в проверках. Контракт под него не писался, потому что подтверждение бизнеса ожидается 12.10, а при отказе поле из модели уберут вместе с</w:t>
+            </w:r>
+            <w:r>
+              <w:t xml:space="preserve"> </w:t>
+            </w:r>
+            <w:r>
+              <w:rPr>
+                <w:rStyle w:val="VerbatimChar"/>
+              </w:rPr>
+              <w:t xml:space="preserve">CHECK</w:t>
+            </w:r>
+            <w:r>
+              <w:t xml:space="preserve"> </w:t>
+            </w:r>
+            <w:r>
+              <w:t xml:space="preserve">и участием в истории.</w:t>
+            </w:r>
+            <w:r>
+              <w:t xml:space="preserve"> </w:t>
+            </w:r>
+            <w:r>
+              <w:rPr>
+                <w:bCs/>
+                <w:b/>
+              </w:rPr>
+              <w:t xml:space="preserve">Если поле останется</w:t>
+            </w:r>
+            <w:r>
+              <w:t xml:space="preserve">, в T01.2 нужно добавить: состав элемента и обязательность полей, валидацию (непустой массив, уникальность идентификаторов, принадлежность автомобилей перевозчику тарифа, источник значений снимка), участие в правиле дубля и в истории. Это правка после 12.10</w:t>
+            </w:r>
+          </w:p>
+        </w:tc>
+      </w:tr>
+      <w:tr>
+        <w:tc>
+          <w:tcPr/>
+          <w:p>
+            <w:pPr>
+              <w:pStyle w:val="Compact"/>
+              <w:jc w:val="left"/>
+            </w:pPr>
+            <w:r>
+              <w:t xml:space="preserve">Дубль при разных наборах автомобилей</w:t>
+            </w:r>
+          </w:p>
+        </w:tc>
+        <w:tc>
+          <w:tcPr/>
+          <w:p>
+            <w:pPr>
+              <w:pStyle w:val="Compact"/>
+              <w:jc w:val="left"/>
+            </w:pPr>
+            <w:r>
+              <w:t xml:space="preserve">Одинаковые маршруты с непересекающимися наборами машин — один дубль или разные маршруты. Решают</w:t>
+            </w:r>
+            <w:r>
+              <w:t xml:space="preserve"> </w:t>
+            </w:r>
+            <w:r>
+              <w:rPr>
+                <w:bCs/>
+                <w:b/>
+              </w:rPr>
+              <w:t xml:space="preserve">оба</w:t>
+            </w:r>
+            <w:r>
+              <w:t xml:space="preserve">: заказчик — что считать разными маршрутами, архитектор — способ проверки (2.1.2, п. 4б)</w:t>
+            </w:r>
+          </w:p>
+        </w:tc>
+      </w:tr>
+      <w:tr>
+        <w:tc>
+          <w:tcPr/>
+          <w:p>
+            <w:pPr>
+              <w:pStyle w:val="Compact"/>
+              <w:jc w:val="left"/>
+            </w:pPr>
+            <w:r>
+              <w:t xml:space="preserve">Правило цены для набора автомобилей</w:t>
+            </w:r>
+          </w:p>
+        </w:tc>
+        <w:tc>
+          <w:tcPr/>
+          <w:p>
+            <w:pPr>
+              <w:pStyle w:val="Compact"/>
+              <w:jc w:val="left"/>
+            </w:pPr>
+            <w:r>
+              <w:t xml:space="preserve">Выбор минимальной цены, сохранение машин без тарифа и игнорирование занятости —</w:t>
+            </w:r>
+            <w:r>
+              <w:t xml:space="preserve"> </w:t>
+            </w:r>
+            <w:r>
+              <w:rPr>
+                <w:bCs/>
+                <w:b/>
+              </w:rPr>
+              <w:t xml:space="preserve">три самостоятельных правила</w:t>
+            </w:r>
+            <w:r>
+              <w:t xml:space="preserve">, из решения хранить набор они не следуют. Нужны ответы именно по ним, а не общее согласие на поле</w:t>
+            </w:r>
+          </w:p>
+        </w:tc>
+      </w:tr>
+      <w:tr>
+        <w:tc>
+          <w:tcPr/>
+          <w:p>
+            <w:pPr>
+              <w:pStyle w:val="Compact"/>
+              <w:jc w:val="left"/>
+            </w:pPr>
+            <w:r>
+              <w:t xml:space="preserve">Адрес без населённого пункта</w:t>
+            </w:r>
+          </w:p>
+        </w:tc>
+        <w:tc>
+          <w:tcPr/>
+          <w:p>
+            <w:pPr>
+              <w:pStyle w:val="Compact"/>
+              <w:jc w:val="left"/>
+            </w:pPr>
+            <w:r>
+              <w:t xml:space="preserve">Модель разрешает, спецификация в роли первой точки отклоняет. Расхождение нужно закрыть совместным решением (2.1.3, врезка)</w:t>
+            </w:r>
+          </w:p>
+        </w:tc>
+      </w:tr>
+      <w:tr>
+        <w:tc>
+          <w:tcPr/>
+          <w:p>
+            <w:pPr>
+              <w:pStyle w:val="Compact"/>
+              <w:jc w:val="left"/>
+            </w:pPr>
+            <w:r>
+              <w:t xml:space="preserve">Способ выполнения требования «без надбавок за время и день недели»</w:t>
+            </w:r>
+          </w:p>
+        </w:tc>
+        <w:tc>
+          <w:tcPr/>
+          <w:p>
+            <w:pPr>
+              <w:pStyle w:val="Compact"/>
+              <w:jc w:val="left"/>
+            </w:pPr>
+            <w:r>
+              <w:t xml:space="preserve">Требование зафиксировано, штатный расчёт его не выполняет — умножает на коэффициент полосы. Способ определяется в</w:t>
+            </w:r>
+            <w:r>
+              <w:t xml:space="preserve"> </w:t>
+            </w:r>
+            <w:r>
+              <w:rPr>
+                <w:bCs/>
+                <w:b/>
+              </w:rPr>
+              <w:t xml:space="preserve">T01.4</w:t>
+            </w:r>
+            <w:r>
+              <w:t xml:space="preserve"> </w:t>
+            </w:r>
+            <w:r>
+              <w:t xml:space="preserve">(1.5.7)</w:t>
+            </w:r>
+          </w:p>
+        </w:tc>
+      </w:tr>
+      <w:tr>
+        <w:tc>
+          <w:tcPr/>
+          <w:p>
+            <w:pPr>
+              <w:pStyle w:val="Compact"/>
+              <w:jc w:val="left"/>
+            </w:pPr>
+            <w:r>
+              <w:t xml:space="preserve">Правило пересчёта цены</w:t>
+            </w:r>
+          </w:p>
+        </w:tc>
+        <w:tc>
+          <w:tcPr/>
+          <w:p>
+            <w:pPr>
+              <w:pStyle w:val="Compact"/>
+              <w:jc w:val="left"/>
+            </w:pPr>
+            <w:r>
+              <w:t xml:space="preserve">Принято правило новой T01.1 (пересчёт при изменении параметров, влияющих на цену). Согласование не получено; прежнее «при каждом сохранении» отменено, чтобы документы не расходились (1.6, п. 19а)</w:t>
+            </w:r>
+          </w:p>
+        </w:tc>
+      </w:tr>
+      <w:tr>
+        <w:tc>
+          <w:tcPr/>
+          <w:p>
+            <w:pPr>
+              <w:pStyle w:val="Compact"/>
+              <w:jc w:val="left"/>
+            </w:pPr>
+            <w:r>
               <w:t xml:space="preserve">Дефект выбора договора в сервисе тарифов</w:t>
             </w:r>
           </w:p>
@@ -46204,8 +47137,8 @@
         </w:tc>
       </w:tr>
     </w:tbl>
-    <w:bookmarkEnd w:id="82"/>
-    <w:bookmarkStart w:id="83" w:name="Xd7931344cd59685562e02fc980ba7dd55bdcb55"/>
+    <w:bookmarkEnd w:id="83"/>
+    <w:bookmarkStart w:id="84" w:name="Xd7931344cd59685562e02fc980ba7dd55bdcb55"/>
     <w:p>
       <w:pPr>
         <w:pStyle w:val="Heading3"/>
@@ -47633,7 +48566,7 @@
               <w:jc w:val="left"/>
             </w:pPr>
             <w:r>
-              <w:t xml:space="preserve">Считается на условную дату (ближайший будний день, 12:00 либо 23:00 для ночного тарифа, часовой пояс региона первой точки); пересчитывается при каждом сохранении, фоном и при чтении — нет; в заявке не фиксируется, нужна в выгрузках</w:t>
+              <w:t xml:space="preserve">Считается на условную дату (ближайший будний день, 12:00 либо 23:00 для ночного тарифа, часовой пояс региона первой точки); пересчитывается при создании и при изменении параметров, влияющих на цену (T01.1, D12, новая редакция), фоном и при чтении — нет; в заявке не фиксируется, нужна в выгрузках</w:t>
             </w:r>
           </w:p>
         </w:tc>
@@ -50022,8 +50955,8 @@
         </w:tc>
       </w:tr>
     </w:tbl>
-    <w:bookmarkEnd w:id="83"/>
-    <w:bookmarkStart w:id="84" w:name="X7295d9ccf4be96e86fd9ac91e8f179994f71c7f"/>
+    <w:bookmarkEnd w:id="84"/>
+    <w:bookmarkStart w:id="85" w:name="X7295d9ccf4be96e86fd9ac91e8f179994f71c7f"/>
     <w:p>
       <w:pPr>
         <w:pStyle w:val="Heading3"/>
@@ -50100,7 +51033,7 @@
         <w:t xml:space="preserve"> </w:t>
       </w:r>
       <w:r>
-        <w:t xml:space="preserve">(1) — перепроверка маршрута на дату и проверка активных заявок. От заказчика: период действия (8), объём импорта (11), блокирует ли деактивация заявки на согласовании (17), изменение маршрута с активными заявками (18). Дополнительно получить ответ об участии класса</w:t>
+        <w:t xml:space="preserve">(1) — перепроверка маршрута на дату и проверка активных заявок. От заказчика: период действия (8), объём импорта (11), блокирует ли деактивация заявки на согласовании (17), изменение маршрута с активными заявками (18). Дополнительно получить от заказчика: участие класса</w:t>
       </w:r>
       <w:r>
         <w:t xml:space="preserve"> </w:t>
@@ -50112,10 +51045,7 @@
         <w:t xml:space="preserve">TRANSFER_CAR_CHOICE</w:t>
       </w:r>
       <w:r>
-        <w:t xml:space="preserve"> </w:t>
-      </w:r>
-      <w:r>
-        <w:t xml:space="preserve">и уточнение по режимам заказа.</w:t>
+        <w:t xml:space="preserve">; уточнение по режимам заказа; подтверждение набора автомобилей и трёх отдельных правил к нему — минимальная цена, сохранение машин без тарифа, игнорирование занятости (ожидается 12.10); считать ли разными маршрутами записи с разными наборами машин; допустимость отказа для первой точки без населённого пункта.</w:t>
       </w:r>
     </w:p>
     <w:p>
@@ -50194,7 +51124,7 @@
       <w:pPr>
         <w:numPr>
           <w:ilvl w:val="0"/>
-          <w:numId w:val="1020"/>
+          <w:numId w:val="1021"/>
         </w:numPr>
         <w:pStyle w:val="Compact"/>
       </w:pPr>
@@ -50236,7 +51166,7 @@
       <w:pPr>
         <w:numPr>
           <w:ilvl w:val="0"/>
-          <w:numId w:val="1020"/>
+          <w:numId w:val="1021"/>
         </w:numPr>
         <w:pStyle w:val="Compact"/>
       </w:pPr>
@@ -50293,7 +51223,7 @@
       <w:pPr>
         <w:numPr>
           <w:ilvl w:val="0"/>
-          <w:numId w:val="1020"/>
+          <w:numId w:val="1021"/>
         </w:numPr>
         <w:pStyle w:val="Compact"/>
       </w:pPr>
@@ -50320,7 +51250,7 @@
       <w:pPr>
         <w:numPr>
           <w:ilvl w:val="0"/>
-          <w:numId w:val="1020"/>
+          <w:numId w:val="1021"/>
         </w:numPr>
         <w:pStyle w:val="Compact"/>
       </w:pPr>
@@ -50357,7 +51287,7 @@
       <w:pPr>
         <w:numPr>
           <w:ilvl w:val="0"/>
-          <w:numId w:val="1020"/>
+          <w:numId w:val="1021"/>
         </w:numPr>
         <w:pStyle w:val="Compact"/>
       </w:pPr>
@@ -50430,7 +51360,7 @@
           <w:bCs/>
           <w:b/>
         </w:rPr>
-        <w:t xml:space="preserve">Изменения DDL требуются одно.</w:t>
+        <w:t xml:space="preserve">Изменения DDL.</w:t>
       </w:r>
       <w:r>
         <w:t xml:space="preserve"> </w:t>
@@ -50509,23 +51439,22 @@
         <w:t xml:space="preserve"> </w:t>
       </w:r>
       <w:r>
-        <w:t xml:space="preserve">под защиту от конкурентного дубля (2.1.2, п. 4а) — стабильный хеш инвариантной части записи.</w:t>
-      </w:r>
-      <w:r>
-        <w:t xml:space="preserve"> </w:t>
-      </w:r>
-      <w:r>
-        <w:rPr>
-          <w:bCs/>
-          <w:b/>
-        </w:rPr>
-        <w:t xml:space="preserve">Но объём T01.2 вырос</w:t>
-      </w:r>
-      <w:r>
-        <w:t xml:space="preserve"> </w:t>
-      </w:r>
-      <w:r>
-        <w:t xml:space="preserve">относительно карточки TRANSPORT-45586 (SP 13): добавились ручка предварительного расчёта (2.6), импорт (2.7) и локальные копии справочников организаций (вопрос архитектору 2). Оценку стоит пересмотреть.</w:t>
+        <w:t xml:space="preserve">под защиту от конкурентного дубля (2.1.2, п. 4а) — стабильный хеш инвариантной части записи. Его состав зависит от ответа по набору автомобилей: войдёт ли</w:t>
+      </w:r>
+      <w:r>
+        <w:t xml:space="preserve"> </w:t>
+      </w:r>
+      <w:r>
+        <w:rPr>
+          <w:rStyle w:val="VerbatimChar"/>
+        </w:rPr>
+        <w:t xml:space="preserve">transports</w:t>
+      </w:r>
+      <w:r>
+        <w:t xml:space="preserve"> </w:t>
+      </w:r>
+      <w:r>
+        <w:t xml:space="preserve">в правило дубля (2.1.2, п. 4б).</w:t>
       </w:r>
     </w:p>
     <w:p>
@@ -50533,6 +51462,55 @@
         <w:pStyle w:val="BodyText"/>
       </w:pPr>
       <w:r>
+        <w:rPr>
+          <w:bCs/>
+          <w:b/>
+        </w:rPr>
+        <w:t xml:space="preserve">Зависимость от ответа 12.10 по набору автомобилей.</w:t>
+      </w:r>
+      <w:r>
+        <w:t xml:space="preserve"> </w:t>
+      </w:r>
+      <w:r>
+        <w:t xml:space="preserve">Если поле</w:t>
+      </w:r>
+      <w:r>
+        <w:t xml:space="preserve"> </w:t>
+      </w:r>
+      <w:r>
+        <w:rPr>
+          <w:rStyle w:val="VerbatimChar"/>
+        </w:rPr>
+        <w:t xml:space="preserve">transports</w:t>
+      </w:r>
+      <w:r>
+        <w:t xml:space="preserve"> </w:t>
+      </w:r>
+      <w:r>
+        <w:t xml:space="preserve">в модели останется, раздел 2 придётся дополнить: состав элемента, обязательность и тип идентификатора, запрет повторяющихся идентификаторов, принадлежность машин перевозчику тарифа, источник значений снимка, участие в правиле дубля и в истории. Сейчас контракта под это поле в документе нет, и это заявлено открытым пунктом (3.2), а не упущением.</w:t>
+      </w:r>
+      <w:r>
+        <w:t xml:space="preserve"> </w:t>
+      </w:r>
+      <w:r>
+        <w:rPr>
+          <w:bCs/>
+          <w:b/>
+        </w:rPr>
+        <w:t xml:space="preserve">Но объём T01.2 вырос</w:t>
+      </w:r>
+      <w:r>
+        <w:t xml:space="preserve"> </w:t>
+      </w:r>
+      <w:r>
+        <w:t xml:space="preserve">относительно карточки TRANSPORT-45586 (SP 13): добавились ручка предварительного расчёта (2.6), импорт (2.7) и локальные копии справочников организаций (вопрос архитектору 2). Оценку стоит пересмотреть.</w:t>
+      </w:r>
+    </w:p>
+    <w:p>
+      <w:pPr>
+        <w:pStyle w:val="BodyText"/>
+      </w:pPr>
+      <w:r>
         <w:t xml:space="preserve">От заказчика не требуется выбор HTTP-кодов, формата страниц, единиц межсервисного обмена, индексов или схемы таблиц.</w:t>
       </w:r>
     </w:p>
@@ -50543,9 +51521,9 @@
         </w:pict>
       </w:r>
     </w:p>
-    <w:bookmarkEnd w:id="84"/>
     <w:bookmarkEnd w:id="85"/>
-    <w:bookmarkStart w:id="86" w:name="X020af9ec4840b877196177a97f124823e5720dc"/>
+    <w:bookmarkEnd w:id="86"/>
+    <w:bookmarkStart w:id="87" w:name="X020af9ec4840b877196177a97f124823e5720dc"/>
     <w:p>
       <w:pPr>
         <w:pStyle w:val="Heading2"/>
@@ -51498,8 +52476,8 @@
         </w:tc>
       </w:tr>
     </w:tbl>
-    <w:bookmarkEnd w:id="86"/>
-    <w:bookmarkStart w:id="87" w:name="X74dd3a52175ce6ffb51069b398705e43fcbcdb0"/>
+    <w:bookmarkEnd w:id="87"/>
+    <w:bookmarkStart w:id="88" w:name="X74dd3a52175ce6ffb51069b398705e43fcbcdb0"/>
     <w:p>
       <w:pPr>
         <w:pStyle w:val="Heading2"/>
@@ -51563,8 +52541,8 @@
         <w:t xml:space="preserve">и поля времени в пути в T01.1 нет» и «имя поля номера — решение протокола 17.09»: первые два неверны по актуальной редакции T01.1, третье не подтверждается текстом протокола.</w:t>
       </w:r>
     </w:p>
-    <w:bookmarkEnd w:id="87"/>
-    <w:bookmarkStart w:id="88" w:name="приложение-а-история-редакций"/>
+    <w:bookmarkEnd w:id="88"/>
+    <w:bookmarkStart w:id="89" w:name="приложение-а-история-редакций"/>
     <w:p>
       <w:pPr>
         <w:pStyle w:val="Heading2"/>
@@ -52161,14 +53139,58 @@
               <w:jc w:val="left"/>
             </w:pPr>
             <w:r>
+              <w:t xml:space="preserve">v1.2</w:t>
+            </w:r>
+          </w:p>
+        </w:tc>
+        <w:tc>
+          <w:tcPr/>
+          <w:p>
+            <w:pPr>
+              <w:pStyle w:val="Compact"/>
+              <w:jc w:val="left"/>
+            </w:pPr>
+            <w:r>
               <w:rPr>
                 <w:bCs/>
                 <w:b/>
               </w:rPr>
-              <w:t xml:space="preserve">v1.2</w:t>
-            </w:r>
-          </w:p>
-        </w:tc>
+              <w:t xml:space="preserve">Остаток по итогам повторного ревью.</w:t>
+            </w:r>
+            <w:r>
+              <w:t xml:space="preserve"> </w:t>
+            </w:r>
+            <w:r>
+              <w:t xml:space="preserve">Трактовка слов заказчика обозначена допущением; снято противоречие по коэффициентам; убрана гарантия одинаковой суммы; ограничение исключения заменено транзакционной блокировкой с прикладной проверкой, поскольку оно не исключает истёкшие записи; разделены «тарифов нет» и «не удалось рассчитать»; отбор тарифов перенесён до расчёта; импорт переведён на доступный контракт; геокодирование запускается при нехватке нужных частей адреса; убрано обещание одного вызова тарифов на страницу; синхронизированы длины, состояния, обязательности и упоминания запрета</w:t>
+            </w:r>
+            <w:r>
+              <w:t xml:space="preserve"> </w:t>
+            </w:r>
+            <w:r>
+              <w:rPr>
+                <w:rStyle w:val="VerbatimChar"/>
+              </w:rPr>
+              <w:t xml:space="preserve">0, 0</w:t>
+            </w:r>
+            <w:r>
+              <w:t xml:space="preserve"> </w:t>
+            </w:r>
+            <w:r>
+              <w:t xml:space="preserve">и</w:t>
+            </w:r>
+            <w:r>
+              <w:t xml:space="preserve"> </w:t>
+            </w:r>
+            <w:r>
+              <w:rPr>
+                <w:rStyle w:val="VerbatimChar"/>
+              </w:rPr>
+              <w:t xml:space="preserve">tariff_number</w:t>
+            </w:r>
+          </w:p>
+        </w:tc>
+      </w:tr>
+      <w:tr>
         <w:tc>
           <w:tcPr/>
           <w:p>
@@ -52181,44 +53203,63 @@
                 <w:bCs/>
                 <w:b/>
               </w:rPr>
-              <w:t xml:space="preserve">Остаток по итогам повторного ревью.</w:t>
-            </w:r>
-            <w:r>
-              <w:t xml:space="preserve"> </w:t>
-            </w:r>
-            <w:r>
-              <w:t xml:space="preserve">Трактовка слов заказчика обозначена допущением; снято противоречие по коэффициентам; убрана гарантия одинаковой суммы; ограничение исключения заменено транзакционной блокировкой с прикладной проверкой, поскольку оно не исключает истёкшие записи; разделены «тарифов нет» и «не удалось рассчитать»; отбор тарифов перенесён до расчёта; импорт переведён на доступный контракт; геокодирование запускается при нехватке нужных частей адреса; убрано обещание одного вызова тарифов на страницу; синхронизированы длины, состояния, обязательности и упоминания запрета</w:t>
-            </w:r>
-            <w:r>
-              <w:t xml:space="preserve"> </w:t>
-            </w:r>
-            <w:r>
-              <w:rPr>
-                <w:rStyle w:val="VerbatimChar"/>
-              </w:rPr>
-              <w:t xml:space="preserve">0, 0</w:t>
-            </w:r>
-            <w:r>
-              <w:t xml:space="preserve"> </w:t>
-            </w:r>
-            <w:r>
-              <w:t xml:space="preserve">и</w:t>
-            </w:r>
-            <w:r>
-              <w:t xml:space="preserve"> </w:t>
-            </w:r>
-            <w:r>
-              <w:rPr>
-                <w:rStyle w:val="VerbatimChar"/>
-              </w:rPr>
-              <w:t xml:space="preserve">tariff_number</w:t>
+              <w:t xml:space="preserve">v1.3</w:t>
+            </w:r>
+          </w:p>
+        </w:tc>
+        <w:tc>
+          <w:tcPr/>
+          <w:p>
+            <w:pPr>
+              <w:pStyle w:val="Compact"/>
+              <w:jc w:val="left"/>
+            </w:pPr>
+            <w:r>
+              <w:rPr>
+                <w:bCs/>
+                <w:b/>
+              </w:rPr>
+              <w:t xml:space="preserve">Правки по ревью новой редакции T01.1.</w:t>
+            </w:r>
+            <w:r>
+              <w:t xml:space="preserve"> </w:t>
+            </w:r>
+            <w:r>
+              <w:t xml:space="preserve">Снята моя интерпретация про согласованность применения коэффициента: требование «без надбавок» зафиксировано, открыт способ его выполнения в T01.4. Принято правило пересчёта новой T01.1 — при изменении параметров, влияющих на цену. Отказ для первой точки без населённого пункта помечен провизорным и разобран вариантами. Добавлено влияние набора автомобилей на правило дубля и на состав</w:t>
+            </w:r>
+            <w:r>
+              <w:t xml:space="preserve"> </w:t>
+            </w:r>
+            <w:r>
+              <w:rPr>
+                <w:rStyle w:val="VerbatimChar"/>
+              </w:rPr>
+              <w:t xml:space="preserve">route_key</w:t>
+            </w:r>
+            <w:r>
+              <w:t xml:space="preserve">. Отсутствие контракта под</w:t>
+            </w:r>
+            <w:r>
+              <w:t xml:space="preserve"> </w:t>
+            </w:r>
+            <w:r>
+              <w:rPr>
+                <w:rStyle w:val="VerbatimChar"/>
+              </w:rPr>
+              <w:t xml:space="preserve">transports</w:t>
+            </w:r>
+            <w:r>
+              <w:t xml:space="preserve"> </w:t>
+            </w:r>
+            <w:r>
+              <w:t xml:space="preserve">заявлено открытым пунктом с перечнем того, что нужно добавить после 12.10</w:t>
             </w:r>
           </w:p>
         </w:tc>
       </w:tr>
     </w:tbl>
-    <w:bookmarkEnd w:id="88"/>
     <w:bookmarkEnd w:id="89"/>
+    <w:bookmarkEnd w:id="90"/>
     <w:sectPr/>
   </w:body>
 </w:document>
@@ -52402,6 +53443,91 @@
     </w:lvl>
     <w:lvl w:ilvl="8">
       <w:start w:val="1"/>
+      <w:numFmt w:val="decimal"/>
+      <w:lvlText w:val="%9."/>
+      <w:lvlJc w:val="left"/>
+      <w:pPr>
+        <w:ind w:left="6480" w:hanging="480"/>
+      </w:pPr>
+    </w:lvl>
+  </w:abstractNum>
+  <w:abstractNum w:abstractNumId="99415">
+    <w:nsid w:val="A99415"/>
+    <w:multiLevelType w:val="multilevel"/>
+    <w:lvl w:ilvl="0">
+      <w:start w:val="5"/>
+      <w:numFmt w:val="decimal"/>
+      <w:lvlText w:val="%1."/>
+      <w:lvlJc w:val="left"/>
+      <w:pPr>
+        <w:ind w:left="720" w:hanging="480"/>
+      </w:pPr>
+    </w:lvl>
+    <w:lvl w:ilvl="1">
+      <w:start w:val="5"/>
+      <w:numFmt w:val="decimal"/>
+      <w:lvlText w:val="%2."/>
+      <w:lvlJc w:val="left"/>
+      <w:pPr>
+        <w:ind w:left="1440" w:hanging="480"/>
+      </w:pPr>
+    </w:lvl>
+    <w:lvl w:ilvl="2">
+      <w:start w:val="5"/>
+      <w:numFmt w:val="decimal"/>
+      <w:lvlText w:val="%3."/>
+      <w:lvlJc w:val="left"/>
+      <w:pPr>
+        <w:ind w:left="2160" w:hanging="480"/>
+      </w:pPr>
+    </w:lvl>
+    <w:lvl w:ilvl="3">
+      <w:start w:val="5"/>
+      <w:numFmt w:val="decimal"/>
+      <w:lvlText w:val="%4."/>
+      <w:lvlJc w:val="left"/>
+      <w:pPr>
+        <w:ind w:left="2880" w:hanging="480"/>
+      </w:pPr>
+    </w:lvl>
+    <w:lvl w:ilvl="4">
+      <w:start w:val="5"/>
+      <w:numFmt w:val="decimal"/>
+      <w:lvlText w:val="%5."/>
+      <w:lvlJc w:val="left"/>
+      <w:pPr>
+        <w:ind w:left="3600" w:hanging="480"/>
+      </w:pPr>
+    </w:lvl>
+    <w:lvl w:ilvl="5">
+      <w:start w:val="5"/>
+      <w:numFmt w:val="decimal"/>
+      <w:lvlText w:val="%6."/>
+      <w:lvlJc w:val="left"/>
+      <w:pPr>
+        <w:ind w:left="4320" w:hanging="480"/>
+      </w:pPr>
+    </w:lvl>
+    <w:lvl w:ilvl="6">
+      <w:start w:val="5"/>
+      <w:numFmt w:val="decimal"/>
+      <w:lvlText w:val="%7."/>
+      <w:lvlJc w:val="left"/>
+      <w:pPr>
+        <w:ind w:left="5040" w:hanging="480"/>
+      </w:pPr>
+    </w:lvl>
+    <w:lvl w:ilvl="7">
+      <w:start w:val="5"/>
+      <w:numFmt w:val="decimal"/>
+      <w:lvlText w:val="%8."/>
+      <w:lvlJc w:val="left"/>
+      <w:pPr>
+        <w:ind w:left="5760" w:hanging="480"/>
+      </w:pPr>
+    </w:lvl>
+    <w:lvl w:ilvl="8">
+      <w:start w:val="5"/>
       <w:numFmt w:val="decimal"/>
       <w:lvlText w:val="%9."/>
       <w:lvlJc w:val="left"/>
@@ -52640,37 +53766,37 @@
     </w:lvlOverride>
   </w:num>
   <w:num w:numId="1006">
-    <w:abstractNumId w:val="991"/>
+    <w:abstractNumId w:val="99415"/>
+    <w:lvlOverride w:ilvl="0">
+      <w:startOverride w:val="5"/>
+    </w:lvlOverride>
+    <w:lvlOverride w:ilvl="1">
+      <w:startOverride w:val="5"/>
+    </w:lvlOverride>
+    <w:lvlOverride w:ilvl="2">
+      <w:startOverride w:val="5"/>
+    </w:lvlOverride>
+    <w:lvlOverride w:ilvl="3">
+      <w:startOverride w:val="5"/>
+    </w:lvlOverride>
+    <w:lvlOverride w:ilvl="4">
+      <w:startOverride w:val="5"/>
+    </w:lvlOverride>
+    <w:lvlOverride w:ilvl="5">
+      <w:startOverride w:val="5"/>
+    </w:lvlOverride>
+    <w:lvlOverride w:ilvl="6">
+      <w:startOverride w:val="5"/>
+    </w:lvlOverride>
+    <w:lvlOverride w:ilvl="7">
+      <w:startOverride w:val="5"/>
+    </w:lvlOverride>
+    <w:lvlOverride w:ilvl="8">
+      <w:startOverride w:val="5"/>
+    </w:lvlOverride>
   </w:num>
   <w:num w:numId="1007">
-    <w:abstractNumId w:val="99411"/>
-    <w:lvlOverride w:ilvl="0">
-      <w:startOverride w:val="1"/>
-    </w:lvlOverride>
-    <w:lvlOverride w:ilvl="1">
-      <w:startOverride w:val="1"/>
-    </w:lvlOverride>
-    <w:lvlOverride w:ilvl="2">
-      <w:startOverride w:val="1"/>
-    </w:lvlOverride>
-    <w:lvlOverride w:ilvl="3">
-      <w:startOverride w:val="1"/>
-    </w:lvlOverride>
-    <w:lvlOverride w:ilvl="4">
-      <w:startOverride w:val="1"/>
-    </w:lvlOverride>
-    <w:lvlOverride w:ilvl="5">
-      <w:startOverride w:val="1"/>
-    </w:lvlOverride>
-    <w:lvlOverride w:ilvl="6">
-      <w:startOverride w:val="1"/>
-    </w:lvlOverride>
-    <w:lvlOverride w:ilvl="7">
-      <w:startOverride w:val="1"/>
-    </w:lvlOverride>
-    <w:lvlOverride w:ilvl="8">
-      <w:startOverride w:val="1"/>
-    </w:lvlOverride>
+    <w:abstractNumId w:val="991"/>
   </w:num>
   <w:num w:numId="1008">
     <w:abstractNumId w:val="99411"/>
@@ -52823,9 +53949,6 @@
     </w:lvlOverride>
   </w:num>
   <w:num w:numId="1013">
-    <w:abstractNumId w:val="991"/>
-  </w:num>
-  <w:num w:numId="1014">
     <w:abstractNumId w:val="99411"/>
     <w:lvlOverride w:ilvl="0">
       <w:startOverride w:val="1"/>
@@ -52854,6 +53977,9 @@
     <w:lvlOverride w:ilvl="8">
       <w:startOverride w:val="1"/>
     </w:lvlOverride>
+  </w:num>
+  <w:num w:numId="1014">
+    <w:abstractNumId w:val="991"/>
   </w:num>
   <w:num w:numId="1015">
     <w:abstractNumId w:val="99411"/>
@@ -52976,9 +54102,39 @@
     </w:lvlOverride>
   </w:num>
   <w:num w:numId="1019">
+    <w:abstractNumId w:val="99411"/>
+    <w:lvlOverride w:ilvl="0">
+      <w:startOverride w:val="1"/>
+    </w:lvlOverride>
+    <w:lvlOverride w:ilvl="1">
+      <w:startOverride w:val="1"/>
+    </w:lvlOverride>
+    <w:lvlOverride w:ilvl="2">
+      <w:startOverride w:val="1"/>
+    </w:lvlOverride>
+    <w:lvlOverride w:ilvl="3">
+      <w:startOverride w:val="1"/>
+    </w:lvlOverride>
+    <w:lvlOverride w:ilvl="4">
+      <w:startOverride w:val="1"/>
+    </w:lvlOverride>
+    <w:lvlOverride w:ilvl="5">
+      <w:startOverride w:val="1"/>
+    </w:lvlOverride>
+    <w:lvlOverride w:ilvl="6">
+      <w:startOverride w:val="1"/>
+    </w:lvlOverride>
+    <w:lvlOverride w:ilvl="7">
+      <w:startOverride w:val="1"/>
+    </w:lvlOverride>
+    <w:lvlOverride w:ilvl="8">
+      <w:startOverride w:val="1"/>
+    </w:lvlOverride>
+  </w:num>
+  <w:num w:numId="1020">
     <w:abstractNumId w:val="991"/>
   </w:num>
-  <w:num w:numId="1020">
+  <w:num w:numId="1021">
     <w:abstractNumId w:val="99411"/>
     <w:lvlOverride w:ilvl="0">
       <w:startOverride w:val="1"/>
